--- a/public/templates/TemplateB.docx
+++ b/public/templates/TemplateB.docx
@@ -3,51 +3,1299 @@
 <w:document xmlns:wpc="http://schemas.microsoft.com/office/word/2010/wordprocessingCanvas" xmlns:cx="http://schemas.microsoft.com/office/drawing/2014/chartex" xmlns:cx1="http://schemas.microsoft.com/office/drawing/2015/9/8/chartex" xmlns:cx2="http://schemas.microsoft.com/office/drawing/2015/10/21/chartex" xmlns:cx3="http://schemas.microsoft.com/office/drawing/2016/5/9/chartex" xmlns:cx4="http://schemas.microsoft.com/office/drawing/2016/5/10/chartex" xmlns:cx5="http://schemas.microsoft.com/office/drawing/2016/5/11/chartex" xmlns:cx6="http://schemas.microsoft.com/office/drawing/2016/5/12/chartex" xmlns:cx7="http://schemas.microsoft.com/office/drawing/2016/5/13/chartex" xmlns:cx8="http://schemas.microsoft.com/office/drawing/2016/5/14/chartex" xmlns:mc="http://schemas.openxmlformats.org/markup-compatibility/2006" xmlns:aink="http://schemas.microsoft.com/office/drawing/2016/ink" xmlns:am3d="http://schemas.microsoft.com/office/drawing/2017/model3d" xmlns:o="urn:schemas-microsoft-com:office:office" xmlns:oel="http://schemas.microsoft.com/office/2019/extlst" xmlns:r="http://schemas.openxmlformats.org/officeDocument/2006/relationships" xmlns:m="http://schemas.openxmlformats.org/officeDocument/2006/math" xmlns:v="urn:schemas-microsoft-com:vml" xmlns:wp14="http://schemas.microsoft.com/office/word/2010/wordprocessingDrawing" xmlns:wp="http://schemas.openxmlformats.org/drawingml/2006/wordprocessingDrawing" xmlns:w10="urn:schemas-microsoft-com:office:word" xmlns:w="http://schemas.openxmlformats.org/wordprocessingml/2006/main" xmlns:w14="http://schemas.microsoft.com/office/word/2010/wordml" xmlns:w15="http://schemas.microsoft.com/office/word/2012/wordml" xmlns:w16cex="http://schemas.microsoft.com/office/word/2018/wordml/cex" xmlns:w16cid="http://schemas.microsoft.com/office/word/2016/wordml/cid" xmlns:w16="http://schemas.microsoft.com/office/word/2018/wordml" xmlns:w16du="http://schemas.microsoft.com/office/word/2023/wordml/word16du" xmlns:w16sdtdh="http://schemas.microsoft.com/office/word/2020/wordml/sdtdatahash" xmlns:w16sdtfl="http://schemas.microsoft.com/office/word/2024/wordml/sdtformatlock" xmlns:w16se="http://schemas.microsoft.com/office/word/2015/wordml/symex" xmlns:wpg="http://schemas.microsoft.com/office/word/2010/wordprocessingGroup" xmlns:wpi="http://schemas.microsoft.com/office/word/2010/wordprocessingInk" xmlns:wne="http://schemas.microsoft.com/office/word/2006/wordml" xmlns:wps="http://schemas.microsoft.com/office/word/2010/wordprocessingShape" mc:Ignorable="w14 w15 w16se w16cid w16 w16cex w16sdtdh w16sdtfl w16du wp14">
   <w:body>
     <w:p>
-      <w:r>
+      <w:pPr>
+        <w:rPr>
+          <w:rFonts w:ascii="Georgia Pro Black" w:hAnsi="Georgia Pro Black"/>
+          <w:b/>
+          <w:bCs/>
+          <w:sz w:val="56"/>
+          <w:szCs w:val="56"/>
+        </w:rPr>
+      </w:pPr>
+      <w:r>
+        <w:rPr>
+          <w:rFonts w:ascii="Georgia Pro Black" w:hAnsi="Georgia Pro Black"/>
+          <w:b/>
+          <w:bCs/>
+          <w:sz w:val="56"/>
+          <w:szCs w:val="56"/>
+        </w:rPr>
         <w:t>{name}</w:t>
       </w:r>
     </w:p>
+    <w:p>
+      <w:pPr>
+        <w:spacing w:after="0" w:line="240" w:lineRule="auto"/>
+        <w:rPr>
+          <w:sz w:val="28"/>
+          <w:szCs w:val="28"/>
+        </w:rPr>
+      </w:pPr>
+      <w:r>
+        <w:rPr>
+          <w:sz w:val="28"/>
+          <w:szCs w:val="28"/>
+        </w:rPr>
+        <w:t>{address}</w:t>
+      </w:r>
+    </w:p>
+    <w:p>
+      <w:pPr>
+        <w:spacing w:after="0" w:line="240" w:lineRule="auto"/>
+        <w:rPr>
+          <w:sz w:val="28"/>
+          <w:szCs w:val="28"/>
+        </w:rPr>
+      </w:pPr>
+      <w:r>
+        <w:rPr>
+          <w:sz w:val="28"/>
+          <w:szCs w:val="28"/>
+        </w:rPr>
+        <w:t>{city}, {state} {zip}</w:t>
+      </w:r>
+    </w:p>
+    <w:p>
+      <w:pPr>
+        <w:spacing w:after="0" w:line="240" w:lineRule="auto"/>
+        <w:rPr>
+          <w:sz w:val="28"/>
+          <w:szCs w:val="28"/>
+        </w:rPr>
+      </w:pPr>
+      <w:r>
+        <w:rPr>
+          <w:sz w:val="28"/>
+          <w:szCs w:val="28"/>
+        </w:rPr>
+        <w:t>{</w:t>
+      </w:r>
+      <w:proofErr w:type="gramStart"/>
+      <w:r>
+        <w:rPr>
+          <w:sz w:val="28"/>
+          <w:szCs w:val="28"/>
+        </w:rPr>
+        <w:t>phone}  |</w:t>
+      </w:r>
+      <w:proofErr w:type="gramEnd"/>
+      <w:r>
+        <w:rPr>
+          <w:sz w:val="28"/>
+          <w:szCs w:val="28"/>
+        </w:rPr>
+        <w:t xml:space="preserve">  {email}</w:t>
+      </w:r>
+    </w:p>
+    <w:p>
+      <w:pPr>
+        <w:rPr>
+          <w:sz w:val="28"/>
+          <w:szCs w:val="28"/>
+        </w:rPr>
+      </w:pPr>
+    </w:p>
+    <w:p>
+      <w:pPr>
+        <w:pBdr>
+          <w:bottom w:val="single" w:sz="12" w:space="1" w:color="auto"/>
+        </w:pBdr>
+        <w:rPr>
+          <w:sz w:val="48"/>
+          <w:szCs w:val="48"/>
+        </w:rPr>
+      </w:pPr>
+      <w:r>
+        <w:rPr>
+          <w:sz w:val="48"/>
+          <w:szCs w:val="48"/>
+        </w:rPr>
+        <w:t>PROFESSIONAL SUMMARY</w:t>
+      </w:r>
+    </w:p>
+    <w:p>
+      <w:r>
+        <w:t>{</w:t>
+      </w:r>
+      <w:proofErr w:type="spellStart"/>
+      <w:r>
+        <w:t>professionalSummary</w:t>
+      </w:r>
+      <w:proofErr w:type="spellEnd"/>
+      <w:r>
+        <w:t>}</w:t>
+      </w:r>
+    </w:p>
+    <w:p>
+      <w:pPr>
+        <w:spacing w:after="0" w:line="240" w:lineRule="auto"/>
+        <w:ind w:left="720"/>
+      </w:pPr>
+      <w:r>
+        <w:t>{#summary</w:t>
+      </w:r>
+      <w:proofErr w:type="gramStart"/>
+      <w:r>
+        <w:t>1}•</w:t>
+      </w:r>
+      <w:proofErr w:type="gramEnd"/>
+      <w:r>
+        <w:t xml:space="preserve"> {summary</w:t>
+      </w:r>
+      <w:proofErr w:type="gramStart"/>
+      <w:r>
+        <w:t>1}{</w:t>
+      </w:r>
+      <w:proofErr w:type="gramEnd"/>
+      <w:r>
+        <w:t>/summary1}</w:t>
+      </w:r>
+    </w:p>
+    <w:p>
+      <w:pPr>
+        <w:spacing w:after="0" w:line="240" w:lineRule="auto"/>
+        <w:ind w:left="720"/>
+      </w:pPr>
+      <w:r>
+        <w:t>{#summary</w:t>
+      </w:r>
+      <w:proofErr w:type="gramStart"/>
+      <w:r>
+        <w:t>2}•</w:t>
+      </w:r>
+      <w:proofErr w:type="gramEnd"/>
+      <w:r>
+        <w:t xml:space="preserve"> {summary</w:t>
+      </w:r>
+      <w:proofErr w:type="gramStart"/>
+      <w:r>
+        <w:t>2}{</w:t>
+      </w:r>
+      <w:proofErr w:type="gramEnd"/>
+      <w:r>
+        <w:t>/summary2}</w:t>
+      </w:r>
+    </w:p>
+    <w:p>
+      <w:pPr>
+        <w:spacing w:after="0" w:line="240" w:lineRule="auto"/>
+        <w:ind w:left="720"/>
+      </w:pPr>
+      <w:r>
+        <w:t>{#summary</w:t>
+      </w:r>
+      <w:proofErr w:type="gramStart"/>
+      <w:r>
+        <w:t>3}•</w:t>
+      </w:r>
+      <w:proofErr w:type="gramEnd"/>
+      <w:r>
+        <w:t xml:space="preserve"> {summary</w:t>
+      </w:r>
+      <w:proofErr w:type="gramStart"/>
+      <w:r>
+        <w:t>3}{</w:t>
+      </w:r>
+      <w:proofErr w:type="gramEnd"/>
+      <w:r>
+        <w:t>/summary3}</w:t>
+      </w:r>
+    </w:p>
+    <w:p>
+      <w:pPr>
+        <w:spacing w:after="0" w:line="240" w:lineRule="auto"/>
+        <w:ind w:left="720"/>
+      </w:pPr>
+      <w:r>
+        <w:t>{#summary</w:t>
+      </w:r>
+      <w:proofErr w:type="gramStart"/>
+      <w:r>
+        <w:t>4}•</w:t>
+      </w:r>
+      <w:proofErr w:type="gramEnd"/>
+      <w:r>
+        <w:t xml:space="preserve"> {summary</w:t>
+      </w:r>
+      <w:proofErr w:type="gramStart"/>
+      <w:r>
+        <w:t>4}{</w:t>
+      </w:r>
+      <w:proofErr w:type="gramEnd"/>
+      <w:r>
+        <w:t>/summary4}</w:t>
+      </w:r>
+    </w:p>
+    <w:p>
+      <w:pPr>
+        <w:spacing w:after="0" w:line="240" w:lineRule="auto"/>
+        <w:ind w:left="720"/>
+      </w:pPr>
+      <w:r>
+        <w:t>{#summary</w:t>
+      </w:r>
+      <w:proofErr w:type="gramStart"/>
+      <w:r>
+        <w:t>5}•</w:t>
+      </w:r>
+      <w:proofErr w:type="gramEnd"/>
+      <w:r>
+        <w:t xml:space="preserve"> {summary</w:t>
+      </w:r>
+      <w:proofErr w:type="gramStart"/>
+      <w:r>
+        <w:t>5}{</w:t>
+      </w:r>
+      <w:proofErr w:type="gramEnd"/>
+      <w:r>
+        <w:t>/summary5}</w:t>
+      </w:r>
+    </w:p>
+    <w:p>
+      <w:pPr>
+        <w:pBdr>
+          <w:bottom w:val="single" w:sz="12" w:space="1" w:color="auto"/>
+        </w:pBdr>
+      </w:pPr>
+      <w:r>
+        <w:t>{#hasWorkExperience}</w:t>
+      </w:r>
+    </w:p>
+    <w:p>
+      <w:pPr>
+        <w:pBdr>
+          <w:bottom w:val="single" w:sz="12" w:space="1" w:color="auto"/>
+        </w:pBdr>
+      </w:pPr>
+    </w:p>
+    <w:p>
+      <w:pPr>
+        <w:pBdr>
+          <w:bottom w:val="single" w:sz="12" w:space="1" w:color="auto"/>
+        </w:pBdr>
+      </w:pPr>
+      <w:r>
+        <w:rPr>
+          <w:sz w:val="56"/>
+          <w:szCs w:val="56"/>
+        </w:rPr>
+        <w:t>WORK EXPERIENCE</w:t>
+      </w:r>
+    </w:p>
+    <w:p>
+      <w:r>
+        <w:t>{#workExperience}</w:t>
+      </w:r>
+    </w:p>
+    <w:tbl>
+      <w:tblPr>
+        <w:tblStyle w:val="TableGrid"/>
+        <w:tblW w:w="0" w:type="auto"/>
+        <w:tblBorders>
+          <w:top w:val="none" w:sz="0" w:space="0" w:color="auto"/>
+          <w:left w:val="none" w:sz="0" w:space="0" w:color="auto"/>
+          <w:bottom w:val="none" w:sz="0" w:space="0" w:color="auto"/>
+          <w:right w:val="none" w:sz="0" w:space="0" w:color="auto"/>
+          <w:insideH w:val="none" w:sz="0" w:space="0" w:color="auto"/>
+          <w:insideV w:val="none" w:sz="0" w:space="0" w:color="auto"/>
+        </w:tblBorders>
+        <w:tblLook w:val="04A0" w:firstRow="1" w:lastRow="0" w:firstColumn="1" w:lastColumn="0" w:noHBand="0" w:noVBand="1"/>
+      </w:tblPr>
+      <w:tblGrid>
+        <w:gridCol w:w="4675"/>
+        <w:gridCol w:w="4675"/>
+      </w:tblGrid>
+      <w:tr>
+        <w:tc>
+          <w:tcPr>
+            <w:tcW w:w="4675" w:type="dxa"/>
+          </w:tcPr>
+          <w:p>
+            <w:pPr>
+              <w:rPr>
+                <w:sz w:val="28"/>
+                <w:szCs w:val="28"/>
+              </w:rPr>
+            </w:pPr>
+            <w:proofErr w:type="gramStart"/>
+            <w:r>
+              <w:rPr>
+                <w:sz w:val="28"/>
+                <w:szCs w:val="28"/>
+              </w:rPr>
+              <w:t>{title}, {</w:t>
+            </w:r>
+            <w:proofErr w:type="gramEnd"/>
+            <w:r>
+              <w:rPr>
+                <w:sz w:val="28"/>
+                <w:szCs w:val="28"/>
+              </w:rPr>
+              <w:t xml:space="preserve">employer} </w:t>
+            </w:r>
+          </w:p>
+          <w:p>
+            <w:pPr>
+              <w:rPr>
+                <w:i/>
+                <w:iCs/>
+              </w:rPr>
+            </w:pPr>
+            <w:r>
+              <w:rPr>
+                <w:i/>
+                <w:iCs/>
+              </w:rPr>
+              <w:t>({</w:t>
+            </w:r>
+            <w:proofErr w:type="spellStart"/>
+            <w:r>
+              <w:rPr>
+                <w:i/>
+                <w:iCs/>
+              </w:rPr>
+              <w:t>employerCity</w:t>
+            </w:r>
+            <w:proofErr w:type="spellEnd"/>
+            <w:r>
+              <w:rPr>
+                <w:i/>
+                <w:iCs/>
+              </w:rPr>
+              <w:t>}, {</w:t>
+            </w:r>
+            <w:proofErr w:type="spellStart"/>
+            <w:r>
+              <w:rPr>
+                <w:i/>
+                <w:iCs/>
+              </w:rPr>
+              <w:t>employerState</w:t>
+            </w:r>
+            <w:proofErr w:type="spellEnd"/>
+            <w:r>
+              <w:rPr>
+                <w:i/>
+                <w:iCs/>
+              </w:rPr>
+              <w:t>})</w:t>
+            </w:r>
+          </w:p>
+        </w:tc>
+        <w:tc>
+          <w:tcPr>
+            <w:tcW w:w="4675" w:type="dxa"/>
+          </w:tcPr>
+          <w:p>
+            <w:pPr>
+              <w:jc w:val="right"/>
+              <w:rPr>
+                <w:sz w:val="28"/>
+                <w:szCs w:val="28"/>
+              </w:rPr>
+            </w:pPr>
+            <w:r>
+              <w:rPr>
+                <w:sz w:val="28"/>
+                <w:szCs w:val="28"/>
+              </w:rPr>
+              <w:t>{start} – {end}</w:t>
+            </w:r>
+          </w:p>
+        </w:tc>
+      </w:tr>
+    </w:tbl>
+    <w:p>
+      <w:pPr>
+        <w:spacing w:after="0" w:line="240" w:lineRule="auto"/>
+        <w:ind w:left="720"/>
+      </w:pPr>
+      <w:r>
+        <w:t>{#task</w:t>
+      </w:r>
+      <w:proofErr w:type="gramStart"/>
+      <w:r>
+        <w:t>1}•</w:t>
+      </w:r>
+      <w:proofErr w:type="gramEnd"/>
+      <w:r>
+        <w:t xml:space="preserve"> {task</w:t>
+      </w:r>
+      <w:proofErr w:type="gramStart"/>
+      <w:r>
+        <w:t>1}{</w:t>
+      </w:r>
+      <w:proofErr w:type="gramEnd"/>
+      <w:r>
+        <w:t>/task1}</w:t>
+      </w:r>
+    </w:p>
+    <w:p>
+      <w:pPr>
+        <w:spacing w:after="0" w:line="240" w:lineRule="auto"/>
+        <w:ind w:left="720"/>
+      </w:pPr>
+      <w:r>
+        <w:t>{#task</w:t>
+      </w:r>
+      <w:proofErr w:type="gramStart"/>
+      <w:r>
+        <w:t>2}•</w:t>
+      </w:r>
+      <w:proofErr w:type="gramEnd"/>
+      <w:r>
+        <w:t xml:space="preserve"> {task</w:t>
+      </w:r>
+      <w:proofErr w:type="gramStart"/>
+      <w:r>
+        <w:t>2}{</w:t>
+      </w:r>
+      <w:proofErr w:type="gramEnd"/>
+      <w:r>
+        <w:t>/task2}</w:t>
+      </w:r>
+    </w:p>
+    <w:p>
+      <w:pPr>
+        <w:spacing w:after="0" w:line="240" w:lineRule="auto"/>
+        <w:ind w:left="720"/>
+      </w:pPr>
+      <w:r>
+        <w:t>{#task</w:t>
+      </w:r>
+      <w:proofErr w:type="gramStart"/>
+      <w:r>
+        <w:t>3}•</w:t>
+      </w:r>
+      <w:proofErr w:type="gramEnd"/>
+      <w:r>
+        <w:t xml:space="preserve"> {task</w:t>
+      </w:r>
+      <w:proofErr w:type="gramStart"/>
+      <w:r>
+        <w:t>3}{</w:t>
+      </w:r>
+      <w:proofErr w:type="gramEnd"/>
+      <w:r>
+        <w:t>/task3}</w:t>
+      </w:r>
+    </w:p>
+    <w:p>
+      <w:pPr>
+        <w:spacing w:after="0" w:line="240" w:lineRule="auto"/>
+        <w:ind w:left="720"/>
+      </w:pPr>
+      <w:r>
+        <w:t>{#task</w:t>
+      </w:r>
+      <w:proofErr w:type="gramStart"/>
+      <w:r>
+        <w:t>4}•</w:t>
+      </w:r>
+      <w:proofErr w:type="gramEnd"/>
+      <w:r>
+        <w:t xml:space="preserve"> {task</w:t>
+      </w:r>
+      <w:proofErr w:type="gramStart"/>
+      <w:r>
+        <w:t>4}{</w:t>
+      </w:r>
+      <w:proofErr w:type="gramEnd"/>
+      <w:r>
+        <w:t>/task4}</w:t>
+      </w:r>
+    </w:p>
+    <w:p>
+      <w:pPr>
+        <w:spacing w:after="0" w:line="240" w:lineRule="auto"/>
+        <w:ind w:left="720"/>
+      </w:pPr>
+      <w:r>
+        <w:t>{#task</w:t>
+      </w:r>
+      <w:proofErr w:type="gramStart"/>
+      <w:r>
+        <w:t>5}•</w:t>
+      </w:r>
+      <w:proofErr w:type="gramEnd"/>
+      <w:r>
+        <w:t xml:space="preserve"> {task</w:t>
+      </w:r>
+      <w:proofErr w:type="gramStart"/>
+      <w:r>
+        <w:t>5}{</w:t>
+      </w:r>
+      <w:proofErr w:type="gramEnd"/>
+      <w:r>
+        <w:t>/task5}</w:t>
+      </w:r>
+    </w:p>
+    <w:p>
+      <w:r>
+        <w:t>{/</w:t>
+      </w:r>
+      <w:proofErr w:type="spellStart"/>
+      <w:r>
+        <w:t>workExperience</w:t>
+      </w:r>
+      <w:proofErr w:type="spellEnd"/>
+      <w:r>
+        <w:t>}</w:t>
+      </w:r>
+    </w:p>
+    <w:p>
+      <w:pPr>
+        <w:pBdr>
+          <w:bottom w:val="single" w:sz="12" w:space="1" w:color="auto"/>
+        </w:pBdr>
+      </w:pPr>
+      <w:r>
+        <w:t>{/</w:t>
+      </w:r>
+      <w:proofErr w:type="spellStart"/>
+      <w:r>
+        <w:t>hasWorkExperience</w:t>
+      </w:r>
+      <w:proofErr w:type="spellEnd"/>
+      <w:r>
+        <w:t>}</w:t>
+      </w:r>
+    </w:p>
+    <w:p>
+      <w:r>
+        <w:t>{#hasEducation}</w:t>
+      </w:r>
+    </w:p>
+    <w:p>
+      <w:pPr>
+        <w:pBdr>
+          <w:bottom w:val="single" w:sz="12" w:space="1" w:color="auto"/>
+        </w:pBdr>
+        <w:rPr>
+          <w:sz w:val="56"/>
+          <w:szCs w:val="56"/>
+        </w:rPr>
+      </w:pPr>
+      <w:r>
+        <w:rPr>
+          <w:sz w:val="56"/>
+          <w:szCs w:val="56"/>
+        </w:rPr>
+        <w:t>EDUCATION</w:t>
+      </w:r>
+    </w:p>
+    <w:p>
+      <w:r>
+        <w:t>{#education}</w:t>
+      </w:r>
+    </w:p>
+    <w:tbl>
+      <w:tblPr>
+        <w:tblStyle w:val="TableGrid"/>
+        <w:tblW w:w="0" w:type="auto"/>
+        <w:tblBorders>
+          <w:top w:val="none" w:sz="0" w:space="0" w:color="auto"/>
+          <w:left w:val="none" w:sz="0" w:space="0" w:color="auto"/>
+          <w:bottom w:val="none" w:sz="0" w:space="0" w:color="auto"/>
+          <w:right w:val="none" w:sz="0" w:space="0" w:color="auto"/>
+          <w:insideH w:val="none" w:sz="0" w:space="0" w:color="auto"/>
+          <w:insideV w:val="none" w:sz="0" w:space="0" w:color="auto"/>
+        </w:tblBorders>
+        <w:tblLook w:val="04A0" w:firstRow="1" w:lastRow="0" w:firstColumn="1" w:lastColumn="0" w:noHBand="0" w:noVBand="1"/>
+      </w:tblPr>
+      <w:tblGrid>
+        <w:gridCol w:w="4675"/>
+        <w:gridCol w:w="4675"/>
+      </w:tblGrid>
+      <w:tr>
+        <w:tc>
+          <w:tcPr>
+            <w:tcW w:w="4675" w:type="dxa"/>
+          </w:tcPr>
+          <w:p>
+            <w:pPr>
+              <w:rPr>
+                <w:sz w:val="28"/>
+                <w:szCs w:val="28"/>
+              </w:rPr>
+            </w:pPr>
+            <w:r>
+              <w:rPr>
+                <w:sz w:val="28"/>
+                <w:szCs w:val="28"/>
+              </w:rPr>
+              <w:t>{school} — {</w:t>
+            </w:r>
+            <w:proofErr w:type="spellStart"/>
+            <w:r>
+              <w:rPr>
+                <w:sz w:val="28"/>
+                <w:szCs w:val="28"/>
+              </w:rPr>
+              <w:t>eduCity</w:t>
+            </w:r>
+            <w:proofErr w:type="spellEnd"/>
+            <w:r>
+              <w:rPr>
+                <w:sz w:val="28"/>
+                <w:szCs w:val="28"/>
+              </w:rPr>
+              <w:t>}, {</w:t>
+            </w:r>
+            <w:proofErr w:type="spellStart"/>
+            <w:r>
+              <w:rPr>
+                <w:sz w:val="28"/>
+                <w:szCs w:val="28"/>
+              </w:rPr>
+              <w:t>eduState</w:t>
+            </w:r>
+            <w:proofErr w:type="spellEnd"/>
+            <w:r>
+              <w:rPr>
+                <w:sz w:val="28"/>
+                <w:szCs w:val="28"/>
+              </w:rPr>
+              <w:t>}</w:t>
+            </w:r>
+          </w:p>
+          <w:p>
+            <w:pPr>
+              <w:spacing w:line="278" w:lineRule="auto"/>
+              <w:rPr>
+                <w:i/>
+                <w:iCs/>
+              </w:rPr>
+            </w:pPr>
+            <w:r>
+              <w:rPr>
+                <w:i/>
+                <w:iCs/>
+              </w:rPr>
+              <w:t xml:space="preserve">{program} </w:t>
+            </w:r>
+          </w:p>
+          <w:p>
+            <w:pPr>
+              <w:spacing w:line="278" w:lineRule="auto"/>
+              <w:rPr>
+                <w:i/>
+                <w:iCs/>
+              </w:rPr>
+            </w:pPr>
+          </w:p>
+          <w:p>
+            <w:r>
+              <w:lastRenderedPageBreak/>
+              <w:t>{notes}</w:t>
+            </w:r>
+          </w:p>
+          <w:p/>
+        </w:tc>
+        <w:tc>
+          <w:tcPr>
+            <w:tcW w:w="4675" w:type="dxa"/>
+          </w:tcPr>
+          <w:p>
+            <w:pPr>
+              <w:jc w:val="right"/>
+            </w:pPr>
+            <w:r>
+              <w:lastRenderedPageBreak/>
+              <w:t>{</w:t>
+            </w:r>
+            <w:proofErr w:type="spellStart"/>
+            <w:r>
+              <w:t>startDate</w:t>
+            </w:r>
+            <w:proofErr w:type="spellEnd"/>
+            <w:r>
+              <w:t>} – {</w:t>
+            </w:r>
+            <w:proofErr w:type="spellStart"/>
+            <w:r>
+              <w:t>endDate</w:t>
+            </w:r>
+            <w:proofErr w:type="spellEnd"/>
+            <w:r>
+              <w:t>}</w:t>
+            </w:r>
+          </w:p>
+          <w:p/>
+        </w:tc>
+      </w:tr>
+    </w:tbl>
     <w:p/>
-    <w:p>
-      <w:r>
-        <w:t>WORK EXPERIENCE</w:t>
-      </w:r>
-    </w:p>
-    <w:p>
-      <w:r>
-        <w:t>{#workExperience}</w:t>
-      </w:r>
-    </w:p>
-    <w:p>
-      <w:r>
-        <w:t>{employer}</w:t>
-      </w:r>
-    </w:p>
-    <w:p>
-      <w:r>
-        <w:t>{title} | {start} – {end}</w:t>
-      </w:r>
-    </w:p>
     <w:p/>
     <w:p>
       <w:r>
-        <w:t>Tasks: {#tasks}{.} | {/tasks}</w:t>
+        <w:t>{/education}</w:t>
+      </w:r>
+    </w:p>
+    <w:p>
+      <w:r>
+        <w:t>{/</w:t>
+      </w:r>
+      <w:proofErr w:type="spellStart"/>
+      <w:r>
+        <w:t>hasEducation</w:t>
+      </w:r>
+      <w:proofErr w:type="spellEnd"/>
+      <w:r>
+        <w:t>}</w:t>
       </w:r>
     </w:p>
     <w:p/>
     <w:p>
-      <w:r>
-        <w:t>{/</w:t>
-      </w:r>
-      <w:proofErr w:type="spellStart"/>
-      <w:r>
-        <w:t>workExperience</w:t>
-      </w:r>
-      <w:proofErr w:type="spellEnd"/>
-      <w:r>
-        <w:t>}</w:t>
-      </w:r>
-    </w:p>
+      <w:pPr>
+        <w:pBdr>
+          <w:bottom w:val="single" w:sz="12" w:space="1" w:color="auto"/>
+        </w:pBdr>
+        <w:rPr>
+          <w:sz w:val="56"/>
+          <w:szCs w:val="56"/>
+        </w:rPr>
+      </w:pPr>
+      <w:r>
+        <w:rPr>
+          <w:sz w:val="56"/>
+          <w:szCs w:val="56"/>
+        </w:rPr>
+        <w:t xml:space="preserve">SKILLS AND CERTIFICATIONS </w:t>
+      </w:r>
+    </w:p>
+    <w:p/>
+    <w:tbl>
+      <w:tblPr>
+        <w:tblStyle w:val="TableGrid"/>
+        <w:tblW w:w="0" w:type="auto"/>
+        <w:tblBorders>
+          <w:top w:val="none" w:sz="0" w:space="0" w:color="auto"/>
+          <w:left w:val="none" w:sz="0" w:space="0" w:color="auto"/>
+          <w:bottom w:val="none" w:sz="0" w:space="0" w:color="auto"/>
+          <w:right w:val="none" w:sz="0" w:space="0" w:color="auto"/>
+          <w:insideH w:val="none" w:sz="0" w:space="0" w:color="auto"/>
+          <w:insideV w:val="none" w:sz="0" w:space="0" w:color="auto"/>
+        </w:tblBorders>
+        <w:tblLook w:val="04A0" w:firstRow="1" w:lastRow="0" w:firstColumn="1" w:lastColumn="0" w:noHBand="0" w:noVBand="1"/>
+      </w:tblPr>
+      <w:tblGrid>
+        <w:gridCol w:w="4675"/>
+        <w:gridCol w:w="4675"/>
+      </w:tblGrid>
+      <w:tr>
+        <w:tc>
+          <w:tcPr>
+            <w:tcW w:w="4675" w:type="dxa"/>
+          </w:tcPr>
+          <w:p>
+            <w:r>
+              <w:t>{#hasProgramCerts}</w:t>
+            </w:r>
+          </w:p>
+          <w:p>
+            <w:pPr>
+              <w:rPr>
+                <w:i/>
+                <w:iCs/>
+                <w:sz w:val="28"/>
+                <w:szCs w:val="28"/>
+              </w:rPr>
+            </w:pPr>
+            <w:r>
+              <w:rPr>
+                <w:i/>
+                <w:iCs/>
+                <w:sz w:val="28"/>
+                <w:szCs w:val="28"/>
+              </w:rPr>
+              <w:t>CERTIFICATIONS</w:t>
+            </w:r>
+          </w:p>
+          <w:p>
+            <w:r>
+              <w:t>{#cert</w:t>
+            </w:r>
+            <w:proofErr w:type="gramStart"/>
+            <w:r>
+              <w:t>1}•</w:t>
+            </w:r>
+            <w:proofErr w:type="gramEnd"/>
+            <w:r>
+              <w:t xml:space="preserve"> {cert</w:t>
+            </w:r>
+            <w:proofErr w:type="gramStart"/>
+            <w:r>
+              <w:t>1}{</w:t>
+            </w:r>
+            <w:proofErr w:type="gramEnd"/>
+            <w:r>
+              <w:t>/cert1}</w:t>
+            </w:r>
+          </w:p>
+          <w:p>
+            <w:r>
+              <w:t>{#cert</w:t>
+            </w:r>
+            <w:proofErr w:type="gramStart"/>
+            <w:r>
+              <w:t>2}•</w:t>
+            </w:r>
+            <w:proofErr w:type="gramEnd"/>
+            <w:r>
+              <w:t xml:space="preserve"> {cert</w:t>
+            </w:r>
+            <w:proofErr w:type="gramStart"/>
+            <w:r>
+              <w:t>2}{</w:t>
+            </w:r>
+            <w:proofErr w:type="gramEnd"/>
+            <w:r>
+              <w:t>/cert2}</w:t>
+            </w:r>
+          </w:p>
+          <w:p>
+            <w:r>
+              <w:t>{#cert</w:t>
+            </w:r>
+            <w:proofErr w:type="gramStart"/>
+            <w:r>
+              <w:t>3}•</w:t>
+            </w:r>
+            <w:proofErr w:type="gramEnd"/>
+            <w:r>
+              <w:t xml:space="preserve"> {cert</w:t>
+            </w:r>
+            <w:proofErr w:type="gramStart"/>
+            <w:r>
+              <w:t>3}{</w:t>
+            </w:r>
+            <w:proofErr w:type="gramEnd"/>
+            <w:r>
+              <w:t>/cert3}</w:t>
+            </w:r>
+          </w:p>
+          <w:p>
+            <w:r>
+              <w:t>{#cert</w:t>
+            </w:r>
+            <w:proofErr w:type="gramStart"/>
+            <w:r>
+              <w:t>4}•</w:t>
+            </w:r>
+            <w:proofErr w:type="gramEnd"/>
+            <w:r>
+              <w:t xml:space="preserve"> {cert</w:t>
+            </w:r>
+            <w:proofErr w:type="gramStart"/>
+            <w:r>
+              <w:t>4}{</w:t>
+            </w:r>
+            <w:proofErr w:type="gramEnd"/>
+            <w:r>
+              <w:t>/cert4}</w:t>
+            </w:r>
+          </w:p>
+          <w:p>
+            <w:r>
+              <w:t>{#cert</w:t>
+            </w:r>
+            <w:proofErr w:type="gramStart"/>
+            <w:r>
+              <w:t>5}•</w:t>
+            </w:r>
+            <w:proofErr w:type="gramEnd"/>
+            <w:r>
+              <w:t xml:space="preserve"> {cert</w:t>
+            </w:r>
+            <w:proofErr w:type="gramStart"/>
+            <w:r>
+              <w:t>5}{</w:t>
+            </w:r>
+            <w:proofErr w:type="gramEnd"/>
+            <w:r>
+              <w:t>/cert5}</w:t>
+            </w:r>
+          </w:p>
+          <w:p>
+            <w:r>
+              <w:t>{#cert</w:t>
+            </w:r>
+            <w:proofErr w:type="gramStart"/>
+            <w:r>
+              <w:t>6}•</w:t>
+            </w:r>
+            <w:proofErr w:type="gramEnd"/>
+            <w:r>
+              <w:t xml:space="preserve"> {cert</w:t>
+            </w:r>
+            <w:proofErr w:type="gramStart"/>
+            <w:r>
+              <w:t>6}{</w:t>
+            </w:r>
+            <w:proofErr w:type="gramEnd"/>
+            <w:r>
+              <w:t>/cert6}</w:t>
+            </w:r>
+          </w:p>
+          <w:p>
+            <w:r>
+              <w:t>{#cert</w:t>
+            </w:r>
+            <w:proofErr w:type="gramStart"/>
+            <w:r>
+              <w:t>7}•</w:t>
+            </w:r>
+            <w:proofErr w:type="gramEnd"/>
+            <w:r>
+              <w:t xml:space="preserve"> {cert</w:t>
+            </w:r>
+            <w:proofErr w:type="gramStart"/>
+            <w:r>
+              <w:t>7}{</w:t>
+            </w:r>
+            <w:proofErr w:type="gramEnd"/>
+            <w:r>
+              <w:t>/cert7}</w:t>
+            </w:r>
+          </w:p>
+          <w:p>
+            <w:r>
+              <w:t>{#cert</w:t>
+            </w:r>
+            <w:proofErr w:type="gramStart"/>
+            <w:r>
+              <w:t>8}•</w:t>
+            </w:r>
+            <w:proofErr w:type="gramEnd"/>
+            <w:r>
+              <w:t xml:space="preserve"> {cert</w:t>
+            </w:r>
+            <w:proofErr w:type="gramStart"/>
+            <w:r>
+              <w:t>8}{</w:t>
+            </w:r>
+            <w:proofErr w:type="gramEnd"/>
+            <w:r>
+              <w:t>/cert8}</w:t>
+            </w:r>
+          </w:p>
+          <w:p>
+            <w:r>
+              <w:t>{#cert</w:t>
+            </w:r>
+            <w:proofErr w:type="gramStart"/>
+            <w:r>
+              <w:t>9}•</w:t>
+            </w:r>
+            <w:proofErr w:type="gramEnd"/>
+            <w:r>
+              <w:t xml:space="preserve"> {cert</w:t>
+            </w:r>
+            <w:proofErr w:type="gramStart"/>
+            <w:r>
+              <w:t>9}{</w:t>
+            </w:r>
+            <w:proofErr w:type="gramEnd"/>
+            <w:r>
+              <w:t>/cert9}</w:t>
+            </w:r>
+          </w:p>
+          <w:p>
+            <w:r>
+              <w:t>{#cert</w:t>
+            </w:r>
+            <w:proofErr w:type="gramStart"/>
+            <w:r>
+              <w:t>10}•</w:t>
+            </w:r>
+            <w:proofErr w:type="gramEnd"/>
+            <w:r>
+              <w:t xml:space="preserve"> {cert</w:t>
+            </w:r>
+            <w:proofErr w:type="gramStart"/>
+            <w:r>
+              <w:t>10}{</w:t>
+            </w:r>
+            <w:proofErr w:type="gramEnd"/>
+            <w:r>
+              <w:t>/cert10}</w:t>
+            </w:r>
+          </w:p>
+          <w:p>
+            <w:r>
+              <w:t>{/</w:t>
+            </w:r>
+            <w:proofErr w:type="spellStart"/>
+            <w:r>
+              <w:t>hasProgramCerts</w:t>
+            </w:r>
+            <w:proofErr w:type="spellEnd"/>
+            <w:r>
+              <w:t>}</w:t>
+            </w:r>
+          </w:p>
+          <w:p/>
+        </w:tc>
+        <w:tc>
+          <w:tcPr>
+            <w:tcW w:w="4675" w:type="dxa"/>
+          </w:tcPr>
+          <w:p>
+            <w:r>
+              <w:t>{#hasExtraSkills}</w:t>
+            </w:r>
+          </w:p>
+          <w:p>
+            <w:pPr>
+              <w:rPr>
+                <w:i/>
+                <w:iCs/>
+                <w:sz w:val="28"/>
+                <w:szCs w:val="28"/>
+              </w:rPr>
+            </w:pPr>
+            <w:r>
+              <w:rPr>
+                <w:i/>
+                <w:iCs/>
+                <w:sz w:val="28"/>
+                <w:szCs w:val="28"/>
+              </w:rPr>
+              <w:t>SKILLS</w:t>
+            </w:r>
+          </w:p>
+          <w:p>
+            <w:r>
+              <w:t>{#skill</w:t>
+            </w:r>
+            <w:proofErr w:type="gramStart"/>
+            <w:r>
+              <w:t>1}•</w:t>
+            </w:r>
+            <w:proofErr w:type="gramEnd"/>
+            <w:r>
+              <w:t xml:space="preserve"> {skill</w:t>
+            </w:r>
+            <w:proofErr w:type="gramStart"/>
+            <w:r>
+              <w:t>1}{</w:t>
+            </w:r>
+            <w:proofErr w:type="gramEnd"/>
+            <w:r>
+              <w:t>/skill1}</w:t>
+            </w:r>
+          </w:p>
+          <w:p>
+            <w:r>
+              <w:t>{#skill</w:t>
+            </w:r>
+            <w:proofErr w:type="gramStart"/>
+            <w:r>
+              <w:t>2}•</w:t>
+            </w:r>
+            <w:proofErr w:type="gramEnd"/>
+            <w:r>
+              <w:t xml:space="preserve"> {skill</w:t>
+            </w:r>
+            <w:proofErr w:type="gramStart"/>
+            <w:r>
+              <w:t>2}{</w:t>
+            </w:r>
+            <w:proofErr w:type="gramEnd"/>
+            <w:r>
+              <w:t>/skill2}</w:t>
+            </w:r>
+          </w:p>
+          <w:p>
+            <w:r>
+              <w:t>{#skill</w:t>
+            </w:r>
+            <w:proofErr w:type="gramStart"/>
+            <w:r>
+              <w:t>3}•</w:t>
+            </w:r>
+            <w:proofErr w:type="gramEnd"/>
+            <w:r>
+              <w:t xml:space="preserve"> {skill</w:t>
+            </w:r>
+            <w:proofErr w:type="gramStart"/>
+            <w:r>
+              <w:t>3}{</w:t>
+            </w:r>
+            <w:proofErr w:type="gramEnd"/>
+            <w:r>
+              <w:t>/skill3}</w:t>
+            </w:r>
+          </w:p>
+          <w:p>
+            <w:r>
+              <w:t>{#skill</w:t>
+            </w:r>
+            <w:proofErr w:type="gramStart"/>
+            <w:r>
+              <w:t>4}•</w:t>
+            </w:r>
+            <w:proofErr w:type="gramEnd"/>
+            <w:r>
+              <w:t xml:space="preserve"> {skill</w:t>
+            </w:r>
+            <w:proofErr w:type="gramStart"/>
+            <w:r>
+              <w:t>4}{</w:t>
+            </w:r>
+            <w:proofErr w:type="gramEnd"/>
+            <w:r>
+              <w:t>/skill4}</w:t>
+            </w:r>
+          </w:p>
+          <w:p>
+            <w:r>
+              <w:t>{#skill</w:t>
+            </w:r>
+            <w:proofErr w:type="gramStart"/>
+            <w:r>
+              <w:t>5}•</w:t>
+            </w:r>
+            <w:proofErr w:type="gramEnd"/>
+            <w:r>
+              <w:t xml:space="preserve"> {skill</w:t>
+            </w:r>
+            <w:proofErr w:type="gramStart"/>
+            <w:r>
+              <w:t>5}{</w:t>
+            </w:r>
+            <w:proofErr w:type="gramEnd"/>
+            <w:r>
+              <w:t>/skill5}</w:t>
+            </w:r>
+          </w:p>
+          <w:p>
+            <w:r>
+              <w:t>{#skill</w:t>
+            </w:r>
+            <w:proofErr w:type="gramStart"/>
+            <w:r>
+              <w:t>6}•</w:t>
+            </w:r>
+            <w:proofErr w:type="gramEnd"/>
+            <w:r>
+              <w:t xml:space="preserve"> {skill</w:t>
+            </w:r>
+            <w:proofErr w:type="gramStart"/>
+            <w:r>
+              <w:t>6}{</w:t>
+            </w:r>
+            <w:proofErr w:type="gramEnd"/>
+            <w:r>
+              <w:t>/skill6}</w:t>
+            </w:r>
+          </w:p>
+          <w:p>
+            <w:r>
+              <w:t>{#skill</w:t>
+            </w:r>
+            <w:proofErr w:type="gramStart"/>
+            <w:r>
+              <w:t>7}•</w:t>
+            </w:r>
+            <w:proofErr w:type="gramEnd"/>
+            <w:r>
+              <w:t xml:space="preserve"> {skill</w:t>
+            </w:r>
+            <w:proofErr w:type="gramStart"/>
+            <w:r>
+              <w:t>7}{</w:t>
+            </w:r>
+            <w:proofErr w:type="gramEnd"/>
+            <w:r>
+              <w:t>/skill7}</w:t>
+            </w:r>
+          </w:p>
+          <w:p>
+            <w:r>
+              <w:t>{#skill</w:t>
+            </w:r>
+            <w:proofErr w:type="gramStart"/>
+            <w:r>
+              <w:t>8}•</w:t>
+            </w:r>
+            <w:proofErr w:type="gramEnd"/>
+            <w:r>
+              <w:t xml:space="preserve"> {skill</w:t>
+            </w:r>
+            <w:proofErr w:type="gramStart"/>
+            <w:r>
+              <w:t>8}{</w:t>
+            </w:r>
+            <w:proofErr w:type="gramEnd"/>
+            <w:r>
+              <w:t>/skill8}</w:t>
+            </w:r>
+          </w:p>
+          <w:p>
+            <w:r>
+              <w:t>{#skill</w:t>
+            </w:r>
+            <w:proofErr w:type="gramStart"/>
+            <w:r>
+              <w:t>9}•</w:t>
+            </w:r>
+            <w:proofErr w:type="gramEnd"/>
+            <w:r>
+              <w:t xml:space="preserve"> {skill</w:t>
+            </w:r>
+            <w:proofErr w:type="gramStart"/>
+            <w:r>
+              <w:t>9}{</w:t>
+            </w:r>
+            <w:proofErr w:type="gramEnd"/>
+            <w:r>
+              <w:t>/skill9}</w:t>
+            </w:r>
+          </w:p>
+          <w:p>
+            <w:r>
+              <w:t>{#skill</w:t>
+            </w:r>
+            <w:proofErr w:type="gramStart"/>
+            <w:r>
+              <w:t>10}•</w:t>
+            </w:r>
+            <w:proofErr w:type="gramEnd"/>
+            <w:r>
+              <w:t xml:space="preserve"> {skill</w:t>
+            </w:r>
+            <w:proofErr w:type="gramStart"/>
+            <w:r>
+              <w:t>10}{</w:t>
+            </w:r>
+            <w:proofErr w:type="gramEnd"/>
+            <w:r>
+              <w:t>/skill10}</w:t>
+            </w:r>
+          </w:p>
+          <w:p>
+            <w:r>
+              <w:t>{/</w:t>
+            </w:r>
+            <w:proofErr w:type="spellStart"/>
+            <w:r>
+              <w:t>hasExtraSkills</w:t>
+            </w:r>
+            <w:proofErr w:type="spellEnd"/>
+            <w:r>
+              <w:t>}</w:t>
+            </w:r>
+          </w:p>
+          <w:p/>
+        </w:tc>
+      </w:tr>
+    </w:tbl>
+    <w:p/>
+    <w:p/>
+    <w:p/>
+    <w:p/>
     <w:sectPr>
       <w:pgSz w:w="12240" w:h="15840"/>
       <w:pgMar w:top="1440" w:right="1440" w:bottom="1440" w:left="1440" w:header="720" w:footer="720" w:gutter="0"/>
@@ -58,37 +1306,310 @@
 </w:document>
 </file>
 
+<file path=word/endnotes.xml><?xml version="1.0" encoding="utf-8"?>
+<w:endnotes xmlns:wpc="http://schemas.microsoft.com/office/word/2010/wordprocessingCanvas" xmlns:cx="http://schemas.microsoft.com/office/drawing/2014/chartex" xmlns:cx1="http://schemas.microsoft.com/office/drawing/2015/9/8/chartex" xmlns:cx2="http://schemas.microsoft.com/office/drawing/2015/10/21/chartex" xmlns:cx3="http://schemas.microsoft.com/office/drawing/2016/5/9/chartex" xmlns:cx4="http://schemas.microsoft.com/office/drawing/2016/5/10/chartex" xmlns:cx5="http://schemas.microsoft.com/office/drawing/2016/5/11/chartex" xmlns:cx6="http://schemas.microsoft.com/office/drawing/2016/5/12/chartex" xmlns:cx7="http://schemas.microsoft.com/office/drawing/2016/5/13/chartex" xmlns:cx8="http://schemas.microsoft.com/office/drawing/2016/5/14/chartex" xmlns:mc="http://schemas.openxmlformats.org/markup-compatibility/2006" xmlns:aink="http://schemas.microsoft.com/office/drawing/2016/ink" xmlns:am3d="http://schemas.microsoft.com/office/drawing/2017/model3d" xmlns:o="urn:schemas-microsoft-com:office:office" xmlns:oel="http://schemas.microsoft.com/office/2019/extlst" xmlns:r="http://schemas.openxmlformats.org/officeDocument/2006/relationships" xmlns:m="http://schemas.openxmlformats.org/officeDocument/2006/math" xmlns:v="urn:schemas-microsoft-com:vml" xmlns:wp14="http://schemas.microsoft.com/office/word/2010/wordprocessingDrawing" xmlns:wp="http://schemas.openxmlformats.org/drawingml/2006/wordprocessingDrawing" xmlns:w10="urn:schemas-microsoft-com:office:word" xmlns:w="http://schemas.openxmlformats.org/wordprocessingml/2006/main" xmlns:w14="http://schemas.microsoft.com/office/word/2010/wordml" xmlns:w15="http://schemas.microsoft.com/office/word/2012/wordml" xmlns:w16cex="http://schemas.microsoft.com/office/word/2018/wordml/cex" xmlns:w16cid="http://schemas.microsoft.com/office/word/2016/wordml/cid" xmlns:w16="http://schemas.microsoft.com/office/word/2018/wordml" xmlns:w16du="http://schemas.microsoft.com/office/word/2023/wordml/word16du" xmlns:w16sdtdh="http://schemas.microsoft.com/office/word/2020/wordml/sdtdatahash" xmlns:w16sdtfl="http://schemas.microsoft.com/office/word/2024/wordml/sdtformatlock" xmlns:w16se="http://schemas.microsoft.com/office/word/2015/wordml/symex" xmlns:wpg="http://schemas.microsoft.com/office/word/2010/wordprocessingGroup" xmlns:wpi="http://schemas.microsoft.com/office/word/2010/wordprocessingInk" xmlns:wne="http://schemas.microsoft.com/office/word/2006/wordml" xmlns:wps="http://schemas.microsoft.com/office/word/2010/wordprocessingShape" mc:Ignorable="w14 w15 w16se w16cid w16 w16cex w16sdtdh w16sdtfl w16du wp14">
+  <w:endnote w:type="separator" w:id="-1">
+    <w:p>
+      <w:pPr>
+        <w:spacing w:after="0" w:line="240" w:lineRule="auto"/>
+      </w:pPr>
+      <w:r>
+        <w:separator/>
+      </w:r>
+    </w:p>
+  </w:endnote>
+  <w:endnote w:type="continuationSeparator" w:id="0">
+    <w:p>
+      <w:pPr>
+        <w:spacing w:after="0" w:line="240" w:lineRule="auto"/>
+      </w:pPr>
+      <w:r>
+        <w:continuationSeparator/>
+      </w:r>
+    </w:p>
+  </w:endnote>
+</w:endnotes>
+</file>
+
+<file path=word/footnotes.xml><?xml version="1.0" encoding="utf-8"?>
+<w:footnotes xmlns:wpc="http://schemas.microsoft.com/office/word/2010/wordprocessingCanvas" xmlns:cx="http://schemas.microsoft.com/office/drawing/2014/chartex" xmlns:cx1="http://schemas.microsoft.com/office/drawing/2015/9/8/chartex" xmlns:cx2="http://schemas.microsoft.com/office/drawing/2015/10/21/chartex" xmlns:cx3="http://schemas.microsoft.com/office/drawing/2016/5/9/chartex" xmlns:cx4="http://schemas.microsoft.com/office/drawing/2016/5/10/chartex" xmlns:cx5="http://schemas.microsoft.com/office/drawing/2016/5/11/chartex" xmlns:cx6="http://schemas.microsoft.com/office/drawing/2016/5/12/chartex" xmlns:cx7="http://schemas.microsoft.com/office/drawing/2016/5/13/chartex" xmlns:cx8="http://schemas.microsoft.com/office/drawing/2016/5/14/chartex" xmlns:mc="http://schemas.openxmlformats.org/markup-compatibility/2006" xmlns:aink="http://schemas.microsoft.com/office/drawing/2016/ink" xmlns:am3d="http://schemas.microsoft.com/office/drawing/2017/model3d" xmlns:o="urn:schemas-microsoft-com:office:office" xmlns:oel="http://schemas.microsoft.com/office/2019/extlst" xmlns:r="http://schemas.openxmlformats.org/officeDocument/2006/relationships" xmlns:m="http://schemas.openxmlformats.org/officeDocument/2006/math" xmlns:v="urn:schemas-microsoft-com:vml" xmlns:wp14="http://schemas.microsoft.com/office/word/2010/wordprocessingDrawing" xmlns:wp="http://schemas.openxmlformats.org/drawingml/2006/wordprocessingDrawing" xmlns:w10="urn:schemas-microsoft-com:office:word" xmlns:w="http://schemas.openxmlformats.org/wordprocessingml/2006/main" xmlns:w14="http://schemas.microsoft.com/office/word/2010/wordml" xmlns:w15="http://schemas.microsoft.com/office/word/2012/wordml" xmlns:w16cex="http://schemas.microsoft.com/office/word/2018/wordml/cex" xmlns:w16cid="http://schemas.microsoft.com/office/word/2016/wordml/cid" xmlns:w16="http://schemas.microsoft.com/office/word/2018/wordml" xmlns:w16du="http://schemas.microsoft.com/office/word/2023/wordml/word16du" xmlns:w16sdtdh="http://schemas.microsoft.com/office/word/2020/wordml/sdtdatahash" xmlns:w16sdtfl="http://schemas.microsoft.com/office/word/2024/wordml/sdtformatlock" xmlns:w16se="http://schemas.microsoft.com/office/word/2015/wordml/symex" xmlns:wpg="http://schemas.microsoft.com/office/word/2010/wordprocessingGroup" xmlns:wpi="http://schemas.microsoft.com/office/word/2010/wordprocessingInk" xmlns:wne="http://schemas.microsoft.com/office/word/2006/wordml" xmlns:wps="http://schemas.microsoft.com/office/word/2010/wordprocessingShape" mc:Ignorable="w14 w15 w16se w16cid w16 w16cex w16sdtdh w16sdtfl w16du wp14">
+  <w:footnote w:type="separator" w:id="-1">
+    <w:p>
+      <w:pPr>
+        <w:spacing w:after="0" w:line="240" w:lineRule="auto"/>
+      </w:pPr>
+      <w:r>
+        <w:separator/>
+      </w:r>
+    </w:p>
+  </w:footnote>
+  <w:footnote w:type="continuationSeparator" w:id="0">
+    <w:p>
+      <w:pPr>
+        <w:spacing w:after="0" w:line="240" w:lineRule="auto"/>
+      </w:pPr>
+      <w:r>
+        <w:continuationSeparator/>
+      </w:r>
+    </w:p>
+  </w:footnote>
+</w:footnotes>
+</file>
+
 <file path=word/numbering.xml><?xml version="1.0" encoding="utf-8"?>
 <w:numbering xmlns:wpc="http://schemas.microsoft.com/office/word/2010/wordprocessingCanvas" xmlns:cx="http://schemas.microsoft.com/office/drawing/2014/chartex" xmlns:cx1="http://schemas.microsoft.com/office/drawing/2015/9/8/chartex" xmlns:cx2="http://schemas.microsoft.com/office/drawing/2015/10/21/chartex" xmlns:cx3="http://schemas.microsoft.com/office/drawing/2016/5/9/chartex" xmlns:cx4="http://schemas.microsoft.com/office/drawing/2016/5/10/chartex" xmlns:cx5="http://schemas.microsoft.com/office/drawing/2016/5/11/chartex" xmlns:cx6="http://schemas.microsoft.com/office/drawing/2016/5/12/chartex" xmlns:cx7="http://schemas.microsoft.com/office/drawing/2016/5/13/chartex" xmlns:cx8="http://schemas.microsoft.com/office/drawing/2016/5/14/chartex" xmlns:mc="http://schemas.openxmlformats.org/markup-compatibility/2006" xmlns:aink="http://schemas.microsoft.com/office/drawing/2016/ink" xmlns:am3d="http://schemas.microsoft.com/office/drawing/2017/model3d" xmlns:o="urn:schemas-microsoft-com:office:office" xmlns:oel="http://schemas.microsoft.com/office/2019/extlst" xmlns:r="http://schemas.openxmlformats.org/officeDocument/2006/relationships" xmlns:m="http://schemas.openxmlformats.org/officeDocument/2006/math" xmlns:v="urn:schemas-microsoft-com:vml" xmlns:wp14="http://schemas.microsoft.com/office/word/2010/wordprocessingDrawing" xmlns:wp="http://schemas.openxmlformats.org/drawingml/2006/wordprocessingDrawing" xmlns:w10="urn:schemas-microsoft-com:office:word" xmlns:w="http://schemas.openxmlformats.org/wordprocessingml/2006/main" xmlns:w14="http://schemas.microsoft.com/office/word/2010/wordml" xmlns:w15="http://schemas.microsoft.com/office/word/2012/wordml" xmlns:w16cex="http://schemas.microsoft.com/office/word/2018/wordml/cex" xmlns:w16cid="http://schemas.microsoft.com/office/word/2016/wordml/cid" xmlns:w16="http://schemas.microsoft.com/office/word/2018/wordml" xmlns:w16du="http://schemas.microsoft.com/office/word/2023/wordml/word16du" xmlns:w16sdtdh="http://schemas.microsoft.com/office/word/2020/wordml/sdtdatahash" xmlns:w16sdtfl="http://schemas.microsoft.com/office/word/2024/wordml/sdtformatlock" xmlns:w16se="http://schemas.microsoft.com/office/word/2015/wordml/symex" xmlns:wpg="http://schemas.microsoft.com/office/word/2010/wordprocessingGroup" xmlns:wpi="http://schemas.microsoft.com/office/word/2010/wordprocessingInk" xmlns:wne="http://schemas.microsoft.com/office/word/2006/wordml" xmlns:wps="http://schemas.microsoft.com/office/word/2010/wordprocessingShape" mc:Ignorable="w14 w15 w16se w16cid w16 w16cex w16sdtdh w16sdtfl w16du wp14">
   <w:abstractNum w:abstractNumId="0" w15:restartNumberingAfterBreak="0">
-    <w:nsid w:val="03516D32"/>
+    <w:nsid w:val="11EC3C92"/>
     <w:multiLevelType w:val="hybridMultilevel"/>
-    <w:tmpl w:val="DA5E0B80"/>
-    <w:lvl w:ilvl="0" w:tplc="04090001">
+    <w:tmpl w:val="EB4678C8"/>
+    <w:lvl w:ilvl="0" w:tplc="E84E742A">
+      <w:numFmt w:val="bullet"/>
+      <w:lvlText w:val="•"/>
+      <w:lvlJc w:val="left"/>
+      <w:pPr>
+        <w:ind w:left="1080" w:hanging="360"/>
+      </w:pPr>
+      <w:rPr>
+        <w:rFonts w:ascii="Open Sans" w:eastAsiaTheme="minorHAnsi" w:hAnsi="Open Sans" w:cs="Open Sans" w:hint="default"/>
+      </w:rPr>
+    </w:lvl>
+    <w:lvl w:ilvl="1" w:tplc="20000003" w:tentative="1">
+      <w:start w:val="1"/>
+      <w:numFmt w:val="bullet"/>
+      <w:lvlText w:val="o"/>
+      <w:lvlJc w:val="left"/>
+      <w:pPr>
+        <w:ind w:left="1800" w:hanging="360"/>
+      </w:pPr>
+      <w:rPr>
+        <w:rFonts w:ascii="Courier New" w:hAnsi="Courier New" w:cs="Courier New" w:hint="default"/>
+      </w:rPr>
+    </w:lvl>
+    <w:lvl w:ilvl="2" w:tplc="20000005" w:tentative="1">
+      <w:start w:val="1"/>
+      <w:numFmt w:val="bullet"/>
+      <w:lvlText w:val=""/>
+      <w:lvlJc w:val="left"/>
+      <w:pPr>
+        <w:ind w:left="2520" w:hanging="360"/>
+      </w:pPr>
+      <w:rPr>
+        <w:rFonts w:ascii="Wingdings" w:hAnsi="Wingdings" w:hint="default"/>
+      </w:rPr>
+    </w:lvl>
+    <w:lvl w:ilvl="3" w:tplc="20000001" w:tentative="1">
       <w:start w:val="1"/>
       <w:numFmt w:val="bullet"/>
       <w:lvlText w:val=""/>
       <w:lvlJc w:val="left"/>
       <w:pPr>
+        <w:ind w:left="3240" w:hanging="360"/>
+      </w:pPr>
+      <w:rPr>
+        <w:rFonts w:ascii="Symbol" w:hAnsi="Symbol" w:hint="default"/>
+      </w:rPr>
+    </w:lvl>
+    <w:lvl w:ilvl="4" w:tplc="20000003" w:tentative="1">
+      <w:start w:val="1"/>
+      <w:numFmt w:val="bullet"/>
+      <w:lvlText w:val="o"/>
+      <w:lvlJc w:val="left"/>
+      <w:pPr>
+        <w:ind w:left="3960" w:hanging="360"/>
+      </w:pPr>
+      <w:rPr>
+        <w:rFonts w:ascii="Courier New" w:hAnsi="Courier New" w:cs="Courier New" w:hint="default"/>
+      </w:rPr>
+    </w:lvl>
+    <w:lvl w:ilvl="5" w:tplc="20000005" w:tentative="1">
+      <w:start w:val="1"/>
+      <w:numFmt w:val="bullet"/>
+      <w:lvlText w:val=""/>
+      <w:lvlJc w:val="left"/>
+      <w:pPr>
+        <w:ind w:left="4680" w:hanging="360"/>
+      </w:pPr>
+      <w:rPr>
+        <w:rFonts w:ascii="Wingdings" w:hAnsi="Wingdings" w:hint="default"/>
+      </w:rPr>
+    </w:lvl>
+    <w:lvl w:ilvl="6" w:tplc="20000001" w:tentative="1">
+      <w:start w:val="1"/>
+      <w:numFmt w:val="bullet"/>
+      <w:lvlText w:val=""/>
+      <w:lvlJc w:val="left"/>
+      <w:pPr>
+        <w:ind w:left="5400" w:hanging="360"/>
+      </w:pPr>
+      <w:rPr>
+        <w:rFonts w:ascii="Symbol" w:hAnsi="Symbol" w:hint="default"/>
+      </w:rPr>
+    </w:lvl>
+    <w:lvl w:ilvl="7" w:tplc="20000003" w:tentative="1">
+      <w:start w:val="1"/>
+      <w:numFmt w:val="bullet"/>
+      <w:lvlText w:val="o"/>
+      <w:lvlJc w:val="left"/>
+      <w:pPr>
+        <w:ind w:left="6120" w:hanging="360"/>
+      </w:pPr>
+      <w:rPr>
+        <w:rFonts w:ascii="Courier New" w:hAnsi="Courier New" w:cs="Courier New" w:hint="default"/>
+      </w:rPr>
+    </w:lvl>
+    <w:lvl w:ilvl="8" w:tplc="20000005" w:tentative="1">
+      <w:start w:val="1"/>
+      <w:numFmt w:val="bullet"/>
+      <w:lvlText w:val=""/>
+      <w:lvlJc w:val="left"/>
+      <w:pPr>
+        <w:ind w:left="6840" w:hanging="360"/>
+      </w:pPr>
+      <w:rPr>
+        <w:rFonts w:ascii="Wingdings" w:hAnsi="Wingdings" w:hint="default"/>
+      </w:rPr>
+    </w:lvl>
+  </w:abstractNum>
+  <w:abstractNum w:abstractNumId="1" w15:restartNumberingAfterBreak="0">
+    <w:nsid w:val="1DD51AC2"/>
+    <w:multiLevelType w:val="hybridMultilevel"/>
+    <w:tmpl w:val="6554D462"/>
+    <w:lvl w:ilvl="0" w:tplc="E84E742A">
+      <w:numFmt w:val="bullet"/>
+      <w:lvlText w:val="•"/>
+      <w:lvlJc w:val="left"/>
+      <w:pPr>
         <w:ind w:left="720" w:hanging="360"/>
       </w:pPr>
       <w:rPr>
+        <w:rFonts w:ascii="Open Sans" w:eastAsiaTheme="minorHAnsi" w:hAnsi="Open Sans" w:cs="Open Sans" w:hint="default"/>
+      </w:rPr>
+    </w:lvl>
+    <w:lvl w:ilvl="1" w:tplc="20000003" w:tentative="1">
+      <w:start w:val="1"/>
+      <w:numFmt w:val="bullet"/>
+      <w:lvlText w:val="o"/>
+      <w:lvlJc w:val="left"/>
+      <w:pPr>
+        <w:ind w:left="1440" w:hanging="360"/>
+      </w:pPr>
+      <w:rPr>
+        <w:rFonts w:ascii="Courier New" w:hAnsi="Courier New" w:cs="Courier New" w:hint="default"/>
+      </w:rPr>
+    </w:lvl>
+    <w:lvl w:ilvl="2" w:tplc="20000005" w:tentative="1">
+      <w:start w:val="1"/>
+      <w:numFmt w:val="bullet"/>
+      <w:lvlText w:val=""/>
+      <w:lvlJc w:val="left"/>
+      <w:pPr>
+        <w:ind w:left="2160" w:hanging="360"/>
+      </w:pPr>
+      <w:rPr>
+        <w:rFonts w:ascii="Wingdings" w:hAnsi="Wingdings" w:hint="default"/>
+      </w:rPr>
+    </w:lvl>
+    <w:lvl w:ilvl="3" w:tplc="20000001" w:tentative="1">
+      <w:start w:val="1"/>
+      <w:numFmt w:val="bullet"/>
+      <w:lvlText w:val=""/>
+      <w:lvlJc w:val="left"/>
+      <w:pPr>
+        <w:ind w:left="2880" w:hanging="360"/>
+      </w:pPr>
+      <w:rPr>
         <w:rFonts w:ascii="Symbol" w:hAnsi="Symbol" w:hint="default"/>
       </w:rPr>
     </w:lvl>
-    <w:lvl w:ilvl="1" w:tplc="04090003" w:tentative="1">
+    <w:lvl w:ilvl="4" w:tplc="20000003" w:tentative="1">
       <w:start w:val="1"/>
       <w:numFmt w:val="bullet"/>
       <w:lvlText w:val="o"/>
       <w:lvlJc w:val="left"/>
       <w:pPr>
+        <w:ind w:left="3600" w:hanging="360"/>
+      </w:pPr>
+      <w:rPr>
+        <w:rFonts w:ascii="Courier New" w:hAnsi="Courier New" w:cs="Courier New" w:hint="default"/>
+      </w:rPr>
+    </w:lvl>
+    <w:lvl w:ilvl="5" w:tplc="20000005" w:tentative="1">
+      <w:start w:val="1"/>
+      <w:numFmt w:val="bullet"/>
+      <w:lvlText w:val=""/>
+      <w:lvlJc w:val="left"/>
+      <w:pPr>
+        <w:ind w:left="4320" w:hanging="360"/>
+      </w:pPr>
+      <w:rPr>
+        <w:rFonts w:ascii="Wingdings" w:hAnsi="Wingdings" w:hint="default"/>
+      </w:rPr>
+    </w:lvl>
+    <w:lvl w:ilvl="6" w:tplc="20000001" w:tentative="1">
+      <w:start w:val="1"/>
+      <w:numFmt w:val="bullet"/>
+      <w:lvlText w:val=""/>
+      <w:lvlJc w:val="left"/>
+      <w:pPr>
+        <w:ind w:left="5040" w:hanging="360"/>
+      </w:pPr>
+      <w:rPr>
+        <w:rFonts w:ascii="Symbol" w:hAnsi="Symbol" w:hint="default"/>
+      </w:rPr>
+    </w:lvl>
+    <w:lvl w:ilvl="7" w:tplc="20000003" w:tentative="1">
+      <w:start w:val="1"/>
+      <w:numFmt w:val="bullet"/>
+      <w:lvlText w:val="o"/>
+      <w:lvlJc w:val="left"/>
+      <w:pPr>
+        <w:ind w:left="5760" w:hanging="360"/>
+      </w:pPr>
+      <w:rPr>
+        <w:rFonts w:ascii="Courier New" w:hAnsi="Courier New" w:cs="Courier New" w:hint="default"/>
+      </w:rPr>
+    </w:lvl>
+    <w:lvl w:ilvl="8" w:tplc="20000005" w:tentative="1">
+      <w:start w:val="1"/>
+      <w:numFmt w:val="bullet"/>
+      <w:lvlText w:val=""/>
+      <w:lvlJc w:val="left"/>
+      <w:pPr>
+        <w:ind w:left="6480" w:hanging="360"/>
+      </w:pPr>
+      <w:rPr>
+        <w:rFonts w:ascii="Wingdings" w:hAnsi="Wingdings" w:hint="default"/>
+      </w:rPr>
+    </w:lvl>
+  </w:abstractNum>
+  <w:abstractNum w:abstractNumId="2" w15:restartNumberingAfterBreak="0">
+    <w:nsid w:val="2B384055"/>
+    <w:multiLevelType w:val="hybridMultilevel"/>
+    <w:tmpl w:val="71DA228A"/>
+    <w:lvl w:ilvl="0" w:tplc="E84E742A">
+      <w:numFmt w:val="bullet"/>
+      <w:lvlText w:val="•"/>
+      <w:lvlJc w:val="left"/>
+      <w:pPr>
+        <w:ind w:left="720" w:hanging="360"/>
+      </w:pPr>
+      <w:rPr>
+        <w:rFonts w:ascii="Open Sans" w:eastAsiaTheme="minorHAnsi" w:hAnsi="Open Sans" w:cs="Open Sans" w:hint="default"/>
+      </w:rPr>
+    </w:lvl>
+    <w:lvl w:ilvl="1" w:tplc="20000003" w:tentative="1">
+      <w:start w:val="1"/>
+      <w:numFmt w:val="bullet"/>
+      <w:lvlText w:val="o"/>
+      <w:lvlJc w:val="left"/>
+      <w:pPr>
         <w:ind w:left="1440" w:hanging="360"/>
       </w:pPr>
       <w:rPr>
         <w:rFonts w:ascii="Courier New" w:hAnsi="Courier New" w:cs="Courier New" w:hint="default"/>
       </w:rPr>
     </w:lvl>
-    <w:lvl w:ilvl="2" w:tplc="04090005" w:tentative="1">
+    <w:lvl w:ilvl="2" w:tplc="20000005" w:tentative="1">
       <w:start w:val="1"/>
       <w:numFmt w:val="bullet"/>
       <w:lvlText w:val=""/>
@@ -100,7 +1621,7 @@
         <w:rFonts w:ascii="Wingdings" w:hAnsi="Wingdings" w:hint="default"/>
       </w:rPr>
     </w:lvl>
-    <w:lvl w:ilvl="3" w:tplc="04090001" w:tentative="1">
+    <w:lvl w:ilvl="3" w:tplc="20000001" w:tentative="1">
       <w:start w:val="1"/>
       <w:numFmt w:val="bullet"/>
       <w:lvlText w:val=""/>
@@ -112,7 +1633,7 @@
         <w:rFonts w:ascii="Symbol" w:hAnsi="Symbol" w:hint="default"/>
       </w:rPr>
     </w:lvl>
-    <w:lvl w:ilvl="4" w:tplc="04090003" w:tentative="1">
+    <w:lvl w:ilvl="4" w:tplc="20000003" w:tentative="1">
       <w:start w:val="1"/>
       <w:numFmt w:val="bullet"/>
       <w:lvlText w:val="o"/>
@@ -124,7 +1645,7 @@
         <w:rFonts w:ascii="Courier New" w:hAnsi="Courier New" w:cs="Courier New" w:hint="default"/>
       </w:rPr>
     </w:lvl>
-    <w:lvl w:ilvl="5" w:tplc="04090005" w:tentative="1">
+    <w:lvl w:ilvl="5" w:tplc="20000005" w:tentative="1">
       <w:start w:val="1"/>
       <w:numFmt w:val="bullet"/>
       <w:lvlText w:val=""/>
@@ -136,7 +1657,7 @@
         <w:rFonts w:ascii="Wingdings" w:hAnsi="Wingdings" w:hint="default"/>
       </w:rPr>
     </w:lvl>
-    <w:lvl w:ilvl="6" w:tplc="04090001" w:tentative="1">
+    <w:lvl w:ilvl="6" w:tplc="20000001" w:tentative="1">
       <w:start w:val="1"/>
       <w:numFmt w:val="bullet"/>
       <w:lvlText w:val=""/>
@@ -148,7 +1669,7 @@
         <w:rFonts w:ascii="Symbol" w:hAnsi="Symbol" w:hint="default"/>
       </w:rPr>
     </w:lvl>
-    <w:lvl w:ilvl="7" w:tplc="04090003" w:tentative="1">
+    <w:lvl w:ilvl="7" w:tplc="20000003" w:tentative="1">
       <w:start w:val="1"/>
       <w:numFmt w:val="bullet"/>
       <w:lvlText w:val="o"/>
@@ -160,7 +1681,7 @@
         <w:rFonts w:ascii="Courier New" w:hAnsi="Courier New" w:cs="Courier New" w:hint="default"/>
       </w:rPr>
     </w:lvl>
-    <w:lvl w:ilvl="8" w:tplc="04090005" w:tentative="1">
+    <w:lvl w:ilvl="8" w:tplc="20000005" w:tentative="1">
       <w:start w:val="1"/>
       <w:numFmt w:val="bullet"/>
       <w:lvlText w:val=""/>
@@ -173,8 +1694,130 @@
       </w:rPr>
     </w:lvl>
   </w:abstractNum>
-  <w:num w:numId="1" w16cid:durableId="353189585">
+  <w:abstractNum w:abstractNumId="3" w15:restartNumberingAfterBreak="0">
+    <w:nsid w:val="39D90053"/>
+    <w:multiLevelType w:val="hybridMultilevel"/>
+    <w:tmpl w:val="61E866FC"/>
+    <w:lvl w:ilvl="0" w:tplc="20000001">
+      <w:start w:val="1"/>
+      <w:numFmt w:val="bullet"/>
+      <w:lvlText w:val=""/>
+      <w:lvlJc w:val="left"/>
+      <w:pPr>
+        <w:ind w:left="720" w:hanging="360"/>
+      </w:pPr>
+      <w:rPr>
+        <w:rFonts w:ascii="Symbol" w:hAnsi="Symbol" w:hint="default"/>
+      </w:rPr>
+    </w:lvl>
+    <w:lvl w:ilvl="1" w:tplc="20000003" w:tentative="1">
+      <w:start w:val="1"/>
+      <w:numFmt w:val="bullet"/>
+      <w:lvlText w:val="o"/>
+      <w:lvlJc w:val="left"/>
+      <w:pPr>
+        <w:ind w:left="1440" w:hanging="360"/>
+      </w:pPr>
+      <w:rPr>
+        <w:rFonts w:ascii="Courier New" w:hAnsi="Courier New" w:cs="Courier New" w:hint="default"/>
+      </w:rPr>
+    </w:lvl>
+    <w:lvl w:ilvl="2" w:tplc="20000005" w:tentative="1">
+      <w:start w:val="1"/>
+      <w:numFmt w:val="bullet"/>
+      <w:lvlText w:val=""/>
+      <w:lvlJc w:val="left"/>
+      <w:pPr>
+        <w:ind w:left="2160" w:hanging="360"/>
+      </w:pPr>
+      <w:rPr>
+        <w:rFonts w:ascii="Wingdings" w:hAnsi="Wingdings" w:hint="default"/>
+      </w:rPr>
+    </w:lvl>
+    <w:lvl w:ilvl="3" w:tplc="20000001" w:tentative="1">
+      <w:start w:val="1"/>
+      <w:numFmt w:val="bullet"/>
+      <w:lvlText w:val=""/>
+      <w:lvlJc w:val="left"/>
+      <w:pPr>
+        <w:ind w:left="2880" w:hanging="360"/>
+      </w:pPr>
+      <w:rPr>
+        <w:rFonts w:ascii="Symbol" w:hAnsi="Symbol" w:hint="default"/>
+      </w:rPr>
+    </w:lvl>
+    <w:lvl w:ilvl="4" w:tplc="20000003" w:tentative="1">
+      <w:start w:val="1"/>
+      <w:numFmt w:val="bullet"/>
+      <w:lvlText w:val="o"/>
+      <w:lvlJc w:val="left"/>
+      <w:pPr>
+        <w:ind w:left="3600" w:hanging="360"/>
+      </w:pPr>
+      <w:rPr>
+        <w:rFonts w:ascii="Courier New" w:hAnsi="Courier New" w:cs="Courier New" w:hint="default"/>
+      </w:rPr>
+    </w:lvl>
+    <w:lvl w:ilvl="5" w:tplc="20000005" w:tentative="1">
+      <w:start w:val="1"/>
+      <w:numFmt w:val="bullet"/>
+      <w:lvlText w:val=""/>
+      <w:lvlJc w:val="left"/>
+      <w:pPr>
+        <w:ind w:left="4320" w:hanging="360"/>
+      </w:pPr>
+      <w:rPr>
+        <w:rFonts w:ascii="Wingdings" w:hAnsi="Wingdings" w:hint="default"/>
+      </w:rPr>
+    </w:lvl>
+    <w:lvl w:ilvl="6" w:tplc="20000001" w:tentative="1">
+      <w:start w:val="1"/>
+      <w:numFmt w:val="bullet"/>
+      <w:lvlText w:val=""/>
+      <w:lvlJc w:val="left"/>
+      <w:pPr>
+        <w:ind w:left="5040" w:hanging="360"/>
+      </w:pPr>
+      <w:rPr>
+        <w:rFonts w:ascii="Symbol" w:hAnsi="Symbol" w:hint="default"/>
+      </w:rPr>
+    </w:lvl>
+    <w:lvl w:ilvl="7" w:tplc="20000003" w:tentative="1">
+      <w:start w:val="1"/>
+      <w:numFmt w:val="bullet"/>
+      <w:lvlText w:val="o"/>
+      <w:lvlJc w:val="left"/>
+      <w:pPr>
+        <w:ind w:left="5760" w:hanging="360"/>
+      </w:pPr>
+      <w:rPr>
+        <w:rFonts w:ascii="Courier New" w:hAnsi="Courier New" w:cs="Courier New" w:hint="default"/>
+      </w:rPr>
+    </w:lvl>
+    <w:lvl w:ilvl="8" w:tplc="20000005" w:tentative="1">
+      <w:start w:val="1"/>
+      <w:numFmt w:val="bullet"/>
+      <w:lvlText w:val=""/>
+      <w:lvlJc w:val="left"/>
+      <w:pPr>
+        <w:ind w:left="6480" w:hanging="360"/>
+      </w:pPr>
+      <w:rPr>
+        <w:rFonts w:ascii="Wingdings" w:hAnsi="Wingdings" w:hint="default"/>
+      </w:rPr>
+    </w:lvl>
+  </w:abstractNum>
+  <w:num w:numId="1" w16cid:durableId="562789412">
+    <w:abstractNumId w:val="3"/>
+  </w:num>
+  <w:num w:numId="2" w16cid:durableId="1869831023">
+    <w:abstractNumId w:val="1"/>
+  </w:num>
+  <w:num w:numId="3" w16cid:durableId="628586067">
     <w:abstractNumId w:val="0"/>
+  </w:num>
+  <w:num w:numId="4" w16cid:durableId="98913449">
+    <w:abstractNumId w:val="2"/>
   </w:num>
 </w:numbering>
 </file>
@@ -185,16 +1828,14 @@
     <w:rPrDefault>
       <w:rPr>
         <w:rFonts w:asciiTheme="minorHAnsi" w:eastAsiaTheme="minorHAnsi" w:hAnsiTheme="minorHAnsi" w:cstheme="minorBidi"/>
-        <w:kern w:val="2"/>
-        <w:sz w:val="24"/>
-        <w:szCs w:val="24"/>
-        <w:lang w:val="en-US" w:eastAsia="en-US" w:bidi="ar-SA"/>
-        <w14:ligatures w14:val="standardContextual"/>
+        <w:sz w:val="22"/>
+        <w:szCs w:val="22"/>
+        <w:lang w:val="en-US" w:eastAsia="en-US" w:bidi="he-IL"/>
       </w:rPr>
     </w:rPrDefault>
     <w:pPrDefault>
       <w:pPr>
-        <w:spacing w:after="160" w:line="278" w:lineRule="auto"/>
+        <w:spacing w:after="160" w:line="259" w:lineRule="auto"/>
       </w:pPr>
     </w:pPrDefault>
   </w:docDefaults>
@@ -579,215 +2220,6 @@
   <w:style w:type="paragraph" w:default="1" w:styleId="Normal">
     <w:name w:val="Normal"/>
     <w:qFormat/>
-    <w:rsid w:val="00D17059"/>
-    <w:pPr>
-      <w:widowControl w:val="0"/>
-      <w:suppressAutoHyphens/>
-      <w:spacing w:after="0" w:line="240" w:lineRule="auto"/>
-    </w:pPr>
-    <w:rPr>
-      <w:rFonts w:ascii="Times New Roman" w:eastAsia="Lucida Sans Unicode" w:hAnsi="Times New Roman" w:cs="Times New Roman"/>
-      <w:kern w:val="1"/>
-      <w:lang w:eastAsia="ar-SA"/>
-      <w14:ligatures w14:val="none"/>
-    </w:rPr>
-  </w:style>
-  <w:style w:type="paragraph" w:styleId="Heading1">
-    <w:name w:val="heading 1"/>
-    <w:basedOn w:val="Normal"/>
-    <w:next w:val="Normal"/>
-    <w:link w:val="Heading1Char"/>
-    <w:uiPriority w:val="9"/>
-    <w:qFormat/>
-    <w:rsid w:val="00313A21"/>
-    <w:pPr>
-      <w:keepNext/>
-      <w:keepLines/>
-      <w:spacing w:before="360" w:after="80"/>
-      <w:outlineLvl w:val="0"/>
-    </w:pPr>
-    <w:rPr>
-      <w:rFonts w:asciiTheme="majorHAnsi" w:eastAsiaTheme="majorEastAsia" w:hAnsiTheme="majorHAnsi" w:cstheme="majorBidi"/>
-      <w:color w:val="2F5496" w:themeColor="accent1" w:themeShade="BF"/>
-      <w:sz w:val="40"/>
-      <w:szCs w:val="40"/>
-    </w:rPr>
-  </w:style>
-  <w:style w:type="paragraph" w:styleId="Heading2">
-    <w:name w:val="heading 2"/>
-    <w:basedOn w:val="Normal"/>
-    <w:next w:val="Normal"/>
-    <w:link w:val="Heading2Char"/>
-    <w:uiPriority w:val="9"/>
-    <w:semiHidden/>
-    <w:unhideWhenUsed/>
-    <w:qFormat/>
-    <w:rsid w:val="00313A21"/>
-    <w:pPr>
-      <w:keepNext/>
-      <w:keepLines/>
-      <w:spacing w:before="160" w:after="80"/>
-      <w:outlineLvl w:val="1"/>
-    </w:pPr>
-    <w:rPr>
-      <w:rFonts w:asciiTheme="majorHAnsi" w:eastAsiaTheme="majorEastAsia" w:hAnsiTheme="majorHAnsi" w:cstheme="majorBidi"/>
-      <w:color w:val="2F5496" w:themeColor="accent1" w:themeShade="BF"/>
-      <w:sz w:val="32"/>
-      <w:szCs w:val="32"/>
-    </w:rPr>
-  </w:style>
-  <w:style w:type="paragraph" w:styleId="Heading3">
-    <w:name w:val="heading 3"/>
-    <w:basedOn w:val="Normal"/>
-    <w:next w:val="Normal"/>
-    <w:link w:val="Heading3Char"/>
-    <w:uiPriority w:val="9"/>
-    <w:semiHidden/>
-    <w:unhideWhenUsed/>
-    <w:qFormat/>
-    <w:rsid w:val="00313A21"/>
-    <w:pPr>
-      <w:keepNext/>
-      <w:keepLines/>
-      <w:spacing w:before="160" w:after="80"/>
-      <w:outlineLvl w:val="2"/>
-    </w:pPr>
-    <w:rPr>
-      <w:rFonts w:eastAsiaTheme="majorEastAsia" w:cstheme="majorBidi"/>
-      <w:color w:val="2F5496" w:themeColor="accent1" w:themeShade="BF"/>
-      <w:sz w:val="28"/>
-      <w:szCs w:val="28"/>
-    </w:rPr>
-  </w:style>
-  <w:style w:type="paragraph" w:styleId="Heading4">
-    <w:name w:val="heading 4"/>
-    <w:basedOn w:val="Normal"/>
-    <w:next w:val="Normal"/>
-    <w:link w:val="Heading4Char"/>
-    <w:uiPriority w:val="9"/>
-    <w:semiHidden/>
-    <w:unhideWhenUsed/>
-    <w:qFormat/>
-    <w:rsid w:val="00313A21"/>
-    <w:pPr>
-      <w:keepNext/>
-      <w:keepLines/>
-      <w:spacing w:before="80" w:after="40"/>
-      <w:outlineLvl w:val="3"/>
-    </w:pPr>
-    <w:rPr>
-      <w:rFonts w:eastAsiaTheme="majorEastAsia" w:cstheme="majorBidi"/>
-      <w:i/>
-      <w:iCs/>
-      <w:color w:val="2F5496" w:themeColor="accent1" w:themeShade="BF"/>
-    </w:rPr>
-  </w:style>
-  <w:style w:type="paragraph" w:styleId="Heading5">
-    <w:name w:val="heading 5"/>
-    <w:basedOn w:val="Normal"/>
-    <w:next w:val="Normal"/>
-    <w:link w:val="Heading5Char"/>
-    <w:uiPriority w:val="9"/>
-    <w:semiHidden/>
-    <w:unhideWhenUsed/>
-    <w:qFormat/>
-    <w:rsid w:val="00313A21"/>
-    <w:pPr>
-      <w:keepNext/>
-      <w:keepLines/>
-      <w:spacing w:before="80" w:after="40"/>
-      <w:outlineLvl w:val="4"/>
-    </w:pPr>
-    <w:rPr>
-      <w:rFonts w:eastAsiaTheme="majorEastAsia" w:cstheme="majorBidi"/>
-      <w:color w:val="2F5496" w:themeColor="accent1" w:themeShade="BF"/>
-    </w:rPr>
-  </w:style>
-  <w:style w:type="paragraph" w:styleId="Heading6">
-    <w:name w:val="heading 6"/>
-    <w:basedOn w:val="Normal"/>
-    <w:next w:val="Normal"/>
-    <w:link w:val="Heading6Char"/>
-    <w:uiPriority w:val="9"/>
-    <w:semiHidden/>
-    <w:unhideWhenUsed/>
-    <w:qFormat/>
-    <w:rsid w:val="00313A21"/>
-    <w:pPr>
-      <w:keepNext/>
-      <w:keepLines/>
-      <w:spacing w:before="40"/>
-      <w:outlineLvl w:val="5"/>
-    </w:pPr>
-    <w:rPr>
-      <w:rFonts w:eastAsiaTheme="majorEastAsia" w:cstheme="majorBidi"/>
-      <w:i/>
-      <w:iCs/>
-      <w:color w:val="595959" w:themeColor="text1" w:themeTint="A6"/>
-    </w:rPr>
-  </w:style>
-  <w:style w:type="paragraph" w:styleId="Heading7">
-    <w:name w:val="heading 7"/>
-    <w:basedOn w:val="Normal"/>
-    <w:next w:val="Normal"/>
-    <w:link w:val="Heading7Char"/>
-    <w:uiPriority w:val="9"/>
-    <w:semiHidden/>
-    <w:unhideWhenUsed/>
-    <w:qFormat/>
-    <w:rsid w:val="00313A21"/>
-    <w:pPr>
-      <w:keepNext/>
-      <w:keepLines/>
-      <w:spacing w:before="40"/>
-      <w:outlineLvl w:val="6"/>
-    </w:pPr>
-    <w:rPr>
-      <w:rFonts w:eastAsiaTheme="majorEastAsia" w:cstheme="majorBidi"/>
-      <w:color w:val="595959" w:themeColor="text1" w:themeTint="A6"/>
-    </w:rPr>
-  </w:style>
-  <w:style w:type="paragraph" w:styleId="Heading8">
-    <w:name w:val="heading 8"/>
-    <w:basedOn w:val="Normal"/>
-    <w:next w:val="Normal"/>
-    <w:link w:val="Heading8Char"/>
-    <w:uiPriority w:val="9"/>
-    <w:semiHidden/>
-    <w:unhideWhenUsed/>
-    <w:qFormat/>
-    <w:rsid w:val="00313A21"/>
-    <w:pPr>
-      <w:keepNext/>
-      <w:keepLines/>
-      <w:outlineLvl w:val="7"/>
-    </w:pPr>
-    <w:rPr>
-      <w:rFonts w:eastAsiaTheme="majorEastAsia" w:cstheme="majorBidi"/>
-      <w:i/>
-      <w:iCs/>
-      <w:color w:val="272727" w:themeColor="text1" w:themeTint="D8"/>
-    </w:rPr>
-  </w:style>
-  <w:style w:type="paragraph" w:styleId="Heading9">
-    <w:name w:val="heading 9"/>
-    <w:basedOn w:val="Normal"/>
-    <w:next w:val="Normal"/>
-    <w:link w:val="Heading9Char"/>
-    <w:uiPriority w:val="9"/>
-    <w:semiHidden/>
-    <w:unhideWhenUsed/>
-    <w:qFormat/>
-    <w:rsid w:val="00313A21"/>
-    <w:pPr>
-      <w:keepNext/>
-      <w:keepLines/>
-      <w:outlineLvl w:val="8"/>
-    </w:pPr>
-    <w:rPr>
-      <w:rFonts w:eastAsiaTheme="majorEastAsia" w:cstheme="majorBidi"/>
-      <w:color w:val="272727" w:themeColor="text1" w:themeTint="D8"/>
-    </w:rPr>
   </w:style>
   <w:style w:type="character" w:default="1" w:styleId="DefaultParagraphFont">
     <w:name w:val="Default Paragraph Font"/>
@@ -816,294 +2248,107 @@
     <w:semiHidden/>
     <w:unhideWhenUsed/>
   </w:style>
-  <w:style w:type="character" w:customStyle="1" w:styleId="Heading1Char">
-    <w:name w:val="Heading 1 Char"/>
-    <w:basedOn w:val="DefaultParagraphFont"/>
-    <w:link w:val="Heading1"/>
-    <w:uiPriority w:val="9"/>
-    <w:rsid w:val="00313A21"/>
-    <w:rPr>
-      <w:rFonts w:asciiTheme="majorHAnsi" w:eastAsiaTheme="majorEastAsia" w:hAnsiTheme="majorHAnsi" w:cstheme="majorBidi"/>
-      <w:color w:val="2F5496" w:themeColor="accent1" w:themeShade="BF"/>
-      <w:sz w:val="40"/>
-      <w:szCs w:val="40"/>
-    </w:rPr>
-  </w:style>
-  <w:style w:type="character" w:customStyle="1" w:styleId="Heading2Char">
-    <w:name w:val="Heading 2 Char"/>
-    <w:basedOn w:val="DefaultParagraphFont"/>
-    <w:link w:val="Heading2"/>
-    <w:uiPriority w:val="9"/>
-    <w:semiHidden/>
-    <w:rsid w:val="00313A21"/>
-    <w:rPr>
-      <w:rFonts w:asciiTheme="majorHAnsi" w:eastAsiaTheme="majorEastAsia" w:hAnsiTheme="majorHAnsi" w:cstheme="majorBidi"/>
-      <w:color w:val="2F5496" w:themeColor="accent1" w:themeShade="BF"/>
-      <w:sz w:val="32"/>
-      <w:szCs w:val="32"/>
-    </w:rPr>
-  </w:style>
-  <w:style w:type="character" w:customStyle="1" w:styleId="Heading3Char">
-    <w:name w:val="Heading 3 Char"/>
-    <w:basedOn w:val="DefaultParagraphFont"/>
-    <w:link w:val="Heading3"/>
-    <w:uiPriority w:val="9"/>
-    <w:semiHidden/>
-    <w:rsid w:val="00313A21"/>
-    <w:rPr>
-      <w:rFonts w:eastAsiaTheme="majorEastAsia" w:cstheme="majorBidi"/>
-      <w:color w:val="2F5496" w:themeColor="accent1" w:themeShade="BF"/>
-      <w:sz w:val="28"/>
-      <w:szCs w:val="28"/>
-    </w:rPr>
-  </w:style>
-  <w:style w:type="character" w:customStyle="1" w:styleId="Heading4Char">
-    <w:name w:val="Heading 4 Char"/>
-    <w:basedOn w:val="DefaultParagraphFont"/>
-    <w:link w:val="Heading4"/>
-    <w:uiPriority w:val="9"/>
-    <w:semiHidden/>
-    <w:rsid w:val="00313A21"/>
-    <w:rPr>
-      <w:rFonts w:eastAsiaTheme="majorEastAsia" w:cstheme="majorBidi"/>
-      <w:i/>
-      <w:iCs/>
-      <w:color w:val="2F5496" w:themeColor="accent1" w:themeShade="BF"/>
-    </w:rPr>
-  </w:style>
-  <w:style w:type="character" w:customStyle="1" w:styleId="Heading5Char">
-    <w:name w:val="Heading 5 Char"/>
-    <w:basedOn w:val="DefaultParagraphFont"/>
-    <w:link w:val="Heading5"/>
-    <w:uiPriority w:val="9"/>
-    <w:semiHidden/>
-    <w:rsid w:val="00313A21"/>
-    <w:rPr>
-      <w:rFonts w:eastAsiaTheme="majorEastAsia" w:cstheme="majorBidi"/>
-      <w:color w:val="2F5496" w:themeColor="accent1" w:themeShade="BF"/>
-    </w:rPr>
-  </w:style>
-  <w:style w:type="character" w:customStyle="1" w:styleId="Heading6Char">
-    <w:name w:val="Heading 6 Char"/>
-    <w:basedOn w:val="DefaultParagraphFont"/>
-    <w:link w:val="Heading6"/>
-    <w:uiPriority w:val="9"/>
-    <w:semiHidden/>
-    <w:rsid w:val="00313A21"/>
-    <w:rPr>
-      <w:rFonts w:eastAsiaTheme="majorEastAsia" w:cstheme="majorBidi"/>
-      <w:i/>
-      <w:iCs/>
-      <w:color w:val="595959" w:themeColor="text1" w:themeTint="A6"/>
-    </w:rPr>
-  </w:style>
-  <w:style w:type="character" w:customStyle="1" w:styleId="Heading7Char">
-    <w:name w:val="Heading 7 Char"/>
-    <w:basedOn w:val="DefaultParagraphFont"/>
-    <w:link w:val="Heading7"/>
-    <w:uiPriority w:val="9"/>
-    <w:semiHidden/>
-    <w:rsid w:val="00313A21"/>
-    <w:rPr>
-      <w:rFonts w:eastAsiaTheme="majorEastAsia" w:cstheme="majorBidi"/>
-      <w:color w:val="595959" w:themeColor="text1" w:themeTint="A6"/>
-    </w:rPr>
-  </w:style>
-  <w:style w:type="character" w:customStyle="1" w:styleId="Heading8Char">
-    <w:name w:val="Heading 8 Char"/>
-    <w:basedOn w:val="DefaultParagraphFont"/>
-    <w:link w:val="Heading8"/>
-    <w:uiPriority w:val="9"/>
-    <w:semiHidden/>
-    <w:rsid w:val="00313A21"/>
-    <w:rPr>
-      <w:rFonts w:eastAsiaTheme="majorEastAsia" w:cstheme="majorBidi"/>
-      <w:i/>
-      <w:iCs/>
-      <w:color w:val="272727" w:themeColor="text1" w:themeTint="D8"/>
-    </w:rPr>
-  </w:style>
-  <w:style w:type="character" w:customStyle="1" w:styleId="Heading9Char">
-    <w:name w:val="Heading 9 Char"/>
-    <w:basedOn w:val="DefaultParagraphFont"/>
-    <w:link w:val="Heading9"/>
-    <w:uiPriority w:val="9"/>
-    <w:semiHidden/>
-    <w:rsid w:val="00313A21"/>
-    <w:rPr>
-      <w:rFonts w:eastAsiaTheme="majorEastAsia" w:cstheme="majorBidi"/>
-      <w:color w:val="272727" w:themeColor="text1" w:themeTint="D8"/>
-    </w:rPr>
-  </w:style>
-  <w:style w:type="paragraph" w:styleId="Title">
-    <w:name w:val="Title"/>
-    <w:basedOn w:val="Normal"/>
-    <w:next w:val="Normal"/>
-    <w:link w:val="TitleChar"/>
-    <w:uiPriority w:val="10"/>
-    <w:qFormat/>
-    <w:rsid w:val="00313A21"/>
+  <w:style w:type="table" w:styleId="TableGrid">
+    <w:name w:val="Table Grid"/>
+    <w:basedOn w:val="TableNormal"/>
+    <w:uiPriority w:val="39"/>
+    <w:rsid w:val="001552FA"/>
     <w:pPr>
-      <w:spacing w:after="80"/>
-      <w:contextualSpacing/>
+      <w:spacing w:after="0" w:line="240" w:lineRule="auto"/>
     </w:pPr>
-    <w:rPr>
-      <w:rFonts w:asciiTheme="majorHAnsi" w:eastAsiaTheme="majorEastAsia" w:hAnsiTheme="majorHAnsi" w:cstheme="majorBidi"/>
-      <w:spacing w:val="-10"/>
-      <w:kern w:val="28"/>
-      <w:sz w:val="56"/>
-      <w:szCs w:val="56"/>
-    </w:rPr>
-  </w:style>
-  <w:style w:type="character" w:customStyle="1" w:styleId="TitleChar">
-    <w:name w:val="Title Char"/>
-    <w:basedOn w:val="DefaultParagraphFont"/>
-    <w:link w:val="Title"/>
-    <w:uiPriority w:val="10"/>
-    <w:rsid w:val="00313A21"/>
-    <w:rPr>
-      <w:rFonts w:asciiTheme="majorHAnsi" w:eastAsiaTheme="majorEastAsia" w:hAnsiTheme="majorHAnsi" w:cstheme="majorBidi"/>
-      <w:spacing w:val="-10"/>
-      <w:kern w:val="28"/>
-      <w:sz w:val="56"/>
-      <w:szCs w:val="56"/>
-    </w:rPr>
-  </w:style>
-  <w:style w:type="paragraph" w:styleId="Subtitle">
-    <w:name w:val="Subtitle"/>
-    <w:basedOn w:val="Normal"/>
-    <w:next w:val="Normal"/>
-    <w:link w:val="SubtitleChar"/>
-    <w:uiPriority w:val="11"/>
-    <w:qFormat/>
-    <w:rsid w:val="00313A21"/>
-    <w:pPr>
-      <w:numPr>
-        <w:ilvl w:val="1"/>
-      </w:numPr>
-    </w:pPr>
-    <w:rPr>
-      <w:rFonts w:eastAsiaTheme="majorEastAsia" w:cstheme="majorBidi"/>
-      <w:color w:val="595959" w:themeColor="text1" w:themeTint="A6"/>
-      <w:spacing w:val="15"/>
-      <w:sz w:val="28"/>
-      <w:szCs w:val="28"/>
-    </w:rPr>
-  </w:style>
-  <w:style w:type="character" w:customStyle="1" w:styleId="SubtitleChar">
-    <w:name w:val="Subtitle Char"/>
-    <w:basedOn w:val="DefaultParagraphFont"/>
-    <w:link w:val="Subtitle"/>
-    <w:uiPriority w:val="11"/>
-    <w:rsid w:val="00313A21"/>
-    <w:rPr>
-      <w:rFonts w:eastAsiaTheme="majorEastAsia" w:cstheme="majorBidi"/>
-      <w:color w:val="595959" w:themeColor="text1" w:themeTint="A6"/>
-      <w:spacing w:val="15"/>
-      <w:sz w:val="28"/>
-      <w:szCs w:val="28"/>
-    </w:rPr>
-  </w:style>
-  <w:style w:type="paragraph" w:styleId="Quote">
-    <w:name w:val="Quote"/>
-    <w:basedOn w:val="Normal"/>
-    <w:next w:val="Normal"/>
-    <w:link w:val="QuoteChar"/>
-    <w:uiPriority w:val="29"/>
-    <w:qFormat/>
-    <w:rsid w:val="00313A21"/>
-    <w:pPr>
-      <w:spacing w:before="160"/>
-      <w:jc w:val="center"/>
-    </w:pPr>
-    <w:rPr>
-      <w:i/>
-      <w:iCs/>
-      <w:color w:val="404040" w:themeColor="text1" w:themeTint="BF"/>
-    </w:rPr>
-  </w:style>
-  <w:style w:type="character" w:customStyle="1" w:styleId="QuoteChar">
-    <w:name w:val="Quote Char"/>
-    <w:basedOn w:val="DefaultParagraphFont"/>
-    <w:link w:val="Quote"/>
-    <w:uiPriority w:val="29"/>
-    <w:rsid w:val="00313A21"/>
-    <w:rPr>
-      <w:i/>
-      <w:iCs/>
-      <w:color w:val="404040" w:themeColor="text1" w:themeTint="BF"/>
-    </w:rPr>
+    <w:tblPr>
+      <w:tblBorders>
+        <w:top w:val="single" w:sz="4" w:space="0" w:color="auto"/>
+        <w:left w:val="single" w:sz="4" w:space="0" w:color="auto"/>
+        <w:bottom w:val="single" w:sz="4" w:space="0" w:color="auto"/>
+        <w:right w:val="single" w:sz="4" w:space="0" w:color="auto"/>
+        <w:insideH w:val="single" w:sz="4" w:space="0" w:color="auto"/>
+        <w:insideV w:val="single" w:sz="4" w:space="0" w:color="auto"/>
+      </w:tblBorders>
+    </w:tblPr>
   </w:style>
   <w:style w:type="paragraph" w:styleId="ListParagraph">
     <w:name w:val="List Paragraph"/>
     <w:basedOn w:val="Normal"/>
     <w:uiPriority w:val="34"/>
     <w:qFormat/>
-    <w:rsid w:val="00313A21"/>
+    <w:rsid w:val="00B54094"/>
     <w:pPr>
       <w:ind w:left="720"/>
       <w:contextualSpacing/>
     </w:pPr>
   </w:style>
-  <w:style w:type="character" w:styleId="IntenseEmphasis">
-    <w:name w:val="Intense Emphasis"/>
+  <w:style w:type="paragraph" w:styleId="Header">
+    <w:name w:val="header"/>
+    <w:basedOn w:val="Normal"/>
+    <w:link w:val="HeaderChar"/>
+    <w:uiPriority w:val="99"/>
+    <w:unhideWhenUsed/>
+    <w:rsid w:val="00252250"/>
+    <w:pPr>
+      <w:tabs>
+        <w:tab w:val="center" w:pos="4513"/>
+        <w:tab w:val="right" w:pos="9026"/>
+      </w:tabs>
+      <w:spacing w:after="0" w:line="240" w:lineRule="auto"/>
+    </w:pPr>
+  </w:style>
+  <w:style w:type="character" w:customStyle="1" w:styleId="HeaderChar">
+    <w:name w:val="Header Char"/>
     <w:basedOn w:val="DefaultParagraphFont"/>
-    <w:uiPriority w:val="21"/>
-    <w:qFormat/>
-    <w:rsid w:val="00313A21"/>
+    <w:link w:val="Header"/>
+    <w:uiPriority w:val="99"/>
+    <w:rsid w:val="00252250"/>
     <w:rPr>
-      <w:i/>
-      <w:iCs/>
-      <w:color w:val="2F5496" w:themeColor="accent1" w:themeShade="BF"/>
+      <w:lang w:val="en-US"/>
     </w:rPr>
   </w:style>
-  <w:style w:type="paragraph" w:styleId="IntenseQuote">
-    <w:name w:val="Intense Quote"/>
+  <w:style w:type="paragraph" w:styleId="Footer">
+    <w:name w:val="footer"/>
     <w:basedOn w:val="Normal"/>
-    <w:next w:val="Normal"/>
-    <w:link w:val="IntenseQuoteChar"/>
-    <w:uiPriority w:val="30"/>
-    <w:qFormat/>
-    <w:rsid w:val="00313A21"/>
+    <w:link w:val="FooterChar"/>
+    <w:uiPriority w:val="99"/>
+    <w:unhideWhenUsed/>
+    <w:rsid w:val="00252250"/>
     <w:pPr>
-      <w:pBdr>
-        <w:top w:val="single" w:sz="4" w:space="10" w:color="2F5496" w:themeColor="accent1" w:themeShade="BF"/>
-        <w:bottom w:val="single" w:sz="4" w:space="10" w:color="2F5496" w:themeColor="accent1" w:themeShade="BF"/>
-      </w:pBdr>
-      <w:spacing w:before="360" w:after="360"/>
-      <w:ind w:left="864" w:right="864"/>
-      <w:jc w:val="center"/>
+      <w:tabs>
+        <w:tab w:val="center" w:pos="4513"/>
+        <w:tab w:val="right" w:pos="9026"/>
+      </w:tabs>
+      <w:spacing w:after="0" w:line="240" w:lineRule="auto"/>
     </w:pPr>
+  </w:style>
+  <w:style w:type="character" w:customStyle="1" w:styleId="FooterChar">
+    <w:name w:val="Footer Char"/>
+    <w:basedOn w:val="DefaultParagraphFont"/>
+    <w:link w:val="Footer"/>
+    <w:uiPriority w:val="99"/>
+    <w:rsid w:val="00252250"/>
     <w:rPr>
-      <w:i/>
-      <w:iCs/>
-      <w:color w:val="2F5496" w:themeColor="accent1" w:themeShade="BF"/>
+      <w:lang w:val="en-US"/>
     </w:rPr>
   </w:style>
-  <w:style w:type="character" w:customStyle="1" w:styleId="IntenseQuoteChar">
-    <w:name w:val="Intense Quote Char"/>
+  <w:style w:type="character" w:styleId="Hyperlink">
+    <w:name w:val="Hyperlink"/>
     <w:basedOn w:val="DefaultParagraphFont"/>
-    <w:link w:val="IntenseQuote"/>
-    <w:uiPriority w:val="30"/>
-    <w:rsid w:val="00313A21"/>
+    <w:uiPriority w:val="99"/>
+    <w:unhideWhenUsed/>
+    <w:rsid w:val="00F97E1B"/>
     <w:rPr>
-      <w:i/>
-      <w:iCs/>
-      <w:color w:val="2F5496" w:themeColor="accent1" w:themeShade="BF"/>
+      <w:color w:val="0563C1" w:themeColor="hyperlink"/>
+      <w:u w:val="single"/>
     </w:rPr>
   </w:style>
-  <w:style w:type="character" w:styleId="IntenseReference">
-    <w:name w:val="Intense Reference"/>
+  <w:style w:type="character" w:styleId="UnresolvedMention">
+    <w:name w:val="Unresolved Mention"/>
     <w:basedOn w:val="DefaultParagraphFont"/>
-    <w:uiPriority w:val="32"/>
-    <w:qFormat/>
-    <w:rsid w:val="00313A21"/>
+    <w:uiPriority w:val="99"/>
+    <w:semiHidden/>
+    <w:unhideWhenUsed/>
+    <w:rsid w:val="00F97E1B"/>
     <w:rPr>
-      <w:b/>
-      <w:bCs/>
-      <w:smallCaps/>
-      <w:color w:val="2F5496" w:themeColor="accent1" w:themeShade="BF"/>
-      <w:spacing w:val="5"/>
+      <w:color w:val="605E5C"/>
+      <w:shd w:val="clear" w:color="auto" w:fill="E1DFDD"/>
     </w:rPr>
   </w:style>
 </w:styles>
@@ -1207,7 +2452,7 @@
         <a:latin typeface="Calibri" panose="020F0502020204030204"/>
         <a:ea typeface=""/>
         <a:cs typeface=""/>
-        <a:font script="Jpan" typeface="游ゴシック"/>
+        <a:font script="Jpan" typeface="游明朝"/>
         <a:font script="Hang" typeface="맑은 고딕"/>
         <a:font script="Hans" typeface="等线"/>
         <a:font script="Hant" typeface="新細明體"/>

--- a/public/templates/TemplateB.docx
+++ b/public/templates/TemplateB.docx
@@ -68,23 +68,7 @@
           <w:sz w:val="28"/>
           <w:szCs w:val="28"/>
         </w:rPr>
-        <w:t>{</w:t>
-      </w:r>
-      <w:proofErr w:type="gramStart"/>
-      <w:r>
-        <w:rPr>
-          <w:sz w:val="28"/>
-          <w:szCs w:val="28"/>
-        </w:rPr>
-        <w:t>phone}  |</w:t>
-      </w:r>
-      <w:proofErr w:type="gramEnd"/>
-      <w:r>
-        <w:rPr>
-          <w:sz w:val="28"/>
-          <w:szCs w:val="28"/>
-        </w:rPr>
-        <w:t xml:space="preserve">  {email}</w:t>
+        <w:t>{phone}  |  {email}</w:t>
       </w:r>
     </w:p>
     <w:p>
@@ -115,140 +99,62 @@
     </w:p>
     <w:p>
       <w:r>
-        <w:t>{</w:t>
-      </w:r>
-      <w:proofErr w:type="spellStart"/>
-      <w:r>
-        <w:t>professionalSummary</w:t>
-      </w:r>
-      <w:proofErr w:type="spellEnd"/>
-      <w:r>
-        <w:t>}</w:t>
+        <w:t>{professionalSummary}</w:t>
       </w:r>
     </w:p>
     <w:p>
       <w:pPr>
         <w:spacing w:after="0" w:line="240" w:lineRule="auto"/>
-        <w:ind w:left="720"/>
-      </w:pPr>
-      <w:r>
-        <w:t>{#summary</w:t>
-      </w:r>
-      <w:proofErr w:type="gramStart"/>
-      <w:r>
-        <w:t>1}•</w:t>
-      </w:r>
-      <w:proofErr w:type="gramEnd"/>
-      <w:r>
-        <w:t xml:space="preserve"> {summary</w:t>
-      </w:r>
-      <w:proofErr w:type="gramStart"/>
-      <w:r>
-        <w:t>1}{</w:t>
-      </w:r>
-      <w:proofErr w:type="gramEnd"/>
-      <w:r>
-        <w:t>/summary1}</w:t>
+      </w:pPr>
+      <w:r>
+        <w:t xml:space="preserve">     </w:t>
+      </w:r>
+      <w:r>
+        <w:t>{#summary1}• {summary1}{/summary1}</w:t>
       </w:r>
     </w:p>
     <w:p>
       <w:pPr>
         <w:spacing w:after="0" w:line="240" w:lineRule="auto"/>
-        <w:ind w:left="720"/>
-      </w:pPr>
-      <w:r>
-        <w:t>{#summary</w:t>
-      </w:r>
-      <w:proofErr w:type="gramStart"/>
-      <w:r>
-        <w:t>2}•</w:t>
-      </w:r>
-      <w:proofErr w:type="gramEnd"/>
-      <w:r>
-        <w:t xml:space="preserve"> {summary</w:t>
-      </w:r>
-      <w:proofErr w:type="gramStart"/>
-      <w:r>
-        <w:t>2}{</w:t>
-      </w:r>
-      <w:proofErr w:type="gramEnd"/>
-      <w:r>
-        <w:t>/summary2}</w:t>
+      </w:pPr>
+      <w:r>
+        <w:t xml:space="preserve">     </w:t>
+      </w:r>
+      <w:r>
+        <w:t>{#summary2}• {summary2}{/summary2}</w:t>
       </w:r>
     </w:p>
     <w:p>
       <w:pPr>
         <w:spacing w:after="0" w:line="240" w:lineRule="auto"/>
-        <w:ind w:left="720"/>
-      </w:pPr>
-      <w:r>
-        <w:t>{#summary</w:t>
-      </w:r>
-      <w:proofErr w:type="gramStart"/>
-      <w:r>
-        <w:t>3}•</w:t>
-      </w:r>
-      <w:proofErr w:type="gramEnd"/>
-      <w:r>
-        <w:t xml:space="preserve"> {summary</w:t>
-      </w:r>
-      <w:proofErr w:type="gramStart"/>
-      <w:r>
-        <w:t>3}{</w:t>
-      </w:r>
-      <w:proofErr w:type="gramEnd"/>
-      <w:r>
-        <w:t>/summary3}</w:t>
+      </w:pPr>
+      <w:r>
+        <w:t xml:space="preserve">     </w:t>
+      </w:r>
+      <w:r>
+        <w:t>{#summary3}• {summary3}{/summary3}</w:t>
       </w:r>
     </w:p>
     <w:p>
       <w:pPr>
         <w:spacing w:after="0" w:line="240" w:lineRule="auto"/>
-        <w:ind w:left="720"/>
-      </w:pPr>
-      <w:r>
-        <w:t>{#summary</w:t>
-      </w:r>
-      <w:proofErr w:type="gramStart"/>
-      <w:r>
-        <w:t>4}•</w:t>
-      </w:r>
-      <w:proofErr w:type="gramEnd"/>
-      <w:r>
-        <w:t xml:space="preserve"> {summary</w:t>
-      </w:r>
-      <w:proofErr w:type="gramStart"/>
-      <w:r>
-        <w:t>4}{</w:t>
-      </w:r>
-      <w:proofErr w:type="gramEnd"/>
-      <w:r>
-        <w:t>/summary4}</w:t>
+      </w:pPr>
+      <w:r>
+        <w:t xml:space="preserve">     </w:t>
+      </w:r>
+      <w:r>
+        <w:t>{#summary4}• {summary4}{/summary4}</w:t>
       </w:r>
     </w:p>
     <w:p>
       <w:pPr>
         <w:spacing w:after="0" w:line="240" w:lineRule="auto"/>
-        <w:ind w:left="720"/>
-      </w:pPr>
-      <w:r>
-        <w:t>{#summary</w:t>
-      </w:r>
-      <w:proofErr w:type="gramStart"/>
-      <w:r>
-        <w:t>5}•</w:t>
-      </w:r>
-      <w:proofErr w:type="gramEnd"/>
-      <w:r>
-        <w:t xml:space="preserve"> {summary</w:t>
-      </w:r>
-      <w:proofErr w:type="gramStart"/>
-      <w:r>
-        <w:t>5}{</w:t>
-      </w:r>
-      <w:proofErr w:type="gramEnd"/>
-      <w:r>
-        <w:t>/summary5}</w:t>
+      </w:pPr>
+      <w:r>
+        <w:t xml:space="preserve">     </w:t>
+      </w:r>
+      <w:r>
+        <w:t>{#summary5}• {summary5}{/summary5}</w:t>
       </w:r>
     </w:p>
     <w:p>
@@ -273,11 +179,15 @@
         <w:pBdr>
           <w:bottom w:val="single" w:sz="12" w:space="1" w:color="auto"/>
         </w:pBdr>
-      </w:pPr>
-      <w:r>
-        <w:rPr>
-          <w:sz w:val="56"/>
-          <w:szCs w:val="56"/>
+        <w:rPr>
+          <w:sz w:val="48"/>
+          <w:szCs w:val="48"/>
+        </w:rPr>
+      </w:pPr>
+      <w:r>
+        <w:rPr>
+          <w:sz w:val="48"/>
+          <w:szCs w:val="48"/>
         </w:rPr>
         <w:t>WORK EXPERIENCE</w:t>
       </w:r>
@@ -317,21 +227,12 @@
                 <w:szCs w:val="28"/>
               </w:rPr>
             </w:pPr>
-            <w:proofErr w:type="gramStart"/>
             <w:r>
               <w:rPr>
                 <w:sz w:val="28"/>
                 <w:szCs w:val="28"/>
               </w:rPr>
-              <w:t>{title}, {</w:t>
-            </w:r>
-            <w:proofErr w:type="gramEnd"/>
-            <w:r>
-              <w:rPr>
-                <w:sz w:val="28"/>
-                <w:szCs w:val="28"/>
-              </w:rPr>
-              <w:t xml:space="preserve">employer} </w:t>
+              <w:t xml:space="preserve">{title}, {employer} </w:t>
             </w:r>
           </w:p>
           <w:p>
@@ -348,37 +249,14 @@
               </w:rPr>
               <w:t>({</w:t>
             </w:r>
-            <w:proofErr w:type="spellStart"/>
             <w:r>
               <w:rPr>
                 <w:i/>
                 <w:iCs/>
-              </w:rPr>
-              <w:t>employerCity</w:t>
-            </w:r>
-            <w:proofErr w:type="spellEnd"/>
-            <w:r>
-              <w:rPr>
-                <w:i/>
-                <w:iCs/>
-              </w:rPr>
-              <w:t>}, {</w:t>
-            </w:r>
-            <w:proofErr w:type="spellStart"/>
-            <w:r>
-              <w:rPr>
-                <w:i/>
-                <w:iCs/>
-              </w:rPr>
-              <w:t>employerState</w:t>
-            </w:r>
-            <w:proofErr w:type="spellEnd"/>
-            <w:r>
-              <w:rPr>
-                <w:i/>
-                <w:iCs/>
-              </w:rPr>
-              <w:t>})</w:t>
+                <w:sz w:val="24"/>
+                <w:szCs w:val="24"/>
+              </w:rPr>
+              <w:t>employerCity}, {employerState})</w:t>
             </w:r>
           </w:p>
         </w:tc>
@@ -408,139 +286,121 @@
     <w:p>
       <w:pPr>
         <w:spacing w:after="0" w:line="240" w:lineRule="auto"/>
-        <w:ind w:left="720"/>
-      </w:pPr>
-      <w:r>
-        <w:t>{#task</w:t>
-      </w:r>
-      <w:proofErr w:type="gramStart"/>
-      <w:r>
-        <w:t>1}•</w:t>
-      </w:r>
-      <w:proofErr w:type="gramEnd"/>
-      <w:r>
-        <w:t xml:space="preserve"> {task</w:t>
-      </w:r>
-      <w:proofErr w:type="gramStart"/>
-      <w:r>
-        <w:t>1}{</w:t>
-      </w:r>
-      <w:proofErr w:type="gramEnd"/>
-      <w:r>
-        <w:t>/task1}</w:t>
+        <w:rPr>
+          <w:sz w:val="24"/>
+          <w:szCs w:val="24"/>
+        </w:rPr>
+      </w:pPr>
+      <w:r>
+        <w:rPr>
+          <w:sz w:val="24"/>
+          <w:szCs w:val="24"/>
+        </w:rPr>
+        <w:t xml:space="preserve">     </w:t>
+      </w:r>
+      <w:r>
+        <w:rPr>
+          <w:sz w:val="24"/>
+          <w:szCs w:val="24"/>
+        </w:rPr>
+        <w:t>{#task1}• {task1}{/task1}</w:t>
       </w:r>
     </w:p>
     <w:p>
       <w:pPr>
         <w:spacing w:after="0" w:line="240" w:lineRule="auto"/>
-        <w:ind w:left="720"/>
-      </w:pPr>
-      <w:r>
-        <w:t>{#task</w:t>
-      </w:r>
-      <w:proofErr w:type="gramStart"/>
-      <w:r>
-        <w:t>2}•</w:t>
-      </w:r>
-      <w:proofErr w:type="gramEnd"/>
-      <w:r>
-        <w:t xml:space="preserve"> {task</w:t>
-      </w:r>
-      <w:proofErr w:type="gramStart"/>
-      <w:r>
-        <w:t>2}{</w:t>
-      </w:r>
-      <w:proofErr w:type="gramEnd"/>
-      <w:r>
-        <w:t>/task2}</w:t>
+        <w:rPr>
+          <w:sz w:val="24"/>
+          <w:szCs w:val="24"/>
+        </w:rPr>
+      </w:pPr>
+      <w:r>
+        <w:rPr>
+          <w:sz w:val="24"/>
+          <w:szCs w:val="24"/>
+        </w:rPr>
+        <w:t xml:space="preserve">     </w:t>
+      </w:r>
+      <w:r>
+        <w:rPr>
+          <w:sz w:val="24"/>
+          <w:szCs w:val="24"/>
+        </w:rPr>
+        <w:t>{#task2}• {task2}{/task2}</w:t>
       </w:r>
     </w:p>
     <w:p>
       <w:pPr>
         <w:spacing w:after="0" w:line="240" w:lineRule="auto"/>
-        <w:ind w:left="720"/>
-      </w:pPr>
-      <w:r>
-        <w:t>{#task</w:t>
-      </w:r>
-      <w:proofErr w:type="gramStart"/>
-      <w:r>
-        <w:t>3}•</w:t>
-      </w:r>
-      <w:proofErr w:type="gramEnd"/>
-      <w:r>
-        <w:t xml:space="preserve"> {task</w:t>
-      </w:r>
-      <w:proofErr w:type="gramStart"/>
-      <w:r>
-        <w:t>3}{</w:t>
-      </w:r>
-      <w:proofErr w:type="gramEnd"/>
-      <w:r>
-        <w:t>/task3}</w:t>
+        <w:rPr>
+          <w:sz w:val="24"/>
+          <w:szCs w:val="24"/>
+        </w:rPr>
+      </w:pPr>
+      <w:r>
+        <w:rPr>
+          <w:sz w:val="24"/>
+          <w:szCs w:val="24"/>
+        </w:rPr>
+        <w:t xml:space="preserve">     </w:t>
+      </w:r>
+      <w:r>
+        <w:rPr>
+          <w:sz w:val="24"/>
+          <w:szCs w:val="24"/>
+        </w:rPr>
+        <w:t>{#task3}• {task3}{/task3}</w:t>
       </w:r>
     </w:p>
     <w:p>
       <w:pPr>
         <w:spacing w:after="0" w:line="240" w:lineRule="auto"/>
-        <w:ind w:left="720"/>
-      </w:pPr>
-      <w:r>
-        <w:t>{#task</w:t>
-      </w:r>
-      <w:proofErr w:type="gramStart"/>
-      <w:r>
-        <w:t>4}•</w:t>
-      </w:r>
-      <w:proofErr w:type="gramEnd"/>
-      <w:r>
-        <w:t xml:space="preserve"> {task</w:t>
-      </w:r>
-      <w:proofErr w:type="gramStart"/>
-      <w:r>
-        <w:t>4}{</w:t>
-      </w:r>
-      <w:proofErr w:type="gramEnd"/>
-      <w:r>
-        <w:t>/task4}</w:t>
+        <w:rPr>
+          <w:sz w:val="24"/>
+          <w:szCs w:val="24"/>
+        </w:rPr>
+      </w:pPr>
+      <w:r>
+        <w:rPr>
+          <w:sz w:val="24"/>
+          <w:szCs w:val="24"/>
+        </w:rPr>
+        <w:t xml:space="preserve">     </w:t>
+      </w:r>
+      <w:r>
+        <w:rPr>
+          <w:sz w:val="24"/>
+          <w:szCs w:val="24"/>
+        </w:rPr>
+        <w:t>{#task4}• {task4}{/task4}</w:t>
       </w:r>
     </w:p>
     <w:p>
       <w:pPr>
         <w:spacing w:after="0" w:line="240" w:lineRule="auto"/>
-        <w:ind w:left="720"/>
-      </w:pPr>
-      <w:r>
-        <w:t>{#task</w:t>
-      </w:r>
-      <w:proofErr w:type="gramStart"/>
-      <w:r>
-        <w:t>5}•</w:t>
-      </w:r>
-      <w:proofErr w:type="gramEnd"/>
-      <w:r>
-        <w:t xml:space="preserve"> {task</w:t>
-      </w:r>
-      <w:proofErr w:type="gramStart"/>
-      <w:r>
-        <w:t>5}{</w:t>
-      </w:r>
-      <w:proofErr w:type="gramEnd"/>
-      <w:r>
-        <w:t>/task5}</w:t>
-      </w:r>
-    </w:p>
-    <w:p>
-      <w:r>
-        <w:t>{/</w:t>
-      </w:r>
-      <w:proofErr w:type="spellStart"/>
-      <w:r>
-        <w:t>workExperience</w:t>
-      </w:r>
-      <w:proofErr w:type="spellEnd"/>
-      <w:r>
-        <w:t>}</w:t>
+        <w:rPr>
+          <w:sz w:val="24"/>
+          <w:szCs w:val="24"/>
+        </w:rPr>
+      </w:pPr>
+      <w:r>
+        <w:rPr>
+          <w:sz w:val="24"/>
+          <w:szCs w:val="24"/>
+        </w:rPr>
+        <w:t xml:space="preserve">     </w:t>
+      </w:r>
+      <w:r>
+        <w:rPr>
+          <w:sz w:val="24"/>
+          <w:szCs w:val="24"/>
+        </w:rPr>
+        <w:t>{#task5}• {task5}{/task5}</w:t>
+      </w:r>
+    </w:p>
+    <w:p>
+      <w:r>
+        <w:t>{/workExperience}</w:t>
       </w:r>
     </w:p>
     <w:p>
@@ -550,17 +410,10 @@
         </w:pBdr>
       </w:pPr>
       <w:r>
-        <w:t>{/</w:t>
-      </w:r>
-      <w:proofErr w:type="spellStart"/>
-      <w:r>
-        <w:t>hasWorkExperience</w:t>
-      </w:r>
-      <w:proofErr w:type="spellEnd"/>
-      <w:r>
-        <w:t>}</w:t>
-      </w:r>
-    </w:p>
+        <w:t>{/hasWorkExperience}</w:t>
+      </w:r>
+    </w:p>
+    <w:p/>
     <w:p>
       <w:r>
         <w:t>{#hasEducation}</w:t>
@@ -578,8 +431,8 @@
       </w:pPr>
       <w:r>
         <w:rPr>
-          <w:sz w:val="56"/>
-          <w:szCs w:val="56"/>
+          <w:sz w:val="48"/>
+          <w:szCs w:val="48"/>
         </w:rPr>
         <w:t>EDUCATION</w:t>
       </w:r>
@@ -624,39 +477,21 @@
                 <w:sz w:val="28"/>
                 <w:szCs w:val="28"/>
               </w:rPr>
-              <w:t>{school} — {</w:t>
-            </w:r>
-            <w:proofErr w:type="spellStart"/>
+              <w:t xml:space="preserve">{school} </w:t>
+            </w:r>
             <w:r>
               <w:rPr>
                 <w:sz w:val="28"/>
                 <w:szCs w:val="28"/>
               </w:rPr>
-              <w:t>eduCity</w:t>
-            </w:r>
-            <w:proofErr w:type="spellEnd"/>
+              <w:t>|</w:t>
+            </w:r>
             <w:r>
               <w:rPr>
                 <w:sz w:val="28"/>
                 <w:szCs w:val="28"/>
               </w:rPr>
-              <w:t>}, {</w:t>
-            </w:r>
-            <w:proofErr w:type="spellStart"/>
-            <w:r>
-              <w:rPr>
-                <w:sz w:val="28"/>
-                <w:szCs w:val="28"/>
-              </w:rPr>
-              <w:t>eduState</w:t>
-            </w:r>
-            <w:proofErr w:type="spellEnd"/>
-            <w:r>
-              <w:rPr>
-                <w:sz w:val="28"/>
-                <w:szCs w:val="28"/>
-              </w:rPr>
-              <w:t>}</w:t>
+              <w:t xml:space="preserve"> {eduCity}, {eduState}</w:t>
             </w:r>
           </w:p>
           <w:p>
@@ -672,6 +507,7 @@
                 <w:i/>
                 <w:iCs/>
               </w:rPr>
+              <w:lastRenderedPageBreak/>
               <w:t xml:space="preserve">{program} </w:t>
             </w:r>
           </w:p>
@@ -686,7 +522,6 @@
           </w:p>
           <w:p>
             <w:r>
-              <w:lastRenderedPageBreak/>
               <w:t>{notes}</w:t>
             </w:r>
           </w:p>
@@ -699,34 +534,31 @@
           <w:p>
             <w:pPr>
               <w:jc w:val="right"/>
-            </w:pPr>
-            <w:r>
+              <w:rPr>
+                <w:sz w:val="28"/>
+                <w:szCs w:val="28"/>
+              </w:rPr>
+            </w:pPr>
+            <w:r>
+              <w:rPr>
+                <w:sz w:val="28"/>
+                <w:szCs w:val="28"/>
+              </w:rPr>
               <w:lastRenderedPageBreak/>
-              <w:t>{</w:t>
-            </w:r>
-            <w:proofErr w:type="spellStart"/>
-            <w:r>
-              <w:t>startDate</w:t>
-            </w:r>
-            <w:proofErr w:type="spellEnd"/>
-            <w:r>
-              <w:t>} – {</w:t>
-            </w:r>
-            <w:proofErr w:type="spellStart"/>
-            <w:r>
-              <w:t>endDate</w:t>
-            </w:r>
-            <w:proofErr w:type="spellEnd"/>
-            <w:r>
-              <w:t>}</w:t>
-            </w:r>
-          </w:p>
-          <w:p/>
+              <w:t>{startDate} – {endDate}</w:t>
+            </w:r>
+          </w:p>
+          <w:p>
+            <w:pPr>
+              <w:rPr>
+                <w:sz w:val="28"/>
+                <w:szCs w:val="28"/>
+              </w:rPr>
+            </w:pPr>
+          </w:p>
         </w:tc>
       </w:tr>
     </w:tbl>
-    <w:p/>
-    <w:p/>
     <w:p>
       <w:r>
         <w:t>{/education}</w:t>
@@ -734,37 +566,27 @@
     </w:p>
     <w:p>
       <w:r>
-        <w:t>{/</w:t>
-      </w:r>
-      <w:proofErr w:type="spellStart"/>
-      <w:r>
-        <w:t>hasEducation</w:t>
-      </w:r>
-      <w:proofErr w:type="spellEnd"/>
-      <w:r>
-        <w:t>}</w:t>
-      </w:r>
-    </w:p>
-    <w:p/>
+        <w:t>{/hasEducation}</w:t>
+      </w:r>
+    </w:p>
     <w:p>
       <w:pPr>
         <w:pBdr>
           <w:bottom w:val="single" w:sz="12" w:space="1" w:color="auto"/>
         </w:pBdr>
         <w:rPr>
-          <w:sz w:val="56"/>
-          <w:szCs w:val="56"/>
-        </w:rPr>
-      </w:pPr>
-      <w:r>
-        <w:rPr>
-          <w:sz w:val="56"/>
-          <w:szCs w:val="56"/>
+          <w:sz w:val="48"/>
+          <w:szCs w:val="48"/>
+        </w:rPr>
+      </w:pPr>
+      <w:r>
+        <w:rPr>
+          <w:sz w:val="48"/>
+          <w:szCs w:val="48"/>
         </w:rPr>
         <w:t xml:space="preserve">SKILLS AND CERTIFICATIONS </w:t>
       </w:r>
     </w:p>
-    <w:p/>
     <w:tbl>
       <w:tblPr>
         <w:tblStyle w:val="TableGrid"/>
@@ -813,226 +635,168 @@
             </w:r>
           </w:p>
           <w:p>
-            <w:r>
-              <w:t>{#cert</w:t>
-            </w:r>
-            <w:proofErr w:type="gramStart"/>
-            <w:r>
-              <w:t>1}•</w:t>
-            </w:r>
-            <w:proofErr w:type="gramEnd"/>
-            <w:r>
-              <w:t xml:space="preserve"> {cert</w:t>
-            </w:r>
-            <w:proofErr w:type="gramStart"/>
-            <w:r>
-              <w:t>1}{</w:t>
-            </w:r>
-            <w:proofErr w:type="gramEnd"/>
-            <w:r>
-              <w:t>/cert1}</w:t>
-            </w:r>
-          </w:p>
-          <w:p>
-            <w:r>
-              <w:t>{#cert</w:t>
-            </w:r>
-            <w:proofErr w:type="gramStart"/>
-            <w:r>
-              <w:t>2}•</w:t>
-            </w:r>
-            <w:proofErr w:type="gramEnd"/>
-            <w:r>
-              <w:t xml:space="preserve"> {cert</w:t>
-            </w:r>
-            <w:proofErr w:type="gramStart"/>
-            <w:r>
-              <w:t>2}{</w:t>
-            </w:r>
-            <w:proofErr w:type="gramEnd"/>
-            <w:r>
-              <w:t>/cert2}</w:t>
-            </w:r>
-          </w:p>
-          <w:p>
-            <w:r>
-              <w:t>{#cert</w:t>
-            </w:r>
-            <w:proofErr w:type="gramStart"/>
-            <w:r>
-              <w:t>3}•</w:t>
-            </w:r>
-            <w:proofErr w:type="gramEnd"/>
-            <w:r>
-              <w:t xml:space="preserve"> {cert</w:t>
-            </w:r>
-            <w:proofErr w:type="gramStart"/>
-            <w:r>
-              <w:t>3}{</w:t>
-            </w:r>
-            <w:proofErr w:type="gramEnd"/>
-            <w:r>
-              <w:t>/cert3}</w:t>
-            </w:r>
-          </w:p>
-          <w:p>
-            <w:r>
-              <w:t>{#cert</w:t>
-            </w:r>
-            <w:proofErr w:type="gramStart"/>
-            <w:r>
-              <w:t>4}•</w:t>
-            </w:r>
-            <w:proofErr w:type="gramEnd"/>
-            <w:r>
-              <w:t xml:space="preserve"> {cert</w:t>
-            </w:r>
-            <w:proofErr w:type="gramStart"/>
-            <w:r>
-              <w:t>4}{</w:t>
-            </w:r>
-            <w:proofErr w:type="gramEnd"/>
-            <w:r>
-              <w:t>/cert4}</w:t>
-            </w:r>
-          </w:p>
-          <w:p>
-            <w:r>
-              <w:t>{#cert</w:t>
-            </w:r>
-            <w:proofErr w:type="gramStart"/>
-            <w:r>
-              <w:t>5}•</w:t>
-            </w:r>
-            <w:proofErr w:type="gramEnd"/>
-            <w:r>
-              <w:t xml:space="preserve"> {cert</w:t>
-            </w:r>
-            <w:proofErr w:type="gramStart"/>
-            <w:r>
-              <w:t>5}{</w:t>
-            </w:r>
-            <w:proofErr w:type="gramEnd"/>
-            <w:r>
-              <w:t>/cert5}</w:t>
-            </w:r>
-          </w:p>
-          <w:p>
-            <w:r>
-              <w:t>{#cert</w:t>
-            </w:r>
-            <w:proofErr w:type="gramStart"/>
-            <w:r>
-              <w:t>6}•</w:t>
-            </w:r>
-            <w:proofErr w:type="gramEnd"/>
-            <w:r>
-              <w:t xml:space="preserve"> {cert</w:t>
-            </w:r>
-            <w:proofErr w:type="gramStart"/>
-            <w:r>
-              <w:t>6}{</w:t>
-            </w:r>
-            <w:proofErr w:type="gramEnd"/>
-            <w:r>
-              <w:t>/cert6}</w:t>
-            </w:r>
-          </w:p>
-          <w:p>
-            <w:r>
-              <w:t>{#cert</w:t>
-            </w:r>
-            <w:proofErr w:type="gramStart"/>
-            <w:r>
-              <w:t>7}•</w:t>
-            </w:r>
-            <w:proofErr w:type="gramEnd"/>
-            <w:r>
-              <w:t xml:space="preserve"> {cert</w:t>
-            </w:r>
-            <w:proofErr w:type="gramStart"/>
-            <w:r>
-              <w:t>7}{</w:t>
-            </w:r>
-            <w:proofErr w:type="gramEnd"/>
-            <w:r>
-              <w:t>/cert7}</w:t>
-            </w:r>
-          </w:p>
-          <w:p>
-            <w:r>
-              <w:t>{#cert</w:t>
-            </w:r>
-            <w:proofErr w:type="gramStart"/>
-            <w:r>
-              <w:t>8}•</w:t>
-            </w:r>
-            <w:proofErr w:type="gramEnd"/>
-            <w:r>
-              <w:t xml:space="preserve"> {cert</w:t>
-            </w:r>
-            <w:proofErr w:type="gramStart"/>
-            <w:r>
-              <w:t>8}{</w:t>
-            </w:r>
-            <w:proofErr w:type="gramEnd"/>
-            <w:r>
-              <w:t>/cert8}</w:t>
-            </w:r>
-          </w:p>
-          <w:p>
-            <w:r>
-              <w:t>{#cert</w:t>
-            </w:r>
-            <w:proofErr w:type="gramStart"/>
-            <w:r>
-              <w:t>9}•</w:t>
-            </w:r>
-            <w:proofErr w:type="gramEnd"/>
-            <w:r>
-              <w:t xml:space="preserve"> {cert</w:t>
-            </w:r>
-            <w:proofErr w:type="gramStart"/>
-            <w:r>
-              <w:t>9}{</w:t>
-            </w:r>
-            <w:proofErr w:type="gramEnd"/>
-            <w:r>
-              <w:t>/cert9}</w:t>
-            </w:r>
-          </w:p>
-          <w:p>
-            <w:r>
-              <w:t>{#cert</w:t>
-            </w:r>
-            <w:proofErr w:type="gramStart"/>
-            <w:r>
-              <w:t>10}•</w:t>
-            </w:r>
-            <w:proofErr w:type="gramEnd"/>
-            <w:r>
-              <w:t xml:space="preserve"> {cert</w:t>
-            </w:r>
-            <w:proofErr w:type="gramStart"/>
-            <w:r>
-              <w:t>10}{</w:t>
-            </w:r>
-            <w:proofErr w:type="gramEnd"/>
-            <w:r>
-              <w:t>/cert10}</w:t>
-            </w:r>
-          </w:p>
-          <w:p>
-            <w:r>
-              <w:t>{/</w:t>
-            </w:r>
-            <w:proofErr w:type="spellStart"/>
-            <w:r>
-              <w:t>hasProgramCerts</w:t>
-            </w:r>
-            <w:proofErr w:type="spellEnd"/>
-            <w:r>
-              <w:t>}</w:t>
+            <w:pPr>
+              <w:rPr>
+                <w:i/>
+                <w:iCs/>
+                <w:sz w:val="28"/>
+                <w:szCs w:val="28"/>
+              </w:rPr>
+            </w:pPr>
+          </w:p>
+          <w:p>
+            <w:pPr>
+              <w:rPr>
+                <w:sz w:val="24"/>
+                <w:szCs w:val="24"/>
+              </w:rPr>
+            </w:pPr>
+            <w:r>
+              <w:rPr>
+                <w:sz w:val="24"/>
+                <w:szCs w:val="24"/>
+              </w:rPr>
+              <w:t>{#cert1}• {cert1}{/cert1}</w:t>
+            </w:r>
+          </w:p>
+          <w:p>
+            <w:pPr>
+              <w:rPr>
+                <w:sz w:val="24"/>
+                <w:szCs w:val="24"/>
+              </w:rPr>
+            </w:pPr>
+            <w:r>
+              <w:rPr>
+                <w:sz w:val="24"/>
+                <w:szCs w:val="24"/>
+              </w:rPr>
+              <w:t>{#cert2}• {cert2}{/cert2}</w:t>
+            </w:r>
+          </w:p>
+          <w:p>
+            <w:pPr>
+              <w:rPr>
+                <w:sz w:val="24"/>
+                <w:szCs w:val="24"/>
+              </w:rPr>
+            </w:pPr>
+            <w:r>
+              <w:rPr>
+                <w:sz w:val="24"/>
+                <w:szCs w:val="24"/>
+              </w:rPr>
+              <w:t>{#cert3}• {cert3}{/cert3}</w:t>
+            </w:r>
+          </w:p>
+          <w:p>
+            <w:pPr>
+              <w:rPr>
+                <w:sz w:val="24"/>
+                <w:szCs w:val="24"/>
+              </w:rPr>
+            </w:pPr>
+            <w:r>
+              <w:rPr>
+                <w:sz w:val="24"/>
+                <w:szCs w:val="24"/>
+              </w:rPr>
+              <w:t>{#cert4}• {cert4}{/cert4}</w:t>
+            </w:r>
+          </w:p>
+          <w:p>
+            <w:pPr>
+              <w:rPr>
+                <w:sz w:val="24"/>
+                <w:szCs w:val="24"/>
+              </w:rPr>
+            </w:pPr>
+            <w:r>
+              <w:rPr>
+                <w:sz w:val="24"/>
+                <w:szCs w:val="24"/>
+              </w:rPr>
+              <w:t>{#cert5}• {cert5}{/cert5}</w:t>
+            </w:r>
+          </w:p>
+          <w:p>
+            <w:pPr>
+              <w:rPr>
+                <w:sz w:val="24"/>
+                <w:szCs w:val="24"/>
+              </w:rPr>
+            </w:pPr>
+            <w:r>
+              <w:rPr>
+                <w:sz w:val="24"/>
+                <w:szCs w:val="24"/>
+              </w:rPr>
+              <w:t>{#cert6}• {cert6}{/cert6}</w:t>
+            </w:r>
+          </w:p>
+          <w:p>
+            <w:pPr>
+              <w:rPr>
+                <w:sz w:val="24"/>
+                <w:szCs w:val="24"/>
+              </w:rPr>
+            </w:pPr>
+            <w:r>
+              <w:rPr>
+                <w:sz w:val="24"/>
+                <w:szCs w:val="24"/>
+              </w:rPr>
+              <w:t>{#cert7}• {cert7}{/cert7}</w:t>
+            </w:r>
+          </w:p>
+          <w:p>
+            <w:pPr>
+              <w:rPr>
+                <w:sz w:val="24"/>
+                <w:szCs w:val="24"/>
+              </w:rPr>
+            </w:pPr>
+            <w:r>
+              <w:rPr>
+                <w:sz w:val="24"/>
+                <w:szCs w:val="24"/>
+              </w:rPr>
+              <w:t>{#cert8}• {cert8}{/cert8}</w:t>
+            </w:r>
+          </w:p>
+          <w:p>
+            <w:pPr>
+              <w:rPr>
+                <w:sz w:val="24"/>
+                <w:szCs w:val="24"/>
+              </w:rPr>
+            </w:pPr>
+            <w:r>
+              <w:rPr>
+                <w:sz w:val="24"/>
+                <w:szCs w:val="24"/>
+              </w:rPr>
+              <w:t>{#cert9}• {cert9}{/cert9}</w:t>
+            </w:r>
+          </w:p>
+          <w:p>
+            <w:pPr>
+              <w:rPr>
+                <w:sz w:val="24"/>
+                <w:szCs w:val="24"/>
+              </w:rPr>
+            </w:pPr>
+            <w:r>
+              <w:rPr>
+                <w:sz w:val="24"/>
+                <w:szCs w:val="24"/>
+              </w:rPr>
+              <w:t>{#cert10}• {cert10}{/cert10}</w:t>
+            </w:r>
+          </w:p>
+          <w:p>
+            <w:r>
+              <w:t>{/hasProgramCerts}</w:t>
             </w:r>
           </w:p>
           <w:p/>
@@ -1066,226 +830,168 @@
             </w:r>
           </w:p>
           <w:p>
-            <w:r>
-              <w:t>{#skill</w:t>
-            </w:r>
-            <w:proofErr w:type="gramStart"/>
-            <w:r>
-              <w:t>1}•</w:t>
-            </w:r>
-            <w:proofErr w:type="gramEnd"/>
-            <w:r>
-              <w:t xml:space="preserve"> {skill</w:t>
-            </w:r>
-            <w:proofErr w:type="gramStart"/>
-            <w:r>
-              <w:t>1}{</w:t>
-            </w:r>
-            <w:proofErr w:type="gramEnd"/>
-            <w:r>
-              <w:t>/skill1}</w:t>
-            </w:r>
-          </w:p>
-          <w:p>
-            <w:r>
-              <w:t>{#skill</w:t>
-            </w:r>
-            <w:proofErr w:type="gramStart"/>
-            <w:r>
-              <w:t>2}•</w:t>
-            </w:r>
-            <w:proofErr w:type="gramEnd"/>
-            <w:r>
-              <w:t xml:space="preserve"> {skill</w:t>
-            </w:r>
-            <w:proofErr w:type="gramStart"/>
-            <w:r>
-              <w:t>2}{</w:t>
-            </w:r>
-            <w:proofErr w:type="gramEnd"/>
-            <w:r>
-              <w:t>/skill2}</w:t>
-            </w:r>
-          </w:p>
-          <w:p>
-            <w:r>
-              <w:t>{#skill</w:t>
-            </w:r>
-            <w:proofErr w:type="gramStart"/>
-            <w:r>
-              <w:t>3}•</w:t>
-            </w:r>
-            <w:proofErr w:type="gramEnd"/>
-            <w:r>
-              <w:t xml:space="preserve"> {skill</w:t>
-            </w:r>
-            <w:proofErr w:type="gramStart"/>
-            <w:r>
-              <w:t>3}{</w:t>
-            </w:r>
-            <w:proofErr w:type="gramEnd"/>
-            <w:r>
-              <w:t>/skill3}</w:t>
-            </w:r>
-          </w:p>
-          <w:p>
-            <w:r>
-              <w:t>{#skill</w:t>
-            </w:r>
-            <w:proofErr w:type="gramStart"/>
-            <w:r>
-              <w:t>4}•</w:t>
-            </w:r>
-            <w:proofErr w:type="gramEnd"/>
-            <w:r>
-              <w:t xml:space="preserve"> {skill</w:t>
-            </w:r>
-            <w:proofErr w:type="gramStart"/>
-            <w:r>
-              <w:t>4}{</w:t>
-            </w:r>
-            <w:proofErr w:type="gramEnd"/>
-            <w:r>
-              <w:t>/skill4}</w:t>
-            </w:r>
-          </w:p>
-          <w:p>
-            <w:r>
-              <w:t>{#skill</w:t>
-            </w:r>
-            <w:proofErr w:type="gramStart"/>
-            <w:r>
-              <w:t>5}•</w:t>
-            </w:r>
-            <w:proofErr w:type="gramEnd"/>
-            <w:r>
-              <w:t xml:space="preserve"> {skill</w:t>
-            </w:r>
-            <w:proofErr w:type="gramStart"/>
-            <w:r>
-              <w:t>5}{</w:t>
-            </w:r>
-            <w:proofErr w:type="gramEnd"/>
-            <w:r>
-              <w:t>/skill5}</w:t>
-            </w:r>
-          </w:p>
-          <w:p>
-            <w:r>
-              <w:t>{#skill</w:t>
-            </w:r>
-            <w:proofErr w:type="gramStart"/>
-            <w:r>
-              <w:t>6}•</w:t>
-            </w:r>
-            <w:proofErr w:type="gramEnd"/>
-            <w:r>
-              <w:t xml:space="preserve"> {skill</w:t>
-            </w:r>
-            <w:proofErr w:type="gramStart"/>
-            <w:r>
-              <w:t>6}{</w:t>
-            </w:r>
-            <w:proofErr w:type="gramEnd"/>
-            <w:r>
-              <w:t>/skill6}</w:t>
-            </w:r>
-          </w:p>
-          <w:p>
-            <w:r>
-              <w:t>{#skill</w:t>
-            </w:r>
-            <w:proofErr w:type="gramStart"/>
-            <w:r>
-              <w:t>7}•</w:t>
-            </w:r>
-            <w:proofErr w:type="gramEnd"/>
-            <w:r>
-              <w:t xml:space="preserve"> {skill</w:t>
-            </w:r>
-            <w:proofErr w:type="gramStart"/>
-            <w:r>
-              <w:t>7}{</w:t>
-            </w:r>
-            <w:proofErr w:type="gramEnd"/>
-            <w:r>
-              <w:t>/skill7}</w:t>
-            </w:r>
-          </w:p>
-          <w:p>
-            <w:r>
-              <w:t>{#skill</w:t>
-            </w:r>
-            <w:proofErr w:type="gramStart"/>
-            <w:r>
-              <w:t>8}•</w:t>
-            </w:r>
-            <w:proofErr w:type="gramEnd"/>
-            <w:r>
-              <w:t xml:space="preserve"> {skill</w:t>
-            </w:r>
-            <w:proofErr w:type="gramStart"/>
-            <w:r>
-              <w:t>8}{</w:t>
-            </w:r>
-            <w:proofErr w:type="gramEnd"/>
-            <w:r>
-              <w:t>/skill8}</w:t>
-            </w:r>
-          </w:p>
-          <w:p>
-            <w:r>
-              <w:t>{#skill</w:t>
-            </w:r>
-            <w:proofErr w:type="gramStart"/>
-            <w:r>
-              <w:t>9}•</w:t>
-            </w:r>
-            <w:proofErr w:type="gramEnd"/>
-            <w:r>
-              <w:t xml:space="preserve"> {skill</w:t>
-            </w:r>
-            <w:proofErr w:type="gramStart"/>
-            <w:r>
-              <w:t>9}{</w:t>
-            </w:r>
-            <w:proofErr w:type="gramEnd"/>
-            <w:r>
-              <w:t>/skill9}</w:t>
-            </w:r>
-          </w:p>
-          <w:p>
-            <w:r>
-              <w:t>{#skill</w:t>
-            </w:r>
-            <w:proofErr w:type="gramStart"/>
-            <w:r>
-              <w:t>10}•</w:t>
-            </w:r>
-            <w:proofErr w:type="gramEnd"/>
-            <w:r>
-              <w:t xml:space="preserve"> {skill</w:t>
-            </w:r>
-            <w:proofErr w:type="gramStart"/>
-            <w:r>
-              <w:t>10}{</w:t>
-            </w:r>
-            <w:proofErr w:type="gramEnd"/>
-            <w:r>
-              <w:t>/skill10}</w:t>
-            </w:r>
-          </w:p>
-          <w:p>
-            <w:r>
-              <w:t>{/</w:t>
-            </w:r>
-            <w:proofErr w:type="spellStart"/>
-            <w:r>
-              <w:t>hasExtraSkills</w:t>
-            </w:r>
-            <w:proofErr w:type="spellEnd"/>
-            <w:r>
-              <w:t>}</w:t>
+            <w:pPr>
+              <w:rPr>
+                <w:i/>
+                <w:iCs/>
+                <w:sz w:val="28"/>
+                <w:szCs w:val="28"/>
+              </w:rPr>
+            </w:pPr>
+          </w:p>
+          <w:p>
+            <w:pPr>
+              <w:rPr>
+                <w:sz w:val="24"/>
+                <w:szCs w:val="24"/>
+              </w:rPr>
+            </w:pPr>
+            <w:r>
+              <w:rPr>
+                <w:sz w:val="24"/>
+                <w:szCs w:val="24"/>
+              </w:rPr>
+              <w:t>{#skill1}• {skill1}{/skill1}</w:t>
+            </w:r>
+          </w:p>
+          <w:p>
+            <w:pPr>
+              <w:rPr>
+                <w:sz w:val="24"/>
+                <w:szCs w:val="24"/>
+              </w:rPr>
+            </w:pPr>
+            <w:r>
+              <w:rPr>
+                <w:sz w:val="24"/>
+                <w:szCs w:val="24"/>
+              </w:rPr>
+              <w:t>{#skill2}• {skill2}{/skill2}</w:t>
+            </w:r>
+          </w:p>
+          <w:p>
+            <w:pPr>
+              <w:rPr>
+                <w:sz w:val="24"/>
+                <w:szCs w:val="24"/>
+              </w:rPr>
+            </w:pPr>
+            <w:r>
+              <w:rPr>
+                <w:sz w:val="24"/>
+                <w:szCs w:val="24"/>
+              </w:rPr>
+              <w:t>{#skill3}• {skill3}{/skill3}</w:t>
+            </w:r>
+          </w:p>
+          <w:p>
+            <w:pPr>
+              <w:rPr>
+                <w:sz w:val="24"/>
+                <w:szCs w:val="24"/>
+              </w:rPr>
+            </w:pPr>
+            <w:r>
+              <w:rPr>
+                <w:sz w:val="24"/>
+                <w:szCs w:val="24"/>
+              </w:rPr>
+              <w:t>{#skill4}• {skill4}{/skill4}</w:t>
+            </w:r>
+          </w:p>
+          <w:p>
+            <w:pPr>
+              <w:rPr>
+                <w:sz w:val="24"/>
+                <w:szCs w:val="24"/>
+              </w:rPr>
+            </w:pPr>
+            <w:r>
+              <w:rPr>
+                <w:sz w:val="24"/>
+                <w:szCs w:val="24"/>
+              </w:rPr>
+              <w:t>{#skill5}• {skill5}{/skill5}</w:t>
+            </w:r>
+          </w:p>
+          <w:p>
+            <w:pPr>
+              <w:rPr>
+                <w:sz w:val="24"/>
+                <w:szCs w:val="24"/>
+              </w:rPr>
+            </w:pPr>
+            <w:r>
+              <w:rPr>
+                <w:sz w:val="24"/>
+                <w:szCs w:val="24"/>
+              </w:rPr>
+              <w:t>{#skill6}• {skill6}{/skill6}</w:t>
+            </w:r>
+          </w:p>
+          <w:p>
+            <w:pPr>
+              <w:rPr>
+                <w:sz w:val="24"/>
+                <w:szCs w:val="24"/>
+              </w:rPr>
+            </w:pPr>
+            <w:r>
+              <w:rPr>
+                <w:sz w:val="24"/>
+                <w:szCs w:val="24"/>
+              </w:rPr>
+              <w:t>{#skill7}• {skill7}{/skill7}</w:t>
+            </w:r>
+          </w:p>
+          <w:p>
+            <w:pPr>
+              <w:rPr>
+                <w:sz w:val="24"/>
+                <w:szCs w:val="24"/>
+              </w:rPr>
+            </w:pPr>
+            <w:r>
+              <w:rPr>
+                <w:sz w:val="24"/>
+                <w:szCs w:val="24"/>
+              </w:rPr>
+              <w:t>{#skill8}• {skill8}{/skill8}</w:t>
+            </w:r>
+          </w:p>
+          <w:p>
+            <w:pPr>
+              <w:rPr>
+                <w:sz w:val="24"/>
+                <w:szCs w:val="24"/>
+              </w:rPr>
+            </w:pPr>
+            <w:r>
+              <w:rPr>
+                <w:sz w:val="24"/>
+                <w:szCs w:val="24"/>
+              </w:rPr>
+              <w:t>{#skill9}• {skill9}{/skill9}</w:t>
+            </w:r>
+          </w:p>
+          <w:p>
+            <w:pPr>
+              <w:rPr>
+                <w:sz w:val="24"/>
+                <w:szCs w:val="24"/>
+              </w:rPr>
+            </w:pPr>
+            <w:r>
+              <w:rPr>
+                <w:sz w:val="24"/>
+                <w:szCs w:val="24"/>
+              </w:rPr>
+              <w:t>{#skill10}• {skill10}{/skill10}</w:t>
+            </w:r>
+          </w:p>
+          <w:p>
+            <w:r>
+              <w:t>{/hasExtraSkills}</w:t>
             </w:r>
           </w:p>
           <w:p/>

--- a/public/templates/TemplateB.docx
+++ b/public/templates/TemplateB.docx
@@ -68,7 +68,23 @@
           <w:sz w:val="28"/>
           <w:szCs w:val="28"/>
         </w:rPr>
-        <w:t>{phone}  |  {email}</w:t>
+        <w:t>{</w:t>
+      </w:r>
+      <w:proofErr w:type="gramStart"/>
+      <w:r>
+        <w:rPr>
+          <w:sz w:val="28"/>
+          <w:szCs w:val="28"/>
+        </w:rPr>
+        <w:t>phone}  |</w:t>
+      </w:r>
+      <w:proofErr w:type="gramEnd"/>
+      <w:r>
+        <w:rPr>
+          <w:sz w:val="28"/>
+          <w:szCs w:val="28"/>
+        </w:rPr>
+        <w:t xml:space="preserve">  {email}</w:t>
       </w:r>
     </w:p>
     <w:p>
@@ -99,62 +115,140 @@
     </w:p>
     <w:p>
       <w:r>
-        <w:t>{professionalSummary}</w:t>
+        <w:t>{</w:t>
+      </w:r>
+      <w:proofErr w:type="spellStart"/>
+      <w:r>
+        <w:t>professionalSummary</w:t>
+      </w:r>
+      <w:proofErr w:type="spellEnd"/>
+      <w:r>
+        <w:t>}</w:t>
       </w:r>
     </w:p>
     <w:p>
       <w:pPr>
         <w:spacing w:after="0" w:line="240" w:lineRule="auto"/>
-      </w:pPr>
-      <w:r>
-        <w:t xml:space="preserve">     </w:t>
-      </w:r>
-      <w:r>
-        <w:t>{#summary1}• {summary1}{/summary1}</w:t>
+        <w:ind w:left="180"/>
+      </w:pPr>
+      <w:r>
+        <w:t>{#summary</w:t>
+      </w:r>
+      <w:proofErr w:type="gramStart"/>
+      <w:r>
+        <w:t>1}•</w:t>
+      </w:r>
+      <w:proofErr w:type="gramEnd"/>
+      <w:r>
+        <w:t xml:space="preserve"> {summary</w:t>
+      </w:r>
+      <w:proofErr w:type="gramStart"/>
+      <w:r>
+        <w:t>1}{</w:t>
+      </w:r>
+      <w:proofErr w:type="gramEnd"/>
+      <w:r>
+        <w:t>/summary1}</w:t>
       </w:r>
     </w:p>
     <w:p>
       <w:pPr>
         <w:spacing w:after="0" w:line="240" w:lineRule="auto"/>
-      </w:pPr>
-      <w:r>
-        <w:t xml:space="preserve">     </w:t>
-      </w:r>
-      <w:r>
-        <w:t>{#summary2}• {summary2}{/summary2}</w:t>
+        <w:ind w:left="180"/>
+      </w:pPr>
+      <w:r>
+        <w:t>{#summary</w:t>
+      </w:r>
+      <w:proofErr w:type="gramStart"/>
+      <w:r>
+        <w:t>2}•</w:t>
+      </w:r>
+      <w:proofErr w:type="gramEnd"/>
+      <w:r>
+        <w:t xml:space="preserve"> {summary</w:t>
+      </w:r>
+      <w:proofErr w:type="gramStart"/>
+      <w:r>
+        <w:t>2}{</w:t>
+      </w:r>
+      <w:proofErr w:type="gramEnd"/>
+      <w:r>
+        <w:t>/summary2}</w:t>
       </w:r>
     </w:p>
     <w:p>
       <w:pPr>
         <w:spacing w:after="0" w:line="240" w:lineRule="auto"/>
-      </w:pPr>
-      <w:r>
-        <w:t xml:space="preserve">     </w:t>
-      </w:r>
-      <w:r>
-        <w:t>{#summary3}• {summary3}{/summary3}</w:t>
+        <w:ind w:left="180"/>
+      </w:pPr>
+      <w:r>
+        <w:t>{#summary</w:t>
+      </w:r>
+      <w:proofErr w:type="gramStart"/>
+      <w:r>
+        <w:t>3}•</w:t>
+      </w:r>
+      <w:proofErr w:type="gramEnd"/>
+      <w:r>
+        <w:t xml:space="preserve"> {summary</w:t>
+      </w:r>
+      <w:proofErr w:type="gramStart"/>
+      <w:r>
+        <w:t>3}{</w:t>
+      </w:r>
+      <w:proofErr w:type="gramEnd"/>
+      <w:r>
+        <w:t>/summary3}</w:t>
       </w:r>
     </w:p>
     <w:p>
       <w:pPr>
         <w:spacing w:after="0" w:line="240" w:lineRule="auto"/>
-      </w:pPr>
-      <w:r>
-        <w:t xml:space="preserve">     </w:t>
-      </w:r>
-      <w:r>
-        <w:t>{#summary4}• {summary4}{/summary4}</w:t>
+        <w:ind w:left="180"/>
+      </w:pPr>
+      <w:r>
+        <w:t>{#summary</w:t>
+      </w:r>
+      <w:proofErr w:type="gramStart"/>
+      <w:r>
+        <w:t>4}•</w:t>
+      </w:r>
+      <w:proofErr w:type="gramEnd"/>
+      <w:r>
+        <w:t xml:space="preserve"> {summary</w:t>
+      </w:r>
+      <w:proofErr w:type="gramStart"/>
+      <w:r>
+        <w:t>4}{</w:t>
+      </w:r>
+      <w:proofErr w:type="gramEnd"/>
+      <w:r>
+        <w:t>/summary4}</w:t>
       </w:r>
     </w:p>
     <w:p>
       <w:pPr>
         <w:spacing w:after="0" w:line="240" w:lineRule="auto"/>
-      </w:pPr>
-      <w:r>
-        <w:t xml:space="preserve">     </w:t>
-      </w:r>
-      <w:r>
-        <w:t>{#summary5}• {summary5}{/summary5}</w:t>
+        <w:ind w:left="180"/>
+      </w:pPr>
+      <w:r>
+        <w:t>{#summary</w:t>
+      </w:r>
+      <w:proofErr w:type="gramStart"/>
+      <w:r>
+        <w:t>5}•</w:t>
+      </w:r>
+      <w:proofErr w:type="gramEnd"/>
+      <w:r>
+        <w:t xml:space="preserve"> {summary</w:t>
+      </w:r>
+      <w:proofErr w:type="gramStart"/>
+      <w:r>
+        <w:t>5}{</w:t>
+      </w:r>
+      <w:proofErr w:type="gramEnd"/>
+      <w:r>
+        <w:t>/summary5}</w:t>
       </w:r>
     </w:p>
     <w:p>
@@ -195,6 +289,317 @@
     <w:p>
       <w:r>
         <w:t>{#workExperience}</w:t>
+      </w:r>
+    </w:p>
+    <w:tbl>
+      <w:tblPr>
+        <w:tblStyle w:val="TableGrid"/>
+        <w:tblW w:w="0" w:type="auto"/>
+        <w:tblBorders>
+          <w:top w:val="none" w:sz="0" w:space="0" w:color="auto"/>
+          <w:left w:val="none" w:sz="0" w:space="0" w:color="auto"/>
+          <w:bottom w:val="none" w:sz="0" w:space="0" w:color="auto"/>
+          <w:right w:val="none" w:sz="0" w:space="0" w:color="auto"/>
+          <w:insideH w:val="none" w:sz="0" w:space="0" w:color="auto"/>
+          <w:insideV w:val="none" w:sz="0" w:space="0" w:color="auto"/>
+        </w:tblBorders>
+        <w:tblLook w:val="04A0" w:firstRow="1" w:lastRow="0" w:firstColumn="1" w:lastColumn="0" w:noHBand="0" w:noVBand="1"/>
+      </w:tblPr>
+      <w:tblGrid>
+        <w:gridCol w:w="6300"/>
+        <w:gridCol w:w="3050"/>
+      </w:tblGrid>
+      <w:tr>
+        <w:tc>
+          <w:tcPr>
+            <w:tcW w:w="6300" w:type="dxa"/>
+          </w:tcPr>
+          <w:p>
+            <w:pPr>
+              <w:rPr>
+                <w:sz w:val="24"/>
+                <w:szCs w:val="24"/>
+              </w:rPr>
+            </w:pPr>
+            <w:proofErr w:type="gramStart"/>
+            <w:r>
+              <w:rPr>
+                <w:sz w:val="24"/>
+                <w:szCs w:val="24"/>
+              </w:rPr>
+              <w:t>{title}, {</w:t>
+            </w:r>
+            <w:proofErr w:type="gramEnd"/>
+            <w:r>
+              <w:rPr>
+                <w:sz w:val="24"/>
+                <w:szCs w:val="24"/>
+              </w:rPr>
+              <w:t xml:space="preserve">employer} </w:t>
+            </w:r>
+          </w:p>
+          <w:p>
+            <w:pPr>
+              <w:rPr>
+                <w:i/>
+                <w:iCs/>
+              </w:rPr>
+            </w:pPr>
+            <w:r>
+              <w:rPr>
+                <w:i/>
+                <w:iCs/>
+              </w:rPr>
+              <w:t>({</w:t>
+            </w:r>
+            <w:proofErr w:type="spellStart"/>
+            <w:r>
+              <w:rPr>
+                <w:i/>
+                <w:iCs/>
+                <w:sz w:val="24"/>
+                <w:szCs w:val="24"/>
+              </w:rPr>
+              <w:t>employerCity</w:t>
+            </w:r>
+            <w:proofErr w:type="spellEnd"/>
+            <w:r>
+              <w:rPr>
+                <w:i/>
+                <w:iCs/>
+                <w:sz w:val="24"/>
+                <w:szCs w:val="24"/>
+              </w:rPr>
+              <w:t>}, {</w:t>
+            </w:r>
+            <w:proofErr w:type="spellStart"/>
+            <w:r>
+              <w:rPr>
+                <w:i/>
+                <w:iCs/>
+                <w:sz w:val="24"/>
+                <w:szCs w:val="24"/>
+              </w:rPr>
+              <w:t>employerState</w:t>
+            </w:r>
+            <w:proofErr w:type="spellEnd"/>
+            <w:r>
+              <w:rPr>
+                <w:i/>
+                <w:iCs/>
+                <w:sz w:val="24"/>
+                <w:szCs w:val="24"/>
+              </w:rPr>
+              <w:t>})</w:t>
+            </w:r>
+          </w:p>
+        </w:tc>
+        <w:tc>
+          <w:tcPr>
+            <w:tcW w:w="3050" w:type="dxa"/>
+          </w:tcPr>
+          <w:p>
+            <w:pPr>
+              <w:jc w:val="right"/>
+              <w:rPr>
+                <w:sz w:val="24"/>
+                <w:szCs w:val="24"/>
+              </w:rPr>
+            </w:pPr>
+            <w:r>
+              <w:rPr>
+                <w:sz w:val="24"/>
+                <w:szCs w:val="24"/>
+              </w:rPr>
+              <w:t>{start} – {end}</w:t>
+            </w:r>
+          </w:p>
+        </w:tc>
+      </w:tr>
+    </w:tbl>
+    <w:p>
+      <w:pPr>
+        <w:spacing w:after="0" w:line="240" w:lineRule="auto"/>
+        <w:ind w:left="180"/>
+      </w:pPr>
+      <w:r>
+        <w:t>{#task</w:t>
+      </w:r>
+      <w:proofErr w:type="gramStart"/>
+      <w:r>
+        <w:t>1}•</w:t>
+      </w:r>
+      <w:proofErr w:type="gramEnd"/>
+      <w:r>
+        <w:t xml:space="preserve"> {task</w:t>
+      </w:r>
+      <w:proofErr w:type="gramStart"/>
+      <w:r>
+        <w:t>1}{</w:t>
+      </w:r>
+      <w:proofErr w:type="gramEnd"/>
+      <w:r>
+        <w:t>/task1}</w:t>
+      </w:r>
+    </w:p>
+    <w:p>
+      <w:pPr>
+        <w:spacing w:after="0" w:line="240" w:lineRule="auto"/>
+        <w:ind w:left="180"/>
+      </w:pPr>
+      <w:r>
+        <w:t>{#task</w:t>
+      </w:r>
+      <w:proofErr w:type="gramStart"/>
+      <w:r>
+        <w:t>2}•</w:t>
+      </w:r>
+      <w:proofErr w:type="gramEnd"/>
+      <w:r>
+        <w:t xml:space="preserve"> {task</w:t>
+      </w:r>
+      <w:proofErr w:type="gramStart"/>
+      <w:r>
+        <w:t>2}{</w:t>
+      </w:r>
+      <w:proofErr w:type="gramEnd"/>
+      <w:r>
+        <w:t>/task2}</w:t>
+      </w:r>
+    </w:p>
+    <w:p>
+      <w:pPr>
+        <w:spacing w:after="0" w:line="240" w:lineRule="auto"/>
+        <w:ind w:left="180"/>
+      </w:pPr>
+      <w:r>
+        <w:t>{#task</w:t>
+      </w:r>
+      <w:proofErr w:type="gramStart"/>
+      <w:r>
+        <w:t>3}•</w:t>
+      </w:r>
+      <w:proofErr w:type="gramEnd"/>
+      <w:r>
+        <w:t xml:space="preserve"> {task</w:t>
+      </w:r>
+      <w:proofErr w:type="gramStart"/>
+      <w:r>
+        <w:t>3}{</w:t>
+      </w:r>
+      <w:proofErr w:type="gramEnd"/>
+      <w:r>
+        <w:t>/task3}</w:t>
+      </w:r>
+    </w:p>
+    <w:p>
+      <w:pPr>
+        <w:spacing w:after="0" w:line="240" w:lineRule="auto"/>
+        <w:ind w:left="180"/>
+      </w:pPr>
+      <w:r>
+        <w:t>{#task</w:t>
+      </w:r>
+      <w:proofErr w:type="gramStart"/>
+      <w:r>
+        <w:t>4}•</w:t>
+      </w:r>
+      <w:proofErr w:type="gramEnd"/>
+      <w:r>
+        <w:t xml:space="preserve"> {task</w:t>
+      </w:r>
+      <w:proofErr w:type="gramStart"/>
+      <w:r>
+        <w:t>4}{</w:t>
+      </w:r>
+      <w:proofErr w:type="gramEnd"/>
+      <w:r>
+        <w:t>/task4}</w:t>
+      </w:r>
+    </w:p>
+    <w:p>
+      <w:pPr>
+        <w:spacing w:after="0" w:line="240" w:lineRule="auto"/>
+        <w:ind w:left="180"/>
+      </w:pPr>
+      <w:r>
+        <w:t>{#task</w:t>
+      </w:r>
+      <w:proofErr w:type="gramStart"/>
+      <w:r>
+        <w:t>5}•</w:t>
+      </w:r>
+      <w:proofErr w:type="gramEnd"/>
+      <w:r>
+        <w:t xml:space="preserve"> {task</w:t>
+      </w:r>
+      <w:proofErr w:type="gramStart"/>
+      <w:r>
+        <w:t>5}{</w:t>
+      </w:r>
+      <w:proofErr w:type="gramEnd"/>
+      <w:r>
+        <w:t>/task5}</w:t>
+      </w:r>
+    </w:p>
+    <w:p>
+      <w:r>
+        <w:t>{/</w:t>
+      </w:r>
+      <w:proofErr w:type="spellStart"/>
+      <w:r>
+        <w:t>workExperience</w:t>
+      </w:r>
+      <w:proofErr w:type="spellEnd"/>
+      <w:r>
+        <w:t>}</w:t>
+      </w:r>
+    </w:p>
+    <w:p>
+      <w:pPr>
+        <w:pBdr>
+          <w:bottom w:val="single" w:sz="12" w:space="1" w:color="auto"/>
+        </w:pBdr>
+      </w:pPr>
+      <w:r>
+        <w:t>{/</w:t>
+      </w:r>
+      <w:proofErr w:type="spellStart"/>
+      <w:r>
+        <w:t>hasWorkExperience</w:t>
+      </w:r>
+      <w:proofErr w:type="spellEnd"/>
+      <w:r>
+        <w:t>}</w:t>
+      </w:r>
+    </w:p>
+    <w:p/>
+    <w:p>
+      <w:r>
+        <w:t>{#hasEducation}</w:t>
+      </w:r>
+    </w:p>
+    <w:p>
+      <w:pPr>
+        <w:pBdr>
+          <w:bottom w:val="single" w:sz="12" w:space="1" w:color="auto"/>
+        </w:pBdr>
+        <w:rPr>
+          <w:sz w:val="56"/>
+          <w:szCs w:val="56"/>
+        </w:rPr>
+      </w:pPr>
+      <w:r>
+        <w:rPr>
+          <w:sz w:val="48"/>
+          <w:szCs w:val="48"/>
+        </w:rPr>
+        <w:t>EDUCATION</w:t>
+      </w:r>
+    </w:p>
+    <w:p>
+      <w:r>
+        <w:t>{#education}</w:t>
       </w:r>
     </w:p>
     <w:tbl>
@@ -223,20 +628,67 @@
           <w:p>
             <w:pPr>
               <w:rPr>
-                <w:sz w:val="28"/>
-                <w:szCs w:val="28"/>
+                <w:sz w:val="24"/>
+                <w:szCs w:val="24"/>
               </w:rPr>
             </w:pPr>
             <w:r>
               <w:rPr>
-                <w:sz w:val="28"/>
-                <w:szCs w:val="28"/>
-              </w:rPr>
-              <w:t xml:space="preserve">{title}, {employer} </w:t>
+                <w:sz w:val="24"/>
+                <w:szCs w:val="24"/>
+              </w:rPr>
+              <w:t xml:space="preserve">{school} </w:t>
+            </w:r>
+            <w:r>
+              <w:rPr>
+                <w:sz w:val="24"/>
+                <w:szCs w:val="24"/>
+              </w:rPr>
+              <w:t>|</w:t>
+            </w:r>
+            <w:r>
+              <w:rPr>
+                <w:sz w:val="24"/>
+                <w:szCs w:val="24"/>
+              </w:rPr>
+              <w:t xml:space="preserve"> {</w:t>
+            </w:r>
+            <w:proofErr w:type="spellStart"/>
+            <w:r>
+              <w:rPr>
+                <w:sz w:val="24"/>
+                <w:szCs w:val="24"/>
+              </w:rPr>
+              <w:t>eduCity</w:t>
+            </w:r>
+            <w:proofErr w:type="spellEnd"/>
+            <w:r>
+              <w:rPr>
+                <w:sz w:val="24"/>
+                <w:szCs w:val="24"/>
+              </w:rPr>
+              <w:t>}, {</w:t>
+            </w:r>
+            <w:proofErr w:type="spellStart"/>
+            <w:r>
+              <w:rPr>
+                <w:sz w:val="24"/>
+                <w:szCs w:val="24"/>
+              </w:rPr>
+              <w:t>eduState</w:t>
+            </w:r>
+            <w:proofErr w:type="spellEnd"/>
+            <w:r>
+              <w:rPr>
+                <w:sz w:val="24"/>
+                <w:szCs w:val="24"/>
+              </w:rPr>
+              <w:t>}</w:t>
             </w:r>
           </w:p>
           <w:p>
             <w:pPr>
+              <w:spacing w:line="278" w:lineRule="auto"/>
               <w:rPr>
                 <w:i/>
                 <w:iCs/>
@@ -247,18 +699,24 @@
                 <w:i/>
                 <w:iCs/>
               </w:rPr>
-              <w:t>({</w:t>
-            </w:r>
-            <w:r>
+              <w:t xml:space="preserve">{program} </w:t>
+            </w:r>
+          </w:p>
+          <w:p>
+            <w:pPr>
+              <w:spacing w:line="278" w:lineRule="auto"/>
               <w:rPr>
                 <w:i/>
                 <w:iCs/>
-                <w:sz w:val="24"/>
-                <w:szCs w:val="24"/>
-              </w:rPr>
-              <w:t>employerCity}, {employerState})</w:t>
-            </w:r>
-          </w:p>
+              </w:rPr>
+            </w:pPr>
+          </w:p>
+          <w:p>
+            <w:r>
+              <w:t>{notes}</w:t>
+            </w:r>
+          </w:p>
+          <w:p/>
         </w:tc>
         <w:tc>
           <w:tcPr>
@@ -268,155 +726,78 @@
             <w:pPr>
               <w:jc w:val="right"/>
               <w:rPr>
+                <w:sz w:val="24"/>
+                <w:szCs w:val="24"/>
+              </w:rPr>
+            </w:pPr>
+            <w:r>
+              <w:rPr>
+                <w:sz w:val="24"/>
+                <w:szCs w:val="24"/>
+              </w:rPr>
+              <w:lastRenderedPageBreak/>
+              <w:t>{</w:t>
+            </w:r>
+            <w:proofErr w:type="spellStart"/>
+            <w:r>
+              <w:rPr>
+                <w:sz w:val="24"/>
+                <w:szCs w:val="24"/>
+              </w:rPr>
+              <w:t>startDate</w:t>
+            </w:r>
+            <w:proofErr w:type="spellEnd"/>
+            <w:r>
+              <w:rPr>
+                <w:sz w:val="24"/>
+                <w:szCs w:val="24"/>
+              </w:rPr>
+              <w:t>} – {</w:t>
+            </w:r>
+            <w:proofErr w:type="spellStart"/>
+            <w:r>
+              <w:rPr>
+                <w:sz w:val="24"/>
+                <w:szCs w:val="24"/>
+              </w:rPr>
+              <w:t>endDate</w:t>
+            </w:r>
+            <w:proofErr w:type="spellEnd"/>
+            <w:r>
+              <w:rPr>
+                <w:sz w:val="24"/>
+                <w:szCs w:val="24"/>
+              </w:rPr>
+              <w:t>}</w:t>
+            </w:r>
+          </w:p>
+          <w:p>
+            <w:pPr>
+              <w:rPr>
                 <w:sz w:val="28"/>
                 <w:szCs w:val="28"/>
               </w:rPr>
             </w:pPr>
-            <w:r>
-              <w:rPr>
-                <w:sz w:val="28"/>
-                <w:szCs w:val="28"/>
-              </w:rPr>
-              <w:t>{start} – {end}</w:t>
-            </w:r>
           </w:p>
         </w:tc>
       </w:tr>
     </w:tbl>
     <w:p>
-      <w:pPr>
-        <w:spacing w:after="0" w:line="240" w:lineRule="auto"/>
-        <w:rPr>
-          <w:sz w:val="24"/>
-          <w:szCs w:val="24"/>
-        </w:rPr>
-      </w:pPr>
-      <w:r>
-        <w:rPr>
-          <w:sz w:val="24"/>
-          <w:szCs w:val="24"/>
-        </w:rPr>
-        <w:t xml:space="preserve">     </w:t>
-      </w:r>
-      <w:r>
-        <w:rPr>
-          <w:sz w:val="24"/>
-          <w:szCs w:val="24"/>
-        </w:rPr>
-        <w:t>{#task1}• {task1}{/task1}</w:t>
+      <w:r>
+        <w:t>{/education}</w:t>
       </w:r>
     </w:p>
     <w:p>
-      <w:pPr>
-        <w:spacing w:after="0" w:line="240" w:lineRule="auto"/>
-        <w:rPr>
-          <w:sz w:val="24"/>
-          <w:szCs w:val="24"/>
-        </w:rPr>
-      </w:pPr>
-      <w:r>
-        <w:rPr>
-          <w:sz w:val="24"/>
-          <w:szCs w:val="24"/>
-        </w:rPr>
-        <w:t xml:space="preserve">     </w:t>
-      </w:r>
-      <w:r>
-        <w:rPr>
-          <w:sz w:val="24"/>
-          <w:szCs w:val="24"/>
-        </w:rPr>
-        <w:t>{#task2}• {task2}{/task2}</w:t>
-      </w:r>
-    </w:p>
-    <w:p>
-      <w:pPr>
-        <w:spacing w:after="0" w:line="240" w:lineRule="auto"/>
-        <w:rPr>
-          <w:sz w:val="24"/>
-          <w:szCs w:val="24"/>
-        </w:rPr>
-      </w:pPr>
-      <w:r>
-        <w:rPr>
-          <w:sz w:val="24"/>
-          <w:szCs w:val="24"/>
-        </w:rPr>
-        <w:t xml:space="preserve">     </w:t>
-      </w:r>
-      <w:r>
-        <w:rPr>
-          <w:sz w:val="24"/>
-          <w:szCs w:val="24"/>
-        </w:rPr>
-        <w:t>{#task3}• {task3}{/task3}</w:t>
-      </w:r>
-    </w:p>
-    <w:p>
-      <w:pPr>
-        <w:spacing w:after="0" w:line="240" w:lineRule="auto"/>
-        <w:rPr>
-          <w:sz w:val="24"/>
-          <w:szCs w:val="24"/>
-        </w:rPr>
-      </w:pPr>
-      <w:r>
-        <w:rPr>
-          <w:sz w:val="24"/>
-          <w:szCs w:val="24"/>
-        </w:rPr>
-        <w:t xml:space="preserve">     </w:t>
-      </w:r>
-      <w:r>
-        <w:rPr>
-          <w:sz w:val="24"/>
-          <w:szCs w:val="24"/>
-        </w:rPr>
-        <w:t>{#task4}• {task4}{/task4}</w:t>
-      </w:r>
-    </w:p>
-    <w:p>
-      <w:pPr>
-        <w:spacing w:after="0" w:line="240" w:lineRule="auto"/>
-        <w:rPr>
-          <w:sz w:val="24"/>
-          <w:szCs w:val="24"/>
-        </w:rPr>
-      </w:pPr>
-      <w:r>
-        <w:rPr>
-          <w:sz w:val="24"/>
-          <w:szCs w:val="24"/>
-        </w:rPr>
-        <w:t xml:space="preserve">     </w:t>
-      </w:r>
-      <w:r>
-        <w:rPr>
-          <w:sz w:val="24"/>
-          <w:szCs w:val="24"/>
-        </w:rPr>
-        <w:t>{#task5}• {task5}{/task5}</w:t>
-      </w:r>
-    </w:p>
-    <w:p>
-      <w:r>
-        <w:t>{/workExperience}</w:t>
-      </w:r>
-    </w:p>
-    <w:p>
-      <w:pPr>
-        <w:pBdr>
-          <w:bottom w:val="single" w:sz="12" w:space="1" w:color="auto"/>
-        </w:pBdr>
-      </w:pPr>
-      <w:r>
-        <w:t>{/hasWorkExperience}</w:t>
-      </w:r>
-    </w:p>
-    <w:p/>
-    <w:p>
-      <w:r>
-        <w:t>{#hasEducation}</w:t>
+      <w:r>
+        <w:t>{/</w:t>
+      </w:r>
+      <w:proofErr w:type="spellStart"/>
+      <w:r>
+        <w:t>hasEducation</w:t>
+      </w:r>
+      <w:proofErr w:type="spellEnd"/>
+      <w:r>
+        <w:t>}</w:t>
       </w:r>
     </w:p>
     <w:p>
@@ -425,8 +806,8 @@
           <w:bottom w:val="single" w:sz="12" w:space="1" w:color="auto"/>
         </w:pBdr>
         <w:rPr>
-          <w:sz w:val="56"/>
-          <w:szCs w:val="56"/>
+          <w:sz w:val="48"/>
+          <w:szCs w:val="48"/>
         </w:rPr>
       </w:pPr>
       <w:r>
@@ -434,12 +815,7 @@
           <w:sz w:val="48"/>
           <w:szCs w:val="48"/>
         </w:rPr>
-        <w:t>EDUCATION</w:t>
-      </w:r>
-    </w:p>
-    <w:p>
-      <w:r>
-        <w:t>{#education}</w:t>
+        <w:t xml:space="preserve">SKILLS AND CERTIFICATIONS </w:t>
       </w:r>
     </w:p>
     <w:tbl>
@@ -466,63 +842,520 @@
             <w:tcW w:w="4675" w:type="dxa"/>
           </w:tcPr>
           <w:p>
+            <w:r>
+              <w:t>{#hasProgramCerts}</w:t>
+            </w:r>
+          </w:p>
+          <w:p>
             <w:pPr>
               <w:rPr>
+                <w:i/>
+                <w:iCs/>
                 <w:sz w:val="28"/>
                 <w:szCs w:val="28"/>
               </w:rPr>
             </w:pPr>
             <w:r>
               <w:rPr>
+                <w:i/>
+                <w:iCs/>
                 <w:sz w:val="28"/>
                 <w:szCs w:val="28"/>
               </w:rPr>
-              <w:t xml:space="preserve">{school} </w:t>
-            </w:r>
-            <w:r>
-              <w:rPr>
+              <w:t>CERTIFICATIONS</w:t>
+            </w:r>
+          </w:p>
+          <w:p>
+            <w:pPr>
+              <w:rPr>
+                <w:i/>
+                <w:iCs/>
                 <w:sz w:val="28"/>
                 <w:szCs w:val="28"/>
               </w:rPr>
-              <w:t>|</w:t>
-            </w:r>
-            <w:r>
-              <w:rPr>
-                <w:sz w:val="28"/>
-                <w:szCs w:val="28"/>
-              </w:rPr>
-              <w:t xml:space="preserve"> {eduCity}, {eduState}</w:t>
-            </w:r>
+            </w:pPr>
           </w:p>
           <w:p>
             <w:pPr>
-              <w:spacing w:line="278" w:lineRule="auto"/>
-              <w:rPr>
-                <w:i/>
-                <w:iCs/>
+              <w:rPr>
+                <w:sz w:val="24"/>
+                <w:szCs w:val="24"/>
               </w:rPr>
             </w:pPr>
             <w:r>
               <w:rPr>
-                <w:i/>
-                <w:iCs/>
-              </w:rPr>
-              <w:lastRenderedPageBreak/>
-              <w:t xml:space="preserve">{program} </w:t>
+                <w:sz w:val="24"/>
+                <w:szCs w:val="24"/>
+              </w:rPr>
+              <w:t>{#cert</w:t>
+            </w:r>
+            <w:proofErr w:type="gramStart"/>
+            <w:r>
+              <w:rPr>
+                <w:sz w:val="24"/>
+                <w:szCs w:val="24"/>
+              </w:rPr>
+              <w:t>1}•</w:t>
+            </w:r>
+            <w:proofErr w:type="gramEnd"/>
+            <w:r>
+              <w:rPr>
+                <w:sz w:val="24"/>
+                <w:szCs w:val="24"/>
+              </w:rPr>
+              <w:t xml:space="preserve"> {cert</w:t>
+            </w:r>
+            <w:proofErr w:type="gramStart"/>
+            <w:r>
+              <w:rPr>
+                <w:sz w:val="24"/>
+                <w:szCs w:val="24"/>
+              </w:rPr>
+              <w:t>1}{</w:t>
+            </w:r>
+            <w:proofErr w:type="gramEnd"/>
+            <w:r>
+              <w:rPr>
+                <w:sz w:val="24"/>
+                <w:szCs w:val="24"/>
+              </w:rPr>
+              <w:t>/cert1}</w:t>
             </w:r>
           </w:p>
           <w:p>
             <w:pPr>
-              <w:spacing w:line="278" w:lineRule="auto"/>
-              <w:rPr>
-                <w:i/>
-                <w:iCs/>
+              <w:rPr>
+                <w:sz w:val="24"/>
+                <w:szCs w:val="24"/>
               </w:rPr>
             </w:pPr>
-          </w:p>
-          <w:p>
-            <w:r>
-              <w:t>{notes}</w:t>
+            <w:r>
+              <w:rPr>
+                <w:sz w:val="24"/>
+                <w:szCs w:val="24"/>
+              </w:rPr>
+              <w:t>{#cert</w:t>
+            </w:r>
+            <w:proofErr w:type="gramStart"/>
+            <w:r>
+              <w:rPr>
+                <w:sz w:val="24"/>
+                <w:szCs w:val="24"/>
+              </w:rPr>
+              <w:t>2}•</w:t>
+            </w:r>
+            <w:proofErr w:type="gramEnd"/>
+            <w:r>
+              <w:rPr>
+                <w:sz w:val="24"/>
+                <w:szCs w:val="24"/>
+              </w:rPr>
+              <w:t xml:space="preserve"> {cert</w:t>
+            </w:r>
+            <w:proofErr w:type="gramStart"/>
+            <w:r>
+              <w:rPr>
+                <w:sz w:val="24"/>
+                <w:szCs w:val="24"/>
+              </w:rPr>
+              <w:t>2}{</w:t>
+            </w:r>
+            <w:proofErr w:type="gramEnd"/>
+            <w:r>
+              <w:rPr>
+                <w:sz w:val="24"/>
+                <w:szCs w:val="24"/>
+              </w:rPr>
+              <w:t>/cert2}</w:t>
+            </w:r>
+          </w:p>
+          <w:p>
+            <w:pPr>
+              <w:rPr>
+                <w:sz w:val="24"/>
+                <w:szCs w:val="24"/>
+              </w:rPr>
+            </w:pPr>
+            <w:r>
+              <w:rPr>
+                <w:sz w:val="24"/>
+                <w:szCs w:val="24"/>
+              </w:rPr>
+              <w:t>{#cert</w:t>
+            </w:r>
+            <w:proofErr w:type="gramStart"/>
+            <w:r>
+              <w:rPr>
+                <w:sz w:val="24"/>
+                <w:szCs w:val="24"/>
+              </w:rPr>
+              <w:t>3}•</w:t>
+            </w:r>
+            <w:proofErr w:type="gramEnd"/>
+            <w:r>
+              <w:rPr>
+                <w:sz w:val="24"/>
+                <w:szCs w:val="24"/>
+              </w:rPr>
+              <w:t xml:space="preserve"> {cert</w:t>
+            </w:r>
+            <w:proofErr w:type="gramStart"/>
+            <w:r>
+              <w:rPr>
+                <w:sz w:val="24"/>
+                <w:szCs w:val="24"/>
+              </w:rPr>
+              <w:t>3}{</w:t>
+            </w:r>
+            <w:proofErr w:type="gramEnd"/>
+            <w:r>
+              <w:rPr>
+                <w:sz w:val="24"/>
+                <w:szCs w:val="24"/>
+              </w:rPr>
+              <w:t>/cert3}</w:t>
+            </w:r>
+          </w:p>
+          <w:p>
+            <w:pPr>
+              <w:rPr>
+                <w:sz w:val="24"/>
+                <w:szCs w:val="24"/>
+              </w:rPr>
+            </w:pPr>
+            <w:r>
+              <w:rPr>
+                <w:sz w:val="24"/>
+                <w:szCs w:val="24"/>
+              </w:rPr>
+              <w:t>{#cert</w:t>
+            </w:r>
+            <w:proofErr w:type="gramStart"/>
+            <w:r>
+              <w:rPr>
+                <w:sz w:val="24"/>
+                <w:szCs w:val="24"/>
+              </w:rPr>
+              <w:t>4}•</w:t>
+            </w:r>
+            <w:proofErr w:type="gramEnd"/>
+            <w:r>
+              <w:rPr>
+                <w:sz w:val="24"/>
+                <w:szCs w:val="24"/>
+              </w:rPr>
+              <w:t xml:space="preserve"> {cert</w:t>
+            </w:r>
+            <w:proofErr w:type="gramStart"/>
+            <w:r>
+              <w:rPr>
+                <w:sz w:val="24"/>
+                <w:szCs w:val="24"/>
+              </w:rPr>
+              <w:t>4}{</w:t>
+            </w:r>
+            <w:proofErr w:type="gramEnd"/>
+            <w:r>
+              <w:rPr>
+                <w:sz w:val="24"/>
+                <w:szCs w:val="24"/>
+              </w:rPr>
+              <w:t>/cert4}</w:t>
+            </w:r>
+          </w:p>
+          <w:p>
+            <w:pPr>
+              <w:rPr>
+                <w:sz w:val="24"/>
+                <w:szCs w:val="24"/>
+              </w:rPr>
+            </w:pPr>
+            <w:r>
+              <w:rPr>
+                <w:sz w:val="24"/>
+                <w:szCs w:val="24"/>
+              </w:rPr>
+              <w:t>{#cert</w:t>
+            </w:r>
+            <w:proofErr w:type="gramStart"/>
+            <w:r>
+              <w:rPr>
+                <w:sz w:val="24"/>
+                <w:szCs w:val="24"/>
+              </w:rPr>
+              <w:t>5}•</w:t>
+            </w:r>
+            <w:proofErr w:type="gramEnd"/>
+            <w:r>
+              <w:rPr>
+                <w:sz w:val="24"/>
+                <w:szCs w:val="24"/>
+              </w:rPr>
+              <w:t xml:space="preserve"> {cert</w:t>
+            </w:r>
+            <w:proofErr w:type="gramStart"/>
+            <w:r>
+              <w:rPr>
+                <w:sz w:val="24"/>
+                <w:szCs w:val="24"/>
+              </w:rPr>
+              <w:t>5}{</w:t>
+            </w:r>
+            <w:proofErr w:type="gramEnd"/>
+            <w:r>
+              <w:rPr>
+                <w:sz w:val="24"/>
+                <w:szCs w:val="24"/>
+              </w:rPr>
+              <w:t>/cert5}</w:t>
+            </w:r>
+          </w:p>
+          <w:p>
+            <w:pPr>
+              <w:rPr>
+                <w:sz w:val="24"/>
+                <w:szCs w:val="24"/>
+              </w:rPr>
+            </w:pPr>
+            <w:r>
+              <w:rPr>
+                <w:sz w:val="24"/>
+                <w:szCs w:val="24"/>
+              </w:rPr>
+              <w:t>{#cert</w:t>
+            </w:r>
+            <w:proofErr w:type="gramStart"/>
+            <w:r>
+              <w:rPr>
+                <w:sz w:val="24"/>
+                <w:szCs w:val="24"/>
+              </w:rPr>
+              <w:t>6}•</w:t>
+            </w:r>
+            <w:proofErr w:type="gramEnd"/>
+            <w:r>
+              <w:rPr>
+                <w:sz w:val="24"/>
+                <w:szCs w:val="24"/>
+              </w:rPr>
+              <w:t xml:space="preserve"> {cert</w:t>
+            </w:r>
+            <w:proofErr w:type="gramStart"/>
+            <w:r>
+              <w:rPr>
+                <w:sz w:val="24"/>
+                <w:szCs w:val="24"/>
+              </w:rPr>
+              <w:t>6}{</w:t>
+            </w:r>
+            <w:proofErr w:type="gramEnd"/>
+            <w:r>
+              <w:rPr>
+                <w:sz w:val="24"/>
+                <w:szCs w:val="24"/>
+              </w:rPr>
+              <w:t>/cert6}</w:t>
+            </w:r>
+          </w:p>
+          <w:p>
+            <w:pPr>
+              <w:rPr>
+                <w:sz w:val="24"/>
+                <w:szCs w:val="24"/>
+              </w:rPr>
+            </w:pPr>
+            <w:r>
+              <w:rPr>
+                <w:sz w:val="24"/>
+                <w:szCs w:val="24"/>
+              </w:rPr>
+              <w:t>{#cert</w:t>
+            </w:r>
+            <w:proofErr w:type="gramStart"/>
+            <w:r>
+              <w:rPr>
+                <w:sz w:val="24"/>
+                <w:szCs w:val="24"/>
+              </w:rPr>
+              <w:t>7}•</w:t>
+            </w:r>
+            <w:proofErr w:type="gramEnd"/>
+            <w:r>
+              <w:rPr>
+                <w:sz w:val="24"/>
+                <w:szCs w:val="24"/>
+              </w:rPr>
+              <w:t xml:space="preserve"> {cert</w:t>
+            </w:r>
+            <w:proofErr w:type="gramStart"/>
+            <w:r>
+              <w:rPr>
+                <w:sz w:val="24"/>
+                <w:szCs w:val="24"/>
+              </w:rPr>
+              <w:t>7}{</w:t>
+            </w:r>
+            <w:proofErr w:type="gramEnd"/>
+            <w:r>
+              <w:rPr>
+                <w:sz w:val="24"/>
+                <w:szCs w:val="24"/>
+              </w:rPr>
+              <w:t>/cert7}</w:t>
+            </w:r>
+          </w:p>
+          <w:p>
+            <w:pPr>
+              <w:rPr>
+                <w:sz w:val="24"/>
+                <w:szCs w:val="24"/>
+              </w:rPr>
+            </w:pPr>
+            <w:r>
+              <w:rPr>
+                <w:sz w:val="24"/>
+                <w:szCs w:val="24"/>
+              </w:rPr>
+              <w:t>{#cert</w:t>
+            </w:r>
+            <w:proofErr w:type="gramStart"/>
+            <w:r>
+              <w:rPr>
+                <w:sz w:val="24"/>
+                <w:szCs w:val="24"/>
+              </w:rPr>
+              <w:t>8}•</w:t>
+            </w:r>
+            <w:proofErr w:type="gramEnd"/>
+            <w:r>
+              <w:rPr>
+                <w:sz w:val="24"/>
+                <w:szCs w:val="24"/>
+              </w:rPr>
+              <w:t xml:space="preserve"> {cert</w:t>
+            </w:r>
+            <w:proofErr w:type="gramStart"/>
+            <w:r>
+              <w:rPr>
+                <w:sz w:val="24"/>
+                <w:szCs w:val="24"/>
+              </w:rPr>
+              <w:t>8}{</w:t>
+            </w:r>
+            <w:proofErr w:type="gramEnd"/>
+            <w:r>
+              <w:rPr>
+                <w:sz w:val="24"/>
+                <w:szCs w:val="24"/>
+              </w:rPr>
+              <w:t>/cert8}</w:t>
+            </w:r>
+          </w:p>
+          <w:p>
+            <w:pPr>
+              <w:rPr>
+                <w:sz w:val="24"/>
+                <w:szCs w:val="24"/>
+              </w:rPr>
+            </w:pPr>
+            <w:r>
+              <w:rPr>
+                <w:sz w:val="24"/>
+                <w:szCs w:val="24"/>
+              </w:rPr>
+              <w:t>{#cert</w:t>
+            </w:r>
+            <w:proofErr w:type="gramStart"/>
+            <w:r>
+              <w:rPr>
+                <w:sz w:val="24"/>
+                <w:szCs w:val="24"/>
+              </w:rPr>
+              <w:t>9}•</w:t>
+            </w:r>
+            <w:proofErr w:type="gramEnd"/>
+            <w:r>
+              <w:rPr>
+                <w:sz w:val="24"/>
+                <w:szCs w:val="24"/>
+              </w:rPr>
+              <w:t xml:space="preserve"> {cert</w:t>
+            </w:r>
+            <w:proofErr w:type="gramStart"/>
+            <w:r>
+              <w:rPr>
+                <w:sz w:val="24"/>
+                <w:szCs w:val="24"/>
+              </w:rPr>
+              <w:t>9}{</w:t>
+            </w:r>
+            <w:proofErr w:type="gramEnd"/>
+            <w:r>
+              <w:rPr>
+                <w:sz w:val="24"/>
+                <w:szCs w:val="24"/>
+              </w:rPr>
+              <w:t>/cert9}</w:t>
+            </w:r>
+          </w:p>
+          <w:p>
+            <w:pPr>
+              <w:rPr>
+                <w:sz w:val="24"/>
+                <w:szCs w:val="24"/>
+              </w:rPr>
+            </w:pPr>
+            <w:r>
+              <w:rPr>
+                <w:sz w:val="24"/>
+                <w:szCs w:val="24"/>
+              </w:rPr>
+              <w:t>{#cert</w:t>
+            </w:r>
+            <w:proofErr w:type="gramStart"/>
+            <w:r>
+              <w:rPr>
+                <w:sz w:val="24"/>
+                <w:szCs w:val="24"/>
+              </w:rPr>
+              <w:t>10}•</w:t>
+            </w:r>
+            <w:proofErr w:type="gramEnd"/>
+            <w:r>
+              <w:rPr>
+                <w:sz w:val="24"/>
+                <w:szCs w:val="24"/>
+              </w:rPr>
+              <w:t xml:space="preserve"> {cert</w:t>
+            </w:r>
+            <w:proofErr w:type="gramStart"/>
+            <w:r>
+              <w:rPr>
+                <w:sz w:val="24"/>
+                <w:szCs w:val="24"/>
+              </w:rPr>
+              <w:t>10}{</w:t>
+            </w:r>
+            <w:proofErr w:type="gramEnd"/>
+            <w:r>
+              <w:rPr>
+                <w:sz w:val="24"/>
+                <w:szCs w:val="24"/>
+              </w:rPr>
+              <w:t>/cert10}</w:t>
+            </w:r>
+          </w:p>
+          <w:p>
+            <w:r>
+              <w:t>{/</w:t>
+            </w:r>
+            <w:proofErr w:type="spellStart"/>
+            <w:r>
+              <w:t>hasProgramCerts</w:t>
+            </w:r>
+            <w:proofErr w:type="spellEnd"/>
+            <w:r>
+              <w:t>}</w:t>
             </w:r>
           </w:p>
           <w:p/>
@@ -532,87 +1365,8 @@
             <w:tcW w:w="4675" w:type="dxa"/>
           </w:tcPr>
           <w:p>
-            <w:pPr>
-              <w:jc w:val="right"/>
-              <w:rPr>
-                <w:sz w:val="28"/>
-                <w:szCs w:val="28"/>
-              </w:rPr>
-            </w:pPr>
-            <w:r>
-              <w:rPr>
-                <w:sz w:val="28"/>
-                <w:szCs w:val="28"/>
-              </w:rPr>
-              <w:lastRenderedPageBreak/>
-              <w:t>{startDate} – {endDate}</w:t>
-            </w:r>
-          </w:p>
-          <w:p>
-            <w:pPr>
-              <w:rPr>
-                <w:sz w:val="28"/>
-                <w:szCs w:val="28"/>
-              </w:rPr>
-            </w:pPr>
-          </w:p>
-        </w:tc>
-      </w:tr>
-    </w:tbl>
-    <w:p>
-      <w:r>
-        <w:t>{/education}</w:t>
-      </w:r>
-    </w:p>
-    <w:p>
-      <w:r>
-        <w:t>{/hasEducation}</w:t>
-      </w:r>
-    </w:p>
-    <w:p>
-      <w:pPr>
-        <w:pBdr>
-          <w:bottom w:val="single" w:sz="12" w:space="1" w:color="auto"/>
-        </w:pBdr>
-        <w:rPr>
-          <w:sz w:val="48"/>
-          <w:szCs w:val="48"/>
-        </w:rPr>
-      </w:pPr>
-      <w:r>
-        <w:rPr>
-          <w:sz w:val="48"/>
-          <w:szCs w:val="48"/>
-        </w:rPr>
-        <w:t xml:space="preserve">SKILLS AND CERTIFICATIONS </w:t>
-      </w:r>
-    </w:p>
-    <w:tbl>
-      <w:tblPr>
-        <w:tblStyle w:val="TableGrid"/>
-        <w:tblW w:w="0" w:type="auto"/>
-        <w:tblBorders>
-          <w:top w:val="none" w:sz="0" w:space="0" w:color="auto"/>
-          <w:left w:val="none" w:sz="0" w:space="0" w:color="auto"/>
-          <w:bottom w:val="none" w:sz="0" w:space="0" w:color="auto"/>
-          <w:right w:val="none" w:sz="0" w:space="0" w:color="auto"/>
-          <w:insideH w:val="none" w:sz="0" w:space="0" w:color="auto"/>
-          <w:insideV w:val="none" w:sz="0" w:space="0" w:color="auto"/>
-        </w:tblBorders>
-        <w:tblLook w:val="04A0" w:firstRow="1" w:lastRow="0" w:firstColumn="1" w:lastColumn="0" w:noHBand="0" w:noVBand="1"/>
-      </w:tblPr>
-      <w:tblGrid>
-        <w:gridCol w:w="4675"/>
-        <w:gridCol w:w="4675"/>
-      </w:tblGrid>
-      <w:tr>
-        <w:tc>
-          <w:tcPr>
-            <w:tcW w:w="4675" w:type="dxa"/>
-          </w:tcPr>
-          <w:p>
-            <w:r>
-              <w:t>{#hasProgramCerts}</w:t>
+            <w:r>
+              <w:t>{#hasExtraSkills}</w:t>
             </w:r>
           </w:p>
           <w:p>
@@ -631,7 +1385,7 @@
                 <w:sz w:val="28"/>
                 <w:szCs w:val="28"/>
               </w:rPr>
-              <w:t>CERTIFICATIONS</w:t>
+              <w:t>SKILLS</w:t>
             </w:r>
           </w:p>
           <w:p>
@@ -656,7 +1410,39 @@
                 <w:sz w:val="24"/>
                 <w:szCs w:val="24"/>
               </w:rPr>
-              <w:t>{#cert1}• {cert1}{/cert1}</w:t>
+              <w:t>{#skill</w:t>
+            </w:r>
+            <w:proofErr w:type="gramStart"/>
+            <w:r>
+              <w:rPr>
+                <w:sz w:val="24"/>
+                <w:szCs w:val="24"/>
+              </w:rPr>
+              <w:t>1}•</w:t>
+            </w:r>
+            <w:proofErr w:type="gramEnd"/>
+            <w:r>
+              <w:rPr>
+                <w:sz w:val="24"/>
+                <w:szCs w:val="24"/>
+              </w:rPr>
+              <w:t xml:space="preserve"> {skill</w:t>
+            </w:r>
+            <w:proofErr w:type="gramStart"/>
+            <w:r>
+              <w:rPr>
+                <w:sz w:val="24"/>
+                <w:szCs w:val="24"/>
+              </w:rPr>
+              <w:t>1}{</w:t>
+            </w:r>
+            <w:proofErr w:type="gramEnd"/>
+            <w:r>
+              <w:rPr>
+                <w:sz w:val="24"/>
+                <w:szCs w:val="24"/>
+              </w:rPr>
+              <w:t>/skill1}</w:t>
             </w:r>
           </w:p>
           <w:p>
@@ -671,7 +1457,39 @@
                 <w:sz w:val="24"/>
                 <w:szCs w:val="24"/>
               </w:rPr>
-              <w:t>{#cert2}• {cert2}{/cert2}</w:t>
+              <w:t>{#skill</w:t>
+            </w:r>
+            <w:proofErr w:type="gramStart"/>
+            <w:r>
+              <w:rPr>
+                <w:sz w:val="24"/>
+                <w:szCs w:val="24"/>
+              </w:rPr>
+              <w:t>2}•</w:t>
+            </w:r>
+            <w:proofErr w:type="gramEnd"/>
+            <w:r>
+              <w:rPr>
+                <w:sz w:val="24"/>
+                <w:szCs w:val="24"/>
+              </w:rPr>
+              <w:t xml:space="preserve"> {skill</w:t>
+            </w:r>
+            <w:proofErr w:type="gramStart"/>
+            <w:r>
+              <w:rPr>
+                <w:sz w:val="24"/>
+                <w:szCs w:val="24"/>
+              </w:rPr>
+              <w:t>2}{</w:t>
+            </w:r>
+            <w:proofErr w:type="gramEnd"/>
+            <w:r>
+              <w:rPr>
+                <w:sz w:val="24"/>
+                <w:szCs w:val="24"/>
+              </w:rPr>
+              <w:t>/skill2}</w:t>
             </w:r>
           </w:p>
           <w:p>
@@ -686,7 +1504,39 @@
                 <w:sz w:val="24"/>
                 <w:szCs w:val="24"/>
               </w:rPr>
-              <w:t>{#cert3}• {cert3}{/cert3}</w:t>
+              <w:t>{#skill</w:t>
+            </w:r>
+            <w:proofErr w:type="gramStart"/>
+            <w:r>
+              <w:rPr>
+                <w:sz w:val="24"/>
+                <w:szCs w:val="24"/>
+              </w:rPr>
+              <w:t>3}•</w:t>
+            </w:r>
+            <w:proofErr w:type="gramEnd"/>
+            <w:r>
+              <w:rPr>
+                <w:sz w:val="24"/>
+                <w:szCs w:val="24"/>
+              </w:rPr>
+              <w:t xml:space="preserve"> {skill</w:t>
+            </w:r>
+            <w:proofErr w:type="gramStart"/>
+            <w:r>
+              <w:rPr>
+                <w:sz w:val="24"/>
+                <w:szCs w:val="24"/>
+              </w:rPr>
+              <w:t>3}{</w:t>
+            </w:r>
+            <w:proofErr w:type="gramEnd"/>
+            <w:r>
+              <w:rPr>
+                <w:sz w:val="24"/>
+                <w:szCs w:val="24"/>
+              </w:rPr>
+              <w:t>/skill3}</w:t>
             </w:r>
           </w:p>
           <w:p>
@@ -701,7 +1551,39 @@
                 <w:sz w:val="24"/>
                 <w:szCs w:val="24"/>
               </w:rPr>
-              <w:t>{#cert4}• {cert4}{/cert4}</w:t>
+              <w:t>{#skill</w:t>
+            </w:r>
+            <w:proofErr w:type="gramStart"/>
+            <w:r>
+              <w:rPr>
+                <w:sz w:val="24"/>
+                <w:szCs w:val="24"/>
+              </w:rPr>
+              <w:t>4}•</w:t>
+            </w:r>
+            <w:proofErr w:type="gramEnd"/>
+            <w:r>
+              <w:rPr>
+                <w:sz w:val="24"/>
+                <w:szCs w:val="24"/>
+              </w:rPr>
+              <w:t xml:space="preserve"> {skill</w:t>
+            </w:r>
+            <w:proofErr w:type="gramStart"/>
+            <w:r>
+              <w:rPr>
+                <w:sz w:val="24"/>
+                <w:szCs w:val="24"/>
+              </w:rPr>
+              <w:t>4}{</w:t>
+            </w:r>
+            <w:proofErr w:type="gramEnd"/>
+            <w:r>
+              <w:rPr>
+                <w:sz w:val="24"/>
+                <w:szCs w:val="24"/>
+              </w:rPr>
+              <w:t>/skill4}</w:t>
             </w:r>
           </w:p>
           <w:p>
@@ -716,7 +1598,39 @@
                 <w:sz w:val="24"/>
                 <w:szCs w:val="24"/>
               </w:rPr>
-              <w:t>{#cert5}• {cert5}{/cert5}</w:t>
+              <w:t>{#skill</w:t>
+            </w:r>
+            <w:proofErr w:type="gramStart"/>
+            <w:r>
+              <w:rPr>
+                <w:sz w:val="24"/>
+                <w:szCs w:val="24"/>
+              </w:rPr>
+              <w:t>5}•</w:t>
+            </w:r>
+            <w:proofErr w:type="gramEnd"/>
+            <w:r>
+              <w:rPr>
+                <w:sz w:val="24"/>
+                <w:szCs w:val="24"/>
+              </w:rPr>
+              <w:t xml:space="preserve"> {skill</w:t>
+            </w:r>
+            <w:proofErr w:type="gramStart"/>
+            <w:r>
+              <w:rPr>
+                <w:sz w:val="24"/>
+                <w:szCs w:val="24"/>
+              </w:rPr>
+              <w:t>5}{</w:t>
+            </w:r>
+            <w:proofErr w:type="gramEnd"/>
+            <w:r>
+              <w:rPr>
+                <w:sz w:val="24"/>
+                <w:szCs w:val="24"/>
+              </w:rPr>
+              <w:t>/skill5}</w:t>
             </w:r>
           </w:p>
           <w:p>
@@ -731,7 +1645,39 @@
                 <w:sz w:val="24"/>
                 <w:szCs w:val="24"/>
               </w:rPr>
-              <w:t>{#cert6}• {cert6}{/cert6}</w:t>
+              <w:t>{#skill</w:t>
+            </w:r>
+            <w:proofErr w:type="gramStart"/>
+            <w:r>
+              <w:rPr>
+                <w:sz w:val="24"/>
+                <w:szCs w:val="24"/>
+              </w:rPr>
+              <w:t>6}•</w:t>
+            </w:r>
+            <w:proofErr w:type="gramEnd"/>
+            <w:r>
+              <w:rPr>
+                <w:sz w:val="24"/>
+                <w:szCs w:val="24"/>
+              </w:rPr>
+              <w:t xml:space="preserve"> {skill</w:t>
+            </w:r>
+            <w:proofErr w:type="gramStart"/>
+            <w:r>
+              <w:rPr>
+                <w:sz w:val="24"/>
+                <w:szCs w:val="24"/>
+              </w:rPr>
+              <w:t>6}{</w:t>
+            </w:r>
+            <w:proofErr w:type="gramEnd"/>
+            <w:r>
+              <w:rPr>
+                <w:sz w:val="24"/>
+                <w:szCs w:val="24"/>
+              </w:rPr>
+              <w:t>/skill6}</w:t>
             </w:r>
           </w:p>
           <w:p>
@@ -746,7 +1692,39 @@
                 <w:sz w:val="24"/>
                 <w:szCs w:val="24"/>
               </w:rPr>
-              <w:t>{#cert7}• {cert7}{/cert7}</w:t>
+              <w:t>{#skill</w:t>
+            </w:r>
+            <w:proofErr w:type="gramStart"/>
+            <w:r>
+              <w:rPr>
+                <w:sz w:val="24"/>
+                <w:szCs w:val="24"/>
+              </w:rPr>
+              <w:t>7}•</w:t>
+            </w:r>
+            <w:proofErr w:type="gramEnd"/>
+            <w:r>
+              <w:rPr>
+                <w:sz w:val="24"/>
+                <w:szCs w:val="24"/>
+              </w:rPr>
+              <w:t xml:space="preserve"> {skill</w:t>
+            </w:r>
+            <w:proofErr w:type="gramStart"/>
+            <w:r>
+              <w:rPr>
+                <w:sz w:val="24"/>
+                <w:szCs w:val="24"/>
+              </w:rPr>
+              <w:t>7}{</w:t>
+            </w:r>
+            <w:proofErr w:type="gramEnd"/>
+            <w:r>
+              <w:rPr>
+                <w:sz w:val="24"/>
+                <w:szCs w:val="24"/>
+              </w:rPr>
+              <w:t>/skill7}</w:t>
             </w:r>
           </w:p>
           <w:p>
@@ -761,7 +1739,39 @@
                 <w:sz w:val="24"/>
                 <w:szCs w:val="24"/>
               </w:rPr>
-              <w:t>{#cert8}• {cert8}{/cert8}</w:t>
+              <w:t>{#skill</w:t>
+            </w:r>
+            <w:proofErr w:type="gramStart"/>
+            <w:r>
+              <w:rPr>
+                <w:sz w:val="24"/>
+                <w:szCs w:val="24"/>
+              </w:rPr>
+              <w:t>8}•</w:t>
+            </w:r>
+            <w:proofErr w:type="gramEnd"/>
+            <w:r>
+              <w:rPr>
+                <w:sz w:val="24"/>
+                <w:szCs w:val="24"/>
+              </w:rPr>
+              <w:t xml:space="preserve"> {skill</w:t>
+            </w:r>
+            <w:proofErr w:type="gramStart"/>
+            <w:r>
+              <w:rPr>
+                <w:sz w:val="24"/>
+                <w:szCs w:val="24"/>
+              </w:rPr>
+              <w:t>8}{</w:t>
+            </w:r>
+            <w:proofErr w:type="gramEnd"/>
+            <w:r>
+              <w:rPr>
+                <w:sz w:val="24"/>
+                <w:szCs w:val="24"/>
+              </w:rPr>
+              <w:t>/skill8}</w:t>
             </w:r>
           </w:p>
           <w:p>
@@ -776,7 +1786,39 @@
                 <w:sz w:val="24"/>
                 <w:szCs w:val="24"/>
               </w:rPr>
-              <w:t>{#cert9}• {cert9}{/cert9}</w:t>
+              <w:t>{#skill</w:t>
+            </w:r>
+            <w:proofErr w:type="gramStart"/>
+            <w:r>
+              <w:rPr>
+                <w:sz w:val="24"/>
+                <w:szCs w:val="24"/>
+              </w:rPr>
+              <w:t>9}•</w:t>
+            </w:r>
+            <w:proofErr w:type="gramEnd"/>
+            <w:r>
+              <w:rPr>
+                <w:sz w:val="24"/>
+                <w:szCs w:val="24"/>
+              </w:rPr>
+              <w:t xml:space="preserve"> {skill</w:t>
+            </w:r>
+            <w:proofErr w:type="gramStart"/>
+            <w:r>
+              <w:rPr>
+                <w:sz w:val="24"/>
+                <w:szCs w:val="24"/>
+              </w:rPr>
+              <w:t>9}{</w:t>
+            </w:r>
+            <w:proofErr w:type="gramEnd"/>
+            <w:r>
+              <w:rPr>
+                <w:sz w:val="24"/>
+                <w:szCs w:val="24"/>
+              </w:rPr>
+              <w:t>/skill9}</w:t>
             </w:r>
           </w:p>
           <w:p>
@@ -791,207 +1833,52 @@
                 <w:sz w:val="24"/>
                 <w:szCs w:val="24"/>
               </w:rPr>
-              <w:t>{#cert10}• {cert10}{/cert10}</w:t>
-            </w:r>
-          </w:p>
-          <w:p>
-            <w:r>
-              <w:t>{/hasProgramCerts}</w:t>
-            </w:r>
-          </w:p>
-          <w:p/>
-        </w:tc>
-        <w:tc>
-          <w:tcPr>
-            <w:tcW w:w="4675" w:type="dxa"/>
-          </w:tcPr>
-          <w:p>
-            <w:r>
-              <w:t>{#hasExtraSkills}</w:t>
-            </w:r>
-          </w:p>
-          <w:p>
-            <w:pPr>
-              <w:rPr>
-                <w:i/>
-                <w:iCs/>
-                <w:sz w:val="28"/>
-                <w:szCs w:val="28"/>
-              </w:rPr>
-            </w:pPr>
-            <w:r>
-              <w:rPr>
-                <w:i/>
-                <w:iCs/>
-                <w:sz w:val="28"/>
-                <w:szCs w:val="28"/>
-              </w:rPr>
-              <w:t>SKILLS</w:t>
-            </w:r>
-          </w:p>
-          <w:p>
-            <w:pPr>
-              <w:rPr>
-                <w:i/>
-                <w:iCs/>
-                <w:sz w:val="28"/>
-                <w:szCs w:val="28"/>
-              </w:rPr>
-            </w:pPr>
-          </w:p>
-          <w:p>
-            <w:pPr>
-              <w:rPr>
-                <w:sz w:val="24"/>
-                <w:szCs w:val="24"/>
-              </w:rPr>
-            </w:pPr>
-            <w:r>
-              <w:rPr>
-                <w:sz w:val="24"/>
-                <w:szCs w:val="24"/>
-              </w:rPr>
-              <w:t>{#skill1}• {skill1}{/skill1}</w:t>
-            </w:r>
-          </w:p>
-          <w:p>
-            <w:pPr>
-              <w:rPr>
-                <w:sz w:val="24"/>
-                <w:szCs w:val="24"/>
-              </w:rPr>
-            </w:pPr>
-            <w:r>
-              <w:rPr>
-                <w:sz w:val="24"/>
-                <w:szCs w:val="24"/>
-              </w:rPr>
-              <w:t>{#skill2}• {skill2}{/skill2}</w:t>
-            </w:r>
-          </w:p>
-          <w:p>
-            <w:pPr>
-              <w:rPr>
-                <w:sz w:val="24"/>
-                <w:szCs w:val="24"/>
-              </w:rPr>
-            </w:pPr>
-            <w:r>
-              <w:rPr>
-                <w:sz w:val="24"/>
-                <w:szCs w:val="24"/>
-              </w:rPr>
-              <w:t>{#skill3}• {skill3}{/skill3}</w:t>
-            </w:r>
-          </w:p>
-          <w:p>
-            <w:pPr>
-              <w:rPr>
-                <w:sz w:val="24"/>
-                <w:szCs w:val="24"/>
-              </w:rPr>
-            </w:pPr>
-            <w:r>
-              <w:rPr>
-                <w:sz w:val="24"/>
-                <w:szCs w:val="24"/>
-              </w:rPr>
-              <w:t>{#skill4}• {skill4}{/skill4}</w:t>
-            </w:r>
-          </w:p>
-          <w:p>
-            <w:pPr>
-              <w:rPr>
-                <w:sz w:val="24"/>
-                <w:szCs w:val="24"/>
-              </w:rPr>
-            </w:pPr>
-            <w:r>
-              <w:rPr>
-                <w:sz w:val="24"/>
-                <w:szCs w:val="24"/>
-              </w:rPr>
-              <w:t>{#skill5}• {skill5}{/skill5}</w:t>
-            </w:r>
-          </w:p>
-          <w:p>
-            <w:pPr>
-              <w:rPr>
-                <w:sz w:val="24"/>
-                <w:szCs w:val="24"/>
-              </w:rPr>
-            </w:pPr>
-            <w:r>
-              <w:rPr>
-                <w:sz w:val="24"/>
-                <w:szCs w:val="24"/>
-              </w:rPr>
-              <w:t>{#skill6}• {skill6}{/skill6}</w:t>
-            </w:r>
-          </w:p>
-          <w:p>
-            <w:pPr>
-              <w:rPr>
-                <w:sz w:val="24"/>
-                <w:szCs w:val="24"/>
-              </w:rPr>
-            </w:pPr>
-            <w:r>
-              <w:rPr>
-                <w:sz w:val="24"/>
-                <w:szCs w:val="24"/>
-              </w:rPr>
-              <w:t>{#skill7}• {skill7}{/skill7}</w:t>
-            </w:r>
-          </w:p>
-          <w:p>
-            <w:pPr>
-              <w:rPr>
-                <w:sz w:val="24"/>
-                <w:szCs w:val="24"/>
-              </w:rPr>
-            </w:pPr>
-            <w:r>
-              <w:rPr>
-                <w:sz w:val="24"/>
-                <w:szCs w:val="24"/>
-              </w:rPr>
-              <w:t>{#skill8}• {skill8}{/skill8}</w:t>
-            </w:r>
-          </w:p>
-          <w:p>
-            <w:pPr>
-              <w:rPr>
-                <w:sz w:val="24"/>
-                <w:szCs w:val="24"/>
-              </w:rPr>
-            </w:pPr>
-            <w:r>
-              <w:rPr>
-                <w:sz w:val="24"/>
-                <w:szCs w:val="24"/>
-              </w:rPr>
-              <w:t>{#skill9}• {skill9}{/skill9}</w:t>
-            </w:r>
-          </w:p>
-          <w:p>
-            <w:pPr>
-              <w:rPr>
-                <w:sz w:val="24"/>
-                <w:szCs w:val="24"/>
-              </w:rPr>
-            </w:pPr>
-            <w:r>
-              <w:rPr>
-                <w:sz w:val="24"/>
-                <w:szCs w:val="24"/>
-              </w:rPr>
-              <w:t>{#skill10}• {skill10}{/skill10}</w:t>
-            </w:r>
-          </w:p>
-          <w:p>
-            <w:r>
-              <w:t>{/hasExtraSkills}</w:t>
+              <w:t>{#skill</w:t>
+            </w:r>
+            <w:proofErr w:type="gramStart"/>
+            <w:r>
+              <w:rPr>
+                <w:sz w:val="24"/>
+                <w:szCs w:val="24"/>
+              </w:rPr>
+              <w:t>10}•</w:t>
+            </w:r>
+            <w:proofErr w:type="gramEnd"/>
+            <w:r>
+              <w:rPr>
+                <w:sz w:val="24"/>
+                <w:szCs w:val="24"/>
+              </w:rPr>
+              <w:t xml:space="preserve"> {skill</w:t>
+            </w:r>
+            <w:proofErr w:type="gramStart"/>
+            <w:r>
+              <w:rPr>
+                <w:sz w:val="24"/>
+                <w:szCs w:val="24"/>
+              </w:rPr>
+              <w:t>10}{</w:t>
+            </w:r>
+            <w:proofErr w:type="gramEnd"/>
+            <w:r>
+              <w:rPr>
+                <w:sz w:val="24"/>
+                <w:szCs w:val="24"/>
+              </w:rPr>
+              <w:t>/skill10}</w:t>
+            </w:r>
+          </w:p>
+          <w:p>
+            <w:r>
+              <w:t>{/</w:t>
+            </w:r>
+            <w:proofErr w:type="spellStart"/>
+            <w:r>
+              <w:t>hasExtraSkills</w:t>
+            </w:r>
+            <w:proofErr w:type="spellEnd"/>
+            <w:r>
+              <w:t>}</w:t>
             </w:r>
           </w:p>
           <w:p/>

--- a/public/templates/TemplateB.docx
+++ b/public/templates/TemplateB.docx
@@ -111,19 +111,6 @@
           <w:szCs w:val="48"/>
         </w:rPr>
         <w:t>PROFESSIONAL SUMMARY</w:t>
-      </w:r>
-    </w:p>
-    <w:p>
-      <w:r>
-        <w:t>{</w:t>
-      </w:r>
-      <w:proofErr w:type="spellStart"/>
-      <w:r>
-        <w:t>professionalSummary</w:t>
-      </w:r>
-      <w:proofErr w:type="spellEnd"/>
-      <w:r>
-        <w:t>}</w:t>
       </w:r>
     </w:p>
     <w:p>
@@ -573,8 +560,12 @@
         <w:t>}</w:t>
       </w:r>
     </w:p>
-    <w:p/>
-    <w:p>
+    <w:p>
+      <w:pPr>
+        <w:pBdr>
+          <w:bottom w:val="single" w:sz="12" w:space="1" w:color="auto"/>
+        </w:pBdr>
+      </w:pPr>
       <w:r>
         <w:t>{#hasEducation}</w:t>
       </w:r>
@@ -585,8 +576,8 @@
           <w:bottom w:val="single" w:sz="12" w:space="1" w:color="auto"/>
         </w:pBdr>
         <w:rPr>
-          <w:sz w:val="56"/>
-          <w:szCs w:val="56"/>
+          <w:sz w:val="48"/>
+          <w:szCs w:val="48"/>
         </w:rPr>
       </w:pPr>
       <w:r>
@@ -594,8 +585,107 @@
           <w:sz w:val="48"/>
           <w:szCs w:val="48"/>
         </w:rPr>
+        <w:t>SPECIALIZED TRAINING</w:t>
+      </w:r>
+    </w:p>
+    <w:p>
+      <w:pPr>
+        <w:rPr>
+          <w:i/>
+          <w:iCs/>
+        </w:rPr>
+      </w:pPr>
+      <w:r>
+        <w:rPr>
+          <w:i/>
+          <w:iCs/>
+        </w:rPr>
+        <w:t>PROGRAM STUDY DESCRIPTION</w:t>
+      </w:r>
+    </w:p>
+    <w:p>
+      <w:r>
+        <w:t>{</w:t>
+      </w:r>
+      <w:proofErr w:type="spellStart"/>
+      <w:r>
+        <w:t>programDescription</w:t>
+      </w:r>
+      <w:proofErr w:type="spellEnd"/>
+      <w:r>
+        <w:t>}</w:t>
+      </w:r>
+    </w:p>
+    <w:p>
+      <w:pPr>
+        <w:tabs>
+          <w:tab w:val="left" w:pos="4050"/>
+        </w:tabs>
+      </w:pPr>
+      <w:r>
+        <w:tab/>
+      </w:r>
+    </w:p>
+    <w:p>
+      <w:pPr>
+        <w:rPr>
+          <w:i/>
+          <w:iCs/>
+        </w:rPr>
+      </w:pPr>
+      <w:r>
+        <w:rPr>
+          <w:i/>
+          <w:iCs/>
+        </w:rPr>
+        <w:t xml:space="preserve">TOOLS </w:t>
+      </w:r>
+    </w:p>
+    <w:p>
+      <w:pPr>
+        <w:rPr>
+          <w:i/>
+          <w:iCs/>
+        </w:rPr>
+      </w:pPr>
+      <w:r>
+        <w:t>{</w:t>
+      </w:r>
+      <w:proofErr w:type="spellStart"/>
+      <w:r>
+        <w:t>programTools</w:t>
+      </w:r>
+      <w:proofErr w:type="spellEnd"/>
+      <w:r>
+        <w:t>}</w:t>
+      </w:r>
+    </w:p>
+    <w:p>
+      <w:pPr>
+        <w:pBdr>
+          <w:bottom w:val="single" w:sz="12" w:space="1" w:color="auto"/>
+        </w:pBdr>
+        <w:rPr>
+          <w:sz w:val="48"/>
+          <w:szCs w:val="48"/>
+        </w:rPr>
+      </w:pPr>
+      <w:r>
+        <w:rPr>
+          <w:sz w:val="48"/>
+          <w:szCs w:val="48"/>
+        </w:rPr>
+        <w:lastRenderedPageBreak/>
         <w:t>EDUCATION</w:t>
       </w:r>
+    </w:p>
+    <w:p>
+      <w:pPr>
+        <w:rPr>
+          <w:i/>
+          <w:iCs/>
+        </w:rPr>
+      </w:pPr>
     </w:p>
     <w:p>
       <w:r>
@@ -735,7 +825,6 @@
                 <w:sz w:val="24"/>
                 <w:szCs w:val="24"/>
               </w:rPr>
-              <w:lastRenderedPageBreak/>
               <w:t>{</w:t>
             </w:r>
             <w:proofErr w:type="spellStart"/>

--- a/public/templates/TemplateB.docx
+++ b/public/templates/TemplateB.docx
@@ -4,6 +4,7 @@
   <w:body>
     <w:p>
       <w:pPr>
+        <w:keepLines/>
         <w:rPr>
           <w:rFonts w:ascii="Georgia Pro Black" w:hAnsi="Georgia Pro Black"/>
           <w:b/>
@@ -25,6 +26,7 @@
     </w:p>
     <w:p>
       <w:pPr>
+        <w:keepLines/>
         <w:spacing w:after="0" w:line="240" w:lineRule="auto"/>
         <w:rPr>
           <w:sz w:val="28"/>
@@ -41,6 +43,7 @@
     </w:p>
     <w:p>
       <w:pPr>
+        <w:keepLines/>
         <w:spacing w:after="0" w:line="240" w:lineRule="auto"/>
         <w:rPr>
           <w:sz w:val="28"/>
@@ -57,6 +60,7 @@
     </w:p>
     <w:p>
       <w:pPr>
+        <w:keepLines/>
         <w:spacing w:after="0" w:line="240" w:lineRule="auto"/>
         <w:rPr>
           <w:sz w:val="28"/>
@@ -89,6 +93,7 @@
     </w:p>
     <w:p>
       <w:pPr>
+        <w:keepLines/>
         <w:rPr>
           <w:sz w:val="28"/>
           <w:szCs w:val="28"/>
@@ -97,6 +102,7 @@
     </w:p>
     <w:p>
       <w:pPr>
+        <w:keepLines/>
         <w:pBdr>
           <w:bottom w:val="single" w:sz="12" w:space="1" w:color="auto"/>
         </w:pBdr>
@@ -115,6 +121,7 @@
     </w:p>
     <w:p>
       <w:pPr>
+        <w:keepLines/>
         <w:spacing w:after="0" w:line="240" w:lineRule="auto"/>
         <w:ind w:left="180"/>
       </w:pPr>
@@ -140,6 +147,7 @@
     </w:p>
     <w:p>
       <w:pPr>
+        <w:keepLines/>
         <w:spacing w:after="0" w:line="240" w:lineRule="auto"/>
         <w:ind w:left="180"/>
       </w:pPr>
@@ -165,6 +173,7 @@
     </w:p>
     <w:p>
       <w:pPr>
+        <w:keepLines/>
         <w:spacing w:after="0" w:line="240" w:lineRule="auto"/>
         <w:ind w:left="180"/>
       </w:pPr>
@@ -190,6 +199,7 @@
     </w:p>
     <w:p>
       <w:pPr>
+        <w:keepLines/>
         <w:spacing w:after="0" w:line="240" w:lineRule="auto"/>
         <w:ind w:left="180"/>
       </w:pPr>
@@ -215,6 +225,7 @@
     </w:p>
     <w:p>
       <w:pPr>
+        <w:keepLines/>
         <w:spacing w:after="0" w:line="240" w:lineRule="auto"/>
         <w:ind w:left="180"/>
       </w:pPr>
@@ -240,6 +251,7 @@
     </w:p>
     <w:p>
       <w:pPr>
+        <w:keepLines/>
         <w:pBdr>
           <w:bottom w:val="single" w:sz="12" w:space="1" w:color="auto"/>
         </w:pBdr>
@@ -257,6 +269,7 @@
     </w:p>
     <w:p>
       <w:pPr>
+        <w:keepLines/>
         <w:pBdr>
           <w:bottom w:val="single" w:sz="12" w:space="1" w:color="auto"/>
         </w:pBdr>
@@ -274,6 +287,9 @@
       </w:r>
     </w:p>
     <w:p>
+      <w:pPr>
+        <w:keepLines/>
+      </w:pPr>
       <w:r>
         <w:t>{#workExperience}</w:t>
       </w:r>
@@ -303,6 +319,7 @@
           </w:tcPr>
           <w:p>
             <w:pPr>
+              <w:keepLines/>
               <w:rPr>
                 <w:sz w:val="24"/>
                 <w:szCs w:val="24"/>
@@ -327,6 +344,7 @@
           </w:p>
           <w:p>
             <w:pPr>
+              <w:keepLines/>
               <w:rPr>
                 <w:i/>
                 <w:iCs/>
@@ -387,6 +405,7 @@
           </w:tcPr>
           <w:p>
             <w:pPr>
+              <w:keepLines/>
               <w:jc w:val="right"/>
               <w:rPr>
                 <w:sz w:val="24"/>
@@ -406,6 +425,7 @@
     </w:tbl>
     <w:p>
       <w:pPr>
+        <w:keepLines/>
         <w:spacing w:after="0" w:line="240" w:lineRule="auto"/>
         <w:ind w:left="180"/>
       </w:pPr>
@@ -431,6 +451,7 @@
     </w:p>
     <w:p>
       <w:pPr>
+        <w:keepLines/>
         <w:spacing w:after="0" w:line="240" w:lineRule="auto"/>
         <w:ind w:left="180"/>
       </w:pPr>
@@ -456,6 +477,7 @@
     </w:p>
     <w:p>
       <w:pPr>
+        <w:keepLines/>
         <w:spacing w:after="0" w:line="240" w:lineRule="auto"/>
         <w:ind w:left="180"/>
       </w:pPr>
@@ -481,6 +503,7 @@
     </w:p>
     <w:p>
       <w:pPr>
+        <w:keepLines/>
         <w:spacing w:after="0" w:line="240" w:lineRule="auto"/>
         <w:ind w:left="180"/>
       </w:pPr>
@@ -506,6 +529,7 @@
     </w:p>
     <w:p>
       <w:pPr>
+        <w:keepLines/>
         <w:spacing w:after="0" w:line="240" w:lineRule="auto"/>
         <w:ind w:left="180"/>
       </w:pPr>
@@ -530,6 +554,9 @@
       </w:r>
     </w:p>
     <w:p>
+      <w:pPr>
+        <w:keepLines/>
+      </w:pPr>
       <w:r>
         <w:t>{/</w:t>
       </w:r>
@@ -544,6 +571,7 @@
     </w:p>
     <w:p>
       <w:pPr>
+        <w:keepLines/>
         <w:pBdr>
           <w:bottom w:val="single" w:sz="12" w:space="1" w:color="auto"/>
         </w:pBdr>
@@ -562,6 +590,7 @@
     </w:p>
     <w:p>
       <w:pPr>
+        <w:keepLines/>
         <w:pBdr>
           <w:bottom w:val="single" w:sz="12" w:space="1" w:color="auto"/>
         </w:pBdr>
@@ -572,6 +601,7 @@
     </w:p>
     <w:p>
       <w:pPr>
+        <w:keepLines/>
         <w:pBdr>
           <w:bottom w:val="single" w:sz="12" w:space="1" w:color="auto"/>
         </w:pBdr>
@@ -590,20 +620,16 @@
     </w:p>
     <w:p>
       <w:pPr>
-        <w:rPr>
-          <w:i/>
-          <w:iCs/>
-        </w:rPr>
-      </w:pPr>
-      <w:r>
-        <w:rPr>
-          <w:i/>
-          <w:iCs/>
-        </w:rPr>
+        <w:keepLines/>
+      </w:pPr>
+      <w:r>
         <w:t>PROGRAM STUDY DESCRIPTION</w:t>
       </w:r>
     </w:p>
     <w:p>
+      <w:pPr>
+        <w:keepLines/>
+      </w:pPr>
       <w:r>
         <w:t>{</w:t>
       </w:r>
@@ -618,35 +644,15 @@
     </w:p>
     <w:p>
       <w:pPr>
-        <w:tabs>
-          <w:tab w:val="left" w:pos="4050"/>
-        </w:tabs>
-      </w:pPr>
-      <w:r>
-        <w:tab/>
-      </w:r>
-    </w:p>
-    <w:p>
-      <w:pPr>
-        <w:rPr>
-          <w:i/>
-          <w:iCs/>
-        </w:rPr>
-      </w:pPr>
-      <w:r>
-        <w:rPr>
-          <w:i/>
-          <w:iCs/>
-        </w:rPr>
+        <w:keepLines/>
+      </w:pPr>
+      <w:r>
         <w:t xml:space="preserve">TOOLS </w:t>
       </w:r>
     </w:p>
     <w:p>
       <w:pPr>
-        <w:rPr>
-          <w:i/>
-          <w:iCs/>
-        </w:rPr>
+        <w:keepLines/>
       </w:pPr>
       <w:r>
         <w:t>{</w:t>
@@ -662,6 +668,7 @@
     </w:p>
     <w:p>
       <w:pPr>
+        <w:keepLines/>
         <w:pBdr>
           <w:bottom w:val="single" w:sz="12" w:space="1" w:color="auto"/>
         </w:pBdr>
@@ -681,13 +688,8 @@
     </w:p>
     <w:p>
       <w:pPr>
-        <w:rPr>
-          <w:i/>
-          <w:iCs/>
-        </w:rPr>
-      </w:pPr>
-    </w:p>
-    <w:p>
+        <w:keepLines/>
+      </w:pPr>
       <w:r>
         <w:t>{#education}</w:t>
       </w:r>
@@ -717,6 +719,7 @@
           </w:tcPr>
           <w:p>
             <w:pPr>
+              <w:keepLines/>
               <w:rPr>
                 <w:sz w:val="24"/>
                 <w:szCs w:val="24"/>
@@ -778,6 +781,7 @@
           </w:p>
           <w:p>
             <w:pPr>
+              <w:keepLines/>
               <w:spacing w:line="278" w:lineRule="auto"/>
               <w:rPr>
                 <w:i/>
@@ -794,6 +798,7 @@
           </w:p>
           <w:p>
             <w:pPr>
+              <w:keepLines/>
               <w:spacing w:line="278" w:lineRule="auto"/>
               <w:rPr>
                 <w:i/>
@@ -802,11 +807,18 @@
             </w:pPr>
           </w:p>
           <w:p>
+            <w:pPr>
+              <w:keepLines/>
+            </w:pPr>
             <w:r>
               <w:t>{notes}</w:t>
             </w:r>
           </w:p>
-          <w:p/>
+          <w:p>
+            <w:pPr>
+              <w:keepLines/>
+            </w:pPr>
+          </w:p>
         </w:tc>
         <w:tc>
           <w:tcPr>
@@ -814,6 +826,7 @@
           </w:tcPr>
           <w:p>
             <w:pPr>
+              <w:keepLines/>
               <w:jc w:val="right"/>
               <w:rPr>
                 <w:sz w:val="24"/>
@@ -862,6 +875,7 @@
           </w:p>
           <w:p>
             <w:pPr>
+              <w:keepLines/>
               <w:rPr>
                 <w:sz w:val="28"/>
                 <w:szCs w:val="28"/>
@@ -872,11 +886,17 @@
       </w:tr>
     </w:tbl>
     <w:p>
+      <w:pPr>
+        <w:keepLines/>
+      </w:pPr>
       <w:r>
         <w:t>{/education}</w:t>
       </w:r>
     </w:p>
     <w:p>
+      <w:pPr>
+        <w:keepLines/>
+      </w:pPr>
       <w:r>
         <w:t>{/</w:t>
       </w:r>
@@ -889,8 +909,10 @@
         <w:t>}</w:t>
       </w:r>
     </w:p>
-    <w:p>
-      <w:pPr>
+    <w:p/>
+    <w:p>
+      <w:pPr>
+        <w:keepLines/>
         <w:pBdr>
           <w:bottom w:val="single" w:sz="12" w:space="1" w:color="auto"/>
         </w:pBdr>
@@ -931,12 +953,16 @@
             <w:tcW w:w="4675" w:type="dxa"/>
           </w:tcPr>
           <w:p>
+            <w:pPr>
+              <w:keepLines/>
+            </w:pPr>
             <w:r>
               <w:t>{#hasProgramCerts}</w:t>
             </w:r>
           </w:p>
           <w:p>
             <w:pPr>
+              <w:keepLines/>
               <w:rPr>
                 <w:i/>
                 <w:iCs/>
@@ -956,6 +982,7 @@
           </w:p>
           <w:p>
             <w:pPr>
+              <w:keepLines/>
               <w:rPr>
                 <w:i/>
                 <w:iCs/>
@@ -966,6 +993,7 @@
           </w:p>
           <w:p>
             <w:pPr>
+              <w:keepLines/>
               <w:rPr>
                 <w:sz w:val="24"/>
                 <w:szCs w:val="24"/>
@@ -1013,6 +1041,7 @@
           </w:p>
           <w:p>
             <w:pPr>
+              <w:keepLines/>
               <w:rPr>
                 <w:sz w:val="24"/>
                 <w:szCs w:val="24"/>
@@ -1060,6 +1089,7 @@
           </w:p>
           <w:p>
             <w:pPr>
+              <w:keepLines/>
               <w:rPr>
                 <w:sz w:val="24"/>
                 <w:szCs w:val="24"/>
@@ -1107,6 +1137,7 @@
           </w:p>
           <w:p>
             <w:pPr>
+              <w:keepLines/>
               <w:rPr>
                 <w:sz w:val="24"/>
                 <w:szCs w:val="24"/>
@@ -1154,6 +1185,7 @@
           </w:p>
           <w:p>
             <w:pPr>
+              <w:keepLines/>
               <w:rPr>
                 <w:sz w:val="24"/>
                 <w:szCs w:val="24"/>
@@ -1201,6 +1233,7 @@
           </w:p>
           <w:p>
             <w:pPr>
+              <w:keepLines/>
               <w:rPr>
                 <w:sz w:val="24"/>
                 <w:szCs w:val="24"/>
@@ -1248,6 +1281,7 @@
           </w:p>
           <w:p>
             <w:pPr>
+              <w:keepLines/>
               <w:rPr>
                 <w:sz w:val="24"/>
                 <w:szCs w:val="24"/>
@@ -1295,6 +1329,7 @@
           </w:p>
           <w:p>
             <w:pPr>
+              <w:keepLines/>
               <w:rPr>
                 <w:sz w:val="24"/>
                 <w:szCs w:val="24"/>
@@ -1342,6 +1377,7 @@
           </w:p>
           <w:p>
             <w:pPr>
+              <w:keepLines/>
               <w:rPr>
                 <w:sz w:val="24"/>
                 <w:szCs w:val="24"/>
@@ -1389,6 +1425,7 @@
           </w:p>
           <w:p>
             <w:pPr>
+              <w:keepLines/>
               <w:rPr>
                 <w:sz w:val="24"/>
                 <w:szCs w:val="24"/>
@@ -1435,6 +1472,9 @@
             </w:r>
           </w:p>
           <w:p>
+            <w:pPr>
+              <w:keepLines/>
+            </w:pPr>
             <w:r>
               <w:t>{/</w:t>
             </w:r>
@@ -1447,19 +1487,27 @@
               <w:t>}</w:t>
             </w:r>
           </w:p>
-          <w:p/>
+          <w:p>
+            <w:pPr>
+              <w:keepLines/>
+            </w:pPr>
+          </w:p>
         </w:tc>
         <w:tc>
           <w:tcPr>
             <w:tcW w:w="4675" w:type="dxa"/>
           </w:tcPr>
           <w:p>
+            <w:pPr>
+              <w:keepLines/>
+            </w:pPr>
             <w:r>
               <w:t>{#hasExtraSkills}</w:t>
             </w:r>
           </w:p>
           <w:p>
             <w:pPr>
+              <w:keepLines/>
               <w:rPr>
                 <w:i/>
                 <w:iCs/>
@@ -1479,6 +1527,7 @@
           </w:p>
           <w:p>
             <w:pPr>
+              <w:keepLines/>
               <w:rPr>
                 <w:i/>
                 <w:iCs/>
@@ -1489,6 +1538,7 @@
           </w:p>
           <w:p>
             <w:pPr>
+              <w:keepLines/>
               <w:rPr>
                 <w:sz w:val="24"/>
                 <w:szCs w:val="24"/>
@@ -1536,6 +1586,7 @@
           </w:p>
           <w:p>
             <w:pPr>
+              <w:keepLines/>
               <w:rPr>
                 <w:sz w:val="24"/>
                 <w:szCs w:val="24"/>
@@ -1583,6 +1634,7 @@
           </w:p>
           <w:p>
             <w:pPr>
+              <w:keepLines/>
               <w:rPr>
                 <w:sz w:val="24"/>
                 <w:szCs w:val="24"/>
@@ -1630,6 +1682,7 @@
           </w:p>
           <w:p>
             <w:pPr>
+              <w:keepLines/>
               <w:rPr>
                 <w:sz w:val="24"/>
                 <w:szCs w:val="24"/>
@@ -1677,6 +1730,7 @@
           </w:p>
           <w:p>
             <w:pPr>
+              <w:keepLines/>
               <w:rPr>
                 <w:sz w:val="24"/>
                 <w:szCs w:val="24"/>
@@ -1724,6 +1778,7 @@
           </w:p>
           <w:p>
             <w:pPr>
+              <w:keepLines/>
               <w:rPr>
                 <w:sz w:val="24"/>
                 <w:szCs w:val="24"/>
@@ -1771,6 +1826,7 @@
           </w:p>
           <w:p>
             <w:pPr>
+              <w:keepLines/>
               <w:rPr>
                 <w:sz w:val="24"/>
                 <w:szCs w:val="24"/>
@@ -1818,6 +1874,7 @@
           </w:p>
           <w:p>
             <w:pPr>
+              <w:keepLines/>
               <w:rPr>
                 <w:sz w:val="24"/>
                 <w:szCs w:val="24"/>
@@ -1865,6 +1922,7 @@
           </w:p>
           <w:p>
             <w:pPr>
+              <w:keepLines/>
               <w:rPr>
                 <w:sz w:val="24"/>
                 <w:szCs w:val="24"/>
@@ -1912,6 +1970,7 @@
           </w:p>
           <w:p>
             <w:pPr>
+              <w:keepLines/>
               <w:rPr>
                 <w:sz w:val="24"/>
                 <w:szCs w:val="24"/>
@@ -1958,6 +2017,9 @@
             </w:r>
           </w:p>
           <w:p>
+            <w:pPr>
+              <w:keepLines/>
+            </w:pPr>
             <w:r>
               <w:t>{/</w:t>
             </w:r>
@@ -1970,7 +2032,11 @@
               <w:t>}</w:t>
             </w:r>
           </w:p>
-          <w:p/>
+          <w:p>
+            <w:pPr>
+              <w:keepLines/>
+            </w:pPr>
+          </w:p>
         </w:tc>
       </w:tr>
     </w:tbl>

--- a/public/templates/TemplateB.docx
+++ b/public/templates/TemplateB.docx
@@ -4,6 +4,7 @@
   <w:body>
     <w:p>
       <w:pPr>
+        <w:keepNext/>
         <w:keepLines/>
         <w:rPr>
           <w:rFonts w:ascii="Georgia Pro Black" w:hAnsi="Georgia Pro Black"/>
@@ -26,6 +27,7 @@
     </w:p>
     <w:p>
       <w:pPr>
+        <w:keepNext/>
         <w:keepLines/>
         <w:spacing w:after="0" w:line="240" w:lineRule="auto"/>
         <w:rPr>
@@ -43,6 +45,7 @@
     </w:p>
     <w:p>
       <w:pPr>
+        <w:keepNext/>
         <w:keepLines/>
         <w:spacing w:after="0" w:line="240" w:lineRule="auto"/>
         <w:rPr>
@@ -60,6 +63,7 @@
     </w:p>
     <w:p>
       <w:pPr>
+        <w:keepNext/>
         <w:keepLines/>
         <w:spacing w:after="0" w:line="240" w:lineRule="auto"/>
         <w:rPr>
@@ -93,6 +97,7 @@
     </w:p>
     <w:p>
       <w:pPr>
+        <w:keepNext/>
         <w:keepLines/>
         <w:rPr>
           <w:sz w:val="28"/>
@@ -102,6 +107,7 @@
     </w:p>
     <w:p>
       <w:pPr>
+        <w:keepNext/>
         <w:keepLines/>
         <w:pBdr>
           <w:bottom w:val="single" w:sz="12" w:space="1" w:color="auto"/>
@@ -121,6 +127,7 @@
     </w:p>
     <w:p>
       <w:pPr>
+        <w:keepNext/>
         <w:keepLines/>
         <w:spacing w:after="0" w:line="240" w:lineRule="auto"/>
         <w:ind w:left="180"/>
@@ -147,6 +154,7 @@
     </w:p>
     <w:p>
       <w:pPr>
+        <w:keepNext/>
         <w:keepLines/>
         <w:spacing w:after="0" w:line="240" w:lineRule="auto"/>
         <w:ind w:left="180"/>
@@ -173,6 +181,7 @@
     </w:p>
     <w:p>
       <w:pPr>
+        <w:keepNext/>
         <w:keepLines/>
         <w:spacing w:after="0" w:line="240" w:lineRule="auto"/>
         <w:ind w:left="180"/>
@@ -199,6 +208,7 @@
     </w:p>
     <w:p>
       <w:pPr>
+        <w:keepNext/>
         <w:keepLines/>
         <w:spacing w:after="0" w:line="240" w:lineRule="auto"/>
         <w:ind w:left="180"/>
@@ -225,6 +235,7 @@
     </w:p>
     <w:p>
       <w:pPr>
+        <w:keepNext/>
         <w:keepLines/>
         <w:spacing w:after="0" w:line="240" w:lineRule="auto"/>
         <w:ind w:left="180"/>
@@ -251,6 +262,7 @@
     </w:p>
     <w:p>
       <w:pPr>
+        <w:keepNext/>
         <w:keepLines/>
         <w:pBdr>
           <w:bottom w:val="single" w:sz="12" w:space="1" w:color="auto"/>
@@ -269,6 +281,7 @@
     </w:p>
     <w:p>
       <w:pPr>
+        <w:keepNext/>
         <w:keepLines/>
         <w:pBdr>
           <w:bottom w:val="single" w:sz="12" w:space="1" w:color="auto"/>
@@ -288,6 +301,7 @@
     </w:p>
     <w:p>
       <w:pPr>
+        <w:keepNext/>
         <w:keepLines/>
       </w:pPr>
       <w:r>
@@ -319,6 +333,7 @@
           </w:tcPr>
           <w:p>
             <w:pPr>
+              <w:keepNext/>
               <w:keepLines/>
               <w:rPr>
                 <w:sz w:val="24"/>
@@ -344,6 +359,7 @@
           </w:p>
           <w:p>
             <w:pPr>
+              <w:keepNext/>
               <w:keepLines/>
               <w:rPr>
                 <w:i/>
@@ -405,6 +421,7 @@
           </w:tcPr>
           <w:p>
             <w:pPr>
+              <w:keepNext/>
               <w:keepLines/>
               <w:jc w:val="right"/>
               <w:rPr>
@@ -425,6 +442,7 @@
     </w:tbl>
     <w:p>
       <w:pPr>
+        <w:keepNext/>
         <w:keepLines/>
         <w:spacing w:after="0" w:line="240" w:lineRule="auto"/>
         <w:ind w:left="180"/>
@@ -451,6 +469,7 @@
     </w:p>
     <w:p>
       <w:pPr>
+        <w:keepNext/>
         <w:keepLines/>
         <w:spacing w:after="0" w:line="240" w:lineRule="auto"/>
         <w:ind w:left="180"/>
@@ -477,6 +496,7 @@
     </w:p>
     <w:p>
       <w:pPr>
+        <w:keepNext/>
         <w:keepLines/>
         <w:spacing w:after="0" w:line="240" w:lineRule="auto"/>
         <w:ind w:left="180"/>
@@ -503,6 +523,7 @@
     </w:p>
     <w:p>
       <w:pPr>
+        <w:keepNext/>
         <w:keepLines/>
         <w:spacing w:after="0" w:line="240" w:lineRule="auto"/>
         <w:ind w:left="180"/>
@@ -529,6 +550,7 @@
     </w:p>
     <w:p>
       <w:pPr>
+        <w:keepNext/>
         <w:keepLines/>
         <w:spacing w:after="0" w:line="240" w:lineRule="auto"/>
         <w:ind w:left="180"/>
@@ -555,6 +577,7 @@
     </w:p>
     <w:p>
       <w:pPr>
+        <w:keepNext/>
         <w:keepLines/>
       </w:pPr>
       <w:r>
@@ -571,6 +594,7 @@
     </w:p>
     <w:p>
       <w:pPr>
+        <w:keepNext/>
         <w:keepLines/>
         <w:pBdr>
           <w:bottom w:val="single" w:sz="12" w:space="1" w:color="auto"/>
@@ -590,17 +614,7 @@
     </w:p>
     <w:p>
       <w:pPr>
-        <w:keepLines/>
-        <w:pBdr>
-          <w:bottom w:val="single" w:sz="12" w:space="1" w:color="auto"/>
-        </w:pBdr>
-      </w:pPr>
-      <w:r>
-        <w:t>{#hasEducation}</w:t>
-      </w:r>
-    </w:p>
-    <w:p>
-      <w:pPr>
+        <w:keepNext/>
         <w:keepLines/>
         <w:pBdr>
           <w:bottom w:val="single" w:sz="12" w:space="1" w:color="auto"/>
@@ -620,14 +634,24 @@
     </w:p>
     <w:p>
       <w:pPr>
+        <w:keepNext/>
         <w:keepLines/>
-      </w:pPr>
-      <w:r>
+        <w:rPr>
+          <w:i/>
+          <w:iCs/>
+        </w:rPr>
+      </w:pPr>
+      <w:r>
+        <w:rPr>
+          <w:i/>
+          <w:iCs/>
+        </w:rPr>
         <w:t>PROGRAM STUDY DESCRIPTION</w:t>
       </w:r>
     </w:p>
     <w:p>
       <w:pPr>
+        <w:keepNext/>
         <w:keepLines/>
       </w:pPr>
       <w:r>
@@ -644,14 +668,24 @@
     </w:p>
     <w:p>
       <w:pPr>
+        <w:keepNext/>
         <w:keepLines/>
-      </w:pPr>
-      <w:r>
+        <w:rPr>
+          <w:i/>
+          <w:iCs/>
+        </w:rPr>
+      </w:pPr>
+      <w:r>
+        <w:rPr>
+          <w:i/>
+          <w:iCs/>
+        </w:rPr>
         <w:t xml:space="preserve">TOOLS </w:t>
       </w:r>
     </w:p>
     <w:p>
       <w:pPr>
+        <w:keepNext/>
         <w:keepLines/>
       </w:pPr>
       <w:r>
@@ -668,6 +702,27 @@
     </w:p>
     <w:p>
       <w:pPr>
+        <w:keepLines/>
+      </w:pPr>
+    </w:p>
+    <w:p>
+      <w:pPr>
+        <w:keepLines/>
+      </w:pPr>
+    </w:p>
+    <w:p>
+      <w:pPr>
+        <w:keepNext/>
+        <w:keepLines/>
+      </w:pPr>
+      <w:r>
+        <w:lastRenderedPageBreak/>
+        <w:t>{#hasEducation}</w:t>
+      </w:r>
+    </w:p>
+    <w:p>
+      <w:pPr>
+        <w:keepNext/>
         <w:keepLines/>
         <w:pBdr>
           <w:bottom w:val="single" w:sz="12" w:space="1" w:color="auto"/>
@@ -682,12 +737,12 @@
           <w:sz w:val="48"/>
           <w:szCs w:val="48"/>
         </w:rPr>
-        <w:lastRenderedPageBreak/>
         <w:t>EDUCATION</w:t>
       </w:r>
     </w:p>
     <w:p>
       <w:pPr>
+        <w:keepNext/>
         <w:keepLines/>
       </w:pPr>
       <w:r>
@@ -719,6 +774,7 @@
           </w:tcPr>
           <w:p>
             <w:pPr>
+              <w:keepNext/>
               <w:keepLines/>
               <w:rPr>
                 <w:sz w:val="24"/>
@@ -781,6 +837,7 @@
           </w:p>
           <w:p>
             <w:pPr>
+              <w:keepNext/>
               <w:keepLines/>
               <w:spacing w:line="278" w:lineRule="auto"/>
               <w:rPr>
@@ -798,6 +855,7 @@
           </w:p>
           <w:p>
             <w:pPr>
+              <w:keepNext/>
               <w:keepLines/>
               <w:spacing w:line="278" w:lineRule="auto"/>
               <w:rPr>
@@ -808,6 +866,7 @@
           </w:p>
           <w:p>
             <w:pPr>
+              <w:keepNext/>
               <w:keepLines/>
             </w:pPr>
             <w:r>
@@ -816,6 +875,7 @@
           </w:p>
           <w:p>
             <w:pPr>
+              <w:keepNext/>
               <w:keepLines/>
             </w:pPr>
           </w:p>
@@ -826,6 +886,7 @@
           </w:tcPr>
           <w:p>
             <w:pPr>
+              <w:keepNext/>
               <w:keepLines/>
               <w:jc w:val="right"/>
               <w:rPr>
@@ -875,6 +936,7 @@
           </w:p>
           <w:p>
             <w:pPr>
+              <w:keepNext/>
               <w:keepLines/>
               <w:rPr>
                 <w:sz w:val="28"/>
@@ -887,6 +949,7 @@
     </w:tbl>
     <w:p>
       <w:pPr>
+        <w:keepNext/>
         <w:keepLines/>
       </w:pPr>
       <w:r>
@@ -895,6 +958,7 @@
     </w:p>
     <w:p>
       <w:pPr>
+        <w:keepNext/>
         <w:keepLines/>
       </w:pPr>
       <w:r>
@@ -912,6 +976,7 @@
     <w:p/>
     <w:p>
       <w:pPr>
+        <w:keepNext/>
         <w:keepLines/>
         <w:pBdr>
           <w:bottom w:val="single" w:sz="12" w:space="1" w:color="auto"/>
@@ -954,6 +1019,7 @@
           </w:tcPr>
           <w:p>
             <w:pPr>
+              <w:keepNext/>
               <w:keepLines/>
             </w:pPr>
             <w:r>
@@ -962,6 +1028,7 @@
           </w:p>
           <w:p>
             <w:pPr>
+              <w:keepNext/>
               <w:keepLines/>
               <w:rPr>
                 <w:i/>
@@ -982,6 +1049,7 @@
           </w:p>
           <w:p>
             <w:pPr>
+              <w:keepNext/>
               <w:keepLines/>
               <w:rPr>
                 <w:i/>
@@ -993,6 +1061,7 @@
           </w:p>
           <w:p>
             <w:pPr>
+              <w:keepNext/>
               <w:keepLines/>
               <w:rPr>
                 <w:sz w:val="24"/>
@@ -1041,6 +1110,7 @@
           </w:p>
           <w:p>
             <w:pPr>
+              <w:keepNext/>
               <w:keepLines/>
               <w:rPr>
                 <w:sz w:val="24"/>
@@ -1089,6 +1159,7 @@
           </w:p>
           <w:p>
             <w:pPr>
+              <w:keepNext/>
               <w:keepLines/>
               <w:rPr>
                 <w:sz w:val="24"/>
@@ -1137,6 +1208,7 @@
           </w:p>
           <w:p>
             <w:pPr>
+              <w:keepNext/>
               <w:keepLines/>
               <w:rPr>
                 <w:sz w:val="24"/>
@@ -1185,6 +1257,7 @@
           </w:p>
           <w:p>
             <w:pPr>
+              <w:keepNext/>
               <w:keepLines/>
               <w:rPr>
                 <w:sz w:val="24"/>
@@ -1233,6 +1306,7 @@
           </w:p>
           <w:p>
             <w:pPr>
+              <w:keepNext/>
               <w:keepLines/>
               <w:rPr>
                 <w:sz w:val="24"/>
@@ -1281,6 +1355,7 @@
           </w:p>
           <w:p>
             <w:pPr>
+              <w:keepNext/>
               <w:keepLines/>
               <w:rPr>
                 <w:sz w:val="24"/>
@@ -1329,6 +1404,7 @@
           </w:p>
           <w:p>
             <w:pPr>
+              <w:keepNext/>
               <w:keepLines/>
               <w:rPr>
                 <w:sz w:val="24"/>
@@ -1377,6 +1453,7 @@
           </w:p>
           <w:p>
             <w:pPr>
+              <w:keepNext/>
               <w:keepLines/>
               <w:rPr>
                 <w:sz w:val="24"/>
@@ -1425,6 +1502,7 @@
           </w:p>
           <w:p>
             <w:pPr>
+              <w:keepNext/>
               <w:keepLines/>
               <w:rPr>
                 <w:sz w:val="24"/>
@@ -1473,6 +1551,7 @@
           </w:p>
           <w:p>
             <w:pPr>
+              <w:keepNext/>
               <w:keepLines/>
             </w:pPr>
             <w:r>
@@ -1489,6 +1568,7 @@
           </w:p>
           <w:p>
             <w:pPr>
+              <w:keepNext/>
               <w:keepLines/>
             </w:pPr>
           </w:p>
@@ -1499,6 +1579,7 @@
           </w:tcPr>
           <w:p>
             <w:pPr>
+              <w:keepNext/>
               <w:keepLines/>
             </w:pPr>
             <w:r>
@@ -1507,6 +1588,7 @@
           </w:p>
           <w:p>
             <w:pPr>
+              <w:keepNext/>
               <w:keepLines/>
               <w:rPr>
                 <w:i/>
@@ -1527,6 +1609,7 @@
           </w:p>
           <w:p>
             <w:pPr>
+              <w:keepNext/>
               <w:keepLines/>
               <w:rPr>
                 <w:i/>
@@ -1538,6 +1621,7 @@
           </w:p>
           <w:p>
             <w:pPr>
+              <w:keepNext/>
               <w:keepLines/>
               <w:rPr>
                 <w:sz w:val="24"/>
@@ -1586,6 +1670,7 @@
           </w:p>
           <w:p>
             <w:pPr>
+              <w:keepNext/>
               <w:keepLines/>
               <w:rPr>
                 <w:sz w:val="24"/>
@@ -1634,6 +1719,7 @@
           </w:p>
           <w:p>
             <w:pPr>
+              <w:keepNext/>
               <w:keepLines/>
               <w:rPr>
                 <w:sz w:val="24"/>
@@ -1682,6 +1768,7 @@
           </w:p>
           <w:p>
             <w:pPr>
+              <w:keepNext/>
               <w:keepLines/>
               <w:rPr>
                 <w:sz w:val="24"/>
@@ -1730,6 +1817,7 @@
           </w:p>
           <w:p>
             <w:pPr>
+              <w:keepNext/>
               <w:keepLines/>
               <w:rPr>
                 <w:sz w:val="24"/>
@@ -1778,6 +1866,7 @@
           </w:p>
           <w:p>
             <w:pPr>
+              <w:keepNext/>
               <w:keepLines/>
               <w:rPr>
                 <w:sz w:val="24"/>
@@ -1826,6 +1915,7 @@
           </w:p>
           <w:p>
             <w:pPr>
+              <w:keepNext/>
               <w:keepLines/>
               <w:rPr>
                 <w:sz w:val="24"/>
@@ -1874,6 +1964,7 @@
           </w:p>
           <w:p>
             <w:pPr>
+              <w:keepNext/>
               <w:keepLines/>
               <w:rPr>
                 <w:sz w:val="24"/>
@@ -1922,6 +2013,7 @@
           </w:p>
           <w:p>
             <w:pPr>
+              <w:keepNext/>
               <w:keepLines/>
               <w:rPr>
                 <w:sz w:val="24"/>
@@ -1970,6 +2062,7 @@
           </w:p>
           <w:p>
             <w:pPr>
+              <w:keepNext/>
               <w:keepLines/>
               <w:rPr>
                 <w:sz w:val="24"/>
@@ -2018,6 +2111,7 @@
           </w:p>
           <w:p>
             <w:pPr>
+              <w:keepNext/>
               <w:keepLines/>
             </w:pPr>
             <w:r>
@@ -2034,13 +2128,18 @@
           </w:p>
           <w:p>
             <w:pPr>
+              <w:keepNext/>
               <w:keepLines/>
             </w:pPr>
           </w:p>
         </w:tc>
       </w:tr>
     </w:tbl>
-    <w:p/>
+    <w:p>
+      <w:pPr>
+        <w:keepNext/>
+      </w:pPr>
+    </w:p>
     <w:p/>
     <w:p/>
     <w:p/>

--- a/public/templates/TemplateB.docx
+++ b/public/templates/TemplateB.docx
@@ -724,6 +724,106 @@
       <w:pPr>
         <w:keepNext/>
         <w:keepLines/>
+      </w:pPr>
+      <w:r>
+        <w:t>{#education}</w:t>
+      </w:r>
+    </w:p>
+    <w:p>
+      <w:pPr>
+        <w:keepNext/>
+        <w:keepLines/>
+      </w:pPr>
+      <w:r>
+        <w:t>DEBUG</w:t>
+      </w:r>
+      <w:proofErr w:type="gramStart"/>
+      <w:r>
+        <w:t>: [{</w:t>
+      </w:r>
+      <w:proofErr w:type="spellStart"/>
+      <w:r>
+        <w:t>eduCity</w:t>
+      </w:r>
+      <w:proofErr w:type="spellEnd"/>
+      <w:r>
+        <w:t>}]</w:t>
+      </w:r>
+      <w:proofErr w:type="gramEnd"/>
+      <w:r>
+        <w:t xml:space="preserve"> [{</w:t>
+      </w:r>
+      <w:proofErr w:type="spellStart"/>
+      <w:r>
+        <w:t>eduState</w:t>
+      </w:r>
+      <w:proofErr w:type="spellEnd"/>
+      <w:r>
+        <w:t>}]</w:t>
+      </w:r>
+    </w:p>
+    <w:p>
+      <w:pPr>
+        <w:keepNext/>
+        <w:keepLines/>
+      </w:pPr>
+      <w:r>
+        <w:t>{school} | {</w:t>
+      </w:r>
+      <w:proofErr w:type="spellStart"/>
+      <w:r>
+        <w:t>eduCity</w:t>
+      </w:r>
+      <w:proofErr w:type="spellEnd"/>
+      <w:r>
+        <w:t>}, {</w:t>
+      </w:r>
+      <w:proofErr w:type="spellStart"/>
+      <w:r>
+        <w:t>eduState</w:t>
+      </w:r>
+      <w:proofErr w:type="spellEnd"/>
+      <w:r>
+        <w:t>}</w:t>
+      </w:r>
+    </w:p>
+    <w:p>
+      <w:pPr>
+        <w:keepNext/>
+        <w:keepLines/>
+      </w:pPr>
+      <w:r>
+        <w:t>{program}</w:t>
+      </w:r>
+    </w:p>
+    <w:p>
+      <w:pPr>
+        <w:keepNext/>
+        <w:keepLines/>
+      </w:pPr>
+      <w:r>
+        <w:t>...</w:t>
+      </w:r>
+    </w:p>
+    <w:p>
+      <w:pPr>
+        <w:keepNext/>
+        <w:keepLines/>
+      </w:pPr>
+      <w:r>
+        <w:t>{/education}</w:t>
+      </w:r>
+    </w:p>
+    <w:p>
+      <w:pPr>
+        <w:keepNext/>
+        <w:keepLines/>
+      </w:pPr>
+    </w:p>
+    <w:p>
+      <w:pPr>
+        <w:keepNext/>
+        <w:keepLines/>
         <w:pBdr>
           <w:bottom w:val="single" w:sz="12" w:space="1" w:color="auto"/>
         </w:pBdr>
@@ -981,6 +1081,7 @@
         <w:pBdr>
           <w:bottom w:val="single" w:sz="12" w:space="1" w:color="auto"/>
         </w:pBdr>
+        <w:spacing w:after="120" w:line="240" w:lineRule="auto"/>
         <w:rPr>
           <w:sz w:val="48"/>
           <w:szCs w:val="48"/>
@@ -991,6 +1092,7 @@
           <w:sz w:val="48"/>
           <w:szCs w:val="48"/>
         </w:rPr>
+        <w:lastRenderedPageBreak/>
         <w:t xml:space="preserve">SKILLS AND CERTIFICATIONS </w:t>
       </w:r>
     </w:p>
@@ -1052,18 +1154,6 @@
               <w:keepNext/>
               <w:keepLines/>
               <w:rPr>
-                <w:i/>
-                <w:iCs/>
-                <w:sz w:val="28"/>
-                <w:szCs w:val="28"/>
-              </w:rPr>
-            </w:pPr>
-          </w:p>
-          <w:p>
-            <w:pPr>
-              <w:keepNext/>
-              <w:keepLines/>
-              <w:rPr>
                 <w:sz w:val="24"/>
                 <w:szCs w:val="24"/>
               </w:rPr>
@@ -1606,18 +1696,6 @@
               </w:rPr>
               <w:t>SKILLS</w:t>
             </w:r>
-          </w:p>
-          <w:p>
-            <w:pPr>
-              <w:keepNext/>
-              <w:keepLines/>
-              <w:rPr>
-                <w:i/>
-                <w:iCs/>
-                <w:sz w:val="28"/>
-                <w:szCs w:val="28"/>
-              </w:rPr>
-            </w:pPr>
           </w:p>
           <w:p>
             <w:pPr>
@@ -3071,7 +3149,6 @@
   <w:style w:type="character" w:default="1" w:styleId="DefaultParagraphFont">
     <w:name w:val="Default Paragraph Font"/>
     <w:uiPriority w:val="1"/>
-    <w:semiHidden/>
     <w:unhideWhenUsed/>
   </w:style>
   <w:style w:type="table" w:default="1" w:styleId="TableNormal">

--- a/public/templates/TemplateB.docx
+++ b/public/templates/TemplateB.docx
@@ -579,16 +579,41 @@
       <w:pPr>
         <w:keepNext/>
         <w:keepLines/>
-      </w:pPr>
-      <w:r>
+        <w:spacing w:after="0" w:line="240" w:lineRule="auto"/>
+        <w:rPr>
+          <w:i/>
+          <w:iCs/>
+          <w:sz w:val="28"/>
+          <w:szCs w:val="28"/>
+        </w:rPr>
+      </w:pPr>
+      <w:r>
+        <w:rPr>
+          <w:i/>
+          <w:iCs/>
+          <w:sz w:val="28"/>
+          <w:szCs w:val="28"/>
+        </w:rPr>
         <w:t>{/</w:t>
       </w:r>
       <w:proofErr w:type="spellStart"/>
       <w:r>
+        <w:rPr>
+          <w:i/>
+          <w:iCs/>
+          <w:sz w:val="28"/>
+          <w:szCs w:val="28"/>
+        </w:rPr>
         <w:t>workExperience</w:t>
       </w:r>
       <w:proofErr w:type="spellEnd"/>
       <w:r>
+        <w:rPr>
+          <w:i/>
+          <w:iCs/>
+          <w:sz w:val="28"/>
+          <w:szCs w:val="28"/>
+        </w:rPr>
         <w:t>}</w:t>
       </w:r>
     </w:p>
@@ -636,15 +661,20 @@
       <w:pPr>
         <w:keepNext/>
         <w:keepLines/>
+        <w:spacing w:after="0" w:line="240" w:lineRule="auto"/>
         <w:rPr>
           <w:i/>
           <w:iCs/>
+          <w:sz w:val="28"/>
+          <w:szCs w:val="28"/>
         </w:rPr>
       </w:pPr>
       <w:r>
         <w:rPr>
           <w:i/>
           <w:iCs/>
+          <w:sz w:val="28"/>
+          <w:szCs w:val="28"/>
         </w:rPr>
         <w:t>PROGRAM STUDY DESCRIPTION</w:t>
       </w:r>
@@ -670,15 +700,20 @@
       <w:pPr>
         <w:keepNext/>
         <w:keepLines/>
+        <w:spacing w:after="0" w:line="240" w:lineRule="auto"/>
         <w:rPr>
           <w:i/>
           <w:iCs/>
+          <w:sz w:val="28"/>
+          <w:szCs w:val="28"/>
         </w:rPr>
       </w:pPr>
       <w:r>
         <w:rPr>
           <w:i/>
           <w:iCs/>
+          <w:sz w:val="28"/>
+          <w:szCs w:val="28"/>
         </w:rPr>
         <w:t xml:space="preserve">TOOLS </w:t>
       </w:r>
@@ -709,110 +744,6 @@
       <w:pPr>
         <w:keepLines/>
       </w:pPr>
-    </w:p>
-    <w:p>
-      <w:pPr>
-        <w:keepNext/>
-        <w:keepLines/>
-      </w:pPr>
-      <w:r>
-        <w:lastRenderedPageBreak/>
-        <w:t>{#hasEducation}</w:t>
-      </w:r>
-    </w:p>
-    <w:p>
-      <w:pPr>
-        <w:keepNext/>
-        <w:keepLines/>
-      </w:pPr>
-      <w:r>
-        <w:t>{#education}</w:t>
-      </w:r>
-    </w:p>
-    <w:p>
-      <w:pPr>
-        <w:keepNext/>
-        <w:keepLines/>
-      </w:pPr>
-      <w:r>
-        <w:t>DEBUG</w:t>
-      </w:r>
-      <w:proofErr w:type="gramStart"/>
-      <w:r>
-        <w:t>: [{</w:t>
-      </w:r>
-      <w:proofErr w:type="spellStart"/>
-      <w:r>
-        <w:t>eduCity</w:t>
-      </w:r>
-      <w:proofErr w:type="spellEnd"/>
-      <w:r>
-        <w:t>}]</w:t>
-      </w:r>
-      <w:proofErr w:type="gramEnd"/>
-      <w:r>
-        <w:t xml:space="preserve"> [{</w:t>
-      </w:r>
-      <w:proofErr w:type="spellStart"/>
-      <w:r>
-        <w:t>eduState</w:t>
-      </w:r>
-      <w:proofErr w:type="spellEnd"/>
-      <w:r>
-        <w:t>}]</w:t>
-      </w:r>
-    </w:p>
-    <w:p>
-      <w:pPr>
-        <w:keepNext/>
-        <w:keepLines/>
-      </w:pPr>
-      <w:r>
-        <w:t>{school} | {</w:t>
-      </w:r>
-      <w:proofErr w:type="spellStart"/>
-      <w:r>
-        <w:t>eduCity</w:t>
-      </w:r>
-      <w:proofErr w:type="spellEnd"/>
-      <w:r>
-        <w:t>}, {</w:t>
-      </w:r>
-      <w:proofErr w:type="spellStart"/>
-      <w:r>
-        <w:t>eduState</w:t>
-      </w:r>
-      <w:proofErr w:type="spellEnd"/>
-      <w:r>
-        <w:t>}</w:t>
-      </w:r>
-    </w:p>
-    <w:p>
-      <w:pPr>
-        <w:keepNext/>
-        <w:keepLines/>
-      </w:pPr>
-      <w:r>
-        <w:t>{program}</w:t>
-      </w:r>
-    </w:p>
-    <w:p>
-      <w:pPr>
-        <w:keepNext/>
-        <w:keepLines/>
-      </w:pPr>
-      <w:r>
-        <w:t>...</w:t>
-      </w:r>
-    </w:p>
-    <w:p>
-      <w:pPr>
-        <w:keepNext/>
-        <w:keepLines/>
-      </w:pPr>
-      <w:r>
-        <w:t>{/education}</w:t>
-      </w:r>
     </w:p>
     <w:p>
       <w:pPr>
@@ -1092,7 +1023,6 @@
           <w:sz w:val="48"/>
           <w:szCs w:val="48"/>
         </w:rPr>
-        <w:lastRenderedPageBreak/>
         <w:t xml:space="preserve">SKILLS AND CERTIFICATIONS </w:t>
       </w:r>
     </w:p>

--- a/public/templates/TemplateB.docx
+++ b/public/templates/TemplateB.docx
@@ -76,23 +76,7 @@
           <w:sz w:val="28"/>
           <w:szCs w:val="28"/>
         </w:rPr>
-        <w:t>{</w:t>
-      </w:r>
-      <w:proofErr w:type="gramStart"/>
-      <w:r>
-        <w:rPr>
-          <w:sz w:val="28"/>
-          <w:szCs w:val="28"/>
-        </w:rPr>
-        <w:t>phone}  |</w:t>
-      </w:r>
-      <w:proofErr w:type="gramEnd"/>
-      <w:r>
-        <w:rPr>
-          <w:sz w:val="28"/>
-          <w:szCs w:val="28"/>
-        </w:rPr>
-        <w:t xml:space="preserve">  {email}</w:t>
+        <w:t>{phone}  |  {email}</w:t>
       </w:r>
     </w:p>
     <w:p>
@@ -133,23 +117,7 @@
         <w:ind w:left="180"/>
       </w:pPr>
       <w:r>
-        <w:t>{#summary</w:t>
-      </w:r>
-      <w:proofErr w:type="gramStart"/>
-      <w:r>
-        <w:t>1}•</w:t>
-      </w:r>
-      <w:proofErr w:type="gramEnd"/>
-      <w:r>
-        <w:t xml:space="preserve"> {summary</w:t>
-      </w:r>
-      <w:proofErr w:type="gramStart"/>
-      <w:r>
-        <w:t>1}{</w:t>
-      </w:r>
-      <w:proofErr w:type="gramEnd"/>
-      <w:r>
-        <w:t>/summary1}</w:t>
+        <w:t>{#summary1}• {summary1}{/summary1}</w:t>
       </w:r>
     </w:p>
     <w:p>
@@ -160,23 +128,7 @@
         <w:ind w:left="180"/>
       </w:pPr>
       <w:r>
-        <w:t>{#summary</w:t>
-      </w:r>
-      <w:proofErr w:type="gramStart"/>
-      <w:r>
-        <w:t>2}•</w:t>
-      </w:r>
-      <w:proofErr w:type="gramEnd"/>
-      <w:r>
-        <w:t xml:space="preserve"> {summary</w:t>
-      </w:r>
-      <w:proofErr w:type="gramStart"/>
-      <w:r>
-        <w:t>2}{</w:t>
-      </w:r>
-      <w:proofErr w:type="gramEnd"/>
-      <w:r>
-        <w:t>/summary2}</w:t>
+        <w:t>{#summary2}• {summary2}{/summary2}</w:t>
       </w:r>
     </w:p>
     <w:p>
@@ -187,23 +139,7 @@
         <w:ind w:left="180"/>
       </w:pPr>
       <w:r>
-        <w:t>{#summary</w:t>
-      </w:r>
-      <w:proofErr w:type="gramStart"/>
-      <w:r>
-        <w:t>3}•</w:t>
-      </w:r>
-      <w:proofErr w:type="gramEnd"/>
-      <w:r>
-        <w:t xml:space="preserve"> {summary</w:t>
-      </w:r>
-      <w:proofErr w:type="gramStart"/>
-      <w:r>
-        <w:t>3}{</w:t>
-      </w:r>
-      <w:proofErr w:type="gramEnd"/>
-      <w:r>
-        <w:t>/summary3}</w:t>
+        <w:t>{#summary3}• {summary3}{/summary3}</w:t>
       </w:r>
     </w:p>
     <w:p>
@@ -214,23 +150,7 @@
         <w:ind w:left="180"/>
       </w:pPr>
       <w:r>
-        <w:t>{#summary</w:t>
-      </w:r>
-      <w:proofErr w:type="gramStart"/>
-      <w:r>
-        <w:t>4}•</w:t>
-      </w:r>
-      <w:proofErr w:type="gramEnd"/>
-      <w:r>
-        <w:t xml:space="preserve"> {summary</w:t>
-      </w:r>
-      <w:proofErr w:type="gramStart"/>
-      <w:r>
-        <w:t>4}{</w:t>
-      </w:r>
-      <w:proofErr w:type="gramEnd"/>
-      <w:r>
-        <w:t>/summary4}</w:t>
+        <w:t>{#summary4}• {summary4}{/summary4}</w:t>
       </w:r>
     </w:p>
     <w:p>
@@ -241,23 +161,7 @@
         <w:ind w:left="180"/>
       </w:pPr>
       <w:r>
-        <w:t>{#summary</w:t>
-      </w:r>
-      <w:proofErr w:type="gramStart"/>
-      <w:r>
-        <w:t>5}•</w:t>
-      </w:r>
-      <w:proofErr w:type="gramEnd"/>
-      <w:r>
-        <w:t xml:space="preserve"> {summary</w:t>
-      </w:r>
-      <w:proofErr w:type="gramStart"/>
-      <w:r>
-        <w:t>5}{</w:t>
-      </w:r>
-      <w:proofErr w:type="gramEnd"/>
-      <w:r>
-        <w:t>/summary5}</w:t>
+        <w:t>{#summary5}• {summary5}{/summary5}</w:t>
       </w:r>
     </w:p>
     <w:p>
@@ -340,21 +244,12 @@
                 <w:szCs w:val="24"/>
               </w:rPr>
             </w:pPr>
-            <w:proofErr w:type="gramStart"/>
-            <w:r>
-              <w:rPr>
-                <w:sz w:val="24"/>
-                <w:szCs w:val="24"/>
-              </w:rPr>
-              <w:t>{title}, {</w:t>
-            </w:r>
-            <w:proofErr w:type="gramEnd"/>
-            <w:r>
-              <w:rPr>
-                <w:sz w:val="24"/>
-                <w:szCs w:val="24"/>
-              </w:rPr>
-              <w:t xml:space="preserve">employer} </w:t>
+            <w:r>
+              <w:rPr>
+                <w:sz w:val="24"/>
+                <w:szCs w:val="24"/>
+              </w:rPr>
+              <w:t xml:space="preserve">{title}, {employer} </w:t>
             </w:r>
           </w:p>
           <w:p>
@@ -373,7 +268,6 @@
               </w:rPr>
               <w:t>({</w:t>
             </w:r>
-            <w:proofErr w:type="spellStart"/>
             <w:r>
               <w:rPr>
                 <w:i/>
@@ -381,37 +275,7 @@
                 <w:sz w:val="24"/>
                 <w:szCs w:val="24"/>
               </w:rPr>
-              <w:t>employerCity</w:t>
-            </w:r>
-            <w:proofErr w:type="spellEnd"/>
-            <w:r>
-              <w:rPr>
-                <w:i/>
-                <w:iCs/>
-                <w:sz w:val="24"/>
-                <w:szCs w:val="24"/>
-              </w:rPr>
-              <w:t>}, {</w:t>
-            </w:r>
-            <w:proofErr w:type="spellStart"/>
-            <w:r>
-              <w:rPr>
-                <w:i/>
-                <w:iCs/>
-                <w:sz w:val="24"/>
-                <w:szCs w:val="24"/>
-              </w:rPr>
-              <w:t>employerState</w:t>
-            </w:r>
-            <w:proofErr w:type="spellEnd"/>
-            <w:r>
-              <w:rPr>
-                <w:i/>
-                <w:iCs/>
-                <w:sz w:val="24"/>
-                <w:szCs w:val="24"/>
-              </w:rPr>
-              <w:t>})</w:t>
+              <w:t>employerCity}, {employerState})</w:t>
             </w:r>
           </w:p>
         </w:tc>
@@ -448,23 +312,7 @@
         <w:ind w:left="180"/>
       </w:pPr>
       <w:r>
-        <w:t>{#task</w:t>
-      </w:r>
-      <w:proofErr w:type="gramStart"/>
-      <w:r>
-        <w:t>1}•</w:t>
-      </w:r>
-      <w:proofErr w:type="gramEnd"/>
-      <w:r>
-        <w:t xml:space="preserve"> {task</w:t>
-      </w:r>
-      <w:proofErr w:type="gramStart"/>
-      <w:r>
-        <w:t>1}{</w:t>
-      </w:r>
-      <w:proofErr w:type="gramEnd"/>
-      <w:r>
-        <w:t>/task1}</w:t>
+        <w:t>{#task1}• {task1}{/task1}</w:t>
       </w:r>
     </w:p>
     <w:p>
@@ -475,23 +323,7 @@
         <w:ind w:left="180"/>
       </w:pPr>
       <w:r>
-        <w:t>{#task</w:t>
-      </w:r>
-      <w:proofErr w:type="gramStart"/>
-      <w:r>
-        <w:t>2}•</w:t>
-      </w:r>
-      <w:proofErr w:type="gramEnd"/>
-      <w:r>
-        <w:t xml:space="preserve"> {task</w:t>
-      </w:r>
-      <w:proofErr w:type="gramStart"/>
-      <w:r>
-        <w:t>2}{</w:t>
-      </w:r>
-      <w:proofErr w:type="gramEnd"/>
-      <w:r>
-        <w:t>/task2}</w:t>
+        <w:t>{#task2}• {task2}{/task2}</w:t>
       </w:r>
     </w:p>
     <w:p>
@@ -502,23 +334,7 @@
         <w:ind w:left="180"/>
       </w:pPr>
       <w:r>
-        <w:t>{#task</w:t>
-      </w:r>
-      <w:proofErr w:type="gramStart"/>
-      <w:r>
-        <w:t>3}•</w:t>
-      </w:r>
-      <w:proofErr w:type="gramEnd"/>
-      <w:r>
-        <w:t xml:space="preserve"> {task</w:t>
-      </w:r>
-      <w:proofErr w:type="gramStart"/>
-      <w:r>
-        <w:t>3}{</w:t>
-      </w:r>
-      <w:proofErr w:type="gramEnd"/>
-      <w:r>
-        <w:t>/task3}</w:t>
+        <w:t>{#task3}• {task3}{/task3}</w:t>
       </w:r>
     </w:p>
     <w:p>
@@ -529,23 +345,7 @@
         <w:ind w:left="180"/>
       </w:pPr>
       <w:r>
-        <w:t>{#task</w:t>
-      </w:r>
-      <w:proofErr w:type="gramStart"/>
-      <w:r>
-        <w:t>4}•</w:t>
-      </w:r>
-      <w:proofErr w:type="gramEnd"/>
-      <w:r>
-        <w:t xml:space="preserve"> {task</w:t>
-      </w:r>
-      <w:proofErr w:type="gramStart"/>
-      <w:r>
-        <w:t>4}{</w:t>
-      </w:r>
-      <w:proofErr w:type="gramEnd"/>
-      <w:r>
-        <w:t>/task4}</w:t>
+        <w:t>{#task4}• {task4}{/task4}</w:t>
       </w:r>
     </w:p>
     <w:p>
@@ -556,23 +356,7 @@
         <w:ind w:left="180"/>
       </w:pPr>
       <w:r>
-        <w:t>{#task</w:t>
-      </w:r>
-      <w:proofErr w:type="gramStart"/>
-      <w:r>
-        <w:t>5}•</w:t>
-      </w:r>
-      <w:proofErr w:type="gramEnd"/>
-      <w:r>
-        <w:t xml:space="preserve"> {task</w:t>
-      </w:r>
-      <w:proofErr w:type="gramStart"/>
-      <w:r>
-        <w:t>5}{</w:t>
-      </w:r>
-      <w:proofErr w:type="gramEnd"/>
-      <w:r>
-        <w:t>/task5}</w:t>
+        <w:t>{#task5}• {task5}{/task5}</w:t>
       </w:r>
     </w:p>
     <w:p>
@@ -594,27 +378,7 @@
           <w:sz w:val="28"/>
           <w:szCs w:val="28"/>
         </w:rPr>
-        <w:t>{/</w:t>
-      </w:r>
-      <w:proofErr w:type="spellStart"/>
-      <w:r>
-        <w:rPr>
-          <w:i/>
-          <w:iCs/>
-          <w:sz w:val="28"/>
-          <w:szCs w:val="28"/>
-        </w:rPr>
-        <w:t>workExperience</w:t>
-      </w:r>
-      <w:proofErr w:type="spellEnd"/>
-      <w:r>
-        <w:rPr>
-          <w:i/>
-          <w:iCs/>
-          <w:sz w:val="28"/>
-          <w:szCs w:val="28"/>
-        </w:rPr>
-        <w:t>}</w:t>
+        <w:t>{/workExperience}</w:t>
       </w:r>
     </w:p>
     <w:p>
@@ -626,15 +390,7 @@
         </w:pBdr>
       </w:pPr>
       <w:r>
-        <w:t>{/</w:t>
-      </w:r>
-      <w:proofErr w:type="spellStart"/>
-      <w:r>
-        <w:t>hasWorkExperience</w:t>
-      </w:r>
-      <w:proofErr w:type="spellEnd"/>
-      <w:r>
-        <w:t>}</w:t>
+        <w:t>{/hasWorkExperience}</w:t>
       </w:r>
     </w:p>
     <w:p>
@@ -685,15 +441,7 @@
         <w:keepLines/>
       </w:pPr>
       <w:r>
-        <w:t>{</w:t>
-      </w:r>
-      <w:proofErr w:type="spellStart"/>
-      <w:r>
-        <w:t>programDescription</w:t>
-      </w:r>
-      <w:proofErr w:type="spellEnd"/>
-      <w:r>
-        <w:t>}</w:t>
+        <w:t>{programDescription}</w:t>
       </w:r>
     </w:p>
     <w:p>
@@ -724,32 +472,28 @@
         <w:keepLines/>
       </w:pPr>
       <w:r>
-        <w:t>{</w:t>
-      </w:r>
-      <w:proofErr w:type="spellStart"/>
-      <w:r>
-        <w:t>programTools</w:t>
-      </w:r>
-      <w:proofErr w:type="spellEnd"/>
-      <w:r>
-        <w:t>}</w:t>
-      </w:r>
-    </w:p>
-    <w:p>
-      <w:pPr>
-        <w:keepLines/>
-      </w:pPr>
-    </w:p>
-    <w:p>
-      <w:pPr>
-        <w:keepLines/>
-      </w:pPr>
-    </w:p>
-    <w:p>
-      <w:pPr>
-        <w:keepNext/>
-        <w:keepLines/>
-      </w:pPr>
+        <w:t>{programTools}</w:t>
+      </w:r>
+    </w:p>
+    <w:p>
+      <w:pPr>
+        <w:keepLines/>
+      </w:pPr>
+    </w:p>
+    <w:p>
+      <w:pPr>
+        <w:keepLines/>
+      </w:pPr>
+    </w:p>
+    <w:p>
+      <w:pPr>
+        <w:keepNext/>
+        <w:keepLines/>
+      </w:pPr>
+      <w:r>
+        <w:lastRenderedPageBreak/>
+        <w:t>{#hasEducation}</w:t>
+      </w:r>
     </w:p>
     <w:p>
       <w:pPr>
@@ -831,39 +575,7 @@
                 <w:sz w:val="24"/>
                 <w:szCs w:val="24"/>
               </w:rPr>
-              <w:t xml:space="preserve"> {</w:t>
-            </w:r>
-            <w:proofErr w:type="spellStart"/>
-            <w:r>
-              <w:rPr>
-                <w:sz w:val="24"/>
-                <w:szCs w:val="24"/>
-              </w:rPr>
-              <w:t>eduCity</w:t>
-            </w:r>
-            <w:proofErr w:type="spellEnd"/>
-            <w:r>
-              <w:rPr>
-                <w:sz w:val="24"/>
-                <w:szCs w:val="24"/>
-              </w:rPr>
-              <w:t>}, {</w:t>
-            </w:r>
-            <w:proofErr w:type="spellStart"/>
-            <w:r>
-              <w:rPr>
-                <w:sz w:val="24"/>
-                <w:szCs w:val="24"/>
-              </w:rPr>
-              <w:t>eduState</w:t>
-            </w:r>
-            <w:proofErr w:type="spellEnd"/>
-            <w:r>
-              <w:rPr>
-                <w:sz w:val="24"/>
-                <w:szCs w:val="24"/>
-              </w:rPr>
-              <w:t>}</w:t>
+              <w:t xml:space="preserve"> {eduCity}, {eduState}</w:t>
             </w:r>
           </w:p>
           <w:p>
@@ -930,39 +642,7 @@
                 <w:sz w:val="24"/>
                 <w:szCs w:val="24"/>
               </w:rPr>
-              <w:t>{</w:t>
-            </w:r>
-            <w:proofErr w:type="spellStart"/>
-            <w:r>
-              <w:rPr>
-                <w:sz w:val="24"/>
-                <w:szCs w:val="24"/>
-              </w:rPr>
-              <w:t>startDate</w:t>
-            </w:r>
-            <w:proofErr w:type="spellEnd"/>
-            <w:r>
-              <w:rPr>
-                <w:sz w:val="24"/>
-                <w:szCs w:val="24"/>
-              </w:rPr>
-              <w:t>} – {</w:t>
-            </w:r>
-            <w:proofErr w:type="spellStart"/>
-            <w:r>
-              <w:rPr>
-                <w:sz w:val="24"/>
-                <w:szCs w:val="24"/>
-              </w:rPr>
-              <w:t>endDate</w:t>
-            </w:r>
-            <w:proofErr w:type="spellEnd"/>
-            <w:r>
-              <w:rPr>
-                <w:sz w:val="24"/>
-                <w:szCs w:val="24"/>
-              </w:rPr>
-              <w:t>}</w:t>
+              <w:t>{startDate} – {endDate}</w:t>
             </w:r>
           </w:p>
           <w:p>
@@ -993,15 +673,7 @@
         <w:keepLines/>
       </w:pPr>
       <w:r>
-        <w:t>{/</w:t>
-      </w:r>
-      <w:proofErr w:type="spellStart"/>
-      <w:r>
-        <w:t>hasEducation</w:t>
-      </w:r>
-      <w:proofErr w:type="spellEnd"/>
-      <w:r>
-        <w:t>}</w:t>
+        <w:t>{/hasEducation}</w:t>
       </w:r>
     </w:p>
     <w:p/>
@@ -1093,497 +765,169 @@
                 <w:sz w:val="24"/>
                 <w:szCs w:val="24"/>
               </w:rPr>
-              <w:t>{#cert</w:t>
-            </w:r>
-            <w:proofErr w:type="gramStart"/>
-            <w:r>
-              <w:rPr>
-                <w:sz w:val="24"/>
-                <w:szCs w:val="24"/>
-              </w:rPr>
-              <w:t>1}•</w:t>
-            </w:r>
-            <w:proofErr w:type="gramEnd"/>
-            <w:r>
-              <w:rPr>
-                <w:sz w:val="24"/>
-                <w:szCs w:val="24"/>
-              </w:rPr>
-              <w:t xml:space="preserve"> {cert</w:t>
-            </w:r>
-            <w:proofErr w:type="gramStart"/>
-            <w:r>
-              <w:rPr>
-                <w:sz w:val="24"/>
-                <w:szCs w:val="24"/>
-              </w:rPr>
-              <w:t>1}{</w:t>
-            </w:r>
-            <w:proofErr w:type="gramEnd"/>
-            <w:r>
-              <w:rPr>
-                <w:sz w:val="24"/>
-                <w:szCs w:val="24"/>
-              </w:rPr>
-              <w:t>/cert1}</w:t>
-            </w:r>
-          </w:p>
-          <w:p>
-            <w:pPr>
-              <w:keepNext/>
-              <w:keepLines/>
-              <w:rPr>
-                <w:sz w:val="24"/>
-                <w:szCs w:val="24"/>
-              </w:rPr>
-            </w:pPr>
-            <w:r>
-              <w:rPr>
-                <w:sz w:val="24"/>
-                <w:szCs w:val="24"/>
-              </w:rPr>
-              <w:t>{#cert</w:t>
-            </w:r>
-            <w:proofErr w:type="gramStart"/>
-            <w:r>
-              <w:rPr>
-                <w:sz w:val="24"/>
-                <w:szCs w:val="24"/>
-              </w:rPr>
-              <w:t>2}•</w:t>
-            </w:r>
-            <w:proofErr w:type="gramEnd"/>
-            <w:r>
-              <w:rPr>
-                <w:sz w:val="24"/>
-                <w:szCs w:val="24"/>
-              </w:rPr>
-              <w:t xml:space="preserve"> {cert</w:t>
-            </w:r>
-            <w:proofErr w:type="gramStart"/>
-            <w:r>
-              <w:rPr>
-                <w:sz w:val="24"/>
-                <w:szCs w:val="24"/>
-              </w:rPr>
-              <w:t>2}{</w:t>
-            </w:r>
-            <w:proofErr w:type="gramEnd"/>
-            <w:r>
-              <w:rPr>
-                <w:sz w:val="24"/>
-                <w:szCs w:val="24"/>
-              </w:rPr>
-              <w:t>/cert2}</w:t>
-            </w:r>
-          </w:p>
-          <w:p>
-            <w:pPr>
-              <w:keepNext/>
-              <w:keepLines/>
-              <w:rPr>
-                <w:sz w:val="24"/>
-                <w:szCs w:val="24"/>
-              </w:rPr>
-            </w:pPr>
-            <w:r>
-              <w:rPr>
-                <w:sz w:val="24"/>
-                <w:szCs w:val="24"/>
-              </w:rPr>
-              <w:t>{#cert</w:t>
-            </w:r>
-            <w:proofErr w:type="gramStart"/>
-            <w:r>
-              <w:rPr>
-                <w:sz w:val="24"/>
-                <w:szCs w:val="24"/>
-              </w:rPr>
-              <w:t>3}•</w:t>
-            </w:r>
-            <w:proofErr w:type="gramEnd"/>
-            <w:r>
-              <w:rPr>
-                <w:sz w:val="24"/>
-                <w:szCs w:val="24"/>
-              </w:rPr>
-              <w:t xml:space="preserve"> {cert</w:t>
-            </w:r>
-            <w:proofErr w:type="gramStart"/>
-            <w:r>
-              <w:rPr>
-                <w:sz w:val="24"/>
-                <w:szCs w:val="24"/>
-              </w:rPr>
-              <w:t>3}{</w:t>
-            </w:r>
-            <w:proofErr w:type="gramEnd"/>
-            <w:r>
-              <w:rPr>
-                <w:sz w:val="24"/>
-                <w:szCs w:val="24"/>
-              </w:rPr>
-              <w:t>/cert3}</w:t>
-            </w:r>
-          </w:p>
-          <w:p>
-            <w:pPr>
-              <w:keepNext/>
-              <w:keepLines/>
-              <w:rPr>
-                <w:sz w:val="24"/>
-                <w:szCs w:val="24"/>
-              </w:rPr>
-            </w:pPr>
-            <w:r>
-              <w:rPr>
-                <w:sz w:val="24"/>
-                <w:szCs w:val="24"/>
-              </w:rPr>
-              <w:t>{#cert</w:t>
-            </w:r>
-            <w:proofErr w:type="gramStart"/>
-            <w:r>
-              <w:rPr>
-                <w:sz w:val="24"/>
-                <w:szCs w:val="24"/>
-              </w:rPr>
-              <w:t>4}•</w:t>
-            </w:r>
-            <w:proofErr w:type="gramEnd"/>
-            <w:r>
-              <w:rPr>
-                <w:sz w:val="24"/>
-                <w:szCs w:val="24"/>
-              </w:rPr>
-              <w:t xml:space="preserve"> {cert</w:t>
-            </w:r>
-            <w:proofErr w:type="gramStart"/>
-            <w:r>
-              <w:rPr>
-                <w:sz w:val="24"/>
-                <w:szCs w:val="24"/>
-              </w:rPr>
-              <w:t>4}{</w:t>
-            </w:r>
-            <w:proofErr w:type="gramEnd"/>
-            <w:r>
-              <w:rPr>
-                <w:sz w:val="24"/>
-                <w:szCs w:val="24"/>
-              </w:rPr>
-              <w:t>/cert4}</w:t>
-            </w:r>
-          </w:p>
-          <w:p>
-            <w:pPr>
-              <w:keepNext/>
-              <w:keepLines/>
-              <w:rPr>
-                <w:sz w:val="24"/>
-                <w:szCs w:val="24"/>
-              </w:rPr>
-            </w:pPr>
-            <w:r>
-              <w:rPr>
-                <w:sz w:val="24"/>
-                <w:szCs w:val="24"/>
-              </w:rPr>
-              <w:t>{#cert</w:t>
-            </w:r>
-            <w:proofErr w:type="gramStart"/>
-            <w:r>
-              <w:rPr>
-                <w:sz w:val="24"/>
-                <w:szCs w:val="24"/>
-              </w:rPr>
-              <w:t>5}•</w:t>
-            </w:r>
-            <w:proofErr w:type="gramEnd"/>
-            <w:r>
-              <w:rPr>
-                <w:sz w:val="24"/>
-                <w:szCs w:val="24"/>
-              </w:rPr>
-              <w:t xml:space="preserve"> {cert</w:t>
-            </w:r>
-            <w:proofErr w:type="gramStart"/>
-            <w:r>
-              <w:rPr>
-                <w:sz w:val="24"/>
-                <w:szCs w:val="24"/>
-              </w:rPr>
-              <w:t>5}{</w:t>
-            </w:r>
-            <w:proofErr w:type="gramEnd"/>
-            <w:r>
-              <w:rPr>
-                <w:sz w:val="24"/>
-                <w:szCs w:val="24"/>
-              </w:rPr>
-              <w:t>/cert5}</w:t>
-            </w:r>
-          </w:p>
-          <w:p>
-            <w:pPr>
-              <w:keepNext/>
-              <w:keepLines/>
-              <w:rPr>
-                <w:sz w:val="24"/>
-                <w:szCs w:val="24"/>
-              </w:rPr>
-            </w:pPr>
-            <w:r>
-              <w:rPr>
-                <w:sz w:val="24"/>
-                <w:szCs w:val="24"/>
-              </w:rPr>
-              <w:t>{#cert</w:t>
-            </w:r>
-            <w:proofErr w:type="gramStart"/>
-            <w:r>
-              <w:rPr>
-                <w:sz w:val="24"/>
-                <w:szCs w:val="24"/>
-              </w:rPr>
-              <w:t>6}•</w:t>
-            </w:r>
-            <w:proofErr w:type="gramEnd"/>
-            <w:r>
-              <w:rPr>
-                <w:sz w:val="24"/>
-                <w:szCs w:val="24"/>
-              </w:rPr>
-              <w:t xml:space="preserve"> {cert</w:t>
-            </w:r>
-            <w:proofErr w:type="gramStart"/>
-            <w:r>
-              <w:rPr>
-                <w:sz w:val="24"/>
-                <w:szCs w:val="24"/>
-              </w:rPr>
-              <w:t>6}{</w:t>
-            </w:r>
-            <w:proofErr w:type="gramEnd"/>
-            <w:r>
-              <w:rPr>
-                <w:sz w:val="24"/>
-                <w:szCs w:val="24"/>
-              </w:rPr>
-              <w:t>/cert6}</w:t>
-            </w:r>
-          </w:p>
-          <w:p>
-            <w:pPr>
-              <w:keepNext/>
-              <w:keepLines/>
-              <w:rPr>
-                <w:sz w:val="24"/>
-                <w:szCs w:val="24"/>
-              </w:rPr>
-            </w:pPr>
-            <w:r>
-              <w:rPr>
-                <w:sz w:val="24"/>
-                <w:szCs w:val="24"/>
-              </w:rPr>
-              <w:t>{#cert</w:t>
-            </w:r>
-            <w:proofErr w:type="gramStart"/>
-            <w:r>
-              <w:rPr>
-                <w:sz w:val="24"/>
-                <w:szCs w:val="24"/>
-              </w:rPr>
-              <w:t>7}•</w:t>
-            </w:r>
-            <w:proofErr w:type="gramEnd"/>
-            <w:r>
-              <w:rPr>
-                <w:sz w:val="24"/>
-                <w:szCs w:val="24"/>
-              </w:rPr>
-              <w:t xml:space="preserve"> {cert</w:t>
-            </w:r>
-            <w:proofErr w:type="gramStart"/>
-            <w:r>
-              <w:rPr>
-                <w:sz w:val="24"/>
-                <w:szCs w:val="24"/>
-              </w:rPr>
-              <w:t>7}{</w:t>
-            </w:r>
-            <w:proofErr w:type="gramEnd"/>
-            <w:r>
-              <w:rPr>
-                <w:sz w:val="24"/>
-                <w:szCs w:val="24"/>
-              </w:rPr>
-              <w:t>/cert7}</w:t>
-            </w:r>
-          </w:p>
-          <w:p>
-            <w:pPr>
-              <w:keepNext/>
-              <w:keepLines/>
-              <w:rPr>
-                <w:sz w:val="24"/>
-                <w:szCs w:val="24"/>
-              </w:rPr>
-            </w:pPr>
-            <w:r>
-              <w:rPr>
-                <w:sz w:val="24"/>
-                <w:szCs w:val="24"/>
-              </w:rPr>
-              <w:t>{#cert</w:t>
-            </w:r>
-            <w:proofErr w:type="gramStart"/>
-            <w:r>
-              <w:rPr>
-                <w:sz w:val="24"/>
-                <w:szCs w:val="24"/>
-              </w:rPr>
-              <w:t>8}•</w:t>
-            </w:r>
-            <w:proofErr w:type="gramEnd"/>
-            <w:r>
-              <w:rPr>
-                <w:sz w:val="24"/>
-                <w:szCs w:val="24"/>
-              </w:rPr>
-              <w:t xml:space="preserve"> {cert</w:t>
-            </w:r>
-            <w:proofErr w:type="gramStart"/>
-            <w:r>
-              <w:rPr>
-                <w:sz w:val="24"/>
-                <w:szCs w:val="24"/>
-              </w:rPr>
-              <w:t>8}{</w:t>
-            </w:r>
-            <w:proofErr w:type="gramEnd"/>
-            <w:r>
-              <w:rPr>
-                <w:sz w:val="24"/>
-                <w:szCs w:val="24"/>
-              </w:rPr>
-              <w:t>/cert8}</w:t>
-            </w:r>
-          </w:p>
-          <w:p>
-            <w:pPr>
-              <w:keepNext/>
-              <w:keepLines/>
-              <w:rPr>
-                <w:sz w:val="24"/>
-                <w:szCs w:val="24"/>
-              </w:rPr>
-            </w:pPr>
-            <w:r>
-              <w:rPr>
-                <w:sz w:val="24"/>
-                <w:szCs w:val="24"/>
-              </w:rPr>
-              <w:t>{#cert</w:t>
-            </w:r>
-            <w:proofErr w:type="gramStart"/>
-            <w:r>
-              <w:rPr>
-                <w:sz w:val="24"/>
-                <w:szCs w:val="24"/>
-              </w:rPr>
-              <w:t>9}•</w:t>
-            </w:r>
-            <w:proofErr w:type="gramEnd"/>
-            <w:r>
-              <w:rPr>
-                <w:sz w:val="24"/>
-                <w:szCs w:val="24"/>
-              </w:rPr>
-              <w:t xml:space="preserve"> {cert</w:t>
-            </w:r>
-            <w:proofErr w:type="gramStart"/>
-            <w:r>
-              <w:rPr>
-                <w:sz w:val="24"/>
-                <w:szCs w:val="24"/>
-              </w:rPr>
-              <w:t>9}{</w:t>
-            </w:r>
-            <w:proofErr w:type="gramEnd"/>
-            <w:r>
-              <w:rPr>
-                <w:sz w:val="24"/>
-                <w:szCs w:val="24"/>
-              </w:rPr>
-              <w:t>/cert9}</w:t>
-            </w:r>
-          </w:p>
-          <w:p>
-            <w:pPr>
-              <w:keepNext/>
-              <w:keepLines/>
-              <w:rPr>
-                <w:sz w:val="24"/>
-                <w:szCs w:val="24"/>
-              </w:rPr>
-            </w:pPr>
-            <w:r>
-              <w:rPr>
-                <w:sz w:val="24"/>
-                <w:szCs w:val="24"/>
-              </w:rPr>
-              <w:t>{#cert</w:t>
-            </w:r>
-            <w:proofErr w:type="gramStart"/>
-            <w:r>
-              <w:rPr>
-                <w:sz w:val="24"/>
-                <w:szCs w:val="24"/>
-              </w:rPr>
-              <w:t>10}•</w:t>
-            </w:r>
-            <w:proofErr w:type="gramEnd"/>
-            <w:r>
-              <w:rPr>
-                <w:sz w:val="24"/>
-                <w:szCs w:val="24"/>
-              </w:rPr>
-              <w:t xml:space="preserve"> {cert</w:t>
-            </w:r>
-            <w:proofErr w:type="gramStart"/>
-            <w:r>
-              <w:rPr>
-                <w:sz w:val="24"/>
-                <w:szCs w:val="24"/>
-              </w:rPr>
-              <w:t>10}{</w:t>
-            </w:r>
-            <w:proofErr w:type="gramEnd"/>
-            <w:r>
-              <w:rPr>
-                <w:sz w:val="24"/>
-                <w:szCs w:val="24"/>
-              </w:rPr>
-              <w:t>/cert10}</w:t>
-            </w:r>
-          </w:p>
-          <w:p>
-            <w:pPr>
-              <w:keepNext/>
-              <w:keepLines/>
-            </w:pPr>
-            <w:r>
-              <w:t>{/</w:t>
-            </w:r>
-            <w:proofErr w:type="spellStart"/>
-            <w:r>
-              <w:t>hasProgramCerts</w:t>
-            </w:r>
-            <w:proofErr w:type="spellEnd"/>
-            <w:r>
-              <w:t>}</w:t>
+              <w:t>{#cert1}• {cert1}{/cert1}</w:t>
+            </w:r>
+          </w:p>
+          <w:p>
+            <w:pPr>
+              <w:keepNext/>
+              <w:keepLines/>
+              <w:rPr>
+                <w:sz w:val="24"/>
+                <w:szCs w:val="24"/>
+              </w:rPr>
+            </w:pPr>
+            <w:r>
+              <w:rPr>
+                <w:sz w:val="24"/>
+                <w:szCs w:val="24"/>
+              </w:rPr>
+              <w:t>{#cert2}• {cert2}{/cert2}</w:t>
+            </w:r>
+          </w:p>
+          <w:p>
+            <w:pPr>
+              <w:keepNext/>
+              <w:keepLines/>
+              <w:rPr>
+                <w:sz w:val="24"/>
+                <w:szCs w:val="24"/>
+              </w:rPr>
+            </w:pPr>
+            <w:r>
+              <w:rPr>
+                <w:sz w:val="24"/>
+                <w:szCs w:val="24"/>
+              </w:rPr>
+              <w:t>{#cert3}• {cert3}{/cert3}</w:t>
+            </w:r>
+          </w:p>
+          <w:p>
+            <w:pPr>
+              <w:keepNext/>
+              <w:keepLines/>
+              <w:rPr>
+                <w:sz w:val="24"/>
+                <w:szCs w:val="24"/>
+              </w:rPr>
+            </w:pPr>
+            <w:r>
+              <w:rPr>
+                <w:sz w:val="24"/>
+                <w:szCs w:val="24"/>
+              </w:rPr>
+              <w:t>{#cert4}• {cert4}{/cert4}</w:t>
+            </w:r>
+          </w:p>
+          <w:p>
+            <w:pPr>
+              <w:keepNext/>
+              <w:keepLines/>
+              <w:rPr>
+                <w:sz w:val="24"/>
+                <w:szCs w:val="24"/>
+              </w:rPr>
+            </w:pPr>
+            <w:r>
+              <w:rPr>
+                <w:sz w:val="24"/>
+                <w:szCs w:val="24"/>
+              </w:rPr>
+              <w:t>{#cert5}• {cert5}{/cert5}</w:t>
+            </w:r>
+          </w:p>
+          <w:p>
+            <w:pPr>
+              <w:keepNext/>
+              <w:keepLines/>
+              <w:rPr>
+                <w:sz w:val="24"/>
+                <w:szCs w:val="24"/>
+              </w:rPr>
+            </w:pPr>
+            <w:r>
+              <w:rPr>
+                <w:sz w:val="24"/>
+                <w:szCs w:val="24"/>
+              </w:rPr>
+              <w:t>{#cert6}• {cert6}{/cert6}</w:t>
+            </w:r>
+          </w:p>
+          <w:p>
+            <w:pPr>
+              <w:keepNext/>
+              <w:keepLines/>
+              <w:rPr>
+                <w:sz w:val="24"/>
+                <w:szCs w:val="24"/>
+              </w:rPr>
+            </w:pPr>
+            <w:r>
+              <w:rPr>
+                <w:sz w:val="24"/>
+                <w:szCs w:val="24"/>
+              </w:rPr>
+              <w:t>{#cert7}• {cert7}{/cert7}</w:t>
+            </w:r>
+          </w:p>
+          <w:p>
+            <w:pPr>
+              <w:keepNext/>
+              <w:keepLines/>
+              <w:rPr>
+                <w:sz w:val="24"/>
+                <w:szCs w:val="24"/>
+              </w:rPr>
+            </w:pPr>
+            <w:r>
+              <w:rPr>
+                <w:sz w:val="24"/>
+                <w:szCs w:val="24"/>
+              </w:rPr>
+              <w:t>{#cert8}• {cert8}{/cert8}</w:t>
+            </w:r>
+          </w:p>
+          <w:p>
+            <w:pPr>
+              <w:keepNext/>
+              <w:keepLines/>
+              <w:rPr>
+                <w:sz w:val="24"/>
+                <w:szCs w:val="24"/>
+              </w:rPr>
+            </w:pPr>
+            <w:r>
+              <w:rPr>
+                <w:sz w:val="24"/>
+                <w:szCs w:val="24"/>
+              </w:rPr>
+              <w:t>{#cert9}• {cert9}{/cert9}</w:t>
+            </w:r>
+          </w:p>
+          <w:p>
+            <w:pPr>
+              <w:keepNext/>
+              <w:keepLines/>
+              <w:rPr>
+                <w:sz w:val="24"/>
+                <w:szCs w:val="24"/>
+              </w:rPr>
+            </w:pPr>
+            <w:r>
+              <w:rPr>
+                <w:sz w:val="24"/>
+                <w:szCs w:val="24"/>
+              </w:rPr>
+              <w:t>{#cert10}• {cert10}{/cert10}</w:t>
+            </w:r>
+          </w:p>
+          <w:p>
+            <w:pPr>
+              <w:keepNext/>
+              <w:keepLines/>
+            </w:pPr>
+            <w:r>
+              <w:t>{/hasProgramCerts}</w:t>
             </w:r>
           </w:p>
           <w:p>
@@ -1641,497 +985,169 @@
                 <w:sz w:val="24"/>
                 <w:szCs w:val="24"/>
               </w:rPr>
-              <w:t>{#skill</w:t>
-            </w:r>
-            <w:proofErr w:type="gramStart"/>
-            <w:r>
-              <w:rPr>
-                <w:sz w:val="24"/>
-                <w:szCs w:val="24"/>
-              </w:rPr>
-              <w:t>1}•</w:t>
-            </w:r>
-            <w:proofErr w:type="gramEnd"/>
-            <w:r>
-              <w:rPr>
-                <w:sz w:val="24"/>
-                <w:szCs w:val="24"/>
-              </w:rPr>
-              <w:t xml:space="preserve"> {skill</w:t>
-            </w:r>
-            <w:proofErr w:type="gramStart"/>
-            <w:r>
-              <w:rPr>
-                <w:sz w:val="24"/>
-                <w:szCs w:val="24"/>
-              </w:rPr>
-              <w:t>1}{</w:t>
-            </w:r>
-            <w:proofErr w:type="gramEnd"/>
-            <w:r>
-              <w:rPr>
-                <w:sz w:val="24"/>
-                <w:szCs w:val="24"/>
-              </w:rPr>
-              <w:t>/skill1}</w:t>
-            </w:r>
-          </w:p>
-          <w:p>
-            <w:pPr>
-              <w:keepNext/>
-              <w:keepLines/>
-              <w:rPr>
-                <w:sz w:val="24"/>
-                <w:szCs w:val="24"/>
-              </w:rPr>
-            </w:pPr>
-            <w:r>
-              <w:rPr>
-                <w:sz w:val="24"/>
-                <w:szCs w:val="24"/>
-              </w:rPr>
-              <w:t>{#skill</w:t>
-            </w:r>
-            <w:proofErr w:type="gramStart"/>
-            <w:r>
-              <w:rPr>
-                <w:sz w:val="24"/>
-                <w:szCs w:val="24"/>
-              </w:rPr>
-              <w:t>2}•</w:t>
-            </w:r>
-            <w:proofErr w:type="gramEnd"/>
-            <w:r>
-              <w:rPr>
-                <w:sz w:val="24"/>
-                <w:szCs w:val="24"/>
-              </w:rPr>
-              <w:t xml:space="preserve"> {skill</w:t>
-            </w:r>
-            <w:proofErr w:type="gramStart"/>
-            <w:r>
-              <w:rPr>
-                <w:sz w:val="24"/>
-                <w:szCs w:val="24"/>
-              </w:rPr>
-              <w:t>2}{</w:t>
-            </w:r>
-            <w:proofErr w:type="gramEnd"/>
-            <w:r>
-              <w:rPr>
-                <w:sz w:val="24"/>
-                <w:szCs w:val="24"/>
-              </w:rPr>
-              <w:t>/skill2}</w:t>
-            </w:r>
-          </w:p>
-          <w:p>
-            <w:pPr>
-              <w:keepNext/>
-              <w:keepLines/>
-              <w:rPr>
-                <w:sz w:val="24"/>
-                <w:szCs w:val="24"/>
-              </w:rPr>
-            </w:pPr>
-            <w:r>
-              <w:rPr>
-                <w:sz w:val="24"/>
-                <w:szCs w:val="24"/>
-              </w:rPr>
-              <w:t>{#skill</w:t>
-            </w:r>
-            <w:proofErr w:type="gramStart"/>
-            <w:r>
-              <w:rPr>
-                <w:sz w:val="24"/>
-                <w:szCs w:val="24"/>
-              </w:rPr>
-              <w:t>3}•</w:t>
-            </w:r>
-            <w:proofErr w:type="gramEnd"/>
-            <w:r>
-              <w:rPr>
-                <w:sz w:val="24"/>
-                <w:szCs w:val="24"/>
-              </w:rPr>
-              <w:t xml:space="preserve"> {skill</w:t>
-            </w:r>
-            <w:proofErr w:type="gramStart"/>
-            <w:r>
-              <w:rPr>
-                <w:sz w:val="24"/>
-                <w:szCs w:val="24"/>
-              </w:rPr>
-              <w:t>3}{</w:t>
-            </w:r>
-            <w:proofErr w:type="gramEnd"/>
-            <w:r>
-              <w:rPr>
-                <w:sz w:val="24"/>
-                <w:szCs w:val="24"/>
-              </w:rPr>
-              <w:t>/skill3}</w:t>
-            </w:r>
-          </w:p>
-          <w:p>
-            <w:pPr>
-              <w:keepNext/>
-              <w:keepLines/>
-              <w:rPr>
-                <w:sz w:val="24"/>
-                <w:szCs w:val="24"/>
-              </w:rPr>
-            </w:pPr>
-            <w:r>
-              <w:rPr>
-                <w:sz w:val="24"/>
-                <w:szCs w:val="24"/>
-              </w:rPr>
-              <w:t>{#skill</w:t>
-            </w:r>
-            <w:proofErr w:type="gramStart"/>
-            <w:r>
-              <w:rPr>
-                <w:sz w:val="24"/>
-                <w:szCs w:val="24"/>
-              </w:rPr>
-              <w:t>4}•</w:t>
-            </w:r>
-            <w:proofErr w:type="gramEnd"/>
-            <w:r>
-              <w:rPr>
-                <w:sz w:val="24"/>
-                <w:szCs w:val="24"/>
-              </w:rPr>
-              <w:t xml:space="preserve"> {skill</w:t>
-            </w:r>
-            <w:proofErr w:type="gramStart"/>
-            <w:r>
-              <w:rPr>
-                <w:sz w:val="24"/>
-                <w:szCs w:val="24"/>
-              </w:rPr>
-              <w:t>4}{</w:t>
-            </w:r>
-            <w:proofErr w:type="gramEnd"/>
-            <w:r>
-              <w:rPr>
-                <w:sz w:val="24"/>
-                <w:szCs w:val="24"/>
-              </w:rPr>
-              <w:t>/skill4}</w:t>
-            </w:r>
-          </w:p>
-          <w:p>
-            <w:pPr>
-              <w:keepNext/>
-              <w:keepLines/>
-              <w:rPr>
-                <w:sz w:val="24"/>
-                <w:szCs w:val="24"/>
-              </w:rPr>
-            </w:pPr>
-            <w:r>
-              <w:rPr>
-                <w:sz w:val="24"/>
-                <w:szCs w:val="24"/>
-              </w:rPr>
-              <w:t>{#skill</w:t>
-            </w:r>
-            <w:proofErr w:type="gramStart"/>
-            <w:r>
-              <w:rPr>
-                <w:sz w:val="24"/>
-                <w:szCs w:val="24"/>
-              </w:rPr>
-              <w:t>5}•</w:t>
-            </w:r>
-            <w:proofErr w:type="gramEnd"/>
-            <w:r>
-              <w:rPr>
-                <w:sz w:val="24"/>
-                <w:szCs w:val="24"/>
-              </w:rPr>
-              <w:t xml:space="preserve"> {skill</w:t>
-            </w:r>
-            <w:proofErr w:type="gramStart"/>
-            <w:r>
-              <w:rPr>
-                <w:sz w:val="24"/>
-                <w:szCs w:val="24"/>
-              </w:rPr>
-              <w:t>5}{</w:t>
-            </w:r>
-            <w:proofErr w:type="gramEnd"/>
-            <w:r>
-              <w:rPr>
-                <w:sz w:val="24"/>
-                <w:szCs w:val="24"/>
-              </w:rPr>
-              <w:t>/skill5}</w:t>
-            </w:r>
-          </w:p>
-          <w:p>
-            <w:pPr>
-              <w:keepNext/>
-              <w:keepLines/>
-              <w:rPr>
-                <w:sz w:val="24"/>
-                <w:szCs w:val="24"/>
-              </w:rPr>
-            </w:pPr>
-            <w:r>
-              <w:rPr>
-                <w:sz w:val="24"/>
-                <w:szCs w:val="24"/>
-              </w:rPr>
-              <w:t>{#skill</w:t>
-            </w:r>
-            <w:proofErr w:type="gramStart"/>
-            <w:r>
-              <w:rPr>
-                <w:sz w:val="24"/>
-                <w:szCs w:val="24"/>
-              </w:rPr>
-              <w:t>6}•</w:t>
-            </w:r>
-            <w:proofErr w:type="gramEnd"/>
-            <w:r>
-              <w:rPr>
-                <w:sz w:val="24"/>
-                <w:szCs w:val="24"/>
-              </w:rPr>
-              <w:t xml:space="preserve"> {skill</w:t>
-            </w:r>
-            <w:proofErr w:type="gramStart"/>
-            <w:r>
-              <w:rPr>
-                <w:sz w:val="24"/>
-                <w:szCs w:val="24"/>
-              </w:rPr>
-              <w:t>6}{</w:t>
-            </w:r>
-            <w:proofErr w:type="gramEnd"/>
-            <w:r>
-              <w:rPr>
-                <w:sz w:val="24"/>
-                <w:szCs w:val="24"/>
-              </w:rPr>
-              <w:t>/skill6}</w:t>
-            </w:r>
-          </w:p>
-          <w:p>
-            <w:pPr>
-              <w:keepNext/>
-              <w:keepLines/>
-              <w:rPr>
-                <w:sz w:val="24"/>
-                <w:szCs w:val="24"/>
-              </w:rPr>
-            </w:pPr>
-            <w:r>
-              <w:rPr>
-                <w:sz w:val="24"/>
-                <w:szCs w:val="24"/>
-              </w:rPr>
-              <w:t>{#skill</w:t>
-            </w:r>
-            <w:proofErr w:type="gramStart"/>
-            <w:r>
-              <w:rPr>
-                <w:sz w:val="24"/>
-                <w:szCs w:val="24"/>
-              </w:rPr>
-              <w:t>7}•</w:t>
-            </w:r>
-            <w:proofErr w:type="gramEnd"/>
-            <w:r>
-              <w:rPr>
-                <w:sz w:val="24"/>
-                <w:szCs w:val="24"/>
-              </w:rPr>
-              <w:t xml:space="preserve"> {skill</w:t>
-            </w:r>
-            <w:proofErr w:type="gramStart"/>
-            <w:r>
-              <w:rPr>
-                <w:sz w:val="24"/>
-                <w:szCs w:val="24"/>
-              </w:rPr>
-              <w:t>7}{</w:t>
-            </w:r>
-            <w:proofErr w:type="gramEnd"/>
-            <w:r>
-              <w:rPr>
-                <w:sz w:val="24"/>
-                <w:szCs w:val="24"/>
-              </w:rPr>
-              <w:t>/skill7}</w:t>
-            </w:r>
-          </w:p>
-          <w:p>
-            <w:pPr>
-              <w:keepNext/>
-              <w:keepLines/>
-              <w:rPr>
-                <w:sz w:val="24"/>
-                <w:szCs w:val="24"/>
-              </w:rPr>
-            </w:pPr>
-            <w:r>
-              <w:rPr>
-                <w:sz w:val="24"/>
-                <w:szCs w:val="24"/>
-              </w:rPr>
-              <w:t>{#skill</w:t>
-            </w:r>
-            <w:proofErr w:type="gramStart"/>
-            <w:r>
-              <w:rPr>
-                <w:sz w:val="24"/>
-                <w:szCs w:val="24"/>
-              </w:rPr>
-              <w:t>8}•</w:t>
-            </w:r>
-            <w:proofErr w:type="gramEnd"/>
-            <w:r>
-              <w:rPr>
-                <w:sz w:val="24"/>
-                <w:szCs w:val="24"/>
-              </w:rPr>
-              <w:t xml:space="preserve"> {skill</w:t>
-            </w:r>
-            <w:proofErr w:type="gramStart"/>
-            <w:r>
-              <w:rPr>
-                <w:sz w:val="24"/>
-                <w:szCs w:val="24"/>
-              </w:rPr>
-              <w:t>8}{</w:t>
-            </w:r>
-            <w:proofErr w:type="gramEnd"/>
-            <w:r>
-              <w:rPr>
-                <w:sz w:val="24"/>
-                <w:szCs w:val="24"/>
-              </w:rPr>
-              <w:t>/skill8}</w:t>
-            </w:r>
-          </w:p>
-          <w:p>
-            <w:pPr>
-              <w:keepNext/>
-              <w:keepLines/>
-              <w:rPr>
-                <w:sz w:val="24"/>
-                <w:szCs w:val="24"/>
-              </w:rPr>
-            </w:pPr>
-            <w:r>
-              <w:rPr>
-                <w:sz w:val="24"/>
-                <w:szCs w:val="24"/>
-              </w:rPr>
-              <w:t>{#skill</w:t>
-            </w:r>
-            <w:proofErr w:type="gramStart"/>
-            <w:r>
-              <w:rPr>
-                <w:sz w:val="24"/>
-                <w:szCs w:val="24"/>
-              </w:rPr>
-              <w:t>9}•</w:t>
-            </w:r>
-            <w:proofErr w:type="gramEnd"/>
-            <w:r>
-              <w:rPr>
-                <w:sz w:val="24"/>
-                <w:szCs w:val="24"/>
-              </w:rPr>
-              <w:t xml:space="preserve"> {skill</w:t>
-            </w:r>
-            <w:proofErr w:type="gramStart"/>
-            <w:r>
-              <w:rPr>
-                <w:sz w:val="24"/>
-                <w:szCs w:val="24"/>
-              </w:rPr>
-              <w:t>9}{</w:t>
-            </w:r>
-            <w:proofErr w:type="gramEnd"/>
-            <w:r>
-              <w:rPr>
-                <w:sz w:val="24"/>
-                <w:szCs w:val="24"/>
-              </w:rPr>
-              <w:t>/skill9}</w:t>
-            </w:r>
-          </w:p>
-          <w:p>
-            <w:pPr>
-              <w:keepNext/>
-              <w:keepLines/>
-              <w:rPr>
-                <w:sz w:val="24"/>
-                <w:szCs w:val="24"/>
-              </w:rPr>
-            </w:pPr>
-            <w:r>
-              <w:rPr>
-                <w:sz w:val="24"/>
-                <w:szCs w:val="24"/>
-              </w:rPr>
-              <w:t>{#skill</w:t>
-            </w:r>
-            <w:proofErr w:type="gramStart"/>
-            <w:r>
-              <w:rPr>
-                <w:sz w:val="24"/>
-                <w:szCs w:val="24"/>
-              </w:rPr>
-              <w:t>10}•</w:t>
-            </w:r>
-            <w:proofErr w:type="gramEnd"/>
-            <w:r>
-              <w:rPr>
-                <w:sz w:val="24"/>
-                <w:szCs w:val="24"/>
-              </w:rPr>
-              <w:t xml:space="preserve"> {skill</w:t>
-            </w:r>
-            <w:proofErr w:type="gramStart"/>
-            <w:r>
-              <w:rPr>
-                <w:sz w:val="24"/>
-                <w:szCs w:val="24"/>
-              </w:rPr>
-              <w:t>10}{</w:t>
-            </w:r>
-            <w:proofErr w:type="gramEnd"/>
-            <w:r>
-              <w:rPr>
-                <w:sz w:val="24"/>
-                <w:szCs w:val="24"/>
-              </w:rPr>
-              <w:t>/skill10}</w:t>
-            </w:r>
-          </w:p>
-          <w:p>
-            <w:pPr>
-              <w:keepNext/>
-              <w:keepLines/>
-            </w:pPr>
-            <w:r>
-              <w:t>{/</w:t>
-            </w:r>
-            <w:proofErr w:type="spellStart"/>
-            <w:r>
-              <w:t>hasExtraSkills</w:t>
-            </w:r>
-            <w:proofErr w:type="spellEnd"/>
-            <w:r>
-              <w:t>}</w:t>
+              <w:t>{#skill1}• {skill1}{/skill1}</w:t>
+            </w:r>
+          </w:p>
+          <w:p>
+            <w:pPr>
+              <w:keepNext/>
+              <w:keepLines/>
+              <w:rPr>
+                <w:sz w:val="24"/>
+                <w:szCs w:val="24"/>
+              </w:rPr>
+            </w:pPr>
+            <w:r>
+              <w:rPr>
+                <w:sz w:val="24"/>
+                <w:szCs w:val="24"/>
+              </w:rPr>
+              <w:t>{#skill2}• {skill2}{/skill2}</w:t>
+            </w:r>
+          </w:p>
+          <w:p>
+            <w:pPr>
+              <w:keepNext/>
+              <w:keepLines/>
+              <w:rPr>
+                <w:sz w:val="24"/>
+                <w:szCs w:val="24"/>
+              </w:rPr>
+            </w:pPr>
+            <w:r>
+              <w:rPr>
+                <w:sz w:val="24"/>
+                <w:szCs w:val="24"/>
+              </w:rPr>
+              <w:t>{#skill3}• {skill3}{/skill3}</w:t>
+            </w:r>
+          </w:p>
+          <w:p>
+            <w:pPr>
+              <w:keepNext/>
+              <w:keepLines/>
+              <w:rPr>
+                <w:sz w:val="24"/>
+                <w:szCs w:val="24"/>
+              </w:rPr>
+            </w:pPr>
+            <w:r>
+              <w:rPr>
+                <w:sz w:val="24"/>
+                <w:szCs w:val="24"/>
+              </w:rPr>
+              <w:t>{#skill4}• {skill4}{/skill4}</w:t>
+            </w:r>
+          </w:p>
+          <w:p>
+            <w:pPr>
+              <w:keepNext/>
+              <w:keepLines/>
+              <w:rPr>
+                <w:sz w:val="24"/>
+                <w:szCs w:val="24"/>
+              </w:rPr>
+            </w:pPr>
+            <w:r>
+              <w:rPr>
+                <w:sz w:val="24"/>
+                <w:szCs w:val="24"/>
+              </w:rPr>
+              <w:t>{#skill5}• {skill5}{/skill5}</w:t>
+            </w:r>
+          </w:p>
+          <w:p>
+            <w:pPr>
+              <w:keepNext/>
+              <w:keepLines/>
+              <w:rPr>
+                <w:sz w:val="24"/>
+                <w:szCs w:val="24"/>
+              </w:rPr>
+            </w:pPr>
+            <w:r>
+              <w:rPr>
+                <w:sz w:val="24"/>
+                <w:szCs w:val="24"/>
+              </w:rPr>
+              <w:t>{#skill6}• {skill6}{/skill6}</w:t>
+            </w:r>
+          </w:p>
+          <w:p>
+            <w:pPr>
+              <w:keepNext/>
+              <w:keepLines/>
+              <w:rPr>
+                <w:sz w:val="24"/>
+                <w:szCs w:val="24"/>
+              </w:rPr>
+            </w:pPr>
+            <w:r>
+              <w:rPr>
+                <w:sz w:val="24"/>
+                <w:szCs w:val="24"/>
+              </w:rPr>
+              <w:t>{#skill7}• {skill7}{/skill7}</w:t>
+            </w:r>
+          </w:p>
+          <w:p>
+            <w:pPr>
+              <w:keepNext/>
+              <w:keepLines/>
+              <w:rPr>
+                <w:sz w:val="24"/>
+                <w:szCs w:val="24"/>
+              </w:rPr>
+            </w:pPr>
+            <w:r>
+              <w:rPr>
+                <w:sz w:val="24"/>
+                <w:szCs w:val="24"/>
+              </w:rPr>
+              <w:t>{#skill8}• {skill8}{/skill8}</w:t>
+            </w:r>
+          </w:p>
+          <w:p>
+            <w:pPr>
+              <w:keepNext/>
+              <w:keepLines/>
+              <w:rPr>
+                <w:sz w:val="24"/>
+                <w:szCs w:val="24"/>
+              </w:rPr>
+            </w:pPr>
+            <w:r>
+              <w:rPr>
+                <w:sz w:val="24"/>
+                <w:szCs w:val="24"/>
+              </w:rPr>
+              <w:t>{#skill9}• {skill9}{/skill9}</w:t>
+            </w:r>
+          </w:p>
+          <w:p>
+            <w:pPr>
+              <w:keepNext/>
+              <w:keepLines/>
+              <w:rPr>
+                <w:sz w:val="24"/>
+                <w:szCs w:val="24"/>
+              </w:rPr>
+            </w:pPr>
+            <w:r>
+              <w:rPr>
+                <w:sz w:val="24"/>
+                <w:szCs w:val="24"/>
+              </w:rPr>
+              <w:t>{#skill10}• {skill10}{/skill10}</w:t>
+            </w:r>
+          </w:p>
+          <w:p>
+            <w:pPr>
+              <w:keepNext/>
+              <w:keepLines/>
+            </w:pPr>
+            <w:r>
+              <w:t>{/hasExtraSkills}</w:t>
             </w:r>
           </w:p>
           <w:p>

--- a/public/templates/TemplateB.docx
+++ b/public/templates/TemplateB.docx
@@ -76,7 +76,23 @@
           <w:sz w:val="28"/>
           <w:szCs w:val="28"/>
         </w:rPr>
-        <w:t>{phone}  |  {email}</w:t>
+        <w:t>{</w:t>
+      </w:r>
+      <w:proofErr w:type="gramStart"/>
+      <w:r>
+        <w:rPr>
+          <w:sz w:val="28"/>
+          <w:szCs w:val="28"/>
+        </w:rPr>
+        <w:t>phone}  |</w:t>
+      </w:r>
+      <w:proofErr w:type="gramEnd"/>
+      <w:r>
+        <w:rPr>
+          <w:sz w:val="28"/>
+          <w:szCs w:val="28"/>
+        </w:rPr>
+        <w:t xml:space="preserve">  {email}</w:t>
       </w:r>
     </w:p>
     <w:p>
@@ -117,7 +133,23 @@
         <w:ind w:left="180"/>
       </w:pPr>
       <w:r>
-        <w:t>{#summary1}• {summary1}{/summary1}</w:t>
+        <w:t>{#summary</w:t>
+      </w:r>
+      <w:proofErr w:type="gramStart"/>
+      <w:r>
+        <w:t>1}•</w:t>
+      </w:r>
+      <w:proofErr w:type="gramEnd"/>
+      <w:r>
+        <w:t xml:space="preserve"> {summary</w:t>
+      </w:r>
+      <w:proofErr w:type="gramStart"/>
+      <w:r>
+        <w:t>1}{</w:t>
+      </w:r>
+      <w:proofErr w:type="gramEnd"/>
+      <w:r>
+        <w:t>/summary1}</w:t>
       </w:r>
     </w:p>
     <w:p>
@@ -128,7 +160,23 @@
         <w:ind w:left="180"/>
       </w:pPr>
       <w:r>
-        <w:t>{#summary2}• {summary2}{/summary2}</w:t>
+        <w:t>{#summary</w:t>
+      </w:r>
+      <w:proofErr w:type="gramStart"/>
+      <w:r>
+        <w:t>2}•</w:t>
+      </w:r>
+      <w:proofErr w:type="gramEnd"/>
+      <w:r>
+        <w:t xml:space="preserve"> {summary</w:t>
+      </w:r>
+      <w:proofErr w:type="gramStart"/>
+      <w:r>
+        <w:t>2}{</w:t>
+      </w:r>
+      <w:proofErr w:type="gramEnd"/>
+      <w:r>
+        <w:t>/summary2}</w:t>
       </w:r>
     </w:p>
     <w:p>
@@ -139,7 +187,23 @@
         <w:ind w:left="180"/>
       </w:pPr>
       <w:r>
-        <w:t>{#summary3}• {summary3}{/summary3}</w:t>
+        <w:t>{#summary</w:t>
+      </w:r>
+      <w:proofErr w:type="gramStart"/>
+      <w:r>
+        <w:t>3}•</w:t>
+      </w:r>
+      <w:proofErr w:type="gramEnd"/>
+      <w:r>
+        <w:t xml:space="preserve"> {summary</w:t>
+      </w:r>
+      <w:proofErr w:type="gramStart"/>
+      <w:r>
+        <w:t>3}{</w:t>
+      </w:r>
+      <w:proofErr w:type="gramEnd"/>
+      <w:r>
+        <w:t>/summary3}</w:t>
       </w:r>
     </w:p>
     <w:p>
@@ -150,7 +214,23 @@
         <w:ind w:left="180"/>
       </w:pPr>
       <w:r>
-        <w:t>{#summary4}• {summary4}{/summary4}</w:t>
+        <w:t>{#summary</w:t>
+      </w:r>
+      <w:proofErr w:type="gramStart"/>
+      <w:r>
+        <w:t>4}•</w:t>
+      </w:r>
+      <w:proofErr w:type="gramEnd"/>
+      <w:r>
+        <w:t xml:space="preserve"> {summary</w:t>
+      </w:r>
+      <w:proofErr w:type="gramStart"/>
+      <w:r>
+        <w:t>4}{</w:t>
+      </w:r>
+      <w:proofErr w:type="gramEnd"/>
+      <w:r>
+        <w:t>/summary4}</w:t>
       </w:r>
     </w:p>
     <w:p>
@@ -161,7 +241,23 @@
         <w:ind w:left="180"/>
       </w:pPr>
       <w:r>
-        <w:t>{#summary5}• {summary5}{/summary5}</w:t>
+        <w:t>{#summary</w:t>
+      </w:r>
+      <w:proofErr w:type="gramStart"/>
+      <w:r>
+        <w:t>5}•</w:t>
+      </w:r>
+      <w:proofErr w:type="gramEnd"/>
+      <w:r>
+        <w:t xml:space="preserve"> {summary</w:t>
+      </w:r>
+      <w:proofErr w:type="gramStart"/>
+      <w:r>
+        <w:t>5}{</w:t>
+      </w:r>
+      <w:proofErr w:type="gramEnd"/>
+      <w:r>
+        <w:t>/summary5}</w:t>
       </w:r>
     </w:p>
     <w:p>
@@ -178,6 +274,8 @@
     </w:p>
     <w:p>
       <w:pPr>
+        <w:keepNext/>
+        <w:keepLines/>
         <w:pBdr>
           <w:bottom w:val="single" w:sz="12" w:space="1" w:color="auto"/>
         </w:pBdr>
@@ -244,12 +342,21 @@
                 <w:szCs w:val="24"/>
               </w:rPr>
             </w:pPr>
-            <w:r>
-              <w:rPr>
-                <w:sz w:val="24"/>
-                <w:szCs w:val="24"/>
-              </w:rPr>
-              <w:t xml:space="preserve">{title}, {employer} </w:t>
+            <w:proofErr w:type="gramStart"/>
+            <w:r>
+              <w:rPr>
+                <w:sz w:val="24"/>
+                <w:szCs w:val="24"/>
+              </w:rPr>
+              <w:t>{title}, {</w:t>
+            </w:r>
+            <w:proofErr w:type="gramEnd"/>
+            <w:r>
+              <w:rPr>
+                <w:sz w:val="24"/>
+                <w:szCs w:val="24"/>
+              </w:rPr>
+              <w:t xml:space="preserve">employer} </w:t>
             </w:r>
           </w:p>
           <w:p>
@@ -268,6 +375,7 @@
               </w:rPr>
               <w:t>({</w:t>
             </w:r>
+            <w:proofErr w:type="spellStart"/>
             <w:r>
               <w:rPr>
                 <w:i/>
@@ -275,7 +383,37 @@
                 <w:sz w:val="24"/>
                 <w:szCs w:val="24"/>
               </w:rPr>
-              <w:t>employerCity}, {employerState})</w:t>
+              <w:t>employerCity</w:t>
+            </w:r>
+            <w:proofErr w:type="spellEnd"/>
+            <w:r>
+              <w:rPr>
+                <w:i/>
+                <w:iCs/>
+                <w:sz w:val="24"/>
+                <w:szCs w:val="24"/>
+              </w:rPr>
+              <w:t>}, {</w:t>
+            </w:r>
+            <w:proofErr w:type="spellStart"/>
+            <w:r>
+              <w:rPr>
+                <w:i/>
+                <w:iCs/>
+                <w:sz w:val="24"/>
+                <w:szCs w:val="24"/>
+              </w:rPr>
+              <w:t>employerState</w:t>
+            </w:r>
+            <w:proofErr w:type="spellEnd"/>
+            <w:r>
+              <w:rPr>
+                <w:i/>
+                <w:iCs/>
+                <w:sz w:val="24"/>
+                <w:szCs w:val="24"/>
+              </w:rPr>
+              <w:t>})</w:t>
             </w:r>
           </w:p>
         </w:tc>
@@ -312,7 +450,23 @@
         <w:ind w:left="180"/>
       </w:pPr>
       <w:r>
-        <w:t>{#task1}• {task1}{/task1}</w:t>
+        <w:t>{#task</w:t>
+      </w:r>
+      <w:proofErr w:type="gramStart"/>
+      <w:r>
+        <w:t>1}•</w:t>
+      </w:r>
+      <w:proofErr w:type="gramEnd"/>
+      <w:r>
+        <w:t xml:space="preserve"> {task</w:t>
+      </w:r>
+      <w:proofErr w:type="gramStart"/>
+      <w:r>
+        <w:t>1}{</w:t>
+      </w:r>
+      <w:proofErr w:type="gramEnd"/>
+      <w:r>
+        <w:t>/task1}</w:t>
       </w:r>
     </w:p>
     <w:p>
@@ -323,7 +477,23 @@
         <w:ind w:left="180"/>
       </w:pPr>
       <w:r>
-        <w:t>{#task2}• {task2}{/task2}</w:t>
+        <w:t>{#task</w:t>
+      </w:r>
+      <w:proofErr w:type="gramStart"/>
+      <w:r>
+        <w:t>2}•</w:t>
+      </w:r>
+      <w:proofErr w:type="gramEnd"/>
+      <w:r>
+        <w:t xml:space="preserve"> {task</w:t>
+      </w:r>
+      <w:proofErr w:type="gramStart"/>
+      <w:r>
+        <w:t>2}{</w:t>
+      </w:r>
+      <w:proofErr w:type="gramEnd"/>
+      <w:r>
+        <w:t>/task2}</w:t>
       </w:r>
     </w:p>
     <w:p>
@@ -334,7 +504,23 @@
         <w:ind w:left="180"/>
       </w:pPr>
       <w:r>
-        <w:t>{#task3}• {task3}{/task3}</w:t>
+        <w:t>{#task</w:t>
+      </w:r>
+      <w:proofErr w:type="gramStart"/>
+      <w:r>
+        <w:t>3}•</w:t>
+      </w:r>
+      <w:proofErr w:type="gramEnd"/>
+      <w:r>
+        <w:t xml:space="preserve"> {task</w:t>
+      </w:r>
+      <w:proofErr w:type="gramStart"/>
+      <w:r>
+        <w:t>3}{</w:t>
+      </w:r>
+      <w:proofErr w:type="gramEnd"/>
+      <w:r>
+        <w:t>/task3}</w:t>
       </w:r>
     </w:p>
     <w:p>
@@ -345,7 +531,23 @@
         <w:ind w:left="180"/>
       </w:pPr>
       <w:r>
-        <w:t>{#task4}• {task4}{/task4}</w:t>
+        <w:t>{#task</w:t>
+      </w:r>
+      <w:proofErr w:type="gramStart"/>
+      <w:r>
+        <w:t>4}•</w:t>
+      </w:r>
+      <w:proofErr w:type="gramEnd"/>
+      <w:r>
+        <w:t xml:space="preserve"> {task</w:t>
+      </w:r>
+      <w:proofErr w:type="gramStart"/>
+      <w:r>
+        <w:t>4}{</w:t>
+      </w:r>
+      <w:proofErr w:type="gramEnd"/>
+      <w:r>
+        <w:t>/task4}</w:t>
       </w:r>
     </w:p>
     <w:p>
@@ -356,7 +558,23 @@
         <w:ind w:left="180"/>
       </w:pPr>
       <w:r>
-        <w:t>{#task5}• {task5}{/task5}</w:t>
+        <w:t>{#task</w:t>
+      </w:r>
+      <w:proofErr w:type="gramStart"/>
+      <w:r>
+        <w:t>5}•</w:t>
+      </w:r>
+      <w:proofErr w:type="gramEnd"/>
+      <w:r>
+        <w:t xml:space="preserve"> {task</w:t>
+      </w:r>
+      <w:proofErr w:type="gramStart"/>
+      <w:r>
+        <w:t>5}{</w:t>
+      </w:r>
+      <w:proofErr w:type="gramEnd"/>
+      <w:r>
+        <w:t>/task5}</w:t>
       </w:r>
     </w:p>
     <w:p>
@@ -378,7 +596,27 @@
           <w:sz w:val="28"/>
           <w:szCs w:val="28"/>
         </w:rPr>
-        <w:t>{/workExperience}</w:t>
+        <w:t>{/</w:t>
+      </w:r>
+      <w:proofErr w:type="spellStart"/>
+      <w:r>
+        <w:rPr>
+          <w:i/>
+          <w:iCs/>
+          <w:sz w:val="28"/>
+          <w:szCs w:val="28"/>
+        </w:rPr>
+        <w:t>workExperience</w:t>
+      </w:r>
+      <w:proofErr w:type="spellEnd"/>
+      <w:r>
+        <w:rPr>
+          <w:i/>
+          <w:iCs/>
+          <w:sz w:val="28"/>
+          <w:szCs w:val="28"/>
+        </w:rPr>
+        <w:t>}</w:t>
       </w:r>
     </w:p>
     <w:p>
@@ -390,7 +628,15 @@
         </w:pBdr>
       </w:pPr>
       <w:r>
-        <w:t>{/hasWorkExperience}</w:t>
+        <w:t>{/</w:t>
+      </w:r>
+      <w:proofErr w:type="spellStart"/>
+      <w:r>
+        <w:t>hasWorkExperience</w:t>
+      </w:r>
+      <w:proofErr w:type="spellEnd"/>
+      <w:r>
+        <w:t>}</w:t>
       </w:r>
     </w:p>
     <w:p>
@@ -441,7 +687,15 @@
         <w:keepLines/>
       </w:pPr>
       <w:r>
-        <w:t>{programDescription}</w:t>
+        <w:t>{</w:t>
+      </w:r>
+      <w:proofErr w:type="spellStart"/>
+      <w:r>
+        <w:t>programDescription</w:t>
+      </w:r>
+      <w:proofErr w:type="spellEnd"/>
+      <w:r>
+        <w:t>}</w:t>
       </w:r>
     </w:p>
     <w:p>
@@ -472,7 +726,15 @@
         <w:keepLines/>
       </w:pPr>
       <w:r>
-        <w:t>{programTools}</w:t>
+        <w:t>{</w:t>
+      </w:r>
+      <w:proofErr w:type="spellStart"/>
+      <w:r>
+        <w:t>programTools</w:t>
+      </w:r>
+      <w:proofErr w:type="spellEnd"/>
+      <w:r>
+        <w:t>}</w:t>
       </w:r>
     </w:p>
     <w:p>
@@ -575,7 +837,39 @@
                 <w:sz w:val="24"/>
                 <w:szCs w:val="24"/>
               </w:rPr>
-              <w:t xml:space="preserve"> {eduCity}, {eduState}</w:t>
+              <w:t xml:space="preserve"> {</w:t>
+            </w:r>
+            <w:proofErr w:type="spellStart"/>
+            <w:r>
+              <w:rPr>
+                <w:sz w:val="24"/>
+                <w:szCs w:val="24"/>
+              </w:rPr>
+              <w:t>eduCity</w:t>
+            </w:r>
+            <w:proofErr w:type="spellEnd"/>
+            <w:r>
+              <w:rPr>
+                <w:sz w:val="24"/>
+                <w:szCs w:val="24"/>
+              </w:rPr>
+              <w:t>}, {</w:t>
+            </w:r>
+            <w:proofErr w:type="spellStart"/>
+            <w:r>
+              <w:rPr>
+                <w:sz w:val="24"/>
+                <w:szCs w:val="24"/>
+              </w:rPr>
+              <w:t>eduState</w:t>
+            </w:r>
+            <w:proofErr w:type="spellEnd"/>
+            <w:r>
+              <w:rPr>
+                <w:sz w:val="24"/>
+                <w:szCs w:val="24"/>
+              </w:rPr>
+              <w:t>}</w:t>
             </w:r>
           </w:p>
           <w:p>
@@ -642,7 +936,39 @@
                 <w:sz w:val="24"/>
                 <w:szCs w:val="24"/>
               </w:rPr>
-              <w:t>{startDate} – {endDate}</w:t>
+              <w:t>{</w:t>
+            </w:r>
+            <w:proofErr w:type="spellStart"/>
+            <w:r>
+              <w:rPr>
+                <w:sz w:val="24"/>
+                <w:szCs w:val="24"/>
+              </w:rPr>
+              <w:t>startDate</w:t>
+            </w:r>
+            <w:proofErr w:type="spellEnd"/>
+            <w:r>
+              <w:rPr>
+                <w:sz w:val="24"/>
+                <w:szCs w:val="24"/>
+              </w:rPr>
+              <w:t>} – {</w:t>
+            </w:r>
+            <w:proofErr w:type="spellStart"/>
+            <w:r>
+              <w:rPr>
+                <w:sz w:val="24"/>
+                <w:szCs w:val="24"/>
+              </w:rPr>
+              <w:t>endDate</w:t>
+            </w:r>
+            <w:proofErr w:type="spellEnd"/>
+            <w:r>
+              <w:rPr>
+                <w:sz w:val="24"/>
+                <w:szCs w:val="24"/>
+              </w:rPr>
+              <w:t>}</w:t>
             </w:r>
           </w:p>
           <w:p>
@@ -673,7 +999,15 @@
         <w:keepLines/>
       </w:pPr>
       <w:r>
-        <w:t>{/hasEducation}</w:t>
+        <w:t>{/</w:t>
+      </w:r>
+      <w:proofErr w:type="spellStart"/>
+      <w:r>
+        <w:t>hasEducation</w:t>
+      </w:r>
+      <w:proofErr w:type="spellEnd"/>
+      <w:r>
+        <w:t>}</w:t>
       </w:r>
     </w:p>
     <w:p/>
@@ -765,169 +1099,497 @@
                 <w:sz w:val="24"/>
                 <w:szCs w:val="24"/>
               </w:rPr>
-              <w:t>{#cert1}• {cert1}{/cert1}</w:t>
-            </w:r>
-          </w:p>
-          <w:p>
-            <w:pPr>
-              <w:keepNext/>
-              <w:keepLines/>
-              <w:rPr>
-                <w:sz w:val="24"/>
-                <w:szCs w:val="24"/>
-              </w:rPr>
-            </w:pPr>
-            <w:r>
-              <w:rPr>
-                <w:sz w:val="24"/>
-                <w:szCs w:val="24"/>
-              </w:rPr>
-              <w:t>{#cert2}• {cert2}{/cert2}</w:t>
-            </w:r>
-          </w:p>
-          <w:p>
-            <w:pPr>
-              <w:keepNext/>
-              <w:keepLines/>
-              <w:rPr>
-                <w:sz w:val="24"/>
-                <w:szCs w:val="24"/>
-              </w:rPr>
-            </w:pPr>
-            <w:r>
-              <w:rPr>
-                <w:sz w:val="24"/>
-                <w:szCs w:val="24"/>
-              </w:rPr>
-              <w:t>{#cert3}• {cert3}{/cert3}</w:t>
-            </w:r>
-          </w:p>
-          <w:p>
-            <w:pPr>
-              <w:keepNext/>
-              <w:keepLines/>
-              <w:rPr>
-                <w:sz w:val="24"/>
-                <w:szCs w:val="24"/>
-              </w:rPr>
-            </w:pPr>
-            <w:r>
-              <w:rPr>
-                <w:sz w:val="24"/>
-                <w:szCs w:val="24"/>
-              </w:rPr>
-              <w:t>{#cert4}• {cert4}{/cert4}</w:t>
-            </w:r>
-          </w:p>
-          <w:p>
-            <w:pPr>
-              <w:keepNext/>
-              <w:keepLines/>
-              <w:rPr>
-                <w:sz w:val="24"/>
-                <w:szCs w:val="24"/>
-              </w:rPr>
-            </w:pPr>
-            <w:r>
-              <w:rPr>
-                <w:sz w:val="24"/>
-                <w:szCs w:val="24"/>
-              </w:rPr>
-              <w:t>{#cert5}• {cert5}{/cert5}</w:t>
-            </w:r>
-          </w:p>
-          <w:p>
-            <w:pPr>
-              <w:keepNext/>
-              <w:keepLines/>
-              <w:rPr>
-                <w:sz w:val="24"/>
-                <w:szCs w:val="24"/>
-              </w:rPr>
-            </w:pPr>
-            <w:r>
-              <w:rPr>
-                <w:sz w:val="24"/>
-                <w:szCs w:val="24"/>
-              </w:rPr>
-              <w:t>{#cert6}• {cert6}{/cert6}</w:t>
-            </w:r>
-          </w:p>
-          <w:p>
-            <w:pPr>
-              <w:keepNext/>
-              <w:keepLines/>
-              <w:rPr>
-                <w:sz w:val="24"/>
-                <w:szCs w:val="24"/>
-              </w:rPr>
-            </w:pPr>
-            <w:r>
-              <w:rPr>
-                <w:sz w:val="24"/>
-                <w:szCs w:val="24"/>
-              </w:rPr>
-              <w:t>{#cert7}• {cert7}{/cert7}</w:t>
-            </w:r>
-          </w:p>
-          <w:p>
-            <w:pPr>
-              <w:keepNext/>
-              <w:keepLines/>
-              <w:rPr>
-                <w:sz w:val="24"/>
-                <w:szCs w:val="24"/>
-              </w:rPr>
-            </w:pPr>
-            <w:r>
-              <w:rPr>
-                <w:sz w:val="24"/>
-                <w:szCs w:val="24"/>
-              </w:rPr>
-              <w:t>{#cert8}• {cert8}{/cert8}</w:t>
-            </w:r>
-          </w:p>
-          <w:p>
-            <w:pPr>
-              <w:keepNext/>
-              <w:keepLines/>
-              <w:rPr>
-                <w:sz w:val="24"/>
-                <w:szCs w:val="24"/>
-              </w:rPr>
-            </w:pPr>
-            <w:r>
-              <w:rPr>
-                <w:sz w:val="24"/>
-                <w:szCs w:val="24"/>
-              </w:rPr>
-              <w:t>{#cert9}• {cert9}{/cert9}</w:t>
-            </w:r>
-          </w:p>
-          <w:p>
-            <w:pPr>
-              <w:keepNext/>
-              <w:keepLines/>
-              <w:rPr>
-                <w:sz w:val="24"/>
-                <w:szCs w:val="24"/>
-              </w:rPr>
-            </w:pPr>
-            <w:r>
-              <w:rPr>
-                <w:sz w:val="24"/>
-                <w:szCs w:val="24"/>
-              </w:rPr>
-              <w:t>{#cert10}• {cert10}{/cert10}</w:t>
-            </w:r>
-          </w:p>
-          <w:p>
-            <w:pPr>
-              <w:keepNext/>
-              <w:keepLines/>
-            </w:pPr>
-            <w:r>
-              <w:t>{/hasProgramCerts}</w:t>
+              <w:t>{#cert</w:t>
+            </w:r>
+            <w:proofErr w:type="gramStart"/>
+            <w:r>
+              <w:rPr>
+                <w:sz w:val="24"/>
+                <w:szCs w:val="24"/>
+              </w:rPr>
+              <w:t>1}•</w:t>
+            </w:r>
+            <w:proofErr w:type="gramEnd"/>
+            <w:r>
+              <w:rPr>
+                <w:sz w:val="24"/>
+                <w:szCs w:val="24"/>
+              </w:rPr>
+              <w:t xml:space="preserve"> {cert</w:t>
+            </w:r>
+            <w:proofErr w:type="gramStart"/>
+            <w:r>
+              <w:rPr>
+                <w:sz w:val="24"/>
+                <w:szCs w:val="24"/>
+              </w:rPr>
+              <w:t>1}{</w:t>
+            </w:r>
+            <w:proofErr w:type="gramEnd"/>
+            <w:r>
+              <w:rPr>
+                <w:sz w:val="24"/>
+                <w:szCs w:val="24"/>
+              </w:rPr>
+              <w:t>/cert1}</w:t>
+            </w:r>
+          </w:p>
+          <w:p>
+            <w:pPr>
+              <w:keepNext/>
+              <w:keepLines/>
+              <w:rPr>
+                <w:sz w:val="24"/>
+                <w:szCs w:val="24"/>
+              </w:rPr>
+            </w:pPr>
+            <w:r>
+              <w:rPr>
+                <w:sz w:val="24"/>
+                <w:szCs w:val="24"/>
+              </w:rPr>
+              <w:t>{#cert</w:t>
+            </w:r>
+            <w:proofErr w:type="gramStart"/>
+            <w:r>
+              <w:rPr>
+                <w:sz w:val="24"/>
+                <w:szCs w:val="24"/>
+              </w:rPr>
+              <w:t>2}•</w:t>
+            </w:r>
+            <w:proofErr w:type="gramEnd"/>
+            <w:r>
+              <w:rPr>
+                <w:sz w:val="24"/>
+                <w:szCs w:val="24"/>
+              </w:rPr>
+              <w:t xml:space="preserve"> {cert</w:t>
+            </w:r>
+            <w:proofErr w:type="gramStart"/>
+            <w:r>
+              <w:rPr>
+                <w:sz w:val="24"/>
+                <w:szCs w:val="24"/>
+              </w:rPr>
+              <w:t>2}{</w:t>
+            </w:r>
+            <w:proofErr w:type="gramEnd"/>
+            <w:r>
+              <w:rPr>
+                <w:sz w:val="24"/>
+                <w:szCs w:val="24"/>
+              </w:rPr>
+              <w:t>/cert2}</w:t>
+            </w:r>
+          </w:p>
+          <w:p>
+            <w:pPr>
+              <w:keepNext/>
+              <w:keepLines/>
+              <w:rPr>
+                <w:sz w:val="24"/>
+                <w:szCs w:val="24"/>
+              </w:rPr>
+            </w:pPr>
+            <w:r>
+              <w:rPr>
+                <w:sz w:val="24"/>
+                <w:szCs w:val="24"/>
+              </w:rPr>
+              <w:t>{#cert</w:t>
+            </w:r>
+            <w:proofErr w:type="gramStart"/>
+            <w:r>
+              <w:rPr>
+                <w:sz w:val="24"/>
+                <w:szCs w:val="24"/>
+              </w:rPr>
+              <w:t>3}•</w:t>
+            </w:r>
+            <w:proofErr w:type="gramEnd"/>
+            <w:r>
+              <w:rPr>
+                <w:sz w:val="24"/>
+                <w:szCs w:val="24"/>
+              </w:rPr>
+              <w:t xml:space="preserve"> {cert</w:t>
+            </w:r>
+            <w:proofErr w:type="gramStart"/>
+            <w:r>
+              <w:rPr>
+                <w:sz w:val="24"/>
+                <w:szCs w:val="24"/>
+              </w:rPr>
+              <w:t>3}{</w:t>
+            </w:r>
+            <w:proofErr w:type="gramEnd"/>
+            <w:r>
+              <w:rPr>
+                <w:sz w:val="24"/>
+                <w:szCs w:val="24"/>
+              </w:rPr>
+              <w:t>/cert3}</w:t>
+            </w:r>
+          </w:p>
+          <w:p>
+            <w:pPr>
+              <w:keepNext/>
+              <w:keepLines/>
+              <w:rPr>
+                <w:sz w:val="24"/>
+                <w:szCs w:val="24"/>
+              </w:rPr>
+            </w:pPr>
+            <w:r>
+              <w:rPr>
+                <w:sz w:val="24"/>
+                <w:szCs w:val="24"/>
+              </w:rPr>
+              <w:t>{#cert</w:t>
+            </w:r>
+            <w:proofErr w:type="gramStart"/>
+            <w:r>
+              <w:rPr>
+                <w:sz w:val="24"/>
+                <w:szCs w:val="24"/>
+              </w:rPr>
+              <w:t>4}•</w:t>
+            </w:r>
+            <w:proofErr w:type="gramEnd"/>
+            <w:r>
+              <w:rPr>
+                <w:sz w:val="24"/>
+                <w:szCs w:val="24"/>
+              </w:rPr>
+              <w:t xml:space="preserve"> {cert</w:t>
+            </w:r>
+            <w:proofErr w:type="gramStart"/>
+            <w:r>
+              <w:rPr>
+                <w:sz w:val="24"/>
+                <w:szCs w:val="24"/>
+              </w:rPr>
+              <w:t>4}{</w:t>
+            </w:r>
+            <w:proofErr w:type="gramEnd"/>
+            <w:r>
+              <w:rPr>
+                <w:sz w:val="24"/>
+                <w:szCs w:val="24"/>
+              </w:rPr>
+              <w:t>/cert4}</w:t>
+            </w:r>
+          </w:p>
+          <w:p>
+            <w:pPr>
+              <w:keepNext/>
+              <w:keepLines/>
+              <w:rPr>
+                <w:sz w:val="24"/>
+                <w:szCs w:val="24"/>
+              </w:rPr>
+            </w:pPr>
+            <w:r>
+              <w:rPr>
+                <w:sz w:val="24"/>
+                <w:szCs w:val="24"/>
+              </w:rPr>
+              <w:t>{#cert</w:t>
+            </w:r>
+            <w:proofErr w:type="gramStart"/>
+            <w:r>
+              <w:rPr>
+                <w:sz w:val="24"/>
+                <w:szCs w:val="24"/>
+              </w:rPr>
+              <w:t>5}•</w:t>
+            </w:r>
+            <w:proofErr w:type="gramEnd"/>
+            <w:r>
+              <w:rPr>
+                <w:sz w:val="24"/>
+                <w:szCs w:val="24"/>
+              </w:rPr>
+              <w:t xml:space="preserve"> {cert</w:t>
+            </w:r>
+            <w:proofErr w:type="gramStart"/>
+            <w:r>
+              <w:rPr>
+                <w:sz w:val="24"/>
+                <w:szCs w:val="24"/>
+              </w:rPr>
+              <w:t>5}{</w:t>
+            </w:r>
+            <w:proofErr w:type="gramEnd"/>
+            <w:r>
+              <w:rPr>
+                <w:sz w:val="24"/>
+                <w:szCs w:val="24"/>
+              </w:rPr>
+              <w:t>/cert5}</w:t>
+            </w:r>
+          </w:p>
+          <w:p>
+            <w:pPr>
+              <w:keepNext/>
+              <w:keepLines/>
+              <w:rPr>
+                <w:sz w:val="24"/>
+                <w:szCs w:val="24"/>
+              </w:rPr>
+            </w:pPr>
+            <w:r>
+              <w:rPr>
+                <w:sz w:val="24"/>
+                <w:szCs w:val="24"/>
+              </w:rPr>
+              <w:t>{#cert</w:t>
+            </w:r>
+            <w:proofErr w:type="gramStart"/>
+            <w:r>
+              <w:rPr>
+                <w:sz w:val="24"/>
+                <w:szCs w:val="24"/>
+              </w:rPr>
+              <w:t>6}•</w:t>
+            </w:r>
+            <w:proofErr w:type="gramEnd"/>
+            <w:r>
+              <w:rPr>
+                <w:sz w:val="24"/>
+                <w:szCs w:val="24"/>
+              </w:rPr>
+              <w:t xml:space="preserve"> {cert</w:t>
+            </w:r>
+            <w:proofErr w:type="gramStart"/>
+            <w:r>
+              <w:rPr>
+                <w:sz w:val="24"/>
+                <w:szCs w:val="24"/>
+              </w:rPr>
+              <w:t>6}{</w:t>
+            </w:r>
+            <w:proofErr w:type="gramEnd"/>
+            <w:r>
+              <w:rPr>
+                <w:sz w:val="24"/>
+                <w:szCs w:val="24"/>
+              </w:rPr>
+              <w:t>/cert6}</w:t>
+            </w:r>
+          </w:p>
+          <w:p>
+            <w:pPr>
+              <w:keepNext/>
+              <w:keepLines/>
+              <w:rPr>
+                <w:sz w:val="24"/>
+                <w:szCs w:val="24"/>
+              </w:rPr>
+            </w:pPr>
+            <w:r>
+              <w:rPr>
+                <w:sz w:val="24"/>
+                <w:szCs w:val="24"/>
+              </w:rPr>
+              <w:t>{#cert</w:t>
+            </w:r>
+            <w:proofErr w:type="gramStart"/>
+            <w:r>
+              <w:rPr>
+                <w:sz w:val="24"/>
+                <w:szCs w:val="24"/>
+              </w:rPr>
+              <w:t>7}•</w:t>
+            </w:r>
+            <w:proofErr w:type="gramEnd"/>
+            <w:r>
+              <w:rPr>
+                <w:sz w:val="24"/>
+                <w:szCs w:val="24"/>
+              </w:rPr>
+              <w:t xml:space="preserve"> {cert</w:t>
+            </w:r>
+            <w:proofErr w:type="gramStart"/>
+            <w:r>
+              <w:rPr>
+                <w:sz w:val="24"/>
+                <w:szCs w:val="24"/>
+              </w:rPr>
+              <w:t>7}{</w:t>
+            </w:r>
+            <w:proofErr w:type="gramEnd"/>
+            <w:r>
+              <w:rPr>
+                <w:sz w:val="24"/>
+                <w:szCs w:val="24"/>
+              </w:rPr>
+              <w:t>/cert7}</w:t>
+            </w:r>
+          </w:p>
+          <w:p>
+            <w:pPr>
+              <w:keepNext/>
+              <w:keepLines/>
+              <w:rPr>
+                <w:sz w:val="24"/>
+                <w:szCs w:val="24"/>
+              </w:rPr>
+            </w:pPr>
+            <w:r>
+              <w:rPr>
+                <w:sz w:val="24"/>
+                <w:szCs w:val="24"/>
+              </w:rPr>
+              <w:t>{#cert</w:t>
+            </w:r>
+            <w:proofErr w:type="gramStart"/>
+            <w:r>
+              <w:rPr>
+                <w:sz w:val="24"/>
+                <w:szCs w:val="24"/>
+              </w:rPr>
+              <w:t>8}•</w:t>
+            </w:r>
+            <w:proofErr w:type="gramEnd"/>
+            <w:r>
+              <w:rPr>
+                <w:sz w:val="24"/>
+                <w:szCs w:val="24"/>
+              </w:rPr>
+              <w:t xml:space="preserve"> {cert</w:t>
+            </w:r>
+            <w:proofErr w:type="gramStart"/>
+            <w:r>
+              <w:rPr>
+                <w:sz w:val="24"/>
+                <w:szCs w:val="24"/>
+              </w:rPr>
+              <w:t>8}{</w:t>
+            </w:r>
+            <w:proofErr w:type="gramEnd"/>
+            <w:r>
+              <w:rPr>
+                <w:sz w:val="24"/>
+                <w:szCs w:val="24"/>
+              </w:rPr>
+              <w:t>/cert8}</w:t>
+            </w:r>
+          </w:p>
+          <w:p>
+            <w:pPr>
+              <w:keepNext/>
+              <w:keepLines/>
+              <w:rPr>
+                <w:sz w:val="24"/>
+                <w:szCs w:val="24"/>
+              </w:rPr>
+            </w:pPr>
+            <w:r>
+              <w:rPr>
+                <w:sz w:val="24"/>
+                <w:szCs w:val="24"/>
+              </w:rPr>
+              <w:t>{#cert</w:t>
+            </w:r>
+            <w:proofErr w:type="gramStart"/>
+            <w:r>
+              <w:rPr>
+                <w:sz w:val="24"/>
+                <w:szCs w:val="24"/>
+              </w:rPr>
+              <w:t>9}•</w:t>
+            </w:r>
+            <w:proofErr w:type="gramEnd"/>
+            <w:r>
+              <w:rPr>
+                <w:sz w:val="24"/>
+                <w:szCs w:val="24"/>
+              </w:rPr>
+              <w:t xml:space="preserve"> {cert</w:t>
+            </w:r>
+            <w:proofErr w:type="gramStart"/>
+            <w:r>
+              <w:rPr>
+                <w:sz w:val="24"/>
+                <w:szCs w:val="24"/>
+              </w:rPr>
+              <w:t>9}{</w:t>
+            </w:r>
+            <w:proofErr w:type="gramEnd"/>
+            <w:r>
+              <w:rPr>
+                <w:sz w:val="24"/>
+                <w:szCs w:val="24"/>
+              </w:rPr>
+              <w:t>/cert9}</w:t>
+            </w:r>
+          </w:p>
+          <w:p>
+            <w:pPr>
+              <w:keepNext/>
+              <w:keepLines/>
+              <w:rPr>
+                <w:sz w:val="24"/>
+                <w:szCs w:val="24"/>
+              </w:rPr>
+            </w:pPr>
+            <w:r>
+              <w:rPr>
+                <w:sz w:val="24"/>
+                <w:szCs w:val="24"/>
+              </w:rPr>
+              <w:t>{#cert</w:t>
+            </w:r>
+            <w:proofErr w:type="gramStart"/>
+            <w:r>
+              <w:rPr>
+                <w:sz w:val="24"/>
+                <w:szCs w:val="24"/>
+              </w:rPr>
+              <w:t>10}•</w:t>
+            </w:r>
+            <w:proofErr w:type="gramEnd"/>
+            <w:r>
+              <w:rPr>
+                <w:sz w:val="24"/>
+                <w:szCs w:val="24"/>
+              </w:rPr>
+              <w:t xml:space="preserve"> {cert</w:t>
+            </w:r>
+            <w:proofErr w:type="gramStart"/>
+            <w:r>
+              <w:rPr>
+                <w:sz w:val="24"/>
+                <w:szCs w:val="24"/>
+              </w:rPr>
+              <w:t>10}{</w:t>
+            </w:r>
+            <w:proofErr w:type="gramEnd"/>
+            <w:r>
+              <w:rPr>
+                <w:sz w:val="24"/>
+                <w:szCs w:val="24"/>
+              </w:rPr>
+              <w:t>/cert10}</w:t>
+            </w:r>
+          </w:p>
+          <w:p>
+            <w:pPr>
+              <w:keepNext/>
+              <w:keepLines/>
+            </w:pPr>
+            <w:r>
+              <w:t>{/</w:t>
+            </w:r>
+            <w:proofErr w:type="spellStart"/>
+            <w:r>
+              <w:t>hasProgramCerts</w:t>
+            </w:r>
+            <w:proofErr w:type="spellEnd"/>
+            <w:r>
+              <w:t>}</w:t>
             </w:r>
           </w:p>
           <w:p>
@@ -985,169 +1647,497 @@
                 <w:sz w:val="24"/>
                 <w:szCs w:val="24"/>
               </w:rPr>
-              <w:t>{#skill1}• {skill1}{/skill1}</w:t>
-            </w:r>
-          </w:p>
-          <w:p>
-            <w:pPr>
-              <w:keepNext/>
-              <w:keepLines/>
-              <w:rPr>
-                <w:sz w:val="24"/>
-                <w:szCs w:val="24"/>
-              </w:rPr>
-            </w:pPr>
-            <w:r>
-              <w:rPr>
-                <w:sz w:val="24"/>
-                <w:szCs w:val="24"/>
-              </w:rPr>
-              <w:t>{#skill2}• {skill2}{/skill2}</w:t>
-            </w:r>
-          </w:p>
-          <w:p>
-            <w:pPr>
-              <w:keepNext/>
-              <w:keepLines/>
-              <w:rPr>
-                <w:sz w:val="24"/>
-                <w:szCs w:val="24"/>
-              </w:rPr>
-            </w:pPr>
-            <w:r>
-              <w:rPr>
-                <w:sz w:val="24"/>
-                <w:szCs w:val="24"/>
-              </w:rPr>
-              <w:t>{#skill3}• {skill3}{/skill3}</w:t>
-            </w:r>
-          </w:p>
-          <w:p>
-            <w:pPr>
-              <w:keepNext/>
-              <w:keepLines/>
-              <w:rPr>
-                <w:sz w:val="24"/>
-                <w:szCs w:val="24"/>
-              </w:rPr>
-            </w:pPr>
-            <w:r>
-              <w:rPr>
-                <w:sz w:val="24"/>
-                <w:szCs w:val="24"/>
-              </w:rPr>
-              <w:t>{#skill4}• {skill4}{/skill4}</w:t>
-            </w:r>
-          </w:p>
-          <w:p>
-            <w:pPr>
-              <w:keepNext/>
-              <w:keepLines/>
-              <w:rPr>
-                <w:sz w:val="24"/>
-                <w:szCs w:val="24"/>
-              </w:rPr>
-            </w:pPr>
-            <w:r>
-              <w:rPr>
-                <w:sz w:val="24"/>
-                <w:szCs w:val="24"/>
-              </w:rPr>
-              <w:t>{#skill5}• {skill5}{/skill5}</w:t>
-            </w:r>
-          </w:p>
-          <w:p>
-            <w:pPr>
-              <w:keepNext/>
-              <w:keepLines/>
-              <w:rPr>
-                <w:sz w:val="24"/>
-                <w:szCs w:val="24"/>
-              </w:rPr>
-            </w:pPr>
-            <w:r>
-              <w:rPr>
-                <w:sz w:val="24"/>
-                <w:szCs w:val="24"/>
-              </w:rPr>
-              <w:t>{#skill6}• {skill6}{/skill6}</w:t>
-            </w:r>
-          </w:p>
-          <w:p>
-            <w:pPr>
-              <w:keepNext/>
-              <w:keepLines/>
-              <w:rPr>
-                <w:sz w:val="24"/>
-                <w:szCs w:val="24"/>
-              </w:rPr>
-            </w:pPr>
-            <w:r>
-              <w:rPr>
-                <w:sz w:val="24"/>
-                <w:szCs w:val="24"/>
-              </w:rPr>
-              <w:t>{#skill7}• {skill7}{/skill7}</w:t>
-            </w:r>
-          </w:p>
-          <w:p>
-            <w:pPr>
-              <w:keepNext/>
-              <w:keepLines/>
-              <w:rPr>
-                <w:sz w:val="24"/>
-                <w:szCs w:val="24"/>
-              </w:rPr>
-            </w:pPr>
-            <w:r>
-              <w:rPr>
-                <w:sz w:val="24"/>
-                <w:szCs w:val="24"/>
-              </w:rPr>
-              <w:t>{#skill8}• {skill8}{/skill8}</w:t>
-            </w:r>
-          </w:p>
-          <w:p>
-            <w:pPr>
-              <w:keepNext/>
-              <w:keepLines/>
-              <w:rPr>
-                <w:sz w:val="24"/>
-                <w:szCs w:val="24"/>
-              </w:rPr>
-            </w:pPr>
-            <w:r>
-              <w:rPr>
-                <w:sz w:val="24"/>
-                <w:szCs w:val="24"/>
-              </w:rPr>
-              <w:t>{#skill9}• {skill9}{/skill9}</w:t>
-            </w:r>
-          </w:p>
-          <w:p>
-            <w:pPr>
-              <w:keepNext/>
-              <w:keepLines/>
-              <w:rPr>
-                <w:sz w:val="24"/>
-                <w:szCs w:val="24"/>
-              </w:rPr>
-            </w:pPr>
-            <w:r>
-              <w:rPr>
-                <w:sz w:val="24"/>
-                <w:szCs w:val="24"/>
-              </w:rPr>
-              <w:t>{#skill10}• {skill10}{/skill10}</w:t>
-            </w:r>
-          </w:p>
-          <w:p>
-            <w:pPr>
-              <w:keepNext/>
-              <w:keepLines/>
-            </w:pPr>
-            <w:r>
-              <w:t>{/hasExtraSkills}</w:t>
+              <w:t>{#skill</w:t>
+            </w:r>
+            <w:proofErr w:type="gramStart"/>
+            <w:r>
+              <w:rPr>
+                <w:sz w:val="24"/>
+                <w:szCs w:val="24"/>
+              </w:rPr>
+              <w:t>1}•</w:t>
+            </w:r>
+            <w:proofErr w:type="gramEnd"/>
+            <w:r>
+              <w:rPr>
+                <w:sz w:val="24"/>
+                <w:szCs w:val="24"/>
+              </w:rPr>
+              <w:t xml:space="preserve"> {skill</w:t>
+            </w:r>
+            <w:proofErr w:type="gramStart"/>
+            <w:r>
+              <w:rPr>
+                <w:sz w:val="24"/>
+                <w:szCs w:val="24"/>
+              </w:rPr>
+              <w:t>1}{</w:t>
+            </w:r>
+            <w:proofErr w:type="gramEnd"/>
+            <w:r>
+              <w:rPr>
+                <w:sz w:val="24"/>
+                <w:szCs w:val="24"/>
+              </w:rPr>
+              <w:t>/skill1}</w:t>
+            </w:r>
+          </w:p>
+          <w:p>
+            <w:pPr>
+              <w:keepNext/>
+              <w:keepLines/>
+              <w:rPr>
+                <w:sz w:val="24"/>
+                <w:szCs w:val="24"/>
+              </w:rPr>
+            </w:pPr>
+            <w:r>
+              <w:rPr>
+                <w:sz w:val="24"/>
+                <w:szCs w:val="24"/>
+              </w:rPr>
+              <w:t>{#skill</w:t>
+            </w:r>
+            <w:proofErr w:type="gramStart"/>
+            <w:r>
+              <w:rPr>
+                <w:sz w:val="24"/>
+                <w:szCs w:val="24"/>
+              </w:rPr>
+              <w:t>2}•</w:t>
+            </w:r>
+            <w:proofErr w:type="gramEnd"/>
+            <w:r>
+              <w:rPr>
+                <w:sz w:val="24"/>
+                <w:szCs w:val="24"/>
+              </w:rPr>
+              <w:t xml:space="preserve"> {skill</w:t>
+            </w:r>
+            <w:proofErr w:type="gramStart"/>
+            <w:r>
+              <w:rPr>
+                <w:sz w:val="24"/>
+                <w:szCs w:val="24"/>
+              </w:rPr>
+              <w:t>2}{</w:t>
+            </w:r>
+            <w:proofErr w:type="gramEnd"/>
+            <w:r>
+              <w:rPr>
+                <w:sz w:val="24"/>
+                <w:szCs w:val="24"/>
+              </w:rPr>
+              <w:t>/skill2}</w:t>
+            </w:r>
+          </w:p>
+          <w:p>
+            <w:pPr>
+              <w:keepNext/>
+              <w:keepLines/>
+              <w:rPr>
+                <w:sz w:val="24"/>
+                <w:szCs w:val="24"/>
+              </w:rPr>
+            </w:pPr>
+            <w:r>
+              <w:rPr>
+                <w:sz w:val="24"/>
+                <w:szCs w:val="24"/>
+              </w:rPr>
+              <w:t>{#skill</w:t>
+            </w:r>
+            <w:proofErr w:type="gramStart"/>
+            <w:r>
+              <w:rPr>
+                <w:sz w:val="24"/>
+                <w:szCs w:val="24"/>
+              </w:rPr>
+              <w:t>3}•</w:t>
+            </w:r>
+            <w:proofErr w:type="gramEnd"/>
+            <w:r>
+              <w:rPr>
+                <w:sz w:val="24"/>
+                <w:szCs w:val="24"/>
+              </w:rPr>
+              <w:t xml:space="preserve"> {skill</w:t>
+            </w:r>
+            <w:proofErr w:type="gramStart"/>
+            <w:r>
+              <w:rPr>
+                <w:sz w:val="24"/>
+                <w:szCs w:val="24"/>
+              </w:rPr>
+              <w:t>3}{</w:t>
+            </w:r>
+            <w:proofErr w:type="gramEnd"/>
+            <w:r>
+              <w:rPr>
+                <w:sz w:val="24"/>
+                <w:szCs w:val="24"/>
+              </w:rPr>
+              <w:t>/skill3}</w:t>
+            </w:r>
+          </w:p>
+          <w:p>
+            <w:pPr>
+              <w:keepNext/>
+              <w:keepLines/>
+              <w:rPr>
+                <w:sz w:val="24"/>
+                <w:szCs w:val="24"/>
+              </w:rPr>
+            </w:pPr>
+            <w:r>
+              <w:rPr>
+                <w:sz w:val="24"/>
+                <w:szCs w:val="24"/>
+              </w:rPr>
+              <w:t>{#skill</w:t>
+            </w:r>
+            <w:proofErr w:type="gramStart"/>
+            <w:r>
+              <w:rPr>
+                <w:sz w:val="24"/>
+                <w:szCs w:val="24"/>
+              </w:rPr>
+              <w:t>4}•</w:t>
+            </w:r>
+            <w:proofErr w:type="gramEnd"/>
+            <w:r>
+              <w:rPr>
+                <w:sz w:val="24"/>
+                <w:szCs w:val="24"/>
+              </w:rPr>
+              <w:t xml:space="preserve"> {skill</w:t>
+            </w:r>
+            <w:proofErr w:type="gramStart"/>
+            <w:r>
+              <w:rPr>
+                <w:sz w:val="24"/>
+                <w:szCs w:val="24"/>
+              </w:rPr>
+              <w:t>4}{</w:t>
+            </w:r>
+            <w:proofErr w:type="gramEnd"/>
+            <w:r>
+              <w:rPr>
+                <w:sz w:val="24"/>
+                <w:szCs w:val="24"/>
+              </w:rPr>
+              <w:t>/skill4}</w:t>
+            </w:r>
+          </w:p>
+          <w:p>
+            <w:pPr>
+              <w:keepNext/>
+              <w:keepLines/>
+              <w:rPr>
+                <w:sz w:val="24"/>
+                <w:szCs w:val="24"/>
+              </w:rPr>
+            </w:pPr>
+            <w:r>
+              <w:rPr>
+                <w:sz w:val="24"/>
+                <w:szCs w:val="24"/>
+              </w:rPr>
+              <w:t>{#skill</w:t>
+            </w:r>
+            <w:proofErr w:type="gramStart"/>
+            <w:r>
+              <w:rPr>
+                <w:sz w:val="24"/>
+                <w:szCs w:val="24"/>
+              </w:rPr>
+              <w:t>5}•</w:t>
+            </w:r>
+            <w:proofErr w:type="gramEnd"/>
+            <w:r>
+              <w:rPr>
+                <w:sz w:val="24"/>
+                <w:szCs w:val="24"/>
+              </w:rPr>
+              <w:t xml:space="preserve"> {skill</w:t>
+            </w:r>
+            <w:proofErr w:type="gramStart"/>
+            <w:r>
+              <w:rPr>
+                <w:sz w:val="24"/>
+                <w:szCs w:val="24"/>
+              </w:rPr>
+              <w:t>5}{</w:t>
+            </w:r>
+            <w:proofErr w:type="gramEnd"/>
+            <w:r>
+              <w:rPr>
+                <w:sz w:val="24"/>
+                <w:szCs w:val="24"/>
+              </w:rPr>
+              <w:t>/skill5}</w:t>
+            </w:r>
+          </w:p>
+          <w:p>
+            <w:pPr>
+              <w:keepNext/>
+              <w:keepLines/>
+              <w:rPr>
+                <w:sz w:val="24"/>
+                <w:szCs w:val="24"/>
+              </w:rPr>
+            </w:pPr>
+            <w:r>
+              <w:rPr>
+                <w:sz w:val="24"/>
+                <w:szCs w:val="24"/>
+              </w:rPr>
+              <w:t>{#skill</w:t>
+            </w:r>
+            <w:proofErr w:type="gramStart"/>
+            <w:r>
+              <w:rPr>
+                <w:sz w:val="24"/>
+                <w:szCs w:val="24"/>
+              </w:rPr>
+              <w:t>6}•</w:t>
+            </w:r>
+            <w:proofErr w:type="gramEnd"/>
+            <w:r>
+              <w:rPr>
+                <w:sz w:val="24"/>
+                <w:szCs w:val="24"/>
+              </w:rPr>
+              <w:t xml:space="preserve"> {skill</w:t>
+            </w:r>
+            <w:proofErr w:type="gramStart"/>
+            <w:r>
+              <w:rPr>
+                <w:sz w:val="24"/>
+                <w:szCs w:val="24"/>
+              </w:rPr>
+              <w:t>6}{</w:t>
+            </w:r>
+            <w:proofErr w:type="gramEnd"/>
+            <w:r>
+              <w:rPr>
+                <w:sz w:val="24"/>
+                <w:szCs w:val="24"/>
+              </w:rPr>
+              <w:t>/skill6}</w:t>
+            </w:r>
+          </w:p>
+          <w:p>
+            <w:pPr>
+              <w:keepNext/>
+              <w:keepLines/>
+              <w:rPr>
+                <w:sz w:val="24"/>
+                <w:szCs w:val="24"/>
+              </w:rPr>
+            </w:pPr>
+            <w:r>
+              <w:rPr>
+                <w:sz w:val="24"/>
+                <w:szCs w:val="24"/>
+              </w:rPr>
+              <w:t>{#skill</w:t>
+            </w:r>
+            <w:proofErr w:type="gramStart"/>
+            <w:r>
+              <w:rPr>
+                <w:sz w:val="24"/>
+                <w:szCs w:val="24"/>
+              </w:rPr>
+              <w:t>7}•</w:t>
+            </w:r>
+            <w:proofErr w:type="gramEnd"/>
+            <w:r>
+              <w:rPr>
+                <w:sz w:val="24"/>
+                <w:szCs w:val="24"/>
+              </w:rPr>
+              <w:t xml:space="preserve"> {skill</w:t>
+            </w:r>
+            <w:proofErr w:type="gramStart"/>
+            <w:r>
+              <w:rPr>
+                <w:sz w:val="24"/>
+                <w:szCs w:val="24"/>
+              </w:rPr>
+              <w:t>7}{</w:t>
+            </w:r>
+            <w:proofErr w:type="gramEnd"/>
+            <w:r>
+              <w:rPr>
+                <w:sz w:val="24"/>
+                <w:szCs w:val="24"/>
+              </w:rPr>
+              <w:t>/skill7}</w:t>
+            </w:r>
+          </w:p>
+          <w:p>
+            <w:pPr>
+              <w:keepNext/>
+              <w:keepLines/>
+              <w:rPr>
+                <w:sz w:val="24"/>
+                <w:szCs w:val="24"/>
+              </w:rPr>
+            </w:pPr>
+            <w:r>
+              <w:rPr>
+                <w:sz w:val="24"/>
+                <w:szCs w:val="24"/>
+              </w:rPr>
+              <w:t>{#skill</w:t>
+            </w:r>
+            <w:proofErr w:type="gramStart"/>
+            <w:r>
+              <w:rPr>
+                <w:sz w:val="24"/>
+                <w:szCs w:val="24"/>
+              </w:rPr>
+              <w:t>8}•</w:t>
+            </w:r>
+            <w:proofErr w:type="gramEnd"/>
+            <w:r>
+              <w:rPr>
+                <w:sz w:val="24"/>
+                <w:szCs w:val="24"/>
+              </w:rPr>
+              <w:t xml:space="preserve"> {skill</w:t>
+            </w:r>
+            <w:proofErr w:type="gramStart"/>
+            <w:r>
+              <w:rPr>
+                <w:sz w:val="24"/>
+                <w:szCs w:val="24"/>
+              </w:rPr>
+              <w:t>8}{</w:t>
+            </w:r>
+            <w:proofErr w:type="gramEnd"/>
+            <w:r>
+              <w:rPr>
+                <w:sz w:val="24"/>
+                <w:szCs w:val="24"/>
+              </w:rPr>
+              <w:t>/skill8}</w:t>
+            </w:r>
+          </w:p>
+          <w:p>
+            <w:pPr>
+              <w:keepNext/>
+              <w:keepLines/>
+              <w:rPr>
+                <w:sz w:val="24"/>
+                <w:szCs w:val="24"/>
+              </w:rPr>
+            </w:pPr>
+            <w:r>
+              <w:rPr>
+                <w:sz w:val="24"/>
+                <w:szCs w:val="24"/>
+              </w:rPr>
+              <w:t>{#skill</w:t>
+            </w:r>
+            <w:proofErr w:type="gramStart"/>
+            <w:r>
+              <w:rPr>
+                <w:sz w:val="24"/>
+                <w:szCs w:val="24"/>
+              </w:rPr>
+              <w:t>9}•</w:t>
+            </w:r>
+            <w:proofErr w:type="gramEnd"/>
+            <w:r>
+              <w:rPr>
+                <w:sz w:val="24"/>
+                <w:szCs w:val="24"/>
+              </w:rPr>
+              <w:t xml:space="preserve"> {skill</w:t>
+            </w:r>
+            <w:proofErr w:type="gramStart"/>
+            <w:r>
+              <w:rPr>
+                <w:sz w:val="24"/>
+                <w:szCs w:val="24"/>
+              </w:rPr>
+              <w:t>9}{</w:t>
+            </w:r>
+            <w:proofErr w:type="gramEnd"/>
+            <w:r>
+              <w:rPr>
+                <w:sz w:val="24"/>
+                <w:szCs w:val="24"/>
+              </w:rPr>
+              <w:t>/skill9}</w:t>
+            </w:r>
+          </w:p>
+          <w:p>
+            <w:pPr>
+              <w:keepNext/>
+              <w:keepLines/>
+              <w:rPr>
+                <w:sz w:val="24"/>
+                <w:szCs w:val="24"/>
+              </w:rPr>
+            </w:pPr>
+            <w:r>
+              <w:rPr>
+                <w:sz w:val="24"/>
+                <w:szCs w:val="24"/>
+              </w:rPr>
+              <w:t>{#skill</w:t>
+            </w:r>
+            <w:proofErr w:type="gramStart"/>
+            <w:r>
+              <w:rPr>
+                <w:sz w:val="24"/>
+                <w:szCs w:val="24"/>
+              </w:rPr>
+              <w:t>10}•</w:t>
+            </w:r>
+            <w:proofErr w:type="gramEnd"/>
+            <w:r>
+              <w:rPr>
+                <w:sz w:val="24"/>
+                <w:szCs w:val="24"/>
+              </w:rPr>
+              <w:t xml:space="preserve"> {skill</w:t>
+            </w:r>
+            <w:proofErr w:type="gramStart"/>
+            <w:r>
+              <w:rPr>
+                <w:sz w:val="24"/>
+                <w:szCs w:val="24"/>
+              </w:rPr>
+              <w:t>10}{</w:t>
+            </w:r>
+            <w:proofErr w:type="gramEnd"/>
+            <w:r>
+              <w:rPr>
+                <w:sz w:val="24"/>
+                <w:szCs w:val="24"/>
+              </w:rPr>
+              <w:t>/skill10}</w:t>
+            </w:r>
+          </w:p>
+          <w:p>
+            <w:pPr>
+              <w:keepNext/>
+              <w:keepLines/>
+            </w:pPr>
+            <w:r>
+              <w:t>{/</w:t>
+            </w:r>
+            <w:proofErr w:type="spellStart"/>
+            <w:r>
+              <w:t>hasExtraSkills</w:t>
+            </w:r>
+            <w:proofErr w:type="spellEnd"/>
+            <w:r>
+              <w:t>}</w:t>
             </w:r>
           </w:p>
           <w:p>
@@ -1169,7 +2159,7 @@
     <w:p/>
     <w:sectPr>
       <w:pgSz w:w="12240" w:h="15840"/>
-      <w:pgMar w:top="1440" w:right="1440" w:bottom="1440" w:left="1440" w:header="720" w:footer="720" w:gutter="0"/>
+      <w:pgMar w:top="1152" w:right="1152" w:bottom="1152" w:left="1152" w:header="720" w:footer="720" w:gutter="0"/>
       <w:cols w:space="720"/>
       <w:docGrid w:linePitch="360"/>
     </w:sectPr>

--- a/public/templates/TemplateB.docx
+++ b/public/templates/TemplateB.docx
@@ -4,7 +4,6 @@
   <w:body>
     <w:p>
       <w:pPr>
-        <w:keepNext/>
         <w:keepLines/>
         <w:rPr>
           <w:rFonts w:ascii="Georgia Pro Black" w:hAnsi="Georgia Pro Black"/>
@@ -27,7 +26,6 @@
     </w:p>
     <w:p>
       <w:pPr>
-        <w:keepNext/>
         <w:keepLines/>
         <w:spacing w:after="0" w:line="240" w:lineRule="auto"/>
         <w:rPr>
@@ -45,7 +43,6 @@
     </w:p>
     <w:p>
       <w:pPr>
-        <w:keepNext/>
         <w:keepLines/>
         <w:spacing w:after="0" w:line="240" w:lineRule="auto"/>
         <w:rPr>
@@ -63,7 +60,6 @@
     </w:p>
     <w:p>
       <w:pPr>
-        <w:keepNext/>
         <w:keepLines/>
         <w:spacing w:after="0" w:line="240" w:lineRule="auto"/>
         <w:rPr>
@@ -97,7 +93,6 @@
     </w:p>
     <w:p>
       <w:pPr>
-        <w:keepNext/>
         <w:keepLines/>
         <w:rPr>
           <w:sz w:val="28"/>
@@ -107,7 +102,6 @@
     </w:p>
     <w:p>
       <w:pPr>
-        <w:keepNext/>
         <w:keepLines/>
         <w:pBdr>
           <w:bottom w:val="single" w:sz="12" w:space="1" w:color="auto"/>
@@ -127,7 +121,6 @@
     </w:p>
     <w:p>
       <w:pPr>
-        <w:keepNext/>
         <w:keepLines/>
         <w:spacing w:after="0" w:line="240" w:lineRule="auto"/>
         <w:ind w:left="180"/>
@@ -154,7 +147,6 @@
     </w:p>
     <w:p>
       <w:pPr>
-        <w:keepNext/>
         <w:keepLines/>
         <w:spacing w:after="0" w:line="240" w:lineRule="auto"/>
         <w:ind w:left="180"/>
@@ -181,7 +173,6 @@
     </w:p>
     <w:p>
       <w:pPr>
-        <w:keepNext/>
         <w:keepLines/>
         <w:spacing w:after="0" w:line="240" w:lineRule="auto"/>
         <w:ind w:left="180"/>
@@ -208,7 +199,6 @@
     </w:p>
     <w:p>
       <w:pPr>
-        <w:keepNext/>
         <w:keepLines/>
         <w:spacing w:after="0" w:line="240" w:lineRule="auto"/>
         <w:ind w:left="180"/>
@@ -235,7 +225,6 @@
     </w:p>
     <w:p>
       <w:pPr>
-        <w:keepNext/>
         <w:keepLines/>
         <w:spacing w:after="0" w:line="240" w:lineRule="auto"/>
         <w:ind w:left="180"/>
@@ -262,7 +251,6 @@
     </w:p>
     <w:p>
       <w:pPr>
-        <w:keepNext/>
         <w:keepLines/>
         <w:pBdr>
           <w:bottom w:val="single" w:sz="12" w:space="1" w:color="auto"/>
@@ -274,7 +262,6 @@
     </w:p>
     <w:p>
       <w:pPr>
-        <w:keepNext/>
         <w:keepLines/>
         <w:pBdr>
           <w:bottom w:val="single" w:sz="12" w:space="1" w:color="auto"/>
@@ -283,7 +270,6 @@
     </w:p>
     <w:p>
       <w:pPr>
-        <w:keepNext/>
         <w:keepLines/>
         <w:pBdr>
           <w:bottom w:val="single" w:sz="12" w:space="1" w:color="auto"/>
@@ -303,7 +289,6 @@
     </w:p>
     <w:p>
       <w:pPr>
-        <w:keepNext/>
         <w:keepLines/>
       </w:pPr>
       <w:r>
@@ -335,7 +320,6 @@
           </w:tcPr>
           <w:p>
             <w:pPr>
-              <w:keepNext/>
               <w:keepLines/>
               <w:rPr>
                 <w:sz w:val="24"/>
@@ -361,7 +345,6 @@
           </w:p>
           <w:p>
             <w:pPr>
-              <w:keepNext/>
               <w:keepLines/>
               <w:rPr>
                 <w:i/>
@@ -423,7 +406,6 @@
           </w:tcPr>
           <w:p>
             <w:pPr>
-              <w:keepNext/>
               <w:keepLines/>
               <w:jc w:val="right"/>
               <w:rPr>
@@ -444,7 +426,6 @@
     </w:tbl>
     <w:p>
       <w:pPr>
-        <w:keepNext/>
         <w:keepLines/>
         <w:spacing w:after="0" w:line="240" w:lineRule="auto"/>
         <w:ind w:left="180"/>
@@ -471,7 +452,6 @@
     </w:p>
     <w:p>
       <w:pPr>
-        <w:keepNext/>
         <w:keepLines/>
         <w:spacing w:after="0" w:line="240" w:lineRule="auto"/>
         <w:ind w:left="180"/>
@@ -498,7 +478,6 @@
     </w:p>
     <w:p>
       <w:pPr>
-        <w:keepNext/>
         <w:keepLines/>
         <w:spacing w:after="0" w:line="240" w:lineRule="auto"/>
         <w:ind w:left="180"/>
@@ -525,7 +504,6 @@
     </w:p>
     <w:p>
       <w:pPr>
-        <w:keepNext/>
         <w:keepLines/>
         <w:spacing w:after="0" w:line="240" w:lineRule="auto"/>
         <w:ind w:left="180"/>
@@ -552,7 +530,6 @@
     </w:p>
     <w:p>
       <w:pPr>
-        <w:keepNext/>
         <w:keepLines/>
         <w:spacing w:after="0" w:line="240" w:lineRule="auto"/>
         <w:ind w:left="180"/>
@@ -579,7 +556,6 @@
     </w:p>
     <w:p>
       <w:pPr>
-        <w:keepNext/>
         <w:keepLines/>
         <w:spacing w:after="0" w:line="240" w:lineRule="auto"/>
         <w:rPr>
@@ -621,7 +597,6 @@
     </w:p>
     <w:p>
       <w:pPr>
-        <w:keepNext/>
         <w:keepLines/>
         <w:pBdr>
           <w:bottom w:val="single" w:sz="12" w:space="1" w:color="auto"/>
@@ -641,7 +616,6 @@
     </w:p>
     <w:p>
       <w:pPr>
-        <w:keepNext/>
         <w:keepLines/>
         <w:pBdr>
           <w:bottom w:val="single" w:sz="12" w:space="1" w:color="auto"/>
@@ -661,7 +635,6 @@
     </w:p>
     <w:p>
       <w:pPr>
-        <w:keepNext/>
         <w:keepLines/>
         <w:spacing w:after="0" w:line="240" w:lineRule="auto"/>
         <w:rPr>
@@ -683,7 +656,6 @@
     </w:p>
     <w:p>
       <w:pPr>
-        <w:keepNext/>
         <w:keepLines/>
       </w:pPr>
       <w:r>
@@ -700,7 +672,6 @@
     </w:p>
     <w:p>
       <w:pPr>
-        <w:keepNext/>
         <w:keepLines/>
         <w:spacing w:after="0" w:line="240" w:lineRule="auto"/>
         <w:rPr>
@@ -722,7 +693,6 @@
     </w:p>
     <w:p>
       <w:pPr>
-        <w:keepNext/>
         <w:keepLines/>
       </w:pPr>
       <w:r>
@@ -749,17 +719,14 @@
     </w:p>
     <w:p>
       <w:pPr>
-        <w:keepNext/>
         <w:keepLines/>
       </w:pPr>
       <w:r>
-        <w:lastRenderedPageBreak/>
         <w:t>{#hasEducation}</w:t>
       </w:r>
     </w:p>
     <w:p>
       <w:pPr>
-        <w:keepNext/>
         <w:keepLines/>
         <w:pBdr>
           <w:bottom w:val="single" w:sz="12" w:space="1" w:color="auto"/>
@@ -774,12 +741,12 @@
           <w:sz w:val="48"/>
           <w:szCs w:val="48"/>
         </w:rPr>
+        <w:lastRenderedPageBreak/>
         <w:t>EDUCATION</w:t>
       </w:r>
     </w:p>
     <w:p>
       <w:pPr>
-        <w:keepNext/>
         <w:keepLines/>
       </w:pPr>
       <w:r>
@@ -811,7 +778,6 @@
           </w:tcPr>
           <w:p>
             <w:pPr>
-              <w:keepNext/>
               <w:keepLines/>
               <w:rPr>
                 <w:sz w:val="24"/>
@@ -874,7 +840,6 @@
           </w:p>
           <w:p>
             <w:pPr>
-              <w:keepNext/>
               <w:keepLines/>
               <w:spacing w:line="278" w:lineRule="auto"/>
               <w:rPr>
@@ -892,7 +857,6 @@
           </w:p>
           <w:p>
             <w:pPr>
-              <w:keepNext/>
               <w:keepLines/>
               <w:spacing w:line="278" w:lineRule="auto"/>
               <w:rPr>
@@ -903,7 +867,6 @@
           </w:p>
           <w:p>
             <w:pPr>
-              <w:keepNext/>
               <w:keepLines/>
             </w:pPr>
             <w:r>
@@ -912,7 +875,6 @@
           </w:p>
           <w:p>
             <w:pPr>
-              <w:keepNext/>
               <w:keepLines/>
             </w:pPr>
           </w:p>
@@ -923,7 +885,6 @@
           </w:tcPr>
           <w:p>
             <w:pPr>
-              <w:keepNext/>
               <w:keepLines/>
               <w:jc w:val="right"/>
               <w:rPr>
@@ -973,7 +934,6 @@
           </w:p>
           <w:p>
             <w:pPr>
-              <w:keepNext/>
               <w:keepLines/>
               <w:rPr>
                 <w:sz w:val="28"/>
@@ -986,7 +946,6 @@
     </w:tbl>
     <w:p>
       <w:pPr>
-        <w:keepNext/>
         <w:keepLines/>
       </w:pPr>
       <w:r>
@@ -995,7 +954,6 @@
     </w:p>
     <w:p>
       <w:pPr>
-        <w:keepNext/>
         <w:keepLines/>
       </w:pPr>
       <w:r>
@@ -1013,7 +971,6 @@
     <w:p/>
     <w:p>
       <w:pPr>
-        <w:keepNext/>
         <w:keepLines/>
         <w:pBdr>
           <w:bottom w:val="single" w:sz="12" w:space="1" w:color="auto"/>
@@ -1057,7 +1014,6 @@
           </w:tcPr>
           <w:p>
             <w:pPr>
-              <w:keepNext/>
               <w:keepLines/>
             </w:pPr>
             <w:r>
@@ -1066,7 +1022,6 @@
           </w:p>
           <w:p>
             <w:pPr>
-              <w:keepNext/>
               <w:keepLines/>
               <w:rPr>
                 <w:i/>
@@ -1087,7 +1042,6 @@
           </w:p>
           <w:p>
             <w:pPr>
-              <w:keepNext/>
               <w:keepLines/>
               <w:rPr>
                 <w:sz w:val="24"/>
@@ -1136,7 +1090,6 @@
           </w:p>
           <w:p>
             <w:pPr>
-              <w:keepNext/>
               <w:keepLines/>
               <w:rPr>
                 <w:sz w:val="24"/>
@@ -1185,7 +1138,6 @@
           </w:p>
           <w:p>
             <w:pPr>
-              <w:keepNext/>
               <w:keepLines/>
               <w:rPr>
                 <w:sz w:val="24"/>
@@ -1234,7 +1186,6 @@
           </w:p>
           <w:p>
             <w:pPr>
-              <w:keepNext/>
               <w:keepLines/>
               <w:rPr>
                 <w:sz w:val="24"/>
@@ -1283,7 +1234,6 @@
           </w:p>
           <w:p>
             <w:pPr>
-              <w:keepNext/>
               <w:keepLines/>
               <w:rPr>
                 <w:sz w:val="24"/>
@@ -1332,7 +1282,6 @@
           </w:p>
           <w:p>
             <w:pPr>
-              <w:keepNext/>
               <w:keepLines/>
               <w:rPr>
                 <w:sz w:val="24"/>
@@ -1381,7 +1330,6 @@
           </w:p>
           <w:p>
             <w:pPr>
-              <w:keepNext/>
               <w:keepLines/>
               <w:rPr>
                 <w:sz w:val="24"/>
@@ -1430,7 +1378,6 @@
           </w:p>
           <w:p>
             <w:pPr>
-              <w:keepNext/>
               <w:keepLines/>
               <w:rPr>
                 <w:sz w:val="24"/>
@@ -1479,7 +1426,6 @@
           </w:p>
           <w:p>
             <w:pPr>
-              <w:keepNext/>
               <w:keepLines/>
               <w:rPr>
                 <w:sz w:val="24"/>
@@ -1528,7 +1474,6 @@
           </w:p>
           <w:p>
             <w:pPr>
-              <w:keepNext/>
               <w:keepLines/>
               <w:rPr>
                 <w:sz w:val="24"/>
@@ -1577,7 +1522,6 @@
           </w:p>
           <w:p>
             <w:pPr>
-              <w:keepNext/>
               <w:keepLines/>
             </w:pPr>
             <w:r>
@@ -1594,7 +1538,6 @@
           </w:p>
           <w:p>
             <w:pPr>
-              <w:keepNext/>
               <w:keepLines/>
             </w:pPr>
           </w:p>
@@ -1605,7 +1548,6 @@
           </w:tcPr>
           <w:p>
             <w:pPr>
-              <w:keepNext/>
               <w:keepLines/>
             </w:pPr>
             <w:r>
@@ -1614,7 +1556,6 @@
           </w:p>
           <w:p>
             <w:pPr>
-              <w:keepNext/>
               <w:keepLines/>
               <w:rPr>
                 <w:i/>
@@ -1635,7 +1576,6 @@
           </w:p>
           <w:p>
             <w:pPr>
-              <w:keepNext/>
               <w:keepLines/>
               <w:rPr>
                 <w:sz w:val="24"/>
@@ -1684,7 +1624,6 @@
           </w:p>
           <w:p>
             <w:pPr>
-              <w:keepNext/>
               <w:keepLines/>
               <w:rPr>
                 <w:sz w:val="24"/>
@@ -1733,7 +1672,6 @@
           </w:p>
           <w:p>
             <w:pPr>
-              <w:keepNext/>
               <w:keepLines/>
               <w:rPr>
                 <w:sz w:val="24"/>
@@ -1782,7 +1720,6 @@
           </w:p>
           <w:p>
             <w:pPr>
-              <w:keepNext/>
               <w:keepLines/>
               <w:rPr>
                 <w:sz w:val="24"/>
@@ -1831,7 +1768,6 @@
           </w:p>
           <w:p>
             <w:pPr>
-              <w:keepNext/>
               <w:keepLines/>
               <w:rPr>
                 <w:sz w:val="24"/>
@@ -1880,7 +1816,6 @@
           </w:p>
           <w:p>
             <w:pPr>
-              <w:keepNext/>
               <w:keepLines/>
               <w:rPr>
                 <w:sz w:val="24"/>
@@ -1929,7 +1864,6 @@
           </w:p>
           <w:p>
             <w:pPr>
-              <w:keepNext/>
               <w:keepLines/>
               <w:rPr>
                 <w:sz w:val="24"/>
@@ -1978,7 +1912,6 @@
           </w:p>
           <w:p>
             <w:pPr>
-              <w:keepNext/>
               <w:keepLines/>
               <w:rPr>
                 <w:sz w:val="24"/>
@@ -2027,7 +1960,6 @@
           </w:p>
           <w:p>
             <w:pPr>
-              <w:keepNext/>
               <w:keepLines/>
               <w:rPr>
                 <w:sz w:val="24"/>
@@ -2076,7 +2008,6 @@
           </w:p>
           <w:p>
             <w:pPr>
-              <w:keepNext/>
               <w:keepLines/>
               <w:rPr>
                 <w:sz w:val="24"/>
@@ -2125,7 +2056,6 @@
           </w:p>
           <w:p>
             <w:pPr>
-              <w:keepNext/>
               <w:keepLines/>
             </w:pPr>
             <w:r>
@@ -2142,7 +2072,6 @@
           </w:p>
           <w:p>
             <w:pPr>
-              <w:keepNext/>
               <w:keepLines/>
             </w:pPr>
           </w:p>
@@ -3085,6 +3014,7 @@
   <w:style w:type="character" w:default="1" w:styleId="DefaultParagraphFont">
     <w:name w:val="Default Paragraph Font"/>
     <w:uiPriority w:val="1"/>
+    <w:semiHidden/>
     <w:unhideWhenUsed/>
   </w:style>
   <w:style w:type="table" w:default="1" w:styleId="TableNormal">

--- a/public/templates/TemplateB.docx
+++ b/public/templates/TemplateB.docx
@@ -72,23 +72,7 @@
           <w:sz w:val="28"/>
           <w:szCs w:val="28"/>
         </w:rPr>
-        <w:t>{</w:t>
-      </w:r>
-      <w:proofErr w:type="gramStart"/>
-      <w:r>
-        <w:rPr>
-          <w:sz w:val="28"/>
-          <w:szCs w:val="28"/>
-        </w:rPr>
-        <w:t>phone}  |</w:t>
-      </w:r>
-      <w:proofErr w:type="gramEnd"/>
-      <w:r>
-        <w:rPr>
-          <w:sz w:val="28"/>
-          <w:szCs w:val="28"/>
-        </w:rPr>
-        <w:t xml:space="preserve">  {email}</w:t>
+        <w:t>{phone}  |  {email}</w:t>
       </w:r>
     </w:p>
     <w:p>
@@ -126,23 +110,7 @@
         <w:ind w:left="180"/>
       </w:pPr>
       <w:r>
-        <w:t>{#summary</w:t>
-      </w:r>
-      <w:proofErr w:type="gramStart"/>
-      <w:r>
-        <w:t>1}•</w:t>
-      </w:r>
-      <w:proofErr w:type="gramEnd"/>
-      <w:r>
-        <w:t xml:space="preserve"> {summary</w:t>
-      </w:r>
-      <w:proofErr w:type="gramStart"/>
-      <w:r>
-        <w:t>1}{</w:t>
-      </w:r>
-      <w:proofErr w:type="gramEnd"/>
-      <w:r>
-        <w:t>/summary1}</w:t>
+        <w:t>{#summary1}• {summary1}{/summary1}</w:t>
       </w:r>
     </w:p>
     <w:p>
@@ -152,23 +120,7 @@
         <w:ind w:left="180"/>
       </w:pPr>
       <w:r>
-        <w:t>{#summary</w:t>
-      </w:r>
-      <w:proofErr w:type="gramStart"/>
-      <w:r>
-        <w:t>2}•</w:t>
-      </w:r>
-      <w:proofErr w:type="gramEnd"/>
-      <w:r>
-        <w:t xml:space="preserve"> {summary</w:t>
-      </w:r>
-      <w:proofErr w:type="gramStart"/>
-      <w:r>
-        <w:t>2}{</w:t>
-      </w:r>
-      <w:proofErr w:type="gramEnd"/>
-      <w:r>
-        <w:t>/summary2}</w:t>
+        <w:t>{#summary2}• {summary2}{/summary2}</w:t>
       </w:r>
     </w:p>
     <w:p>
@@ -178,23 +130,7 @@
         <w:ind w:left="180"/>
       </w:pPr>
       <w:r>
-        <w:t>{#summary</w:t>
-      </w:r>
-      <w:proofErr w:type="gramStart"/>
-      <w:r>
-        <w:t>3}•</w:t>
-      </w:r>
-      <w:proofErr w:type="gramEnd"/>
-      <w:r>
-        <w:t xml:space="preserve"> {summary</w:t>
-      </w:r>
-      <w:proofErr w:type="gramStart"/>
-      <w:r>
-        <w:t>3}{</w:t>
-      </w:r>
-      <w:proofErr w:type="gramEnd"/>
-      <w:r>
-        <w:t>/summary3}</w:t>
+        <w:t>{#summary3}• {summary3}{/summary3}</w:t>
       </w:r>
     </w:p>
     <w:p>
@@ -204,23 +140,7 @@
         <w:ind w:left="180"/>
       </w:pPr>
       <w:r>
-        <w:t>{#summary</w:t>
-      </w:r>
-      <w:proofErr w:type="gramStart"/>
-      <w:r>
-        <w:t>4}•</w:t>
-      </w:r>
-      <w:proofErr w:type="gramEnd"/>
-      <w:r>
-        <w:t xml:space="preserve"> {summary</w:t>
-      </w:r>
-      <w:proofErr w:type="gramStart"/>
-      <w:r>
-        <w:t>4}{</w:t>
-      </w:r>
-      <w:proofErr w:type="gramEnd"/>
-      <w:r>
-        <w:t>/summary4}</w:t>
+        <w:t>{#summary4}• {summary4}{/summary4}</w:t>
       </w:r>
     </w:p>
     <w:p>
@@ -230,23 +150,7 @@
         <w:ind w:left="180"/>
       </w:pPr>
       <w:r>
-        <w:t>{#summary</w:t>
-      </w:r>
-      <w:proofErr w:type="gramStart"/>
-      <w:r>
-        <w:t>5}•</w:t>
-      </w:r>
-      <w:proofErr w:type="gramEnd"/>
-      <w:r>
-        <w:t xml:space="preserve"> {summary</w:t>
-      </w:r>
-      <w:proofErr w:type="gramStart"/>
-      <w:r>
-        <w:t>5}{</w:t>
-      </w:r>
-      <w:proofErr w:type="gramEnd"/>
-      <w:r>
-        <w:t>/summary5}</w:t>
+        <w:t>{#summary5}• {summary5}{/summary5}</w:t>
       </w:r>
     </w:p>
     <w:p>
@@ -326,21 +230,12 @@
                 <w:szCs w:val="24"/>
               </w:rPr>
             </w:pPr>
-            <w:proofErr w:type="gramStart"/>
-            <w:r>
-              <w:rPr>
-                <w:sz w:val="24"/>
-                <w:szCs w:val="24"/>
-              </w:rPr>
-              <w:t>{title}, {</w:t>
-            </w:r>
-            <w:proofErr w:type="gramEnd"/>
-            <w:r>
-              <w:rPr>
-                <w:sz w:val="24"/>
-                <w:szCs w:val="24"/>
-              </w:rPr>
-              <w:t xml:space="preserve">employer} </w:t>
+            <w:r>
+              <w:rPr>
+                <w:sz w:val="24"/>
+                <w:szCs w:val="24"/>
+              </w:rPr>
+              <w:t xml:space="preserve">{title}, {employer} </w:t>
             </w:r>
           </w:p>
           <w:p>
@@ -431,23 +326,7 @@
         <w:ind w:left="180"/>
       </w:pPr>
       <w:r>
-        <w:t>{#task</w:t>
-      </w:r>
-      <w:proofErr w:type="gramStart"/>
-      <w:r>
-        <w:t>1}•</w:t>
-      </w:r>
-      <w:proofErr w:type="gramEnd"/>
-      <w:r>
-        <w:t xml:space="preserve"> {task</w:t>
-      </w:r>
-      <w:proofErr w:type="gramStart"/>
-      <w:r>
-        <w:t>1}{</w:t>
-      </w:r>
-      <w:proofErr w:type="gramEnd"/>
-      <w:r>
-        <w:t>/task1}</w:t>
+        <w:t>{#task1}• {task1}{/task1}</w:t>
       </w:r>
     </w:p>
     <w:p>
@@ -457,23 +336,7 @@
         <w:ind w:left="180"/>
       </w:pPr>
       <w:r>
-        <w:t>{#task</w:t>
-      </w:r>
-      <w:proofErr w:type="gramStart"/>
-      <w:r>
-        <w:t>2}•</w:t>
-      </w:r>
-      <w:proofErr w:type="gramEnd"/>
-      <w:r>
-        <w:t xml:space="preserve"> {task</w:t>
-      </w:r>
-      <w:proofErr w:type="gramStart"/>
-      <w:r>
-        <w:t>2}{</w:t>
-      </w:r>
-      <w:proofErr w:type="gramEnd"/>
-      <w:r>
-        <w:t>/task2}</w:t>
+        <w:t>{#task2}• {task2}{/task2}</w:t>
       </w:r>
     </w:p>
     <w:p>
@@ -483,23 +346,7 @@
         <w:ind w:left="180"/>
       </w:pPr>
       <w:r>
-        <w:t>{#task</w:t>
-      </w:r>
-      <w:proofErr w:type="gramStart"/>
-      <w:r>
-        <w:t>3}•</w:t>
-      </w:r>
-      <w:proofErr w:type="gramEnd"/>
-      <w:r>
-        <w:t xml:space="preserve"> {task</w:t>
-      </w:r>
-      <w:proofErr w:type="gramStart"/>
-      <w:r>
-        <w:t>3}{</w:t>
-      </w:r>
-      <w:proofErr w:type="gramEnd"/>
-      <w:r>
-        <w:t>/task3}</w:t>
+        <w:t>{#task3}• {task3}{/task3}</w:t>
       </w:r>
     </w:p>
     <w:p>
@@ -509,23 +356,7 @@
         <w:ind w:left="180"/>
       </w:pPr>
       <w:r>
-        <w:t>{#task</w:t>
-      </w:r>
-      <w:proofErr w:type="gramStart"/>
-      <w:r>
-        <w:t>4}•</w:t>
-      </w:r>
-      <w:proofErr w:type="gramEnd"/>
-      <w:r>
-        <w:t xml:space="preserve"> {task</w:t>
-      </w:r>
-      <w:proofErr w:type="gramStart"/>
-      <w:r>
-        <w:t>4}{</w:t>
-      </w:r>
-      <w:proofErr w:type="gramEnd"/>
-      <w:r>
-        <w:t>/task4}</w:t>
+        <w:t>{#task4}• {task4}{/task4}</w:t>
       </w:r>
     </w:p>
     <w:p>
@@ -535,23 +366,7 @@
         <w:ind w:left="180"/>
       </w:pPr>
       <w:r>
-        <w:t>{#task</w:t>
-      </w:r>
-      <w:proofErr w:type="gramStart"/>
-      <w:r>
-        <w:t>5}•</w:t>
-      </w:r>
-      <w:proofErr w:type="gramEnd"/>
-      <w:r>
-        <w:t xml:space="preserve"> {task</w:t>
-      </w:r>
-      <w:proofErr w:type="gramStart"/>
-      <w:r>
-        <w:t>5}{</w:t>
-      </w:r>
-      <w:proofErr w:type="gramEnd"/>
-      <w:r>
-        <w:t>/task5}</w:t>
+        <w:t>{#task5}• {task5}{/task5}</w:t>
       </w:r>
     </w:p>
     <w:p>
@@ -716,11 +531,6 @@
       <w:pPr>
         <w:keepLines/>
       </w:pPr>
-    </w:p>
-    <w:p>
-      <w:pPr>
-        <w:keepLines/>
-      </w:pPr>
       <w:r>
         <w:t>{#hasEducation}</w:t>
       </w:r>
@@ -741,16 +551,259 @@
           <w:sz w:val="48"/>
           <w:szCs w:val="48"/>
         </w:rPr>
+        <w:t>EDUCATION</w:t>
+      </w:r>
+    </w:p>
+    <w:p>
+      <w:pPr>
+        <w:keepLines/>
+      </w:pPr>
+      <w:r>
         <w:lastRenderedPageBreak/>
-        <w:t>EDUCATION</w:t>
-      </w:r>
-    </w:p>
-    <w:p>
-      <w:pPr>
-        <w:keepLines/>
-      </w:pPr>
-      <w:r>
         <w:t>{#education}</w:t>
+      </w:r>
+    </w:p>
+    <w:tbl>
+      <w:tblPr>
+        <w:tblStyle w:val="TableGrid"/>
+        <w:tblW w:w="0" w:type="auto"/>
+        <w:tblBorders>
+          <w:top w:val="none" w:sz="0" w:space="0" w:color="auto"/>
+          <w:left w:val="none" w:sz="0" w:space="0" w:color="auto"/>
+          <w:bottom w:val="none" w:sz="0" w:space="0" w:color="auto"/>
+          <w:right w:val="none" w:sz="0" w:space="0" w:color="auto"/>
+          <w:insideH w:val="none" w:sz="0" w:space="0" w:color="auto"/>
+          <w:insideV w:val="none" w:sz="0" w:space="0" w:color="auto"/>
+        </w:tblBorders>
+        <w:tblLook w:val="04A0" w:firstRow="1" w:lastRow="0" w:firstColumn="1" w:lastColumn="0" w:noHBand="0" w:noVBand="1"/>
+      </w:tblPr>
+      <w:tblGrid>
+        <w:gridCol w:w="5040"/>
+        <w:gridCol w:w="4310"/>
+      </w:tblGrid>
+      <w:tr>
+        <w:tc>
+          <w:tcPr>
+            <w:tcW w:w="5040" w:type="dxa"/>
+          </w:tcPr>
+          <w:p>
+            <w:pPr>
+              <w:keepLines/>
+              <w:rPr>
+                <w:sz w:val="24"/>
+                <w:szCs w:val="24"/>
+              </w:rPr>
+            </w:pPr>
+            <w:r>
+              <w:rPr>
+                <w:sz w:val="24"/>
+                <w:szCs w:val="24"/>
+              </w:rPr>
+              <w:t xml:space="preserve">{school} </w:t>
+            </w:r>
+            <w:r>
+              <w:rPr>
+                <w:sz w:val="24"/>
+                <w:szCs w:val="24"/>
+              </w:rPr>
+              <w:t>|</w:t>
+            </w:r>
+            <w:r>
+              <w:rPr>
+                <w:sz w:val="24"/>
+                <w:szCs w:val="24"/>
+              </w:rPr>
+              <w:t xml:space="preserve"> {</w:t>
+            </w:r>
+            <w:proofErr w:type="spellStart"/>
+            <w:r>
+              <w:rPr>
+                <w:sz w:val="24"/>
+                <w:szCs w:val="24"/>
+              </w:rPr>
+              <w:t>eduCity</w:t>
+            </w:r>
+            <w:proofErr w:type="spellEnd"/>
+            <w:r>
+              <w:rPr>
+                <w:sz w:val="24"/>
+                <w:szCs w:val="24"/>
+              </w:rPr>
+              <w:t>}, {</w:t>
+            </w:r>
+            <w:proofErr w:type="spellStart"/>
+            <w:r>
+              <w:rPr>
+                <w:sz w:val="24"/>
+                <w:szCs w:val="24"/>
+              </w:rPr>
+              <w:t>eduState</w:t>
+            </w:r>
+            <w:proofErr w:type="spellEnd"/>
+            <w:r>
+              <w:rPr>
+                <w:sz w:val="24"/>
+                <w:szCs w:val="24"/>
+              </w:rPr>
+              <w:t>}</w:t>
+            </w:r>
+          </w:p>
+          <w:p>
+            <w:pPr>
+              <w:keepLines/>
+              <w:spacing w:line="278" w:lineRule="auto"/>
+              <w:rPr>
+                <w:i/>
+                <w:iCs/>
+              </w:rPr>
+            </w:pPr>
+            <w:r>
+              <w:rPr>
+                <w:i/>
+                <w:iCs/>
+              </w:rPr>
+              <w:t xml:space="preserve">{program} </w:t>
+            </w:r>
+          </w:p>
+          <w:p>
+            <w:pPr>
+              <w:keepLines/>
+              <w:spacing w:line="278" w:lineRule="auto"/>
+              <w:rPr>
+                <w:i/>
+                <w:iCs/>
+              </w:rPr>
+            </w:pPr>
+          </w:p>
+          <w:p>
+            <w:pPr>
+              <w:keepLines/>
+            </w:pPr>
+            <w:r>
+              <w:t>{notes}</w:t>
+            </w:r>
+          </w:p>
+          <w:p>
+            <w:pPr>
+              <w:keepLines/>
+            </w:pPr>
+          </w:p>
+        </w:tc>
+        <w:tc>
+          <w:tcPr>
+            <w:tcW w:w="4310" w:type="dxa"/>
+          </w:tcPr>
+          <w:p>
+            <w:pPr>
+              <w:keepLines/>
+              <w:jc w:val="right"/>
+              <w:rPr>
+                <w:sz w:val="24"/>
+                <w:szCs w:val="24"/>
+              </w:rPr>
+            </w:pPr>
+            <w:r>
+              <w:rPr>
+                <w:sz w:val="24"/>
+                <w:szCs w:val="24"/>
+              </w:rPr>
+              <w:t>{</w:t>
+            </w:r>
+            <w:proofErr w:type="spellStart"/>
+            <w:r>
+              <w:rPr>
+                <w:sz w:val="24"/>
+                <w:szCs w:val="24"/>
+              </w:rPr>
+              <w:t>startDate</w:t>
+            </w:r>
+            <w:proofErr w:type="spellEnd"/>
+            <w:r>
+              <w:rPr>
+                <w:sz w:val="24"/>
+                <w:szCs w:val="24"/>
+              </w:rPr>
+              <w:t>} – {</w:t>
+            </w:r>
+            <w:proofErr w:type="spellStart"/>
+            <w:r>
+              <w:rPr>
+                <w:sz w:val="24"/>
+                <w:szCs w:val="24"/>
+              </w:rPr>
+              <w:t>endDate</w:t>
+            </w:r>
+            <w:proofErr w:type="spellEnd"/>
+            <w:r>
+              <w:rPr>
+                <w:sz w:val="24"/>
+                <w:szCs w:val="24"/>
+              </w:rPr>
+              <w:t>}</w:t>
+            </w:r>
+          </w:p>
+          <w:p>
+            <w:pPr>
+              <w:keepLines/>
+              <w:rPr>
+                <w:sz w:val="28"/>
+                <w:szCs w:val="28"/>
+              </w:rPr>
+            </w:pPr>
+          </w:p>
+        </w:tc>
+      </w:tr>
+    </w:tbl>
+    <w:p>
+      <w:pPr>
+        <w:keepLines/>
+      </w:pPr>
+      <w:r>
+        <w:t>{/education}</w:t>
+      </w:r>
+    </w:p>
+    <w:p>
+      <w:pPr>
+        <w:keepLines/>
+      </w:pPr>
+      <w:r>
+        <w:t>{/</w:t>
+      </w:r>
+      <w:proofErr w:type="spellStart"/>
+      <w:r>
+        <w:t>hasEducation</w:t>
+      </w:r>
+      <w:proofErr w:type="spellEnd"/>
+      <w:r>
+        <w:t>}</w:t>
+      </w:r>
+    </w:p>
+    <w:p/>
+    <w:p>
+      <w:pPr>
+        <w:keepLines/>
+        <w:pBdr>
+          <w:bottom w:val="single" w:sz="12" w:space="1" w:color="auto"/>
+        </w:pBdr>
+        <w:spacing w:after="120" w:line="240" w:lineRule="auto"/>
+        <w:rPr>
+          <w:sz w:val="48"/>
+          <w:szCs w:val="48"/>
+        </w:rPr>
+      </w:pPr>
+      <w:r>
+        <w:rPr>
+          <w:sz w:val="48"/>
+          <w:szCs w:val="48"/>
+        </w:rPr>
+        <w:t xml:space="preserve">CERTIFICATIONS </w:t>
+      </w:r>
+      <w:r>
+        <w:rPr>
+          <w:sz w:val="48"/>
+          <w:szCs w:val="48"/>
+        </w:rPr>
+        <w:t>AND SKILLS</w:t>
       </w:r>
     </w:p>
     <w:tbl>
@@ -779,98 +832,205 @@
           <w:p>
             <w:pPr>
               <w:keepLines/>
-              <w:rPr>
-                <w:sz w:val="24"/>
-                <w:szCs w:val="24"/>
-              </w:rPr>
-            </w:pPr>
-            <w:r>
-              <w:rPr>
-                <w:sz w:val="24"/>
-                <w:szCs w:val="24"/>
-              </w:rPr>
-              <w:t xml:space="preserve">{school} </w:t>
-            </w:r>
-            <w:r>
-              <w:rPr>
-                <w:sz w:val="24"/>
-                <w:szCs w:val="24"/>
-              </w:rPr>
-              <w:t>|</w:t>
-            </w:r>
-            <w:r>
-              <w:rPr>
-                <w:sz w:val="24"/>
-                <w:szCs w:val="24"/>
-              </w:rPr>
-              <w:t xml:space="preserve"> {</w:t>
-            </w:r>
-            <w:proofErr w:type="spellStart"/>
-            <w:r>
-              <w:rPr>
-                <w:sz w:val="24"/>
-                <w:szCs w:val="24"/>
-              </w:rPr>
-              <w:t>eduCity</w:t>
-            </w:r>
-            <w:proofErr w:type="spellEnd"/>
-            <w:r>
-              <w:rPr>
-                <w:sz w:val="24"/>
-                <w:szCs w:val="24"/>
-              </w:rPr>
-              <w:t>}, {</w:t>
-            </w:r>
-            <w:proofErr w:type="spellStart"/>
-            <w:r>
-              <w:rPr>
-                <w:sz w:val="24"/>
-                <w:szCs w:val="24"/>
-              </w:rPr>
-              <w:t>eduState</w:t>
-            </w:r>
-            <w:proofErr w:type="spellEnd"/>
-            <w:r>
-              <w:rPr>
-                <w:sz w:val="24"/>
-                <w:szCs w:val="24"/>
-              </w:rPr>
-              <w:t>}</w:t>
-            </w:r>
-          </w:p>
-          <w:p>
-            <w:pPr>
-              <w:keepLines/>
-              <w:spacing w:line="278" w:lineRule="auto"/>
+            </w:pPr>
+            <w:r>
+              <w:t>{#hasProgramCerts}</w:t>
+            </w:r>
+          </w:p>
+          <w:p>
+            <w:pPr>
+              <w:keepLines/>
               <w:rPr>
                 <w:i/>
                 <w:iCs/>
+                <w:sz w:val="28"/>
+                <w:szCs w:val="28"/>
               </w:rPr>
             </w:pPr>
             <w:r>
               <w:rPr>
                 <w:i/>
                 <w:iCs/>
-              </w:rPr>
-              <w:t xml:space="preserve">{program} </w:t>
-            </w:r>
-          </w:p>
-          <w:p>
-            <w:pPr>
-              <w:keepLines/>
-              <w:spacing w:line="278" w:lineRule="auto"/>
-              <w:rPr>
-                <w:i/>
-                <w:iCs/>
-              </w:rPr>
-            </w:pPr>
-          </w:p>
-          <w:p>
-            <w:pPr>
-              <w:keepLines/>
-            </w:pPr>
-            <w:r>
-              <w:t>{notes}</w:t>
+                <w:sz w:val="28"/>
+                <w:szCs w:val="28"/>
+              </w:rPr>
+              <w:t>CERTIFICATIONS</w:t>
+            </w:r>
+          </w:p>
+          <w:p>
+            <w:pPr>
+              <w:keepLines/>
+              <w:rPr>
+                <w:sz w:val="24"/>
+                <w:szCs w:val="24"/>
+              </w:rPr>
+            </w:pPr>
+            <w:r>
+              <w:rPr>
+                <w:sz w:val="24"/>
+                <w:szCs w:val="24"/>
+              </w:rPr>
+              <w:t>{#cert1}• {cert1}{/cert1}</w:t>
+            </w:r>
+          </w:p>
+          <w:p>
+            <w:pPr>
+              <w:keepLines/>
+              <w:rPr>
+                <w:sz w:val="24"/>
+                <w:szCs w:val="24"/>
+              </w:rPr>
+            </w:pPr>
+            <w:r>
+              <w:rPr>
+                <w:sz w:val="24"/>
+                <w:szCs w:val="24"/>
+              </w:rPr>
+              <w:t>{#cert2}• {cert2}{/cert2}</w:t>
+            </w:r>
+          </w:p>
+          <w:p>
+            <w:pPr>
+              <w:keepLines/>
+              <w:rPr>
+                <w:sz w:val="24"/>
+                <w:szCs w:val="24"/>
+              </w:rPr>
+            </w:pPr>
+            <w:r>
+              <w:rPr>
+                <w:sz w:val="24"/>
+                <w:szCs w:val="24"/>
+              </w:rPr>
+              <w:t>{#cert3}• {cert3}{/cert3}</w:t>
+            </w:r>
+          </w:p>
+          <w:p>
+            <w:pPr>
+              <w:keepLines/>
+              <w:rPr>
+                <w:sz w:val="24"/>
+                <w:szCs w:val="24"/>
+              </w:rPr>
+            </w:pPr>
+            <w:r>
+              <w:rPr>
+                <w:sz w:val="24"/>
+                <w:szCs w:val="24"/>
+              </w:rPr>
+              <w:t>{#cert4}• {cert4}{/cert4}</w:t>
+            </w:r>
+          </w:p>
+          <w:p>
+            <w:pPr>
+              <w:keepLines/>
+              <w:rPr>
+                <w:sz w:val="24"/>
+                <w:szCs w:val="24"/>
+              </w:rPr>
+            </w:pPr>
+            <w:r>
+              <w:rPr>
+                <w:sz w:val="24"/>
+                <w:szCs w:val="24"/>
+              </w:rPr>
+              <w:t>{#cert5}• {cert5}{/cert5}</w:t>
+            </w:r>
+          </w:p>
+          <w:p>
+            <w:pPr>
+              <w:keepLines/>
+              <w:rPr>
+                <w:sz w:val="24"/>
+                <w:szCs w:val="24"/>
+              </w:rPr>
+            </w:pPr>
+            <w:r>
+              <w:rPr>
+                <w:sz w:val="24"/>
+                <w:szCs w:val="24"/>
+              </w:rPr>
+              <w:t>{#cert6}• {cert6}{/cert6}</w:t>
+            </w:r>
+          </w:p>
+          <w:p>
+            <w:pPr>
+              <w:keepLines/>
+              <w:rPr>
+                <w:sz w:val="24"/>
+                <w:szCs w:val="24"/>
+              </w:rPr>
+            </w:pPr>
+            <w:r>
+              <w:rPr>
+                <w:sz w:val="24"/>
+                <w:szCs w:val="24"/>
+              </w:rPr>
+              <w:t>{#cert7}• {cert7}{/cert7}</w:t>
+            </w:r>
+          </w:p>
+          <w:p>
+            <w:pPr>
+              <w:keepLines/>
+              <w:rPr>
+                <w:sz w:val="24"/>
+                <w:szCs w:val="24"/>
+              </w:rPr>
+            </w:pPr>
+            <w:r>
+              <w:rPr>
+                <w:sz w:val="24"/>
+                <w:szCs w:val="24"/>
+              </w:rPr>
+              <w:t>{#cert8}• {cert8}{/cert8}</w:t>
+            </w:r>
+          </w:p>
+          <w:p>
+            <w:pPr>
+              <w:keepLines/>
+              <w:rPr>
+                <w:sz w:val="24"/>
+                <w:szCs w:val="24"/>
+              </w:rPr>
+            </w:pPr>
+            <w:r>
+              <w:rPr>
+                <w:sz w:val="24"/>
+                <w:szCs w:val="24"/>
+              </w:rPr>
+              <w:t>{#cert9}• {cert9}{/cert9}</w:t>
+            </w:r>
+          </w:p>
+          <w:p>
+            <w:pPr>
+              <w:keepLines/>
+              <w:rPr>
+                <w:sz w:val="24"/>
+                <w:szCs w:val="24"/>
+              </w:rPr>
+            </w:pPr>
+            <w:r>
+              <w:rPr>
+                <w:sz w:val="24"/>
+                <w:szCs w:val="24"/>
+              </w:rPr>
+              <w:t>{#cert10}• {cert10}{/cert10}</w:t>
+            </w:r>
+          </w:p>
+          <w:p>
+            <w:pPr>
+              <w:keepLines/>
+            </w:pPr>
+            <w:r>
+              <w:t>{/</w:t>
+            </w:r>
+            <w:proofErr w:type="spellStart"/>
+            <w:r>
+              <w:t>hasProgramCerts</w:t>
+            </w:r>
+            <w:proofErr w:type="spellEnd"/>
+            <w:r>
+              <w:t>}</w:t>
             </w:r>
           </w:p>
           <w:p>
@@ -886,138 +1046,9 @@
           <w:p>
             <w:pPr>
               <w:keepLines/>
-              <w:jc w:val="right"/>
-              <w:rPr>
-                <w:sz w:val="24"/>
-                <w:szCs w:val="24"/>
-              </w:rPr>
-            </w:pPr>
-            <w:r>
-              <w:rPr>
-                <w:sz w:val="24"/>
-                <w:szCs w:val="24"/>
-              </w:rPr>
-              <w:t>{</w:t>
-            </w:r>
-            <w:proofErr w:type="spellStart"/>
-            <w:r>
-              <w:rPr>
-                <w:sz w:val="24"/>
-                <w:szCs w:val="24"/>
-              </w:rPr>
-              <w:t>startDate</w:t>
-            </w:r>
-            <w:proofErr w:type="spellEnd"/>
-            <w:r>
-              <w:rPr>
-                <w:sz w:val="24"/>
-                <w:szCs w:val="24"/>
-              </w:rPr>
-              <w:t>} – {</w:t>
-            </w:r>
-            <w:proofErr w:type="spellStart"/>
-            <w:r>
-              <w:rPr>
-                <w:sz w:val="24"/>
-                <w:szCs w:val="24"/>
-              </w:rPr>
-              <w:t>endDate</w:t>
-            </w:r>
-            <w:proofErr w:type="spellEnd"/>
-            <w:r>
-              <w:rPr>
-                <w:sz w:val="24"/>
-                <w:szCs w:val="24"/>
-              </w:rPr>
-              <w:t>}</w:t>
-            </w:r>
-          </w:p>
-          <w:p>
-            <w:pPr>
-              <w:keepLines/>
-              <w:rPr>
-                <w:sz w:val="28"/>
-                <w:szCs w:val="28"/>
-              </w:rPr>
-            </w:pPr>
-          </w:p>
-        </w:tc>
-      </w:tr>
-    </w:tbl>
-    <w:p>
-      <w:pPr>
-        <w:keepLines/>
-      </w:pPr>
-      <w:r>
-        <w:t>{/education}</w:t>
-      </w:r>
-    </w:p>
-    <w:p>
-      <w:pPr>
-        <w:keepLines/>
-      </w:pPr>
-      <w:r>
-        <w:t>{/</w:t>
-      </w:r>
-      <w:proofErr w:type="spellStart"/>
-      <w:r>
-        <w:t>hasEducation</w:t>
-      </w:r>
-      <w:proofErr w:type="spellEnd"/>
-      <w:r>
-        <w:t>}</w:t>
-      </w:r>
-    </w:p>
-    <w:p/>
-    <w:p>
-      <w:pPr>
-        <w:keepLines/>
-        <w:pBdr>
-          <w:bottom w:val="single" w:sz="12" w:space="1" w:color="auto"/>
-        </w:pBdr>
-        <w:spacing w:after="120" w:line="240" w:lineRule="auto"/>
-        <w:rPr>
-          <w:sz w:val="48"/>
-          <w:szCs w:val="48"/>
-        </w:rPr>
-      </w:pPr>
-      <w:r>
-        <w:rPr>
-          <w:sz w:val="48"/>
-          <w:szCs w:val="48"/>
-        </w:rPr>
-        <w:t xml:space="preserve">SKILLS AND CERTIFICATIONS </w:t>
-      </w:r>
-    </w:p>
-    <w:tbl>
-      <w:tblPr>
-        <w:tblStyle w:val="TableGrid"/>
-        <w:tblW w:w="0" w:type="auto"/>
-        <w:tblBorders>
-          <w:top w:val="none" w:sz="0" w:space="0" w:color="auto"/>
-          <w:left w:val="none" w:sz="0" w:space="0" w:color="auto"/>
-          <w:bottom w:val="none" w:sz="0" w:space="0" w:color="auto"/>
-          <w:right w:val="none" w:sz="0" w:space="0" w:color="auto"/>
-          <w:insideH w:val="none" w:sz="0" w:space="0" w:color="auto"/>
-          <w:insideV w:val="none" w:sz="0" w:space="0" w:color="auto"/>
-        </w:tblBorders>
-        <w:tblLook w:val="04A0" w:firstRow="1" w:lastRow="0" w:firstColumn="1" w:lastColumn="0" w:noHBand="0" w:noVBand="1"/>
-      </w:tblPr>
-      <w:tblGrid>
-        <w:gridCol w:w="4675"/>
-        <w:gridCol w:w="4675"/>
-      </w:tblGrid>
-      <w:tr>
-        <w:tc>
-          <w:tcPr>
-            <w:tcW w:w="4675" w:type="dxa"/>
-          </w:tcPr>
-          <w:p>
-            <w:pPr>
-              <w:keepLines/>
-            </w:pPr>
-            <w:r>
-              <w:t>{#hasProgramCerts}</w:t>
+            </w:pPr>
+            <w:r>
+              <w:t>{#hasExtraSkills}</w:t>
             </w:r>
           </w:p>
           <w:p>
@@ -1037,540 +1068,6 @@
                 <w:sz w:val="28"/>
                 <w:szCs w:val="28"/>
               </w:rPr>
-              <w:t>CERTIFICATIONS</w:t>
-            </w:r>
-          </w:p>
-          <w:p>
-            <w:pPr>
-              <w:keepLines/>
-              <w:rPr>
-                <w:sz w:val="24"/>
-                <w:szCs w:val="24"/>
-              </w:rPr>
-            </w:pPr>
-            <w:r>
-              <w:rPr>
-                <w:sz w:val="24"/>
-                <w:szCs w:val="24"/>
-              </w:rPr>
-              <w:t>{#cert</w:t>
-            </w:r>
-            <w:proofErr w:type="gramStart"/>
-            <w:r>
-              <w:rPr>
-                <w:sz w:val="24"/>
-                <w:szCs w:val="24"/>
-              </w:rPr>
-              <w:t>1}•</w:t>
-            </w:r>
-            <w:proofErr w:type="gramEnd"/>
-            <w:r>
-              <w:rPr>
-                <w:sz w:val="24"/>
-                <w:szCs w:val="24"/>
-              </w:rPr>
-              <w:t xml:space="preserve"> {cert</w:t>
-            </w:r>
-            <w:proofErr w:type="gramStart"/>
-            <w:r>
-              <w:rPr>
-                <w:sz w:val="24"/>
-                <w:szCs w:val="24"/>
-              </w:rPr>
-              <w:t>1}{</w:t>
-            </w:r>
-            <w:proofErr w:type="gramEnd"/>
-            <w:r>
-              <w:rPr>
-                <w:sz w:val="24"/>
-                <w:szCs w:val="24"/>
-              </w:rPr>
-              <w:t>/cert1}</w:t>
-            </w:r>
-          </w:p>
-          <w:p>
-            <w:pPr>
-              <w:keepLines/>
-              <w:rPr>
-                <w:sz w:val="24"/>
-                <w:szCs w:val="24"/>
-              </w:rPr>
-            </w:pPr>
-            <w:r>
-              <w:rPr>
-                <w:sz w:val="24"/>
-                <w:szCs w:val="24"/>
-              </w:rPr>
-              <w:t>{#cert</w:t>
-            </w:r>
-            <w:proofErr w:type="gramStart"/>
-            <w:r>
-              <w:rPr>
-                <w:sz w:val="24"/>
-                <w:szCs w:val="24"/>
-              </w:rPr>
-              <w:t>2}•</w:t>
-            </w:r>
-            <w:proofErr w:type="gramEnd"/>
-            <w:r>
-              <w:rPr>
-                <w:sz w:val="24"/>
-                <w:szCs w:val="24"/>
-              </w:rPr>
-              <w:t xml:space="preserve"> {cert</w:t>
-            </w:r>
-            <w:proofErr w:type="gramStart"/>
-            <w:r>
-              <w:rPr>
-                <w:sz w:val="24"/>
-                <w:szCs w:val="24"/>
-              </w:rPr>
-              <w:t>2}{</w:t>
-            </w:r>
-            <w:proofErr w:type="gramEnd"/>
-            <w:r>
-              <w:rPr>
-                <w:sz w:val="24"/>
-                <w:szCs w:val="24"/>
-              </w:rPr>
-              <w:t>/cert2}</w:t>
-            </w:r>
-          </w:p>
-          <w:p>
-            <w:pPr>
-              <w:keepLines/>
-              <w:rPr>
-                <w:sz w:val="24"/>
-                <w:szCs w:val="24"/>
-              </w:rPr>
-            </w:pPr>
-            <w:r>
-              <w:rPr>
-                <w:sz w:val="24"/>
-                <w:szCs w:val="24"/>
-              </w:rPr>
-              <w:t>{#cert</w:t>
-            </w:r>
-            <w:proofErr w:type="gramStart"/>
-            <w:r>
-              <w:rPr>
-                <w:sz w:val="24"/>
-                <w:szCs w:val="24"/>
-              </w:rPr>
-              <w:t>3}•</w:t>
-            </w:r>
-            <w:proofErr w:type="gramEnd"/>
-            <w:r>
-              <w:rPr>
-                <w:sz w:val="24"/>
-                <w:szCs w:val="24"/>
-              </w:rPr>
-              <w:t xml:space="preserve"> {cert</w:t>
-            </w:r>
-            <w:proofErr w:type="gramStart"/>
-            <w:r>
-              <w:rPr>
-                <w:sz w:val="24"/>
-                <w:szCs w:val="24"/>
-              </w:rPr>
-              <w:t>3}{</w:t>
-            </w:r>
-            <w:proofErr w:type="gramEnd"/>
-            <w:r>
-              <w:rPr>
-                <w:sz w:val="24"/>
-                <w:szCs w:val="24"/>
-              </w:rPr>
-              <w:t>/cert3}</w:t>
-            </w:r>
-          </w:p>
-          <w:p>
-            <w:pPr>
-              <w:keepLines/>
-              <w:rPr>
-                <w:sz w:val="24"/>
-                <w:szCs w:val="24"/>
-              </w:rPr>
-            </w:pPr>
-            <w:r>
-              <w:rPr>
-                <w:sz w:val="24"/>
-                <w:szCs w:val="24"/>
-              </w:rPr>
-              <w:t>{#cert</w:t>
-            </w:r>
-            <w:proofErr w:type="gramStart"/>
-            <w:r>
-              <w:rPr>
-                <w:sz w:val="24"/>
-                <w:szCs w:val="24"/>
-              </w:rPr>
-              <w:t>4}•</w:t>
-            </w:r>
-            <w:proofErr w:type="gramEnd"/>
-            <w:r>
-              <w:rPr>
-                <w:sz w:val="24"/>
-                <w:szCs w:val="24"/>
-              </w:rPr>
-              <w:t xml:space="preserve"> {cert</w:t>
-            </w:r>
-            <w:proofErr w:type="gramStart"/>
-            <w:r>
-              <w:rPr>
-                <w:sz w:val="24"/>
-                <w:szCs w:val="24"/>
-              </w:rPr>
-              <w:t>4}{</w:t>
-            </w:r>
-            <w:proofErr w:type="gramEnd"/>
-            <w:r>
-              <w:rPr>
-                <w:sz w:val="24"/>
-                <w:szCs w:val="24"/>
-              </w:rPr>
-              <w:t>/cert4}</w:t>
-            </w:r>
-          </w:p>
-          <w:p>
-            <w:pPr>
-              <w:keepLines/>
-              <w:rPr>
-                <w:sz w:val="24"/>
-                <w:szCs w:val="24"/>
-              </w:rPr>
-            </w:pPr>
-            <w:r>
-              <w:rPr>
-                <w:sz w:val="24"/>
-                <w:szCs w:val="24"/>
-              </w:rPr>
-              <w:t>{#cert</w:t>
-            </w:r>
-            <w:proofErr w:type="gramStart"/>
-            <w:r>
-              <w:rPr>
-                <w:sz w:val="24"/>
-                <w:szCs w:val="24"/>
-              </w:rPr>
-              <w:t>5}•</w:t>
-            </w:r>
-            <w:proofErr w:type="gramEnd"/>
-            <w:r>
-              <w:rPr>
-                <w:sz w:val="24"/>
-                <w:szCs w:val="24"/>
-              </w:rPr>
-              <w:t xml:space="preserve"> {cert</w:t>
-            </w:r>
-            <w:proofErr w:type="gramStart"/>
-            <w:r>
-              <w:rPr>
-                <w:sz w:val="24"/>
-                <w:szCs w:val="24"/>
-              </w:rPr>
-              <w:t>5}{</w:t>
-            </w:r>
-            <w:proofErr w:type="gramEnd"/>
-            <w:r>
-              <w:rPr>
-                <w:sz w:val="24"/>
-                <w:szCs w:val="24"/>
-              </w:rPr>
-              <w:t>/cert5}</w:t>
-            </w:r>
-          </w:p>
-          <w:p>
-            <w:pPr>
-              <w:keepLines/>
-              <w:rPr>
-                <w:sz w:val="24"/>
-                <w:szCs w:val="24"/>
-              </w:rPr>
-            </w:pPr>
-            <w:r>
-              <w:rPr>
-                <w:sz w:val="24"/>
-                <w:szCs w:val="24"/>
-              </w:rPr>
-              <w:t>{#cert</w:t>
-            </w:r>
-            <w:proofErr w:type="gramStart"/>
-            <w:r>
-              <w:rPr>
-                <w:sz w:val="24"/>
-                <w:szCs w:val="24"/>
-              </w:rPr>
-              <w:t>6}•</w:t>
-            </w:r>
-            <w:proofErr w:type="gramEnd"/>
-            <w:r>
-              <w:rPr>
-                <w:sz w:val="24"/>
-                <w:szCs w:val="24"/>
-              </w:rPr>
-              <w:t xml:space="preserve"> {cert</w:t>
-            </w:r>
-            <w:proofErr w:type="gramStart"/>
-            <w:r>
-              <w:rPr>
-                <w:sz w:val="24"/>
-                <w:szCs w:val="24"/>
-              </w:rPr>
-              <w:t>6}{</w:t>
-            </w:r>
-            <w:proofErr w:type="gramEnd"/>
-            <w:r>
-              <w:rPr>
-                <w:sz w:val="24"/>
-                <w:szCs w:val="24"/>
-              </w:rPr>
-              <w:t>/cert6}</w:t>
-            </w:r>
-          </w:p>
-          <w:p>
-            <w:pPr>
-              <w:keepLines/>
-              <w:rPr>
-                <w:sz w:val="24"/>
-                <w:szCs w:val="24"/>
-              </w:rPr>
-            </w:pPr>
-            <w:r>
-              <w:rPr>
-                <w:sz w:val="24"/>
-                <w:szCs w:val="24"/>
-              </w:rPr>
-              <w:t>{#cert</w:t>
-            </w:r>
-            <w:proofErr w:type="gramStart"/>
-            <w:r>
-              <w:rPr>
-                <w:sz w:val="24"/>
-                <w:szCs w:val="24"/>
-              </w:rPr>
-              <w:t>7}•</w:t>
-            </w:r>
-            <w:proofErr w:type="gramEnd"/>
-            <w:r>
-              <w:rPr>
-                <w:sz w:val="24"/>
-                <w:szCs w:val="24"/>
-              </w:rPr>
-              <w:t xml:space="preserve"> {cert</w:t>
-            </w:r>
-            <w:proofErr w:type="gramStart"/>
-            <w:r>
-              <w:rPr>
-                <w:sz w:val="24"/>
-                <w:szCs w:val="24"/>
-              </w:rPr>
-              <w:t>7}{</w:t>
-            </w:r>
-            <w:proofErr w:type="gramEnd"/>
-            <w:r>
-              <w:rPr>
-                <w:sz w:val="24"/>
-                <w:szCs w:val="24"/>
-              </w:rPr>
-              <w:t>/cert7}</w:t>
-            </w:r>
-          </w:p>
-          <w:p>
-            <w:pPr>
-              <w:keepLines/>
-              <w:rPr>
-                <w:sz w:val="24"/>
-                <w:szCs w:val="24"/>
-              </w:rPr>
-            </w:pPr>
-            <w:r>
-              <w:rPr>
-                <w:sz w:val="24"/>
-                <w:szCs w:val="24"/>
-              </w:rPr>
-              <w:t>{#cert</w:t>
-            </w:r>
-            <w:proofErr w:type="gramStart"/>
-            <w:r>
-              <w:rPr>
-                <w:sz w:val="24"/>
-                <w:szCs w:val="24"/>
-              </w:rPr>
-              <w:t>8}•</w:t>
-            </w:r>
-            <w:proofErr w:type="gramEnd"/>
-            <w:r>
-              <w:rPr>
-                <w:sz w:val="24"/>
-                <w:szCs w:val="24"/>
-              </w:rPr>
-              <w:t xml:space="preserve"> {cert</w:t>
-            </w:r>
-            <w:proofErr w:type="gramStart"/>
-            <w:r>
-              <w:rPr>
-                <w:sz w:val="24"/>
-                <w:szCs w:val="24"/>
-              </w:rPr>
-              <w:t>8}{</w:t>
-            </w:r>
-            <w:proofErr w:type="gramEnd"/>
-            <w:r>
-              <w:rPr>
-                <w:sz w:val="24"/>
-                <w:szCs w:val="24"/>
-              </w:rPr>
-              <w:t>/cert8}</w:t>
-            </w:r>
-          </w:p>
-          <w:p>
-            <w:pPr>
-              <w:keepLines/>
-              <w:rPr>
-                <w:sz w:val="24"/>
-                <w:szCs w:val="24"/>
-              </w:rPr>
-            </w:pPr>
-            <w:r>
-              <w:rPr>
-                <w:sz w:val="24"/>
-                <w:szCs w:val="24"/>
-              </w:rPr>
-              <w:t>{#cert</w:t>
-            </w:r>
-            <w:proofErr w:type="gramStart"/>
-            <w:r>
-              <w:rPr>
-                <w:sz w:val="24"/>
-                <w:szCs w:val="24"/>
-              </w:rPr>
-              <w:t>9}•</w:t>
-            </w:r>
-            <w:proofErr w:type="gramEnd"/>
-            <w:r>
-              <w:rPr>
-                <w:sz w:val="24"/>
-                <w:szCs w:val="24"/>
-              </w:rPr>
-              <w:t xml:space="preserve"> {cert</w:t>
-            </w:r>
-            <w:proofErr w:type="gramStart"/>
-            <w:r>
-              <w:rPr>
-                <w:sz w:val="24"/>
-                <w:szCs w:val="24"/>
-              </w:rPr>
-              <w:t>9}{</w:t>
-            </w:r>
-            <w:proofErr w:type="gramEnd"/>
-            <w:r>
-              <w:rPr>
-                <w:sz w:val="24"/>
-                <w:szCs w:val="24"/>
-              </w:rPr>
-              <w:t>/cert9}</w:t>
-            </w:r>
-          </w:p>
-          <w:p>
-            <w:pPr>
-              <w:keepLines/>
-              <w:rPr>
-                <w:sz w:val="24"/>
-                <w:szCs w:val="24"/>
-              </w:rPr>
-            </w:pPr>
-            <w:r>
-              <w:rPr>
-                <w:sz w:val="24"/>
-                <w:szCs w:val="24"/>
-              </w:rPr>
-              <w:t>{#cert</w:t>
-            </w:r>
-            <w:proofErr w:type="gramStart"/>
-            <w:r>
-              <w:rPr>
-                <w:sz w:val="24"/>
-                <w:szCs w:val="24"/>
-              </w:rPr>
-              <w:t>10}•</w:t>
-            </w:r>
-            <w:proofErr w:type="gramEnd"/>
-            <w:r>
-              <w:rPr>
-                <w:sz w:val="24"/>
-                <w:szCs w:val="24"/>
-              </w:rPr>
-              <w:t xml:space="preserve"> {cert</w:t>
-            </w:r>
-            <w:proofErr w:type="gramStart"/>
-            <w:r>
-              <w:rPr>
-                <w:sz w:val="24"/>
-                <w:szCs w:val="24"/>
-              </w:rPr>
-              <w:t>10}{</w:t>
-            </w:r>
-            <w:proofErr w:type="gramEnd"/>
-            <w:r>
-              <w:rPr>
-                <w:sz w:val="24"/>
-                <w:szCs w:val="24"/>
-              </w:rPr>
-              <w:t>/cert10}</w:t>
-            </w:r>
-          </w:p>
-          <w:p>
-            <w:pPr>
-              <w:keepLines/>
-            </w:pPr>
-            <w:r>
-              <w:t>{/</w:t>
-            </w:r>
-            <w:proofErr w:type="spellStart"/>
-            <w:r>
-              <w:t>hasProgramCerts</w:t>
-            </w:r>
-            <w:proofErr w:type="spellEnd"/>
-            <w:r>
-              <w:t>}</w:t>
-            </w:r>
-          </w:p>
-          <w:p>
-            <w:pPr>
-              <w:keepLines/>
-            </w:pPr>
-          </w:p>
-        </w:tc>
-        <w:tc>
-          <w:tcPr>
-            <w:tcW w:w="4675" w:type="dxa"/>
-          </w:tcPr>
-          <w:p>
-            <w:pPr>
-              <w:keepLines/>
-            </w:pPr>
-            <w:r>
-              <w:t>{#hasExtraSkills}</w:t>
-            </w:r>
-          </w:p>
-          <w:p>
-            <w:pPr>
-              <w:keepLines/>
-              <w:rPr>
-                <w:i/>
-                <w:iCs/>
-                <w:sz w:val="28"/>
-                <w:szCs w:val="28"/>
-              </w:rPr>
-            </w:pPr>
-            <w:r>
-              <w:rPr>
-                <w:i/>
-                <w:iCs/>
-                <w:sz w:val="28"/>
-                <w:szCs w:val="28"/>
-              </w:rPr>
               <w:t>SKILLS</w:t>
             </w:r>
           </w:p>
@@ -1587,471 +1084,151 @@
                 <w:sz w:val="24"/>
                 <w:szCs w:val="24"/>
               </w:rPr>
-              <w:t>{#skill</w:t>
-            </w:r>
-            <w:proofErr w:type="gramStart"/>
-            <w:r>
-              <w:rPr>
-                <w:sz w:val="24"/>
-                <w:szCs w:val="24"/>
-              </w:rPr>
-              <w:t>1}•</w:t>
-            </w:r>
-            <w:proofErr w:type="gramEnd"/>
-            <w:r>
-              <w:rPr>
-                <w:sz w:val="24"/>
-                <w:szCs w:val="24"/>
-              </w:rPr>
-              <w:t xml:space="preserve"> {skill</w:t>
-            </w:r>
-            <w:proofErr w:type="gramStart"/>
-            <w:r>
-              <w:rPr>
-                <w:sz w:val="24"/>
-                <w:szCs w:val="24"/>
-              </w:rPr>
-              <w:t>1}{</w:t>
-            </w:r>
-            <w:proofErr w:type="gramEnd"/>
-            <w:r>
-              <w:rPr>
-                <w:sz w:val="24"/>
-                <w:szCs w:val="24"/>
-              </w:rPr>
-              <w:t>/skill1}</w:t>
-            </w:r>
-          </w:p>
-          <w:p>
-            <w:pPr>
-              <w:keepLines/>
-              <w:rPr>
-                <w:sz w:val="24"/>
-                <w:szCs w:val="24"/>
-              </w:rPr>
-            </w:pPr>
-            <w:r>
-              <w:rPr>
-                <w:sz w:val="24"/>
-                <w:szCs w:val="24"/>
-              </w:rPr>
-              <w:t>{#skill</w:t>
-            </w:r>
-            <w:proofErr w:type="gramStart"/>
-            <w:r>
-              <w:rPr>
-                <w:sz w:val="24"/>
-                <w:szCs w:val="24"/>
-              </w:rPr>
-              <w:t>2}•</w:t>
-            </w:r>
-            <w:proofErr w:type="gramEnd"/>
-            <w:r>
-              <w:rPr>
-                <w:sz w:val="24"/>
-                <w:szCs w:val="24"/>
-              </w:rPr>
-              <w:t xml:space="preserve"> {skill</w:t>
-            </w:r>
-            <w:proofErr w:type="gramStart"/>
-            <w:r>
-              <w:rPr>
-                <w:sz w:val="24"/>
-                <w:szCs w:val="24"/>
-              </w:rPr>
-              <w:t>2}{</w:t>
-            </w:r>
-            <w:proofErr w:type="gramEnd"/>
-            <w:r>
-              <w:rPr>
-                <w:sz w:val="24"/>
-                <w:szCs w:val="24"/>
-              </w:rPr>
-              <w:t>/skill2}</w:t>
-            </w:r>
-          </w:p>
-          <w:p>
-            <w:pPr>
-              <w:keepLines/>
-              <w:rPr>
-                <w:sz w:val="24"/>
-                <w:szCs w:val="24"/>
-              </w:rPr>
-            </w:pPr>
-            <w:r>
-              <w:rPr>
-                <w:sz w:val="24"/>
-                <w:szCs w:val="24"/>
-              </w:rPr>
-              <w:t>{#skill</w:t>
-            </w:r>
-            <w:proofErr w:type="gramStart"/>
-            <w:r>
-              <w:rPr>
-                <w:sz w:val="24"/>
-                <w:szCs w:val="24"/>
-              </w:rPr>
-              <w:t>3}•</w:t>
-            </w:r>
-            <w:proofErr w:type="gramEnd"/>
-            <w:r>
-              <w:rPr>
-                <w:sz w:val="24"/>
-                <w:szCs w:val="24"/>
-              </w:rPr>
-              <w:t xml:space="preserve"> {skill</w:t>
-            </w:r>
-            <w:proofErr w:type="gramStart"/>
-            <w:r>
-              <w:rPr>
-                <w:sz w:val="24"/>
-                <w:szCs w:val="24"/>
-              </w:rPr>
-              <w:t>3}{</w:t>
-            </w:r>
-            <w:proofErr w:type="gramEnd"/>
-            <w:r>
-              <w:rPr>
-                <w:sz w:val="24"/>
-                <w:szCs w:val="24"/>
-              </w:rPr>
-              <w:t>/skill3}</w:t>
-            </w:r>
-          </w:p>
-          <w:p>
-            <w:pPr>
-              <w:keepLines/>
-              <w:rPr>
-                <w:sz w:val="24"/>
-                <w:szCs w:val="24"/>
-              </w:rPr>
-            </w:pPr>
-            <w:r>
-              <w:rPr>
-                <w:sz w:val="24"/>
-                <w:szCs w:val="24"/>
-              </w:rPr>
-              <w:t>{#skill</w:t>
-            </w:r>
-            <w:proofErr w:type="gramStart"/>
-            <w:r>
-              <w:rPr>
-                <w:sz w:val="24"/>
-                <w:szCs w:val="24"/>
-              </w:rPr>
-              <w:t>4}•</w:t>
-            </w:r>
-            <w:proofErr w:type="gramEnd"/>
-            <w:r>
-              <w:rPr>
-                <w:sz w:val="24"/>
-                <w:szCs w:val="24"/>
-              </w:rPr>
-              <w:t xml:space="preserve"> {skill</w:t>
-            </w:r>
-            <w:proofErr w:type="gramStart"/>
-            <w:r>
-              <w:rPr>
-                <w:sz w:val="24"/>
-                <w:szCs w:val="24"/>
-              </w:rPr>
-              <w:t>4}{</w:t>
-            </w:r>
-            <w:proofErr w:type="gramEnd"/>
-            <w:r>
-              <w:rPr>
-                <w:sz w:val="24"/>
-                <w:szCs w:val="24"/>
-              </w:rPr>
-              <w:t>/skill4}</w:t>
-            </w:r>
-          </w:p>
-          <w:p>
-            <w:pPr>
-              <w:keepLines/>
-              <w:rPr>
-                <w:sz w:val="24"/>
-                <w:szCs w:val="24"/>
-              </w:rPr>
-            </w:pPr>
-            <w:r>
-              <w:rPr>
-                <w:sz w:val="24"/>
-                <w:szCs w:val="24"/>
-              </w:rPr>
-              <w:t>{#skill</w:t>
-            </w:r>
-            <w:proofErr w:type="gramStart"/>
-            <w:r>
-              <w:rPr>
-                <w:sz w:val="24"/>
-                <w:szCs w:val="24"/>
-              </w:rPr>
-              <w:t>5}•</w:t>
-            </w:r>
-            <w:proofErr w:type="gramEnd"/>
-            <w:r>
-              <w:rPr>
-                <w:sz w:val="24"/>
-                <w:szCs w:val="24"/>
-              </w:rPr>
-              <w:t xml:space="preserve"> {skill</w:t>
-            </w:r>
-            <w:proofErr w:type="gramStart"/>
-            <w:r>
-              <w:rPr>
-                <w:sz w:val="24"/>
-                <w:szCs w:val="24"/>
-              </w:rPr>
-              <w:t>5}{</w:t>
-            </w:r>
-            <w:proofErr w:type="gramEnd"/>
-            <w:r>
-              <w:rPr>
-                <w:sz w:val="24"/>
-                <w:szCs w:val="24"/>
-              </w:rPr>
-              <w:t>/skill5}</w:t>
-            </w:r>
-          </w:p>
-          <w:p>
-            <w:pPr>
-              <w:keepLines/>
-              <w:rPr>
-                <w:sz w:val="24"/>
-                <w:szCs w:val="24"/>
-              </w:rPr>
-            </w:pPr>
-            <w:r>
-              <w:rPr>
-                <w:sz w:val="24"/>
-                <w:szCs w:val="24"/>
-              </w:rPr>
-              <w:t>{#skill</w:t>
-            </w:r>
-            <w:proofErr w:type="gramStart"/>
-            <w:r>
-              <w:rPr>
-                <w:sz w:val="24"/>
-                <w:szCs w:val="24"/>
-              </w:rPr>
-              <w:t>6}•</w:t>
-            </w:r>
-            <w:proofErr w:type="gramEnd"/>
-            <w:r>
-              <w:rPr>
-                <w:sz w:val="24"/>
-                <w:szCs w:val="24"/>
-              </w:rPr>
-              <w:t xml:space="preserve"> {skill</w:t>
-            </w:r>
-            <w:proofErr w:type="gramStart"/>
-            <w:r>
-              <w:rPr>
-                <w:sz w:val="24"/>
-                <w:szCs w:val="24"/>
-              </w:rPr>
-              <w:t>6}{</w:t>
-            </w:r>
-            <w:proofErr w:type="gramEnd"/>
-            <w:r>
-              <w:rPr>
-                <w:sz w:val="24"/>
-                <w:szCs w:val="24"/>
-              </w:rPr>
-              <w:t>/skill6}</w:t>
-            </w:r>
-          </w:p>
-          <w:p>
-            <w:pPr>
-              <w:keepLines/>
-              <w:rPr>
-                <w:sz w:val="24"/>
-                <w:szCs w:val="24"/>
-              </w:rPr>
-            </w:pPr>
-            <w:r>
-              <w:rPr>
-                <w:sz w:val="24"/>
-                <w:szCs w:val="24"/>
-              </w:rPr>
-              <w:t>{#skill</w:t>
-            </w:r>
-            <w:proofErr w:type="gramStart"/>
-            <w:r>
-              <w:rPr>
-                <w:sz w:val="24"/>
-                <w:szCs w:val="24"/>
-              </w:rPr>
-              <w:t>7}•</w:t>
-            </w:r>
-            <w:proofErr w:type="gramEnd"/>
-            <w:r>
-              <w:rPr>
-                <w:sz w:val="24"/>
-                <w:szCs w:val="24"/>
-              </w:rPr>
-              <w:t xml:space="preserve"> {skill</w:t>
-            </w:r>
-            <w:proofErr w:type="gramStart"/>
-            <w:r>
-              <w:rPr>
-                <w:sz w:val="24"/>
-                <w:szCs w:val="24"/>
-              </w:rPr>
-              <w:t>7}{</w:t>
-            </w:r>
-            <w:proofErr w:type="gramEnd"/>
-            <w:r>
-              <w:rPr>
-                <w:sz w:val="24"/>
-                <w:szCs w:val="24"/>
-              </w:rPr>
-              <w:t>/skill7}</w:t>
-            </w:r>
-          </w:p>
-          <w:p>
-            <w:pPr>
-              <w:keepLines/>
-              <w:rPr>
-                <w:sz w:val="24"/>
-                <w:szCs w:val="24"/>
-              </w:rPr>
-            </w:pPr>
-            <w:r>
-              <w:rPr>
-                <w:sz w:val="24"/>
-                <w:szCs w:val="24"/>
-              </w:rPr>
-              <w:t>{#skill</w:t>
-            </w:r>
-            <w:proofErr w:type="gramStart"/>
-            <w:r>
-              <w:rPr>
-                <w:sz w:val="24"/>
-                <w:szCs w:val="24"/>
-              </w:rPr>
-              <w:t>8}•</w:t>
-            </w:r>
-            <w:proofErr w:type="gramEnd"/>
-            <w:r>
-              <w:rPr>
-                <w:sz w:val="24"/>
-                <w:szCs w:val="24"/>
-              </w:rPr>
-              <w:t xml:space="preserve"> {skill</w:t>
-            </w:r>
-            <w:proofErr w:type="gramStart"/>
-            <w:r>
-              <w:rPr>
-                <w:sz w:val="24"/>
-                <w:szCs w:val="24"/>
-              </w:rPr>
-              <w:t>8}{</w:t>
-            </w:r>
-            <w:proofErr w:type="gramEnd"/>
-            <w:r>
-              <w:rPr>
-                <w:sz w:val="24"/>
-                <w:szCs w:val="24"/>
-              </w:rPr>
-              <w:t>/skill8}</w:t>
-            </w:r>
-          </w:p>
-          <w:p>
-            <w:pPr>
-              <w:keepLines/>
-              <w:rPr>
-                <w:sz w:val="24"/>
-                <w:szCs w:val="24"/>
-              </w:rPr>
-            </w:pPr>
-            <w:r>
-              <w:rPr>
-                <w:sz w:val="24"/>
-                <w:szCs w:val="24"/>
-              </w:rPr>
-              <w:t>{#skill</w:t>
-            </w:r>
-            <w:proofErr w:type="gramStart"/>
-            <w:r>
-              <w:rPr>
-                <w:sz w:val="24"/>
-                <w:szCs w:val="24"/>
-              </w:rPr>
-              <w:t>9}•</w:t>
-            </w:r>
-            <w:proofErr w:type="gramEnd"/>
-            <w:r>
-              <w:rPr>
-                <w:sz w:val="24"/>
-                <w:szCs w:val="24"/>
-              </w:rPr>
-              <w:t xml:space="preserve"> {skill</w:t>
-            </w:r>
-            <w:proofErr w:type="gramStart"/>
-            <w:r>
-              <w:rPr>
-                <w:sz w:val="24"/>
-                <w:szCs w:val="24"/>
-              </w:rPr>
-              <w:t>9}{</w:t>
-            </w:r>
-            <w:proofErr w:type="gramEnd"/>
-            <w:r>
-              <w:rPr>
-                <w:sz w:val="24"/>
-                <w:szCs w:val="24"/>
-              </w:rPr>
-              <w:t>/skill9}</w:t>
-            </w:r>
-          </w:p>
-          <w:p>
-            <w:pPr>
-              <w:keepLines/>
-              <w:rPr>
-                <w:sz w:val="24"/>
-                <w:szCs w:val="24"/>
-              </w:rPr>
-            </w:pPr>
-            <w:r>
-              <w:rPr>
-                <w:sz w:val="24"/>
-                <w:szCs w:val="24"/>
-              </w:rPr>
-              <w:t>{#skill</w:t>
-            </w:r>
-            <w:proofErr w:type="gramStart"/>
-            <w:r>
-              <w:rPr>
-                <w:sz w:val="24"/>
-                <w:szCs w:val="24"/>
-              </w:rPr>
-              <w:t>10}•</w:t>
-            </w:r>
-            <w:proofErr w:type="gramEnd"/>
-            <w:r>
-              <w:rPr>
-                <w:sz w:val="24"/>
-                <w:szCs w:val="24"/>
-              </w:rPr>
-              <w:t xml:space="preserve"> {skill</w:t>
-            </w:r>
-            <w:proofErr w:type="gramStart"/>
-            <w:r>
-              <w:rPr>
-                <w:sz w:val="24"/>
-                <w:szCs w:val="24"/>
-              </w:rPr>
-              <w:t>10}{</w:t>
-            </w:r>
-            <w:proofErr w:type="gramEnd"/>
-            <w:r>
-              <w:rPr>
-                <w:sz w:val="24"/>
-                <w:szCs w:val="24"/>
-              </w:rPr>
-              <w:t>/skill10}</w:t>
+              <w:t>{#skill1}• {skill1}{/skill1}</w:t>
+            </w:r>
+          </w:p>
+          <w:p>
+            <w:pPr>
+              <w:keepLines/>
+              <w:rPr>
+                <w:sz w:val="24"/>
+                <w:szCs w:val="24"/>
+              </w:rPr>
+            </w:pPr>
+            <w:r>
+              <w:rPr>
+                <w:sz w:val="24"/>
+                <w:szCs w:val="24"/>
+              </w:rPr>
+              <w:t>{#skill2}• {skill2}{/skill2}</w:t>
+            </w:r>
+          </w:p>
+          <w:p>
+            <w:pPr>
+              <w:keepLines/>
+              <w:rPr>
+                <w:sz w:val="24"/>
+                <w:szCs w:val="24"/>
+              </w:rPr>
+            </w:pPr>
+            <w:r>
+              <w:rPr>
+                <w:sz w:val="24"/>
+                <w:szCs w:val="24"/>
+              </w:rPr>
+              <w:t>{#skill3}• {skill3}{/skill3}</w:t>
+            </w:r>
+          </w:p>
+          <w:p>
+            <w:pPr>
+              <w:keepLines/>
+              <w:rPr>
+                <w:sz w:val="24"/>
+                <w:szCs w:val="24"/>
+              </w:rPr>
+            </w:pPr>
+            <w:r>
+              <w:rPr>
+                <w:sz w:val="24"/>
+                <w:szCs w:val="24"/>
+              </w:rPr>
+              <w:t>{#skill4}• {skill4}{/skill4}</w:t>
+            </w:r>
+          </w:p>
+          <w:p>
+            <w:pPr>
+              <w:keepLines/>
+              <w:rPr>
+                <w:sz w:val="24"/>
+                <w:szCs w:val="24"/>
+              </w:rPr>
+            </w:pPr>
+            <w:r>
+              <w:rPr>
+                <w:sz w:val="24"/>
+                <w:szCs w:val="24"/>
+              </w:rPr>
+              <w:t>{#skill5}• {skill5}{/skill5}</w:t>
+            </w:r>
+          </w:p>
+          <w:p>
+            <w:pPr>
+              <w:keepLines/>
+              <w:rPr>
+                <w:sz w:val="24"/>
+                <w:szCs w:val="24"/>
+              </w:rPr>
+            </w:pPr>
+            <w:r>
+              <w:rPr>
+                <w:sz w:val="24"/>
+                <w:szCs w:val="24"/>
+              </w:rPr>
+              <w:t>{#skill6}• {skill6}{/skill6}</w:t>
+            </w:r>
+          </w:p>
+          <w:p>
+            <w:pPr>
+              <w:keepLines/>
+              <w:rPr>
+                <w:sz w:val="24"/>
+                <w:szCs w:val="24"/>
+              </w:rPr>
+            </w:pPr>
+            <w:r>
+              <w:rPr>
+                <w:sz w:val="24"/>
+                <w:szCs w:val="24"/>
+              </w:rPr>
+              <w:t>{#skill7}• {skill7}{/skill7}</w:t>
+            </w:r>
+          </w:p>
+          <w:p>
+            <w:pPr>
+              <w:keepLines/>
+              <w:rPr>
+                <w:sz w:val="24"/>
+                <w:szCs w:val="24"/>
+              </w:rPr>
+            </w:pPr>
+            <w:r>
+              <w:rPr>
+                <w:sz w:val="24"/>
+                <w:szCs w:val="24"/>
+              </w:rPr>
+              <w:t>{#skill8}• {skill8}{/skill8}</w:t>
+            </w:r>
+          </w:p>
+          <w:p>
+            <w:pPr>
+              <w:keepLines/>
+              <w:rPr>
+                <w:sz w:val="24"/>
+                <w:szCs w:val="24"/>
+              </w:rPr>
+            </w:pPr>
+            <w:r>
+              <w:rPr>
+                <w:sz w:val="24"/>
+                <w:szCs w:val="24"/>
+              </w:rPr>
+              <w:t>{#skill9}• {skill9}{/skill9}</w:t>
+            </w:r>
+          </w:p>
+          <w:p>
+            <w:pPr>
+              <w:keepLines/>
+              <w:rPr>
+                <w:sz w:val="24"/>
+                <w:szCs w:val="24"/>
+              </w:rPr>
+            </w:pPr>
+            <w:r>
+              <w:rPr>
+                <w:sz w:val="24"/>
+                <w:szCs w:val="24"/>
+              </w:rPr>
+              <w:t>{#skill10}• {skill10}{/skill10}</w:t>
             </w:r>
           </w:p>
           <w:p>

--- a/public/templates/TemplateB.docx
+++ b/public/templates/TemplateB.docx
@@ -4,6 +4,7 @@
   <w:body>
     <w:p>
       <w:pPr>
+        <w:keepNext/>
         <w:keepLines/>
         <w:rPr>
           <w:rFonts w:ascii="Georgia Pro Black" w:hAnsi="Georgia Pro Black"/>
@@ -26,6 +27,7 @@
     </w:p>
     <w:p>
       <w:pPr>
+        <w:keepNext/>
         <w:keepLines/>
         <w:spacing w:after="0" w:line="240" w:lineRule="auto"/>
         <w:rPr>
@@ -43,6 +45,7 @@
     </w:p>
     <w:p>
       <w:pPr>
+        <w:keepNext/>
         <w:keepLines/>
         <w:spacing w:after="0" w:line="240" w:lineRule="auto"/>
         <w:rPr>
@@ -60,6 +63,7 @@
     </w:p>
     <w:p>
       <w:pPr>
+        <w:keepNext/>
         <w:keepLines/>
         <w:spacing w:after="0" w:line="240" w:lineRule="auto"/>
         <w:rPr>
@@ -72,11 +76,28 @@
           <w:sz w:val="28"/>
           <w:szCs w:val="28"/>
         </w:rPr>
-        <w:t>{phone}  |  {email}</w:t>
-      </w:r>
-    </w:p>
-    <w:p>
-      <w:pPr>
+        <w:t>{</w:t>
+      </w:r>
+      <w:proofErr w:type="gramStart"/>
+      <w:r>
+        <w:rPr>
+          <w:sz w:val="28"/>
+          <w:szCs w:val="28"/>
+        </w:rPr>
+        <w:t>phone}  |</w:t>
+      </w:r>
+      <w:proofErr w:type="gramEnd"/>
+      <w:r>
+        <w:rPr>
+          <w:sz w:val="28"/>
+          <w:szCs w:val="28"/>
+        </w:rPr>
+        <w:t xml:space="preserve">  {email}</w:t>
+      </w:r>
+    </w:p>
+    <w:p>
+      <w:pPr>
+        <w:keepNext/>
         <w:keepLines/>
         <w:rPr>
           <w:sz w:val="28"/>
@@ -86,6 +107,7 @@
     </w:p>
     <w:p>
       <w:pPr>
+        <w:keepNext/>
         <w:keepLines/>
         <w:pBdr>
           <w:bottom w:val="single" w:sz="12" w:space="1" w:color="auto"/>
@@ -105,56 +127,142 @@
     </w:p>
     <w:p>
       <w:pPr>
+        <w:keepNext/>
         <w:keepLines/>
         <w:spacing w:after="0" w:line="240" w:lineRule="auto"/>
         <w:ind w:left="180"/>
       </w:pPr>
       <w:r>
-        <w:t>{#summary1}• {summary1}{/summary1}</w:t>
-      </w:r>
-    </w:p>
-    <w:p>
-      <w:pPr>
+        <w:t>{#summary</w:t>
+      </w:r>
+      <w:proofErr w:type="gramStart"/>
+      <w:r>
+        <w:t>1}•</w:t>
+      </w:r>
+      <w:proofErr w:type="gramEnd"/>
+      <w:r>
+        <w:t xml:space="preserve"> {summary</w:t>
+      </w:r>
+      <w:proofErr w:type="gramStart"/>
+      <w:r>
+        <w:t>1}{</w:t>
+      </w:r>
+      <w:proofErr w:type="gramEnd"/>
+      <w:r>
+        <w:t>/summary1}</w:t>
+      </w:r>
+    </w:p>
+    <w:p>
+      <w:pPr>
+        <w:keepNext/>
         <w:keepLines/>
         <w:spacing w:after="0" w:line="240" w:lineRule="auto"/>
         <w:ind w:left="180"/>
       </w:pPr>
       <w:r>
-        <w:t>{#summary2}• {summary2}{/summary2}</w:t>
-      </w:r>
-    </w:p>
-    <w:p>
-      <w:pPr>
+        <w:t>{#summary</w:t>
+      </w:r>
+      <w:proofErr w:type="gramStart"/>
+      <w:r>
+        <w:t>2}•</w:t>
+      </w:r>
+      <w:proofErr w:type="gramEnd"/>
+      <w:r>
+        <w:t xml:space="preserve"> {summary</w:t>
+      </w:r>
+      <w:proofErr w:type="gramStart"/>
+      <w:r>
+        <w:t>2}{</w:t>
+      </w:r>
+      <w:proofErr w:type="gramEnd"/>
+      <w:r>
+        <w:t>/summary2}</w:t>
+      </w:r>
+    </w:p>
+    <w:p>
+      <w:pPr>
+        <w:keepNext/>
         <w:keepLines/>
         <w:spacing w:after="0" w:line="240" w:lineRule="auto"/>
         <w:ind w:left="180"/>
       </w:pPr>
       <w:r>
-        <w:t>{#summary3}• {summary3}{/summary3}</w:t>
-      </w:r>
-    </w:p>
-    <w:p>
-      <w:pPr>
+        <w:t>{#summary</w:t>
+      </w:r>
+      <w:proofErr w:type="gramStart"/>
+      <w:r>
+        <w:t>3}•</w:t>
+      </w:r>
+      <w:proofErr w:type="gramEnd"/>
+      <w:r>
+        <w:t xml:space="preserve"> {summary</w:t>
+      </w:r>
+      <w:proofErr w:type="gramStart"/>
+      <w:r>
+        <w:t>3}{</w:t>
+      </w:r>
+      <w:proofErr w:type="gramEnd"/>
+      <w:r>
+        <w:t>/summary3}</w:t>
+      </w:r>
+    </w:p>
+    <w:p>
+      <w:pPr>
+        <w:keepNext/>
         <w:keepLines/>
         <w:spacing w:after="0" w:line="240" w:lineRule="auto"/>
         <w:ind w:left="180"/>
       </w:pPr>
       <w:r>
-        <w:t>{#summary4}• {summary4}{/summary4}</w:t>
-      </w:r>
-    </w:p>
-    <w:p>
-      <w:pPr>
+        <w:t>{#summary</w:t>
+      </w:r>
+      <w:proofErr w:type="gramStart"/>
+      <w:r>
+        <w:t>4}•</w:t>
+      </w:r>
+      <w:proofErr w:type="gramEnd"/>
+      <w:r>
+        <w:t xml:space="preserve"> {summary</w:t>
+      </w:r>
+      <w:proofErr w:type="gramStart"/>
+      <w:r>
+        <w:t>4}{</w:t>
+      </w:r>
+      <w:proofErr w:type="gramEnd"/>
+      <w:r>
+        <w:t>/summary4}</w:t>
+      </w:r>
+    </w:p>
+    <w:p>
+      <w:pPr>
+        <w:keepNext/>
         <w:keepLines/>
         <w:spacing w:after="0" w:line="240" w:lineRule="auto"/>
         <w:ind w:left="180"/>
       </w:pPr>
       <w:r>
-        <w:t>{#summary5}• {summary5}{/summary5}</w:t>
-      </w:r>
-    </w:p>
-    <w:p>
-      <w:pPr>
+        <w:t>{#summary</w:t>
+      </w:r>
+      <w:proofErr w:type="gramStart"/>
+      <w:r>
+        <w:t>5}•</w:t>
+      </w:r>
+      <w:proofErr w:type="gramEnd"/>
+      <w:r>
+        <w:t xml:space="preserve"> {summary</w:t>
+      </w:r>
+      <w:proofErr w:type="gramStart"/>
+      <w:r>
+        <w:t>5}{</w:t>
+      </w:r>
+      <w:proofErr w:type="gramEnd"/>
+      <w:r>
+        <w:t>/summary5}</w:t>
+      </w:r>
+    </w:p>
+    <w:p>
+      <w:pPr>
+        <w:keepNext/>
         <w:keepLines/>
         <w:pBdr>
           <w:bottom w:val="single" w:sz="12" w:space="1" w:color="auto"/>
@@ -166,6 +274,7 @@
     </w:p>
     <w:p>
       <w:pPr>
+        <w:keepNext/>
         <w:keepLines/>
         <w:pBdr>
           <w:bottom w:val="single" w:sz="12" w:space="1" w:color="auto"/>
@@ -174,6 +283,7 @@
     </w:p>
     <w:p>
       <w:pPr>
+        <w:keepNext/>
         <w:keepLines/>
         <w:pBdr>
           <w:bottom w:val="single" w:sz="12" w:space="1" w:color="auto"/>
@@ -193,6 +303,7 @@
     </w:p>
     <w:p>
       <w:pPr>
+        <w:keepNext/>
         <w:keepLines/>
       </w:pPr>
       <w:r>
@@ -224,22 +335,33 @@
           </w:tcPr>
           <w:p>
             <w:pPr>
-              <w:keepLines/>
-              <w:rPr>
-                <w:sz w:val="24"/>
-                <w:szCs w:val="24"/>
-              </w:rPr>
-            </w:pPr>
-            <w:r>
-              <w:rPr>
-                <w:sz w:val="24"/>
-                <w:szCs w:val="24"/>
-              </w:rPr>
-              <w:t xml:space="preserve">{title}, {employer} </w:t>
-            </w:r>
-          </w:p>
-          <w:p>
-            <w:pPr>
+              <w:keepNext/>
+              <w:keepLines/>
+              <w:rPr>
+                <w:sz w:val="24"/>
+                <w:szCs w:val="24"/>
+              </w:rPr>
+            </w:pPr>
+            <w:proofErr w:type="gramStart"/>
+            <w:r>
+              <w:rPr>
+                <w:sz w:val="24"/>
+                <w:szCs w:val="24"/>
+              </w:rPr>
+              <w:t>{title}, {</w:t>
+            </w:r>
+            <w:proofErr w:type="gramEnd"/>
+            <w:r>
+              <w:rPr>
+                <w:sz w:val="24"/>
+                <w:szCs w:val="24"/>
+              </w:rPr>
+              <w:t xml:space="preserve">employer} </w:t>
+            </w:r>
+          </w:p>
+          <w:p>
+            <w:pPr>
+              <w:keepNext/>
               <w:keepLines/>
               <w:rPr>
                 <w:i/>
@@ -301,6 +423,7 @@
           </w:tcPr>
           <w:p>
             <w:pPr>
+              <w:keepNext/>
               <w:keepLines/>
               <w:jc w:val="right"/>
               <w:rPr>
@@ -321,56 +444,142 @@
     </w:tbl>
     <w:p>
       <w:pPr>
+        <w:keepNext/>
         <w:keepLines/>
         <w:spacing w:after="0" w:line="240" w:lineRule="auto"/>
         <w:ind w:left="180"/>
       </w:pPr>
       <w:r>
-        <w:t>{#task1}• {task1}{/task1}</w:t>
-      </w:r>
-    </w:p>
-    <w:p>
-      <w:pPr>
+        <w:t>{#task</w:t>
+      </w:r>
+      <w:proofErr w:type="gramStart"/>
+      <w:r>
+        <w:t>1}•</w:t>
+      </w:r>
+      <w:proofErr w:type="gramEnd"/>
+      <w:r>
+        <w:t xml:space="preserve"> {task</w:t>
+      </w:r>
+      <w:proofErr w:type="gramStart"/>
+      <w:r>
+        <w:t>1}{</w:t>
+      </w:r>
+      <w:proofErr w:type="gramEnd"/>
+      <w:r>
+        <w:t>/task1}</w:t>
+      </w:r>
+    </w:p>
+    <w:p>
+      <w:pPr>
+        <w:keepNext/>
         <w:keepLines/>
         <w:spacing w:after="0" w:line="240" w:lineRule="auto"/>
         <w:ind w:left="180"/>
       </w:pPr>
       <w:r>
-        <w:t>{#task2}• {task2}{/task2}</w:t>
-      </w:r>
-    </w:p>
-    <w:p>
-      <w:pPr>
+        <w:t>{#task</w:t>
+      </w:r>
+      <w:proofErr w:type="gramStart"/>
+      <w:r>
+        <w:t>2}•</w:t>
+      </w:r>
+      <w:proofErr w:type="gramEnd"/>
+      <w:r>
+        <w:t xml:space="preserve"> {task</w:t>
+      </w:r>
+      <w:proofErr w:type="gramStart"/>
+      <w:r>
+        <w:t>2}{</w:t>
+      </w:r>
+      <w:proofErr w:type="gramEnd"/>
+      <w:r>
+        <w:t>/task2}</w:t>
+      </w:r>
+    </w:p>
+    <w:p>
+      <w:pPr>
+        <w:keepNext/>
         <w:keepLines/>
         <w:spacing w:after="0" w:line="240" w:lineRule="auto"/>
         <w:ind w:left="180"/>
       </w:pPr>
       <w:r>
-        <w:t>{#task3}• {task3}{/task3}</w:t>
-      </w:r>
-    </w:p>
-    <w:p>
-      <w:pPr>
+        <w:t>{#task</w:t>
+      </w:r>
+      <w:proofErr w:type="gramStart"/>
+      <w:r>
+        <w:t>3}•</w:t>
+      </w:r>
+      <w:proofErr w:type="gramEnd"/>
+      <w:r>
+        <w:t xml:space="preserve"> {task</w:t>
+      </w:r>
+      <w:proofErr w:type="gramStart"/>
+      <w:r>
+        <w:t>3}{</w:t>
+      </w:r>
+      <w:proofErr w:type="gramEnd"/>
+      <w:r>
+        <w:t>/task3}</w:t>
+      </w:r>
+    </w:p>
+    <w:p>
+      <w:pPr>
+        <w:keepNext/>
         <w:keepLines/>
         <w:spacing w:after="0" w:line="240" w:lineRule="auto"/>
         <w:ind w:left="180"/>
       </w:pPr>
       <w:r>
-        <w:t>{#task4}• {task4}{/task4}</w:t>
-      </w:r>
-    </w:p>
-    <w:p>
-      <w:pPr>
+        <w:t>{#task</w:t>
+      </w:r>
+      <w:proofErr w:type="gramStart"/>
+      <w:r>
+        <w:t>4}•</w:t>
+      </w:r>
+      <w:proofErr w:type="gramEnd"/>
+      <w:r>
+        <w:t xml:space="preserve"> {task</w:t>
+      </w:r>
+      <w:proofErr w:type="gramStart"/>
+      <w:r>
+        <w:t>4}{</w:t>
+      </w:r>
+      <w:proofErr w:type="gramEnd"/>
+      <w:r>
+        <w:t>/task4}</w:t>
+      </w:r>
+    </w:p>
+    <w:p>
+      <w:pPr>
+        <w:keepNext/>
         <w:keepLines/>
         <w:spacing w:after="0" w:line="240" w:lineRule="auto"/>
         <w:ind w:left="180"/>
       </w:pPr>
       <w:r>
-        <w:t>{#task5}• {task5}{/task5}</w:t>
-      </w:r>
-    </w:p>
-    <w:p>
-      <w:pPr>
+        <w:t>{#task</w:t>
+      </w:r>
+      <w:proofErr w:type="gramStart"/>
+      <w:r>
+        <w:t>5}•</w:t>
+      </w:r>
+      <w:proofErr w:type="gramEnd"/>
+      <w:r>
+        <w:t xml:space="preserve"> {task</w:t>
+      </w:r>
+      <w:proofErr w:type="gramStart"/>
+      <w:r>
+        <w:t>5}{</w:t>
+      </w:r>
+      <w:proofErr w:type="gramEnd"/>
+      <w:r>
+        <w:t>/task5}</w:t>
+      </w:r>
+    </w:p>
+    <w:p>
+      <w:pPr>
+        <w:keepNext/>
         <w:keepLines/>
         <w:spacing w:after="0" w:line="240" w:lineRule="auto"/>
         <w:rPr>
@@ -412,6 +621,7 @@
     </w:p>
     <w:p>
       <w:pPr>
+        <w:keepNext/>
         <w:keepLines/>
         <w:pBdr>
           <w:bottom w:val="single" w:sz="12" w:space="1" w:color="auto"/>
@@ -431,6 +641,7 @@
     </w:p>
     <w:p>
       <w:pPr>
+        <w:keepNext/>
         <w:keepLines/>
         <w:pBdr>
           <w:bottom w:val="single" w:sz="12" w:space="1" w:color="auto"/>
@@ -450,6 +661,7 @@
     </w:p>
     <w:p>
       <w:pPr>
+        <w:keepNext/>
         <w:keepLines/>
         <w:spacing w:after="0" w:line="240" w:lineRule="auto"/>
         <w:rPr>
@@ -471,6 +683,7 @@
     </w:p>
     <w:p>
       <w:pPr>
+        <w:keepNext/>
         <w:keepLines/>
       </w:pPr>
       <w:r>
@@ -487,6 +700,7 @@
     </w:p>
     <w:p>
       <w:pPr>
+        <w:keepNext/>
         <w:keepLines/>
         <w:spacing w:after="0" w:line="240" w:lineRule="auto"/>
         <w:rPr>
@@ -508,6 +722,7 @@
     </w:p>
     <w:p>
       <w:pPr>
+        <w:keepNext/>
         <w:keepLines/>
       </w:pPr>
       <w:r>
@@ -524,19 +739,16 @@
     </w:p>
     <w:p>
       <w:pPr>
+        <w:keepNext/>
         <w:keepLines/>
       </w:pPr>
-    </w:p>
-    <w:p>
-      <w:pPr>
-        <w:keepLines/>
-      </w:pPr>
       <w:r>
         <w:t>{#hasEducation}</w:t>
       </w:r>
     </w:p>
     <w:p>
       <w:pPr>
+        <w:keepNext/>
         <w:keepLines/>
         <w:pBdr>
           <w:bottom w:val="single" w:sz="12" w:space="1" w:color="auto"/>
@@ -556,10 +768,10 @@
     </w:p>
     <w:p>
       <w:pPr>
+        <w:keepNext/>
         <w:keepLines/>
       </w:pPr>
       <w:r>
-        <w:lastRenderedPageBreak/>
         <w:t>{#education}</w:t>
       </w:r>
     </w:p>
@@ -588,17 +800,19 @@
           </w:tcPr>
           <w:p>
             <w:pPr>
-              <w:keepLines/>
-              <w:rPr>
-                <w:sz w:val="24"/>
-                <w:szCs w:val="24"/>
-              </w:rPr>
-            </w:pPr>
-            <w:r>
-              <w:rPr>
-                <w:sz w:val="24"/>
-                <w:szCs w:val="24"/>
-              </w:rPr>
+              <w:keepNext/>
+              <w:keepLines/>
+              <w:rPr>
+                <w:sz w:val="24"/>
+                <w:szCs w:val="24"/>
+              </w:rPr>
+            </w:pPr>
+            <w:r>
+              <w:rPr>
+                <w:sz w:val="24"/>
+                <w:szCs w:val="24"/>
+              </w:rPr>
+              <w:lastRenderedPageBreak/>
               <w:t xml:space="preserve">{school} </w:t>
             </w:r>
             <w:r>
@@ -650,6 +864,7 @@
           </w:p>
           <w:p>
             <w:pPr>
+              <w:keepNext/>
               <w:keepLines/>
               <w:spacing w:line="278" w:lineRule="auto"/>
               <w:rPr>
@@ -667,26 +882,12 @@
           </w:p>
           <w:p>
             <w:pPr>
-              <w:keepLines/>
-              <w:spacing w:line="278" w:lineRule="auto"/>
-              <w:rPr>
-                <w:i/>
-                <w:iCs/>
-              </w:rPr>
-            </w:pPr>
-          </w:p>
-          <w:p>
-            <w:pPr>
+              <w:keepNext/>
               <w:keepLines/>
             </w:pPr>
             <w:r>
               <w:t>{notes}</w:t>
             </w:r>
-          </w:p>
-          <w:p>
-            <w:pPr>
-              <w:keepLines/>
-            </w:pPr>
           </w:p>
         </w:tc>
         <w:tc>
@@ -695,6 +896,7 @@
           </w:tcPr>
           <w:p>
             <w:pPr>
+              <w:keepNext/>
               <w:keepLines/>
               <w:jc w:val="right"/>
               <w:rPr>
@@ -744,6 +946,7 @@
           </w:p>
           <w:p>
             <w:pPr>
+              <w:keepNext/>
               <w:keepLines/>
               <w:rPr>
                 <w:sz w:val="28"/>
@@ -756,6 +959,7 @@
     </w:tbl>
     <w:p>
       <w:pPr>
+        <w:keepNext/>
         <w:keepLines/>
       </w:pPr>
       <w:r>
@@ -764,23 +968,21 @@
     </w:p>
     <w:p>
       <w:pPr>
+        <w:keepNext/>
         <w:keepLines/>
       </w:pPr>
       <w:r>
-        <w:t>{/</w:t>
-      </w:r>
-      <w:proofErr w:type="spellStart"/>
-      <w:r>
-        <w:t>hasEducation</w:t>
-      </w:r>
-      <w:proofErr w:type="spellEnd"/>
-      <w:r>
-        <w:t>}</w:t>
-      </w:r>
-    </w:p>
-    <w:p/>
-    <w:p>
-      <w:pPr>
+        <w:t>{/hasEducation}</w:t>
+      </w:r>
+    </w:p>
+    <w:p>
+      <w:pPr>
+        <w:keepNext/>
+      </w:pPr>
+    </w:p>
+    <w:p>
+      <w:pPr>
+        <w:keepNext/>
         <w:keepLines/>
         <w:pBdr>
           <w:bottom w:val="single" w:sz="12" w:space="1" w:color="auto"/>
@@ -831,6 +1033,7 @@
           </w:tcPr>
           <w:p>
             <w:pPr>
+              <w:keepNext/>
               <w:keepLines/>
             </w:pPr>
             <w:r>
@@ -839,6 +1042,7 @@
           </w:p>
           <w:p>
             <w:pPr>
+              <w:keepNext/>
               <w:keepLines/>
               <w:rPr>
                 <w:i/>
@@ -859,166 +1063,497 @@
           </w:p>
           <w:p>
             <w:pPr>
-              <w:keepLines/>
-              <w:rPr>
-                <w:sz w:val="24"/>
-                <w:szCs w:val="24"/>
-              </w:rPr>
-            </w:pPr>
-            <w:r>
-              <w:rPr>
-                <w:sz w:val="24"/>
-                <w:szCs w:val="24"/>
-              </w:rPr>
-              <w:t>{#cert1}• {cert1}{/cert1}</w:t>
-            </w:r>
-          </w:p>
-          <w:p>
-            <w:pPr>
-              <w:keepLines/>
-              <w:rPr>
-                <w:sz w:val="24"/>
-                <w:szCs w:val="24"/>
-              </w:rPr>
-            </w:pPr>
-            <w:r>
-              <w:rPr>
-                <w:sz w:val="24"/>
-                <w:szCs w:val="24"/>
-              </w:rPr>
-              <w:t>{#cert2}• {cert2}{/cert2}</w:t>
-            </w:r>
-          </w:p>
-          <w:p>
-            <w:pPr>
-              <w:keepLines/>
-              <w:rPr>
-                <w:sz w:val="24"/>
-                <w:szCs w:val="24"/>
-              </w:rPr>
-            </w:pPr>
-            <w:r>
-              <w:rPr>
-                <w:sz w:val="24"/>
-                <w:szCs w:val="24"/>
-              </w:rPr>
-              <w:t>{#cert3}• {cert3}{/cert3}</w:t>
-            </w:r>
-          </w:p>
-          <w:p>
-            <w:pPr>
-              <w:keepLines/>
-              <w:rPr>
-                <w:sz w:val="24"/>
-                <w:szCs w:val="24"/>
-              </w:rPr>
-            </w:pPr>
-            <w:r>
-              <w:rPr>
-                <w:sz w:val="24"/>
-                <w:szCs w:val="24"/>
-              </w:rPr>
-              <w:t>{#cert4}• {cert4}{/cert4}</w:t>
-            </w:r>
-          </w:p>
-          <w:p>
-            <w:pPr>
-              <w:keepLines/>
-              <w:rPr>
-                <w:sz w:val="24"/>
-                <w:szCs w:val="24"/>
-              </w:rPr>
-            </w:pPr>
-            <w:r>
-              <w:rPr>
-                <w:sz w:val="24"/>
-                <w:szCs w:val="24"/>
-              </w:rPr>
-              <w:t>{#cert5}• {cert5}{/cert5}</w:t>
-            </w:r>
-          </w:p>
-          <w:p>
-            <w:pPr>
-              <w:keepLines/>
-              <w:rPr>
-                <w:sz w:val="24"/>
-                <w:szCs w:val="24"/>
-              </w:rPr>
-            </w:pPr>
-            <w:r>
-              <w:rPr>
-                <w:sz w:val="24"/>
-                <w:szCs w:val="24"/>
-              </w:rPr>
-              <w:t>{#cert6}• {cert6}{/cert6}</w:t>
-            </w:r>
-          </w:p>
-          <w:p>
-            <w:pPr>
-              <w:keepLines/>
-              <w:rPr>
-                <w:sz w:val="24"/>
-                <w:szCs w:val="24"/>
-              </w:rPr>
-            </w:pPr>
-            <w:r>
-              <w:rPr>
-                <w:sz w:val="24"/>
-                <w:szCs w:val="24"/>
-              </w:rPr>
-              <w:t>{#cert7}• {cert7}{/cert7}</w:t>
-            </w:r>
-          </w:p>
-          <w:p>
-            <w:pPr>
-              <w:keepLines/>
-              <w:rPr>
-                <w:sz w:val="24"/>
-                <w:szCs w:val="24"/>
-              </w:rPr>
-            </w:pPr>
-            <w:r>
-              <w:rPr>
-                <w:sz w:val="24"/>
-                <w:szCs w:val="24"/>
-              </w:rPr>
-              <w:t>{#cert8}• {cert8}{/cert8}</w:t>
-            </w:r>
-          </w:p>
-          <w:p>
-            <w:pPr>
-              <w:keepLines/>
-              <w:rPr>
-                <w:sz w:val="24"/>
-                <w:szCs w:val="24"/>
-              </w:rPr>
-            </w:pPr>
-            <w:r>
-              <w:rPr>
-                <w:sz w:val="24"/>
-                <w:szCs w:val="24"/>
-              </w:rPr>
-              <w:t>{#cert9}• {cert9}{/cert9}</w:t>
-            </w:r>
-          </w:p>
-          <w:p>
-            <w:pPr>
-              <w:keepLines/>
-              <w:rPr>
-                <w:sz w:val="24"/>
-                <w:szCs w:val="24"/>
-              </w:rPr>
-            </w:pPr>
-            <w:r>
-              <w:rPr>
-                <w:sz w:val="24"/>
-                <w:szCs w:val="24"/>
-              </w:rPr>
-              <w:t>{#cert10}• {cert10}{/cert10}</w:t>
-            </w:r>
-          </w:p>
-          <w:p>
-            <w:pPr>
+              <w:keepNext/>
+              <w:keepLines/>
+              <w:rPr>
+                <w:sz w:val="24"/>
+                <w:szCs w:val="24"/>
+              </w:rPr>
+            </w:pPr>
+            <w:r>
+              <w:rPr>
+                <w:sz w:val="24"/>
+                <w:szCs w:val="24"/>
+              </w:rPr>
+              <w:t>{#cert</w:t>
+            </w:r>
+            <w:proofErr w:type="gramStart"/>
+            <w:r>
+              <w:rPr>
+                <w:sz w:val="24"/>
+                <w:szCs w:val="24"/>
+              </w:rPr>
+              <w:t>1}•</w:t>
+            </w:r>
+            <w:proofErr w:type="gramEnd"/>
+            <w:r>
+              <w:rPr>
+                <w:sz w:val="24"/>
+                <w:szCs w:val="24"/>
+              </w:rPr>
+              <w:t xml:space="preserve"> {cert</w:t>
+            </w:r>
+            <w:proofErr w:type="gramStart"/>
+            <w:r>
+              <w:rPr>
+                <w:sz w:val="24"/>
+                <w:szCs w:val="24"/>
+              </w:rPr>
+              <w:t>1}{</w:t>
+            </w:r>
+            <w:proofErr w:type="gramEnd"/>
+            <w:r>
+              <w:rPr>
+                <w:sz w:val="24"/>
+                <w:szCs w:val="24"/>
+              </w:rPr>
+              <w:t>/cert1}</w:t>
+            </w:r>
+          </w:p>
+          <w:p>
+            <w:pPr>
+              <w:keepNext/>
+              <w:keepLines/>
+              <w:rPr>
+                <w:sz w:val="24"/>
+                <w:szCs w:val="24"/>
+              </w:rPr>
+            </w:pPr>
+            <w:r>
+              <w:rPr>
+                <w:sz w:val="24"/>
+                <w:szCs w:val="24"/>
+              </w:rPr>
+              <w:t>{#cert</w:t>
+            </w:r>
+            <w:proofErr w:type="gramStart"/>
+            <w:r>
+              <w:rPr>
+                <w:sz w:val="24"/>
+                <w:szCs w:val="24"/>
+              </w:rPr>
+              <w:t>2}•</w:t>
+            </w:r>
+            <w:proofErr w:type="gramEnd"/>
+            <w:r>
+              <w:rPr>
+                <w:sz w:val="24"/>
+                <w:szCs w:val="24"/>
+              </w:rPr>
+              <w:t xml:space="preserve"> {cert</w:t>
+            </w:r>
+            <w:proofErr w:type="gramStart"/>
+            <w:r>
+              <w:rPr>
+                <w:sz w:val="24"/>
+                <w:szCs w:val="24"/>
+              </w:rPr>
+              <w:t>2}{</w:t>
+            </w:r>
+            <w:proofErr w:type="gramEnd"/>
+            <w:r>
+              <w:rPr>
+                <w:sz w:val="24"/>
+                <w:szCs w:val="24"/>
+              </w:rPr>
+              <w:t>/cert2}</w:t>
+            </w:r>
+          </w:p>
+          <w:p>
+            <w:pPr>
+              <w:keepNext/>
+              <w:keepLines/>
+              <w:rPr>
+                <w:sz w:val="24"/>
+                <w:szCs w:val="24"/>
+              </w:rPr>
+            </w:pPr>
+            <w:r>
+              <w:rPr>
+                <w:sz w:val="24"/>
+                <w:szCs w:val="24"/>
+              </w:rPr>
+              <w:t>{#cert</w:t>
+            </w:r>
+            <w:proofErr w:type="gramStart"/>
+            <w:r>
+              <w:rPr>
+                <w:sz w:val="24"/>
+                <w:szCs w:val="24"/>
+              </w:rPr>
+              <w:t>3}•</w:t>
+            </w:r>
+            <w:proofErr w:type="gramEnd"/>
+            <w:r>
+              <w:rPr>
+                <w:sz w:val="24"/>
+                <w:szCs w:val="24"/>
+              </w:rPr>
+              <w:t xml:space="preserve"> {cert</w:t>
+            </w:r>
+            <w:proofErr w:type="gramStart"/>
+            <w:r>
+              <w:rPr>
+                <w:sz w:val="24"/>
+                <w:szCs w:val="24"/>
+              </w:rPr>
+              <w:t>3}{</w:t>
+            </w:r>
+            <w:proofErr w:type="gramEnd"/>
+            <w:r>
+              <w:rPr>
+                <w:sz w:val="24"/>
+                <w:szCs w:val="24"/>
+              </w:rPr>
+              <w:t>/cert3}</w:t>
+            </w:r>
+          </w:p>
+          <w:p>
+            <w:pPr>
+              <w:keepNext/>
+              <w:keepLines/>
+              <w:rPr>
+                <w:sz w:val="24"/>
+                <w:szCs w:val="24"/>
+              </w:rPr>
+            </w:pPr>
+            <w:r>
+              <w:rPr>
+                <w:sz w:val="24"/>
+                <w:szCs w:val="24"/>
+              </w:rPr>
+              <w:t>{#cert</w:t>
+            </w:r>
+            <w:proofErr w:type="gramStart"/>
+            <w:r>
+              <w:rPr>
+                <w:sz w:val="24"/>
+                <w:szCs w:val="24"/>
+              </w:rPr>
+              <w:t>4}•</w:t>
+            </w:r>
+            <w:proofErr w:type="gramEnd"/>
+            <w:r>
+              <w:rPr>
+                <w:sz w:val="24"/>
+                <w:szCs w:val="24"/>
+              </w:rPr>
+              <w:t xml:space="preserve"> {cert</w:t>
+            </w:r>
+            <w:proofErr w:type="gramStart"/>
+            <w:r>
+              <w:rPr>
+                <w:sz w:val="24"/>
+                <w:szCs w:val="24"/>
+              </w:rPr>
+              <w:t>4}{</w:t>
+            </w:r>
+            <w:proofErr w:type="gramEnd"/>
+            <w:r>
+              <w:rPr>
+                <w:sz w:val="24"/>
+                <w:szCs w:val="24"/>
+              </w:rPr>
+              <w:t>/cert4}</w:t>
+            </w:r>
+          </w:p>
+          <w:p>
+            <w:pPr>
+              <w:keepNext/>
+              <w:keepLines/>
+              <w:rPr>
+                <w:sz w:val="24"/>
+                <w:szCs w:val="24"/>
+              </w:rPr>
+            </w:pPr>
+            <w:r>
+              <w:rPr>
+                <w:sz w:val="24"/>
+                <w:szCs w:val="24"/>
+              </w:rPr>
+              <w:t>{#cert</w:t>
+            </w:r>
+            <w:proofErr w:type="gramStart"/>
+            <w:r>
+              <w:rPr>
+                <w:sz w:val="24"/>
+                <w:szCs w:val="24"/>
+              </w:rPr>
+              <w:t>5}•</w:t>
+            </w:r>
+            <w:proofErr w:type="gramEnd"/>
+            <w:r>
+              <w:rPr>
+                <w:sz w:val="24"/>
+                <w:szCs w:val="24"/>
+              </w:rPr>
+              <w:t xml:space="preserve"> {cert</w:t>
+            </w:r>
+            <w:proofErr w:type="gramStart"/>
+            <w:r>
+              <w:rPr>
+                <w:sz w:val="24"/>
+                <w:szCs w:val="24"/>
+              </w:rPr>
+              <w:t>5}{</w:t>
+            </w:r>
+            <w:proofErr w:type="gramEnd"/>
+            <w:r>
+              <w:rPr>
+                <w:sz w:val="24"/>
+                <w:szCs w:val="24"/>
+              </w:rPr>
+              <w:t>/cert5}</w:t>
+            </w:r>
+          </w:p>
+          <w:p>
+            <w:pPr>
+              <w:keepNext/>
+              <w:keepLines/>
+              <w:rPr>
+                <w:sz w:val="24"/>
+                <w:szCs w:val="24"/>
+              </w:rPr>
+            </w:pPr>
+            <w:r>
+              <w:rPr>
+                <w:sz w:val="24"/>
+                <w:szCs w:val="24"/>
+              </w:rPr>
+              <w:t>{#cert</w:t>
+            </w:r>
+            <w:proofErr w:type="gramStart"/>
+            <w:r>
+              <w:rPr>
+                <w:sz w:val="24"/>
+                <w:szCs w:val="24"/>
+              </w:rPr>
+              <w:t>6}•</w:t>
+            </w:r>
+            <w:proofErr w:type="gramEnd"/>
+            <w:r>
+              <w:rPr>
+                <w:sz w:val="24"/>
+                <w:szCs w:val="24"/>
+              </w:rPr>
+              <w:t xml:space="preserve"> {cert</w:t>
+            </w:r>
+            <w:proofErr w:type="gramStart"/>
+            <w:r>
+              <w:rPr>
+                <w:sz w:val="24"/>
+                <w:szCs w:val="24"/>
+              </w:rPr>
+              <w:t>6}{</w:t>
+            </w:r>
+            <w:proofErr w:type="gramEnd"/>
+            <w:r>
+              <w:rPr>
+                <w:sz w:val="24"/>
+                <w:szCs w:val="24"/>
+              </w:rPr>
+              <w:t>/cert6}</w:t>
+            </w:r>
+          </w:p>
+          <w:p>
+            <w:pPr>
+              <w:keepNext/>
+              <w:keepLines/>
+              <w:rPr>
+                <w:sz w:val="24"/>
+                <w:szCs w:val="24"/>
+              </w:rPr>
+            </w:pPr>
+            <w:r>
+              <w:rPr>
+                <w:sz w:val="24"/>
+                <w:szCs w:val="24"/>
+              </w:rPr>
+              <w:t>{#cert</w:t>
+            </w:r>
+            <w:proofErr w:type="gramStart"/>
+            <w:r>
+              <w:rPr>
+                <w:sz w:val="24"/>
+                <w:szCs w:val="24"/>
+              </w:rPr>
+              <w:t>7}•</w:t>
+            </w:r>
+            <w:proofErr w:type="gramEnd"/>
+            <w:r>
+              <w:rPr>
+                <w:sz w:val="24"/>
+                <w:szCs w:val="24"/>
+              </w:rPr>
+              <w:t xml:space="preserve"> {cert</w:t>
+            </w:r>
+            <w:proofErr w:type="gramStart"/>
+            <w:r>
+              <w:rPr>
+                <w:sz w:val="24"/>
+                <w:szCs w:val="24"/>
+              </w:rPr>
+              <w:t>7}{</w:t>
+            </w:r>
+            <w:proofErr w:type="gramEnd"/>
+            <w:r>
+              <w:rPr>
+                <w:sz w:val="24"/>
+                <w:szCs w:val="24"/>
+              </w:rPr>
+              <w:t>/cert7}</w:t>
+            </w:r>
+          </w:p>
+          <w:p>
+            <w:pPr>
+              <w:keepNext/>
+              <w:keepLines/>
+              <w:rPr>
+                <w:sz w:val="24"/>
+                <w:szCs w:val="24"/>
+              </w:rPr>
+            </w:pPr>
+            <w:r>
+              <w:rPr>
+                <w:sz w:val="24"/>
+                <w:szCs w:val="24"/>
+              </w:rPr>
+              <w:t>{#cert</w:t>
+            </w:r>
+            <w:proofErr w:type="gramStart"/>
+            <w:r>
+              <w:rPr>
+                <w:sz w:val="24"/>
+                <w:szCs w:val="24"/>
+              </w:rPr>
+              <w:t>8}•</w:t>
+            </w:r>
+            <w:proofErr w:type="gramEnd"/>
+            <w:r>
+              <w:rPr>
+                <w:sz w:val="24"/>
+                <w:szCs w:val="24"/>
+              </w:rPr>
+              <w:t xml:space="preserve"> {cert</w:t>
+            </w:r>
+            <w:proofErr w:type="gramStart"/>
+            <w:r>
+              <w:rPr>
+                <w:sz w:val="24"/>
+                <w:szCs w:val="24"/>
+              </w:rPr>
+              <w:t>8}{</w:t>
+            </w:r>
+            <w:proofErr w:type="gramEnd"/>
+            <w:r>
+              <w:rPr>
+                <w:sz w:val="24"/>
+                <w:szCs w:val="24"/>
+              </w:rPr>
+              <w:t>/cert8}</w:t>
+            </w:r>
+          </w:p>
+          <w:p>
+            <w:pPr>
+              <w:keepNext/>
+              <w:keepLines/>
+              <w:rPr>
+                <w:sz w:val="24"/>
+                <w:szCs w:val="24"/>
+              </w:rPr>
+            </w:pPr>
+            <w:r>
+              <w:rPr>
+                <w:sz w:val="24"/>
+                <w:szCs w:val="24"/>
+              </w:rPr>
+              <w:t>{#cert</w:t>
+            </w:r>
+            <w:proofErr w:type="gramStart"/>
+            <w:r>
+              <w:rPr>
+                <w:sz w:val="24"/>
+                <w:szCs w:val="24"/>
+              </w:rPr>
+              <w:t>9}•</w:t>
+            </w:r>
+            <w:proofErr w:type="gramEnd"/>
+            <w:r>
+              <w:rPr>
+                <w:sz w:val="24"/>
+                <w:szCs w:val="24"/>
+              </w:rPr>
+              <w:t xml:space="preserve"> {cert</w:t>
+            </w:r>
+            <w:proofErr w:type="gramStart"/>
+            <w:r>
+              <w:rPr>
+                <w:sz w:val="24"/>
+                <w:szCs w:val="24"/>
+              </w:rPr>
+              <w:t>9}{</w:t>
+            </w:r>
+            <w:proofErr w:type="gramEnd"/>
+            <w:r>
+              <w:rPr>
+                <w:sz w:val="24"/>
+                <w:szCs w:val="24"/>
+              </w:rPr>
+              <w:t>/cert9}</w:t>
+            </w:r>
+          </w:p>
+          <w:p>
+            <w:pPr>
+              <w:keepNext/>
+              <w:keepLines/>
+              <w:rPr>
+                <w:sz w:val="24"/>
+                <w:szCs w:val="24"/>
+              </w:rPr>
+            </w:pPr>
+            <w:r>
+              <w:rPr>
+                <w:sz w:val="24"/>
+                <w:szCs w:val="24"/>
+              </w:rPr>
+              <w:t>{#cert</w:t>
+            </w:r>
+            <w:proofErr w:type="gramStart"/>
+            <w:r>
+              <w:rPr>
+                <w:sz w:val="24"/>
+                <w:szCs w:val="24"/>
+              </w:rPr>
+              <w:t>10}•</w:t>
+            </w:r>
+            <w:proofErr w:type="gramEnd"/>
+            <w:r>
+              <w:rPr>
+                <w:sz w:val="24"/>
+                <w:szCs w:val="24"/>
+              </w:rPr>
+              <w:t xml:space="preserve"> {cert</w:t>
+            </w:r>
+            <w:proofErr w:type="gramStart"/>
+            <w:r>
+              <w:rPr>
+                <w:sz w:val="24"/>
+                <w:szCs w:val="24"/>
+              </w:rPr>
+              <w:t>10}{</w:t>
+            </w:r>
+            <w:proofErr w:type="gramEnd"/>
+            <w:r>
+              <w:rPr>
+                <w:sz w:val="24"/>
+                <w:szCs w:val="24"/>
+              </w:rPr>
+              <w:t>/cert10}</w:t>
+            </w:r>
+          </w:p>
+          <w:p>
+            <w:pPr>
+              <w:keepNext/>
               <w:keepLines/>
             </w:pPr>
             <w:r>
@@ -1035,6 +1570,7 @@
           </w:p>
           <w:p>
             <w:pPr>
+              <w:keepNext/>
               <w:keepLines/>
             </w:pPr>
           </w:p>
@@ -1045,6 +1581,7 @@
           </w:tcPr>
           <w:p>
             <w:pPr>
+              <w:keepNext/>
               <w:keepLines/>
             </w:pPr>
             <w:r>
@@ -1053,6 +1590,7 @@
           </w:p>
           <w:p>
             <w:pPr>
+              <w:keepNext/>
               <w:keepLines/>
               <w:rPr>
                 <w:i/>
@@ -1073,166 +1611,497 @@
           </w:p>
           <w:p>
             <w:pPr>
-              <w:keepLines/>
-              <w:rPr>
-                <w:sz w:val="24"/>
-                <w:szCs w:val="24"/>
-              </w:rPr>
-            </w:pPr>
-            <w:r>
-              <w:rPr>
-                <w:sz w:val="24"/>
-                <w:szCs w:val="24"/>
-              </w:rPr>
-              <w:t>{#skill1}• {skill1}{/skill1}</w:t>
-            </w:r>
-          </w:p>
-          <w:p>
-            <w:pPr>
-              <w:keepLines/>
-              <w:rPr>
-                <w:sz w:val="24"/>
-                <w:szCs w:val="24"/>
-              </w:rPr>
-            </w:pPr>
-            <w:r>
-              <w:rPr>
-                <w:sz w:val="24"/>
-                <w:szCs w:val="24"/>
-              </w:rPr>
-              <w:t>{#skill2}• {skill2}{/skill2}</w:t>
-            </w:r>
-          </w:p>
-          <w:p>
-            <w:pPr>
-              <w:keepLines/>
-              <w:rPr>
-                <w:sz w:val="24"/>
-                <w:szCs w:val="24"/>
-              </w:rPr>
-            </w:pPr>
-            <w:r>
-              <w:rPr>
-                <w:sz w:val="24"/>
-                <w:szCs w:val="24"/>
-              </w:rPr>
-              <w:t>{#skill3}• {skill3}{/skill3}</w:t>
-            </w:r>
-          </w:p>
-          <w:p>
-            <w:pPr>
-              <w:keepLines/>
-              <w:rPr>
-                <w:sz w:val="24"/>
-                <w:szCs w:val="24"/>
-              </w:rPr>
-            </w:pPr>
-            <w:r>
-              <w:rPr>
-                <w:sz w:val="24"/>
-                <w:szCs w:val="24"/>
-              </w:rPr>
-              <w:t>{#skill4}• {skill4}{/skill4}</w:t>
-            </w:r>
-          </w:p>
-          <w:p>
-            <w:pPr>
-              <w:keepLines/>
-              <w:rPr>
-                <w:sz w:val="24"/>
-                <w:szCs w:val="24"/>
-              </w:rPr>
-            </w:pPr>
-            <w:r>
-              <w:rPr>
-                <w:sz w:val="24"/>
-                <w:szCs w:val="24"/>
-              </w:rPr>
-              <w:t>{#skill5}• {skill5}{/skill5}</w:t>
-            </w:r>
-          </w:p>
-          <w:p>
-            <w:pPr>
-              <w:keepLines/>
-              <w:rPr>
-                <w:sz w:val="24"/>
-                <w:szCs w:val="24"/>
-              </w:rPr>
-            </w:pPr>
-            <w:r>
-              <w:rPr>
-                <w:sz w:val="24"/>
-                <w:szCs w:val="24"/>
-              </w:rPr>
-              <w:t>{#skill6}• {skill6}{/skill6}</w:t>
-            </w:r>
-          </w:p>
-          <w:p>
-            <w:pPr>
-              <w:keepLines/>
-              <w:rPr>
-                <w:sz w:val="24"/>
-                <w:szCs w:val="24"/>
-              </w:rPr>
-            </w:pPr>
-            <w:r>
-              <w:rPr>
-                <w:sz w:val="24"/>
-                <w:szCs w:val="24"/>
-              </w:rPr>
-              <w:t>{#skill7}• {skill7}{/skill7}</w:t>
-            </w:r>
-          </w:p>
-          <w:p>
-            <w:pPr>
-              <w:keepLines/>
-              <w:rPr>
-                <w:sz w:val="24"/>
-                <w:szCs w:val="24"/>
-              </w:rPr>
-            </w:pPr>
-            <w:r>
-              <w:rPr>
-                <w:sz w:val="24"/>
-                <w:szCs w:val="24"/>
-              </w:rPr>
-              <w:t>{#skill8}• {skill8}{/skill8}</w:t>
-            </w:r>
-          </w:p>
-          <w:p>
-            <w:pPr>
-              <w:keepLines/>
-              <w:rPr>
-                <w:sz w:val="24"/>
-                <w:szCs w:val="24"/>
-              </w:rPr>
-            </w:pPr>
-            <w:r>
-              <w:rPr>
-                <w:sz w:val="24"/>
-                <w:szCs w:val="24"/>
-              </w:rPr>
-              <w:t>{#skill9}• {skill9}{/skill9}</w:t>
-            </w:r>
-          </w:p>
-          <w:p>
-            <w:pPr>
-              <w:keepLines/>
-              <w:rPr>
-                <w:sz w:val="24"/>
-                <w:szCs w:val="24"/>
-              </w:rPr>
-            </w:pPr>
-            <w:r>
-              <w:rPr>
-                <w:sz w:val="24"/>
-                <w:szCs w:val="24"/>
-              </w:rPr>
-              <w:t>{#skill10}• {skill10}{/skill10}</w:t>
-            </w:r>
-          </w:p>
-          <w:p>
-            <w:pPr>
+              <w:keepNext/>
+              <w:keepLines/>
+              <w:rPr>
+                <w:sz w:val="24"/>
+                <w:szCs w:val="24"/>
+              </w:rPr>
+            </w:pPr>
+            <w:r>
+              <w:rPr>
+                <w:sz w:val="24"/>
+                <w:szCs w:val="24"/>
+              </w:rPr>
+              <w:t>{#skill</w:t>
+            </w:r>
+            <w:proofErr w:type="gramStart"/>
+            <w:r>
+              <w:rPr>
+                <w:sz w:val="24"/>
+                <w:szCs w:val="24"/>
+              </w:rPr>
+              <w:t>1}•</w:t>
+            </w:r>
+            <w:proofErr w:type="gramEnd"/>
+            <w:r>
+              <w:rPr>
+                <w:sz w:val="24"/>
+                <w:szCs w:val="24"/>
+              </w:rPr>
+              <w:t xml:space="preserve"> {skill</w:t>
+            </w:r>
+            <w:proofErr w:type="gramStart"/>
+            <w:r>
+              <w:rPr>
+                <w:sz w:val="24"/>
+                <w:szCs w:val="24"/>
+              </w:rPr>
+              <w:t>1}{</w:t>
+            </w:r>
+            <w:proofErr w:type="gramEnd"/>
+            <w:r>
+              <w:rPr>
+                <w:sz w:val="24"/>
+                <w:szCs w:val="24"/>
+              </w:rPr>
+              <w:t>/skill1}</w:t>
+            </w:r>
+          </w:p>
+          <w:p>
+            <w:pPr>
+              <w:keepNext/>
+              <w:keepLines/>
+              <w:rPr>
+                <w:sz w:val="24"/>
+                <w:szCs w:val="24"/>
+              </w:rPr>
+            </w:pPr>
+            <w:r>
+              <w:rPr>
+                <w:sz w:val="24"/>
+                <w:szCs w:val="24"/>
+              </w:rPr>
+              <w:t>{#skill</w:t>
+            </w:r>
+            <w:proofErr w:type="gramStart"/>
+            <w:r>
+              <w:rPr>
+                <w:sz w:val="24"/>
+                <w:szCs w:val="24"/>
+              </w:rPr>
+              <w:t>2}•</w:t>
+            </w:r>
+            <w:proofErr w:type="gramEnd"/>
+            <w:r>
+              <w:rPr>
+                <w:sz w:val="24"/>
+                <w:szCs w:val="24"/>
+              </w:rPr>
+              <w:t xml:space="preserve"> {skill</w:t>
+            </w:r>
+            <w:proofErr w:type="gramStart"/>
+            <w:r>
+              <w:rPr>
+                <w:sz w:val="24"/>
+                <w:szCs w:val="24"/>
+              </w:rPr>
+              <w:t>2}{</w:t>
+            </w:r>
+            <w:proofErr w:type="gramEnd"/>
+            <w:r>
+              <w:rPr>
+                <w:sz w:val="24"/>
+                <w:szCs w:val="24"/>
+              </w:rPr>
+              <w:t>/skill2}</w:t>
+            </w:r>
+          </w:p>
+          <w:p>
+            <w:pPr>
+              <w:keepNext/>
+              <w:keepLines/>
+              <w:rPr>
+                <w:sz w:val="24"/>
+                <w:szCs w:val="24"/>
+              </w:rPr>
+            </w:pPr>
+            <w:r>
+              <w:rPr>
+                <w:sz w:val="24"/>
+                <w:szCs w:val="24"/>
+              </w:rPr>
+              <w:t>{#skill</w:t>
+            </w:r>
+            <w:proofErr w:type="gramStart"/>
+            <w:r>
+              <w:rPr>
+                <w:sz w:val="24"/>
+                <w:szCs w:val="24"/>
+              </w:rPr>
+              <w:t>3}•</w:t>
+            </w:r>
+            <w:proofErr w:type="gramEnd"/>
+            <w:r>
+              <w:rPr>
+                <w:sz w:val="24"/>
+                <w:szCs w:val="24"/>
+              </w:rPr>
+              <w:t xml:space="preserve"> {skill</w:t>
+            </w:r>
+            <w:proofErr w:type="gramStart"/>
+            <w:r>
+              <w:rPr>
+                <w:sz w:val="24"/>
+                <w:szCs w:val="24"/>
+              </w:rPr>
+              <w:t>3}{</w:t>
+            </w:r>
+            <w:proofErr w:type="gramEnd"/>
+            <w:r>
+              <w:rPr>
+                <w:sz w:val="24"/>
+                <w:szCs w:val="24"/>
+              </w:rPr>
+              <w:t>/skill3}</w:t>
+            </w:r>
+          </w:p>
+          <w:p>
+            <w:pPr>
+              <w:keepNext/>
+              <w:keepLines/>
+              <w:rPr>
+                <w:sz w:val="24"/>
+                <w:szCs w:val="24"/>
+              </w:rPr>
+            </w:pPr>
+            <w:r>
+              <w:rPr>
+                <w:sz w:val="24"/>
+                <w:szCs w:val="24"/>
+              </w:rPr>
+              <w:t>{#skill</w:t>
+            </w:r>
+            <w:proofErr w:type="gramStart"/>
+            <w:r>
+              <w:rPr>
+                <w:sz w:val="24"/>
+                <w:szCs w:val="24"/>
+              </w:rPr>
+              <w:t>4}•</w:t>
+            </w:r>
+            <w:proofErr w:type="gramEnd"/>
+            <w:r>
+              <w:rPr>
+                <w:sz w:val="24"/>
+                <w:szCs w:val="24"/>
+              </w:rPr>
+              <w:t xml:space="preserve"> {skill</w:t>
+            </w:r>
+            <w:proofErr w:type="gramStart"/>
+            <w:r>
+              <w:rPr>
+                <w:sz w:val="24"/>
+                <w:szCs w:val="24"/>
+              </w:rPr>
+              <w:t>4}{</w:t>
+            </w:r>
+            <w:proofErr w:type="gramEnd"/>
+            <w:r>
+              <w:rPr>
+                <w:sz w:val="24"/>
+                <w:szCs w:val="24"/>
+              </w:rPr>
+              <w:t>/skill4}</w:t>
+            </w:r>
+          </w:p>
+          <w:p>
+            <w:pPr>
+              <w:keepNext/>
+              <w:keepLines/>
+              <w:rPr>
+                <w:sz w:val="24"/>
+                <w:szCs w:val="24"/>
+              </w:rPr>
+            </w:pPr>
+            <w:r>
+              <w:rPr>
+                <w:sz w:val="24"/>
+                <w:szCs w:val="24"/>
+              </w:rPr>
+              <w:t>{#skill</w:t>
+            </w:r>
+            <w:proofErr w:type="gramStart"/>
+            <w:r>
+              <w:rPr>
+                <w:sz w:val="24"/>
+                <w:szCs w:val="24"/>
+              </w:rPr>
+              <w:t>5}•</w:t>
+            </w:r>
+            <w:proofErr w:type="gramEnd"/>
+            <w:r>
+              <w:rPr>
+                <w:sz w:val="24"/>
+                <w:szCs w:val="24"/>
+              </w:rPr>
+              <w:t xml:space="preserve"> {skill</w:t>
+            </w:r>
+            <w:proofErr w:type="gramStart"/>
+            <w:r>
+              <w:rPr>
+                <w:sz w:val="24"/>
+                <w:szCs w:val="24"/>
+              </w:rPr>
+              <w:t>5}{</w:t>
+            </w:r>
+            <w:proofErr w:type="gramEnd"/>
+            <w:r>
+              <w:rPr>
+                <w:sz w:val="24"/>
+                <w:szCs w:val="24"/>
+              </w:rPr>
+              <w:t>/skill5}</w:t>
+            </w:r>
+          </w:p>
+          <w:p>
+            <w:pPr>
+              <w:keepNext/>
+              <w:keepLines/>
+              <w:rPr>
+                <w:sz w:val="24"/>
+                <w:szCs w:val="24"/>
+              </w:rPr>
+            </w:pPr>
+            <w:r>
+              <w:rPr>
+                <w:sz w:val="24"/>
+                <w:szCs w:val="24"/>
+              </w:rPr>
+              <w:t>{#skill</w:t>
+            </w:r>
+            <w:proofErr w:type="gramStart"/>
+            <w:r>
+              <w:rPr>
+                <w:sz w:val="24"/>
+                <w:szCs w:val="24"/>
+              </w:rPr>
+              <w:t>6}•</w:t>
+            </w:r>
+            <w:proofErr w:type="gramEnd"/>
+            <w:r>
+              <w:rPr>
+                <w:sz w:val="24"/>
+                <w:szCs w:val="24"/>
+              </w:rPr>
+              <w:t xml:space="preserve"> {skill</w:t>
+            </w:r>
+            <w:proofErr w:type="gramStart"/>
+            <w:r>
+              <w:rPr>
+                <w:sz w:val="24"/>
+                <w:szCs w:val="24"/>
+              </w:rPr>
+              <w:t>6}{</w:t>
+            </w:r>
+            <w:proofErr w:type="gramEnd"/>
+            <w:r>
+              <w:rPr>
+                <w:sz w:val="24"/>
+                <w:szCs w:val="24"/>
+              </w:rPr>
+              <w:t>/skill6}</w:t>
+            </w:r>
+          </w:p>
+          <w:p>
+            <w:pPr>
+              <w:keepNext/>
+              <w:keepLines/>
+              <w:rPr>
+                <w:sz w:val="24"/>
+                <w:szCs w:val="24"/>
+              </w:rPr>
+            </w:pPr>
+            <w:r>
+              <w:rPr>
+                <w:sz w:val="24"/>
+                <w:szCs w:val="24"/>
+              </w:rPr>
+              <w:t>{#skill</w:t>
+            </w:r>
+            <w:proofErr w:type="gramStart"/>
+            <w:r>
+              <w:rPr>
+                <w:sz w:val="24"/>
+                <w:szCs w:val="24"/>
+              </w:rPr>
+              <w:t>7}•</w:t>
+            </w:r>
+            <w:proofErr w:type="gramEnd"/>
+            <w:r>
+              <w:rPr>
+                <w:sz w:val="24"/>
+                <w:szCs w:val="24"/>
+              </w:rPr>
+              <w:t xml:space="preserve"> {skill</w:t>
+            </w:r>
+            <w:proofErr w:type="gramStart"/>
+            <w:r>
+              <w:rPr>
+                <w:sz w:val="24"/>
+                <w:szCs w:val="24"/>
+              </w:rPr>
+              <w:t>7}{</w:t>
+            </w:r>
+            <w:proofErr w:type="gramEnd"/>
+            <w:r>
+              <w:rPr>
+                <w:sz w:val="24"/>
+                <w:szCs w:val="24"/>
+              </w:rPr>
+              <w:t>/skill7}</w:t>
+            </w:r>
+          </w:p>
+          <w:p>
+            <w:pPr>
+              <w:keepNext/>
+              <w:keepLines/>
+              <w:rPr>
+                <w:sz w:val="24"/>
+                <w:szCs w:val="24"/>
+              </w:rPr>
+            </w:pPr>
+            <w:r>
+              <w:rPr>
+                <w:sz w:val="24"/>
+                <w:szCs w:val="24"/>
+              </w:rPr>
+              <w:t>{#skill</w:t>
+            </w:r>
+            <w:proofErr w:type="gramStart"/>
+            <w:r>
+              <w:rPr>
+                <w:sz w:val="24"/>
+                <w:szCs w:val="24"/>
+              </w:rPr>
+              <w:t>8}•</w:t>
+            </w:r>
+            <w:proofErr w:type="gramEnd"/>
+            <w:r>
+              <w:rPr>
+                <w:sz w:val="24"/>
+                <w:szCs w:val="24"/>
+              </w:rPr>
+              <w:t xml:space="preserve"> {skill</w:t>
+            </w:r>
+            <w:proofErr w:type="gramStart"/>
+            <w:r>
+              <w:rPr>
+                <w:sz w:val="24"/>
+                <w:szCs w:val="24"/>
+              </w:rPr>
+              <w:t>8}{</w:t>
+            </w:r>
+            <w:proofErr w:type="gramEnd"/>
+            <w:r>
+              <w:rPr>
+                <w:sz w:val="24"/>
+                <w:szCs w:val="24"/>
+              </w:rPr>
+              <w:t>/skill8}</w:t>
+            </w:r>
+          </w:p>
+          <w:p>
+            <w:pPr>
+              <w:keepNext/>
+              <w:keepLines/>
+              <w:rPr>
+                <w:sz w:val="24"/>
+                <w:szCs w:val="24"/>
+              </w:rPr>
+            </w:pPr>
+            <w:r>
+              <w:rPr>
+                <w:sz w:val="24"/>
+                <w:szCs w:val="24"/>
+              </w:rPr>
+              <w:t>{#skill</w:t>
+            </w:r>
+            <w:proofErr w:type="gramStart"/>
+            <w:r>
+              <w:rPr>
+                <w:sz w:val="24"/>
+                <w:szCs w:val="24"/>
+              </w:rPr>
+              <w:t>9}•</w:t>
+            </w:r>
+            <w:proofErr w:type="gramEnd"/>
+            <w:r>
+              <w:rPr>
+                <w:sz w:val="24"/>
+                <w:szCs w:val="24"/>
+              </w:rPr>
+              <w:t xml:space="preserve"> {skill</w:t>
+            </w:r>
+            <w:proofErr w:type="gramStart"/>
+            <w:r>
+              <w:rPr>
+                <w:sz w:val="24"/>
+                <w:szCs w:val="24"/>
+              </w:rPr>
+              <w:t>9}{</w:t>
+            </w:r>
+            <w:proofErr w:type="gramEnd"/>
+            <w:r>
+              <w:rPr>
+                <w:sz w:val="24"/>
+                <w:szCs w:val="24"/>
+              </w:rPr>
+              <w:t>/skill9}</w:t>
+            </w:r>
+          </w:p>
+          <w:p>
+            <w:pPr>
+              <w:keepNext/>
+              <w:keepLines/>
+              <w:rPr>
+                <w:sz w:val="24"/>
+                <w:szCs w:val="24"/>
+              </w:rPr>
+            </w:pPr>
+            <w:r>
+              <w:rPr>
+                <w:sz w:val="24"/>
+                <w:szCs w:val="24"/>
+              </w:rPr>
+              <w:t>{#skill</w:t>
+            </w:r>
+            <w:proofErr w:type="gramStart"/>
+            <w:r>
+              <w:rPr>
+                <w:sz w:val="24"/>
+                <w:szCs w:val="24"/>
+              </w:rPr>
+              <w:t>10}•</w:t>
+            </w:r>
+            <w:proofErr w:type="gramEnd"/>
+            <w:r>
+              <w:rPr>
+                <w:sz w:val="24"/>
+                <w:szCs w:val="24"/>
+              </w:rPr>
+              <w:t xml:space="preserve"> {skill</w:t>
+            </w:r>
+            <w:proofErr w:type="gramStart"/>
+            <w:r>
+              <w:rPr>
+                <w:sz w:val="24"/>
+                <w:szCs w:val="24"/>
+              </w:rPr>
+              <w:t>10}{</w:t>
+            </w:r>
+            <w:proofErr w:type="gramEnd"/>
+            <w:r>
+              <w:rPr>
+                <w:sz w:val="24"/>
+                <w:szCs w:val="24"/>
+              </w:rPr>
+              <w:t>/skill10}</w:t>
+            </w:r>
+          </w:p>
+          <w:p>
+            <w:pPr>
+              <w:keepNext/>
               <w:keepLines/>
             </w:pPr>
             <w:r>
@@ -1249,6 +2118,7 @@
           </w:p>
           <w:p>
             <w:pPr>
+              <w:keepNext/>
               <w:keepLines/>
             </w:pPr>
           </w:p>

--- a/public/templates/TemplateB.docx
+++ b/public/templates/TemplateB.docx
@@ -750,6 +750,18 @@
       <w:pPr>
         <w:keepNext/>
         <w:keepLines/>
+      </w:pPr>
+    </w:p>
+    <w:p>
+      <w:pPr>
+        <w:keepNext/>
+        <w:keepLines/>
+      </w:pPr>
+    </w:p>
+    <w:p>
+      <w:pPr>
+        <w:keepNext/>
+        <w:keepLines/>
         <w:pBdr>
           <w:bottom w:val="single" w:sz="12" w:space="1" w:color="auto"/>
         </w:pBdr>
@@ -763,6 +775,7 @@
           <w:sz w:val="48"/>
           <w:szCs w:val="48"/>
         </w:rPr>
+        <w:lastRenderedPageBreak/>
         <w:t>EDUCATION</w:t>
       </w:r>
     </w:p>
@@ -812,7 +825,6 @@
                 <w:sz w:val="24"/>
                 <w:szCs w:val="24"/>
               </w:rPr>
-              <w:lastRenderedPageBreak/>
               <w:t xml:space="preserve">{school} </w:t>
             </w:r>
             <w:r>

--- a/public/templates/TemplateB.docx
+++ b/public/templates/TemplateB.docx
@@ -264,18 +264,6 @@
             <w:proofErr w:type="gramEnd"/>
             <w:r>
               <w:t>/summary5}</w:t>
-            </w:r>
-          </w:p>
-          <w:p>
-            <w:pPr>
-              <w:keepNext/>
-              <w:keepLines/>
-              <w:pBdr>
-                <w:bottom w:val="single" w:sz="12" w:space="1" w:color="auto"/>
-              </w:pBdr>
-            </w:pPr>
-            <w:r>
-              <w:t>{#hasWorkExperience}</w:t>
             </w:r>
           </w:p>
         </w:tc>

--- a/public/templates/TemplateB.docx
+++ b/public/templates/TemplateB.docx
@@ -6,6 +6,14 @@
       <w:tblPr>
         <w:tblStyle w:val="TableGrid"/>
         <w:tblW w:w="9895" w:type="dxa"/>
+        <w:tblBorders>
+          <w:top w:val="none" w:sz="0" w:space="0" w:color="auto"/>
+          <w:left w:val="none" w:sz="0" w:space="0" w:color="auto"/>
+          <w:bottom w:val="none" w:sz="0" w:space="0" w:color="auto"/>
+          <w:right w:val="none" w:sz="0" w:space="0" w:color="auto"/>
+          <w:insideH w:val="none" w:sz="0" w:space="0" w:color="auto"/>
+          <w:insideV w:val="none" w:sz="0" w:space="0" w:color="auto"/>
+        </w:tblBorders>
         <w:tblLook w:val="04A0" w:firstRow="1" w:lastRow="0" w:firstColumn="1" w:lastColumn="0" w:noHBand="0" w:noVBand="1"/>
       </w:tblPr>
       <w:tblGrid>
@@ -286,6 +294,14 @@
       <w:tblPr>
         <w:tblStyle w:val="TableGrid"/>
         <w:tblW w:w="0" w:type="auto"/>
+        <w:tblBorders>
+          <w:top w:val="none" w:sz="0" w:space="0" w:color="auto"/>
+          <w:left w:val="none" w:sz="0" w:space="0" w:color="auto"/>
+          <w:bottom w:val="none" w:sz="0" w:space="0" w:color="auto"/>
+          <w:right w:val="none" w:sz="0" w:space="0" w:color="auto"/>
+          <w:insideH w:val="none" w:sz="0" w:space="0" w:color="auto"/>
+          <w:insideV w:val="none" w:sz="0" w:space="0" w:color="auto"/>
+        </w:tblBorders>
         <w:tblLook w:val="04A0" w:firstRow="1" w:lastRow="0" w:firstColumn="1" w:lastColumn="0" w:noHBand="0" w:noVBand="1"/>
       </w:tblPr>
       <w:tblGrid>
@@ -342,14 +358,18 @@
               <w:tblStyle w:val="TableGrid"/>
               <w:tblW w:w="0" w:type="auto"/>
               <w:tblBorders>
+                <w:top w:val="none" w:sz="0" w:space="0" w:color="auto"/>
+                <w:left w:val="none" w:sz="0" w:space="0" w:color="auto"/>
+                <w:bottom w:val="none" w:sz="0" w:space="0" w:color="auto"/>
+                <w:right w:val="none" w:sz="0" w:space="0" w:color="auto"/>
                 <w:insideH w:val="none" w:sz="0" w:space="0" w:color="auto"/>
                 <w:insideV w:val="none" w:sz="0" w:space="0" w:color="auto"/>
               </w:tblBorders>
               <w:tblLook w:val="04A0" w:firstRow="1" w:lastRow="0" w:firstColumn="1" w:lastColumn="0" w:noHBand="0" w:noVBand="1"/>
             </w:tblPr>
             <w:tblGrid>
-              <w:gridCol w:w="6127"/>
-              <w:gridCol w:w="3573"/>
+              <w:gridCol w:w="6133"/>
+              <w:gridCol w:w="3577"/>
             </w:tblGrid>
             <w:tr>
               <w:trPr>
@@ -643,9 +663,6 @@
             <w:pPr>
               <w:keepNext/>
               <w:keepLines/>
-              <w:pBdr>
-                <w:bottom w:val="single" w:sz="12" w:space="1" w:color="auto"/>
-              </w:pBdr>
             </w:pPr>
             <w:r>
               <w:t>{/</w:t>
@@ -663,6 +680,15 @@
             <w:pPr>
               <w:keepNext/>
               <w:keepLines/>
+              <w:rPr>
+                <w:rFonts w:ascii="Georgia Pro Black" w:hAnsi="Georgia Pro Black"/>
+                <w:b/>
+                <w:bCs/>
+                <w:sz w:val="24"/>
+                <w:szCs w:val="24"/>
+              </w:rPr>
+            </w:pPr>
+            <w:r>
               <w:rPr>
                 <w:rFonts w:ascii="Georgia Pro Black" w:hAnsi="Georgia Pro Black"/>
                 <w:b/>
@@ -670,6 +696,119 @@
                 <w:sz w:val="56"/>
                 <w:szCs w:val="56"/>
               </w:rPr>
+              <w:br/>
+            </w:r>
+          </w:p>
+        </w:tc>
+      </w:tr>
+      <w:tr>
+        <w:trPr>
+          <w:cantSplit/>
+        </w:trPr>
+        <w:tc>
+          <w:tcPr>
+            <w:tcW w:w="9926" w:type="dxa"/>
+          </w:tcPr>
+          <w:p>
+            <w:pPr>
+              <w:keepNext/>
+              <w:keepLines/>
+              <w:pBdr>
+                <w:bottom w:val="single" w:sz="12" w:space="1" w:color="auto"/>
+              </w:pBdr>
+              <w:rPr>
+                <w:sz w:val="48"/>
+                <w:szCs w:val="48"/>
+              </w:rPr>
+            </w:pPr>
+            <w:r>
+              <w:rPr>
+                <w:sz w:val="48"/>
+                <w:szCs w:val="48"/>
+              </w:rPr>
+              <w:t>SPECIALIZED TRAINING</w:t>
+            </w:r>
+          </w:p>
+          <w:p>
+            <w:pPr>
+              <w:keepNext/>
+              <w:keepLines/>
+              <w:rPr>
+                <w:i/>
+                <w:iCs/>
+                <w:sz w:val="28"/>
+                <w:szCs w:val="28"/>
+              </w:rPr>
+            </w:pPr>
+            <w:r>
+              <w:rPr>
+                <w:i/>
+                <w:iCs/>
+                <w:sz w:val="28"/>
+                <w:szCs w:val="28"/>
+              </w:rPr>
+              <w:t>PROGRAM STUDY DESCRIPTION</w:t>
+            </w:r>
+          </w:p>
+          <w:p>
+            <w:pPr>
+              <w:keepNext/>
+              <w:keepLines/>
+            </w:pPr>
+            <w:r>
+              <w:t>{</w:t>
+            </w:r>
+            <w:proofErr w:type="spellStart"/>
+            <w:r>
+              <w:t>programDescription</w:t>
+            </w:r>
+            <w:proofErr w:type="spellEnd"/>
+            <w:r>
+              <w:t>}</w:t>
+            </w:r>
+          </w:p>
+          <w:p>
+            <w:pPr>
+              <w:keepNext/>
+              <w:keepLines/>
+              <w:rPr>
+                <w:i/>
+                <w:iCs/>
+                <w:sz w:val="28"/>
+                <w:szCs w:val="28"/>
+              </w:rPr>
+            </w:pPr>
+            <w:r>
+              <w:rPr>
+                <w:i/>
+                <w:iCs/>
+                <w:sz w:val="28"/>
+                <w:szCs w:val="28"/>
+              </w:rPr>
+              <w:t xml:space="preserve">TOOLS </w:t>
+            </w:r>
+          </w:p>
+          <w:p>
+            <w:pPr>
+              <w:keepNext/>
+              <w:keepLines/>
+            </w:pPr>
+            <w:r>
+              <w:t>{</w:t>
+            </w:r>
+            <w:proofErr w:type="spellStart"/>
+            <w:r>
+              <w:t>programTools</w:t>
+            </w:r>
+            <w:proofErr w:type="spellEnd"/>
+            <w:r>
+              <w:t>}</w:t>
+            </w:r>
+          </w:p>
+          <w:p>
+            <w:pPr>
+              <w:keepNext/>
+              <w:keepLines/>
             </w:pPr>
           </w:p>
         </w:tc>
@@ -679,13 +818,6 @@
       <w:pPr>
         <w:keepNext/>
         <w:keepLines/>
-        <w:rPr>
-          <w:rFonts w:ascii="Georgia Pro Black" w:hAnsi="Georgia Pro Black"/>
-          <w:b/>
-          <w:bCs/>
-          <w:sz w:val="56"/>
-          <w:szCs w:val="56"/>
-        </w:rPr>
       </w:pPr>
     </w:p>
     <w:tbl>
@@ -704,134 +836,12 @@
         <w:tc>
           <w:tcPr>
             <w:tcW w:w="9926" w:type="dxa"/>
-          </w:tcPr>
-          <w:p>
-            <w:pPr>
-              <w:keepNext/>
-              <w:keepLines/>
-              <w:pBdr>
-                <w:bottom w:val="single" w:sz="12" w:space="1" w:color="auto"/>
-              </w:pBdr>
-              <w:rPr>
-                <w:sz w:val="48"/>
-                <w:szCs w:val="48"/>
-              </w:rPr>
-            </w:pPr>
-            <w:r>
-              <w:rPr>
-                <w:sz w:val="48"/>
-                <w:szCs w:val="48"/>
-              </w:rPr>
-              <w:t>SPECIALIZED TRAINING</w:t>
-            </w:r>
-          </w:p>
-          <w:p>
-            <w:pPr>
-              <w:keepNext/>
-              <w:keepLines/>
-              <w:rPr>
-                <w:i/>
-                <w:iCs/>
-                <w:sz w:val="28"/>
-                <w:szCs w:val="28"/>
-              </w:rPr>
-            </w:pPr>
-            <w:r>
-              <w:rPr>
-                <w:i/>
-                <w:iCs/>
-                <w:sz w:val="28"/>
-                <w:szCs w:val="28"/>
-              </w:rPr>
-              <w:t>PROGRAM STUDY DESCRIPTION</w:t>
-            </w:r>
-          </w:p>
-          <w:p>
-            <w:pPr>
-              <w:keepNext/>
-              <w:keepLines/>
-            </w:pPr>
-            <w:r>
-              <w:t>{</w:t>
-            </w:r>
-            <w:proofErr w:type="spellStart"/>
-            <w:r>
-              <w:t>programDescription</w:t>
-            </w:r>
-            <w:proofErr w:type="spellEnd"/>
-            <w:r>
-              <w:t>}</w:t>
-            </w:r>
-          </w:p>
-          <w:p>
-            <w:pPr>
-              <w:keepNext/>
-              <w:keepLines/>
-              <w:rPr>
-                <w:i/>
-                <w:iCs/>
-                <w:sz w:val="28"/>
-                <w:szCs w:val="28"/>
-              </w:rPr>
-            </w:pPr>
-            <w:r>
-              <w:rPr>
-                <w:i/>
-                <w:iCs/>
-                <w:sz w:val="28"/>
-                <w:szCs w:val="28"/>
-              </w:rPr>
-              <w:t xml:space="preserve">TOOLS </w:t>
-            </w:r>
-          </w:p>
-          <w:p>
-            <w:pPr>
-              <w:keepNext/>
-              <w:keepLines/>
-            </w:pPr>
-            <w:r>
-              <w:t>{</w:t>
-            </w:r>
-            <w:proofErr w:type="spellStart"/>
-            <w:r>
-              <w:t>programTools</w:t>
-            </w:r>
-            <w:proofErr w:type="spellEnd"/>
-            <w:r>
-              <w:t>}</w:t>
-            </w:r>
-          </w:p>
-          <w:p>
-            <w:pPr>
-              <w:keepNext/>
-              <w:keepLines/>
-            </w:pPr>
-          </w:p>
-        </w:tc>
-      </w:tr>
-    </w:tbl>
-    <w:p>
-      <w:pPr>
-        <w:keepNext/>
-        <w:keepLines/>
-      </w:pPr>
-    </w:p>
-    <w:tbl>
-      <w:tblPr>
-        <w:tblStyle w:val="TableGrid"/>
-        <w:tblW w:w="0" w:type="auto"/>
-        <w:tblLook w:val="04A0" w:firstRow="1" w:lastRow="0" w:firstColumn="1" w:lastColumn="0" w:noHBand="0" w:noVBand="1"/>
-      </w:tblPr>
-      <w:tblGrid>
-        <w:gridCol w:w="9926"/>
-      </w:tblGrid>
-      <w:tr>
-        <w:trPr>
-          <w:cantSplit/>
-        </w:trPr>
-        <w:tc>
-          <w:tcPr>
-            <w:tcW w:w="9926" w:type="dxa"/>
+            <w:tcBorders>
+              <w:top w:val="nil"/>
+              <w:left w:val="nil"/>
+              <w:bottom w:val="nil"/>
+              <w:right w:val="nil"/>
+            </w:tcBorders>
           </w:tcPr>
           <w:p>
             <w:pPr>
@@ -1087,6 +1097,14 @@
       <w:tblPr>
         <w:tblStyle w:val="TableGrid"/>
         <w:tblW w:w="0" w:type="auto"/>
+        <w:tblBorders>
+          <w:top w:val="none" w:sz="0" w:space="0" w:color="auto"/>
+          <w:left w:val="none" w:sz="0" w:space="0" w:color="auto"/>
+          <w:bottom w:val="none" w:sz="0" w:space="0" w:color="auto"/>
+          <w:right w:val="none" w:sz="0" w:space="0" w:color="auto"/>
+          <w:insideH w:val="none" w:sz="0" w:space="0" w:color="auto"/>
+          <w:insideV w:val="none" w:sz="0" w:space="0" w:color="auto"/>
+        </w:tblBorders>
         <w:tblLook w:val="04A0" w:firstRow="1" w:lastRow="0" w:firstColumn="1" w:lastColumn="0" w:noHBand="0" w:noVBand="1"/>
       </w:tblPr>
       <w:tblGrid>
@@ -2260,7 +2278,7 @@
     </w:p>
     <w:sectPr>
       <w:pgSz w:w="12240" w:h="15840"/>
-      <w:pgMar w:top="576" w:right="1152" w:bottom="576" w:left="1152" w:header="720" w:footer="720" w:gutter="0"/>
+      <w:pgMar w:top="864" w:right="1152" w:bottom="576" w:left="1152" w:header="720" w:footer="720" w:gutter="0"/>
       <w:cols w:space="720"/>
       <w:docGrid w:linePitch="360"/>
     </w:sectPr>

--- a/public/templates/TemplateB.docx
+++ b/public/templates/TemplateB.docx
@@ -113,6 +113,26 @@
               </w:rPr>
               <w:t xml:space="preserve">  {email}</w:t>
             </w:r>
+          </w:p>
+          <w:p>
+            <w:pPr>
+              <w:keepNext/>
+              <w:keepLines/>
+              <w:rPr>
+                <w:sz w:val="28"/>
+                <w:szCs w:val="28"/>
+              </w:rPr>
+            </w:pPr>
+          </w:p>
+          <w:p>
+            <w:pPr>
+              <w:keepNext/>
+              <w:keepLines/>
+              <w:rPr>
+                <w:sz w:val="28"/>
+                <w:szCs w:val="28"/>
+              </w:rPr>
+            </w:pPr>
           </w:p>
           <w:p>
             <w:pPr>
@@ -675,19 +695,6 @@
             <w:r>
               <w:t>}</w:t>
             </w:r>
-          </w:p>
-          <w:p>
-            <w:pPr>
-              <w:keepNext/>
-              <w:keepLines/>
-              <w:rPr>
-                <w:rFonts w:ascii="Georgia Pro Black" w:hAnsi="Georgia Pro Black"/>
-                <w:b/>
-                <w:bCs/>
-                <w:sz w:val="24"/>
-                <w:szCs w:val="24"/>
-              </w:rPr>
-            </w:pPr>
             <w:r>
               <w:rPr>
                 <w:rFonts w:ascii="Georgia Pro Black" w:hAnsi="Georgia Pro Black"/>
@@ -747,37 +754,55 @@
                 <w:sz w:val="28"/>
                 <w:szCs w:val="28"/>
               </w:rPr>
-              <w:t>PROGRAM STUDY DESCRIPTION</w:t>
-            </w:r>
-          </w:p>
-          <w:p>
-            <w:pPr>
-              <w:keepNext/>
-              <w:keepLines/>
-            </w:pPr>
-            <w:r>
-              <w:t>{</w:t>
-            </w:r>
-            <w:proofErr w:type="spellStart"/>
-            <w:r>
-              <w:t>programDescription</w:t>
-            </w:r>
-            <w:proofErr w:type="spellEnd"/>
-            <w:r>
-              <w:t>}</w:t>
-            </w:r>
-          </w:p>
-          <w:p>
-            <w:pPr>
-              <w:keepNext/>
-              <w:keepLines/>
+              <w:br/>
+            </w:r>
+            <w:r>
               <w:rPr>
                 <w:i/>
                 <w:iCs/>
                 <w:sz w:val="28"/>
                 <w:szCs w:val="28"/>
               </w:rPr>
-            </w:pPr>
+              <w:t>PROGRAM STUDY DESCRIPTION</w:t>
+            </w:r>
+          </w:p>
+          <w:p>
+            <w:pPr>
+              <w:keepNext/>
+              <w:keepLines/>
+            </w:pPr>
+            <w:r>
+              <w:t>{</w:t>
+            </w:r>
+            <w:proofErr w:type="spellStart"/>
+            <w:r>
+              <w:t>programDescription</w:t>
+            </w:r>
+            <w:proofErr w:type="spellEnd"/>
+            <w:r>
+              <w:t>}</w:t>
+            </w:r>
+          </w:p>
+          <w:p>
+            <w:pPr>
+              <w:keepNext/>
+              <w:keepLines/>
+              <w:rPr>
+                <w:i/>
+                <w:iCs/>
+                <w:sz w:val="28"/>
+                <w:szCs w:val="28"/>
+              </w:rPr>
+            </w:pPr>
+            <w:r>
+              <w:rPr>
+                <w:i/>
+                <w:iCs/>
+                <w:sz w:val="28"/>
+                <w:szCs w:val="28"/>
+              </w:rPr>
+              <w:br/>
+            </w:r>
             <w:r>
               <w:rPr>
                 <w:i/>

--- a/public/templates/TemplateB.docx
+++ b/public/templates/TemplateB.docx
@@ -28,6 +28,7 @@
             <w:pPr>
               <w:keepNext/>
               <w:keepLines/>
+              <w:spacing w:before="240"/>
               <w:rPr>
                 <w:rFonts w:ascii="Georgia Pro Black" w:hAnsi="Georgia Pro Black"/>
                 <w:b/>
@@ -728,6 +729,19 @@
                 <w:szCs w:val="48"/>
               </w:rPr>
             </w:pPr>
+          </w:p>
+          <w:p>
+            <w:pPr>
+              <w:keepNext/>
+              <w:keepLines/>
+              <w:pBdr>
+                <w:bottom w:val="single" w:sz="12" w:space="1" w:color="auto"/>
+              </w:pBdr>
+              <w:rPr>
+                <w:sz w:val="48"/>
+                <w:szCs w:val="48"/>
+              </w:rPr>
+            </w:pPr>
             <w:r>
               <w:rPr>
                 <w:sz w:val="48"/>
@@ -1112,30 +1126,17 @@
           </w:p>
         </w:tc>
       </w:tr>
-    </w:tbl>
-    <w:p>
-      <w:pPr>
-        <w:keepNext/>
-      </w:pPr>
-    </w:p>
-    <w:tbl>
-      <w:tblPr>
-        <w:tblStyle w:val="TableGrid"/>
-        <w:tblW w:w="0" w:type="auto"/>
-        <w:tblBorders>
-          <w:top w:val="none" w:sz="0" w:space="0" w:color="auto"/>
-          <w:left w:val="none" w:sz="0" w:space="0" w:color="auto"/>
-          <w:bottom w:val="none" w:sz="0" w:space="0" w:color="auto"/>
-          <w:right w:val="none" w:sz="0" w:space="0" w:color="auto"/>
-          <w:insideH w:val="none" w:sz="0" w:space="0" w:color="auto"/>
-          <w:insideV w:val="none" w:sz="0" w:space="0" w:color="auto"/>
-        </w:tblBorders>
-        <w:tblLook w:val="04A0" w:firstRow="1" w:lastRow="0" w:firstColumn="1" w:lastColumn="0" w:noHBand="0" w:noVBand="1"/>
-      </w:tblPr>
-      <w:tblGrid>
-        <w:gridCol w:w="9926"/>
-      </w:tblGrid>
       <w:tr>
+        <w:tblPrEx>
+          <w:tblBorders>
+            <w:top w:val="none" w:sz="0" w:space="0" w:color="auto"/>
+            <w:left w:val="none" w:sz="0" w:space="0" w:color="auto"/>
+            <w:bottom w:val="none" w:sz="0" w:space="0" w:color="auto"/>
+            <w:right w:val="none" w:sz="0" w:space="0" w:color="auto"/>
+            <w:insideH w:val="none" w:sz="0" w:space="0" w:color="auto"/>
+            <w:insideV w:val="none" w:sz="0" w:space="0" w:color="auto"/>
+          </w:tblBorders>
+        </w:tblPrEx>
         <w:tc>
           <w:tcPr>
             <w:tcW w:w="9926" w:type="dxa"/>

--- a/public/templates/TemplateB.docx
+++ b/public/templates/TemplateB.docx
@@ -139,16 +139,6 @@
             <w:pPr>
               <w:keepNext/>
               <w:keepLines/>
-              <w:rPr>
-                <w:sz w:val="28"/>
-                <w:szCs w:val="28"/>
-              </w:rPr>
-            </w:pPr>
-          </w:p>
-          <w:p>
-            <w:pPr>
-              <w:keepNext/>
-              <w:keepLines/>
               <w:pBdr>
                 <w:bottom w:val="single" w:sz="12" w:space="1" w:color="auto"/>
               </w:pBdr>
@@ -315,14 +305,6 @@
       <w:tblPr>
         <w:tblStyle w:val="TableGrid"/>
         <w:tblW w:w="0" w:type="auto"/>
-        <w:tblBorders>
-          <w:top w:val="none" w:sz="0" w:space="0" w:color="auto"/>
-          <w:left w:val="none" w:sz="0" w:space="0" w:color="auto"/>
-          <w:bottom w:val="none" w:sz="0" w:space="0" w:color="auto"/>
-          <w:right w:val="none" w:sz="0" w:space="0" w:color="auto"/>
-          <w:insideH w:val="none" w:sz="0" w:space="0" w:color="auto"/>
-          <w:insideV w:val="none" w:sz="0" w:space="0" w:color="auto"/>
-        </w:tblBorders>
         <w:tblLook w:val="04A0" w:firstRow="1" w:lastRow="0" w:firstColumn="1" w:lastColumn="0" w:noHBand="0" w:noVBand="1"/>
       </w:tblPr>
       <w:tblGrid>
@@ -332,6 +314,12 @@
         <w:tc>
           <w:tcPr>
             <w:tcW w:w="9926" w:type="dxa"/>
+            <w:tcBorders>
+              <w:top w:val="nil"/>
+              <w:left w:val="nil"/>
+              <w:bottom w:val="nil"/>
+              <w:right w:val="nil"/>
+            </w:tcBorders>
           </w:tcPr>
           <w:p>
             <w:pPr>
@@ -377,7 +365,7 @@
           <w:tbl>
             <w:tblPr>
               <w:tblStyle w:val="TableGrid"/>
-              <w:tblW w:w="0" w:type="auto"/>
+              <w:tblW w:w="9310" w:type="dxa"/>
               <w:tblBorders>
                 <w:top w:val="none" w:sz="0" w:space="0" w:color="auto"/>
                 <w:left w:val="none" w:sz="0" w:space="0" w:color="auto"/>
@@ -389,16 +377,16 @@
               <w:tblLook w:val="04A0" w:firstRow="1" w:lastRow="0" w:firstColumn="1" w:lastColumn="0" w:noHBand="0" w:noVBand="1"/>
             </w:tblPr>
             <w:tblGrid>
-              <w:gridCol w:w="6133"/>
-              <w:gridCol w:w="3577"/>
+              <w:gridCol w:w="5881"/>
+              <w:gridCol w:w="3429"/>
             </w:tblGrid>
             <w:tr>
               <w:trPr>
-                <w:trHeight w:val="901"/>
+                <w:trHeight w:val="426"/>
               </w:trPr>
               <w:tc>
                 <w:tcPr>
-                  <w:tcW w:w="6556" w:type="dxa"/>
+                  <w:tcW w:w="5881" w:type="dxa"/>
                 </w:tcPr>
                 <w:p>
                   <w:pPr>
@@ -486,7 +474,7 @@
               </w:tc>
               <w:tc>
                 <w:tcPr>
-                  <w:tcW w:w="3849" w:type="dxa"/>
+                  <w:tcW w:w="3429" w:type="dxa"/>
                 </w:tcPr>
                 <w:p>
                   <w:pPr>
@@ -684,6 +672,13 @@
             <w:pPr>
               <w:keepNext/>
               <w:keepLines/>
+              <w:rPr>
+                <w:rFonts w:ascii="Georgia Pro Black" w:hAnsi="Georgia Pro Black"/>
+                <w:b/>
+                <w:bCs/>
+                <w:sz w:val="56"/>
+                <w:szCs w:val="56"/>
+              </w:rPr>
             </w:pPr>
             <w:r>
               <w:t>{/</w:t>
@@ -709,27 +704,42 @@
           </w:p>
         </w:tc>
       </w:tr>
+    </w:tbl>
+    <w:p>
+      <w:pPr>
+        <w:keepNext/>
+        <w:keepLines/>
+        <w:rPr>
+          <w:rFonts w:ascii="Georgia Pro Black" w:hAnsi="Georgia Pro Black"/>
+          <w:b/>
+          <w:bCs/>
+          <w:sz w:val="56"/>
+          <w:szCs w:val="56"/>
+        </w:rPr>
+      </w:pPr>
+    </w:p>
+    <w:tbl>
+      <w:tblPr>
+        <w:tblStyle w:val="TableGrid"/>
+        <w:tblpPr w:leftFromText="180" w:rightFromText="180" w:vertAnchor="text" w:horzAnchor="margin" w:tblpY="-9"/>
+        <w:tblOverlap w:val="never"/>
+        <w:tblW w:w="9895" w:type="dxa"/>
+        <w:tblLook w:val="04A0" w:firstRow="1" w:lastRow="0" w:firstColumn="1" w:lastColumn="0" w:noHBand="0" w:noVBand="1"/>
+      </w:tblPr>
+      <w:tblGrid>
+        <w:gridCol w:w="9895"/>
+      </w:tblGrid>
       <w:tr>
-        <w:trPr>
-          <w:cantSplit/>
-        </w:trPr>
         <w:tc>
           <w:tcPr>
-            <w:tcW w:w="9926" w:type="dxa"/>
+            <w:tcW w:w="9895" w:type="dxa"/>
+            <w:tcBorders>
+              <w:top w:val="nil"/>
+              <w:left w:val="nil"/>
+              <w:bottom w:val="nil"/>
+              <w:right w:val="nil"/>
+            </w:tcBorders>
           </w:tcPr>
-          <w:p>
-            <w:pPr>
-              <w:keepNext/>
-              <w:keepLines/>
-              <w:pBdr>
-                <w:bottom w:val="single" w:sz="12" w:space="1" w:color="auto"/>
-              </w:pBdr>
-              <w:rPr>
-                <w:sz w:val="48"/>
-                <w:szCs w:val="48"/>
-              </w:rPr>
-            </w:pPr>
-          </w:p>
           <w:p>
             <w:pPr>
               <w:keepNext/>
@@ -888,7 +898,6 @@
               <w:keepLines/>
             </w:pPr>
             <w:r>
-              <w:lastRenderedPageBreak/>
               <w:t>{#hasEducation}</w:t>
             </w:r>
           </w:p>

--- a/public/templates/TemplateB.docx
+++ b/public/templates/TemplateB.docx
@@ -159,7 +159,8 @@
             <w:pPr>
               <w:keepNext/>
               <w:keepLines/>
-              <w:ind w:left="180"/>
+              <w:spacing w:before="120"/>
+              <w:ind w:left="187"/>
             </w:pPr>
             <w:r>
               <w:t>{#summary</w:t>
@@ -392,6 +393,7 @@
                   <w:pPr>
                     <w:keepNext/>
                     <w:keepLines/>
+                    <w:spacing w:before="120"/>
                     <w:rPr>
                       <w:sz w:val="24"/>
                       <w:szCs w:val="24"/>
@@ -957,6 +959,7 @@
                   <w:pPr>
                     <w:keepNext/>
                     <w:keepLines/>
+                    <w:spacing w:before="120"/>
                     <w:rPr>
                       <w:sz w:val="24"/>
                       <w:szCs w:val="24"/>

--- a/public/templates/TemplateB.docx
+++ b/public/templates/TemplateB.docx
@@ -1009,7 +1009,7 @@
                   <w:pPr>
                     <w:keepNext/>
                     <w:keepLines/>
-                    <w:spacing w:line="278" w:lineRule="auto"/>
+                    <w:spacing w:before="120" w:line="278" w:lineRule="auto"/>
                     <w:rPr>
                       <w:i/>
                       <w:iCs/>
@@ -1027,6 +1027,7 @@
                   <w:pPr>
                     <w:keepNext/>
                     <w:keepLines/>
+                    <w:spacing w:before="120"/>
                   </w:pPr>
                   <w:r>
                     <w:t>{notes}</w:t>

--- a/public/templates/TemplateB.docx
+++ b/public/templates/TemplateB.docx
@@ -96,34 +96,8 @@
                 <w:sz w:val="28"/>
                 <w:szCs w:val="28"/>
               </w:rPr>
-              <w:t>{</w:t>
-            </w:r>
-            <w:proofErr w:type="gramStart"/>
-            <w:r>
-              <w:rPr>
-                <w:sz w:val="28"/>
-                <w:szCs w:val="28"/>
-              </w:rPr>
-              <w:t>phone}  |</w:t>
-            </w:r>
-            <w:proofErr w:type="gramEnd"/>
-            <w:r>
-              <w:rPr>
-                <w:sz w:val="28"/>
-                <w:szCs w:val="28"/>
-              </w:rPr>
-              <w:t xml:space="preserve">  {email}</w:t>
-            </w:r>
-          </w:p>
-          <w:p>
-            <w:pPr>
-              <w:keepNext/>
-              <w:keepLines/>
-              <w:rPr>
-                <w:sz w:val="28"/>
-                <w:szCs w:val="28"/>
-              </w:rPr>
-            </w:pPr>
+              <w:t>{phone}  |  {email}</w:t>
+            </w:r>
           </w:p>
           <w:p>
             <w:pPr>
@@ -163,23 +137,7 @@
               <w:ind w:left="187"/>
             </w:pPr>
             <w:r>
-              <w:t>{#summary</w:t>
-            </w:r>
-            <w:proofErr w:type="gramStart"/>
-            <w:r>
-              <w:t>1}•</w:t>
-            </w:r>
-            <w:proofErr w:type="gramEnd"/>
-            <w:r>
-              <w:t xml:space="preserve"> {summary</w:t>
-            </w:r>
-            <w:proofErr w:type="gramStart"/>
-            <w:r>
-              <w:t>1}{</w:t>
-            </w:r>
-            <w:proofErr w:type="gramEnd"/>
-            <w:r>
-              <w:t>/summary1}</w:t>
+              <w:t>{#summary1}• {summary1}{/summary1}</w:t>
             </w:r>
           </w:p>
           <w:p>
@@ -189,23 +147,7 @@
               <w:ind w:left="180"/>
             </w:pPr>
             <w:r>
-              <w:t>{#summary</w:t>
-            </w:r>
-            <w:proofErr w:type="gramStart"/>
-            <w:r>
-              <w:t>2}•</w:t>
-            </w:r>
-            <w:proofErr w:type="gramEnd"/>
-            <w:r>
-              <w:t xml:space="preserve"> {summary</w:t>
-            </w:r>
-            <w:proofErr w:type="gramStart"/>
-            <w:r>
-              <w:t>2}{</w:t>
-            </w:r>
-            <w:proofErr w:type="gramEnd"/>
-            <w:r>
-              <w:t>/summary2}</w:t>
+              <w:t>{#summary2}• {summary2}{/summary2}</w:t>
             </w:r>
           </w:p>
           <w:p>
@@ -215,23 +157,7 @@
               <w:ind w:left="180"/>
             </w:pPr>
             <w:r>
-              <w:t>{#summary</w:t>
-            </w:r>
-            <w:proofErr w:type="gramStart"/>
-            <w:r>
-              <w:t>3}•</w:t>
-            </w:r>
-            <w:proofErr w:type="gramEnd"/>
-            <w:r>
-              <w:t xml:space="preserve"> {summary</w:t>
-            </w:r>
-            <w:proofErr w:type="gramStart"/>
-            <w:r>
-              <w:t>3}{</w:t>
-            </w:r>
-            <w:proofErr w:type="gramEnd"/>
-            <w:r>
-              <w:t>/summary3}</w:t>
+              <w:t>{#summary3}• {summary3}{/summary3}</w:t>
             </w:r>
           </w:p>
           <w:p>
@@ -241,23 +167,7 @@
               <w:ind w:left="180"/>
             </w:pPr>
             <w:r>
-              <w:t>{#summary</w:t>
-            </w:r>
-            <w:proofErr w:type="gramStart"/>
-            <w:r>
-              <w:t>4}•</w:t>
-            </w:r>
-            <w:proofErr w:type="gramEnd"/>
-            <w:r>
-              <w:t xml:space="preserve"> {summary</w:t>
-            </w:r>
-            <w:proofErr w:type="gramStart"/>
-            <w:r>
-              <w:t>4}{</w:t>
-            </w:r>
-            <w:proofErr w:type="gramEnd"/>
-            <w:r>
-              <w:t>/summary4}</w:t>
+              <w:t>{#summary4}• {summary4}{/summary4}</w:t>
             </w:r>
           </w:p>
           <w:p>
@@ -267,23 +177,7 @@
               <w:ind w:left="180"/>
             </w:pPr>
             <w:r>
-              <w:t>{#summary</w:t>
-            </w:r>
-            <w:proofErr w:type="gramStart"/>
-            <w:r>
-              <w:t>5}•</w:t>
-            </w:r>
-            <w:proofErr w:type="gramEnd"/>
-            <w:r>
-              <w:t xml:space="preserve"> {summary</w:t>
-            </w:r>
-            <w:proofErr w:type="gramStart"/>
-            <w:r>
-              <w:t>5}{</w:t>
-            </w:r>
-            <w:proofErr w:type="gramEnd"/>
-            <w:r>
-              <w:t>/summary5}</w:t>
+              <w:t>{#summary5}• {summary5}{/summary5}</w:t>
             </w:r>
           </w:p>
         </w:tc>
@@ -297,8 +191,8 @@
           <w:rFonts w:ascii="Georgia Pro Black" w:hAnsi="Georgia Pro Black"/>
           <w:b/>
           <w:bCs/>
-          <w:sz w:val="56"/>
-          <w:szCs w:val="56"/>
+          <w:sz w:val="16"/>
+          <w:szCs w:val="16"/>
         </w:rPr>
       </w:pPr>
     </w:p>
@@ -306,6 +200,14 @@
       <w:tblPr>
         <w:tblStyle w:val="TableGrid"/>
         <w:tblW w:w="0" w:type="auto"/>
+        <w:tblBorders>
+          <w:top w:val="none" w:sz="0" w:space="0" w:color="auto"/>
+          <w:left w:val="none" w:sz="0" w:space="0" w:color="auto"/>
+          <w:bottom w:val="none" w:sz="0" w:space="0" w:color="auto"/>
+          <w:right w:val="none" w:sz="0" w:space="0" w:color="auto"/>
+          <w:insideH w:val="none" w:sz="0" w:space="0" w:color="auto"/>
+          <w:insideV w:val="none" w:sz="0" w:space="0" w:color="auto"/>
+        </w:tblBorders>
         <w:tblLook w:val="04A0" w:firstRow="1" w:lastRow="0" w:firstColumn="1" w:lastColumn="0" w:noHBand="0" w:noVBand="1"/>
       </w:tblPr>
       <w:tblGrid>
@@ -315,12 +217,6 @@
         <w:tc>
           <w:tcPr>
             <w:tcW w:w="9926" w:type="dxa"/>
-            <w:tcBorders>
-              <w:top w:val="nil"/>
-              <w:left w:val="nil"/>
-              <w:bottom w:val="nil"/>
-              <w:right w:val="nil"/>
-            </w:tcBorders>
           </w:tcPr>
           <w:p>
             <w:pPr>
@@ -399,21 +295,12 @@
                       <w:szCs w:val="24"/>
                     </w:rPr>
                   </w:pPr>
-                  <w:proofErr w:type="gramStart"/>
-                  <w:r>
-                    <w:rPr>
-                      <w:sz w:val="24"/>
-                      <w:szCs w:val="24"/>
-                    </w:rPr>
-                    <w:t>{title}, {</w:t>
-                  </w:r>
-                  <w:proofErr w:type="gramEnd"/>
-                  <w:r>
-                    <w:rPr>
-                      <w:sz w:val="24"/>
-                      <w:szCs w:val="24"/>
-                    </w:rPr>
-                    <w:t xml:space="preserve">employer} </w:t>
+                  <w:r>
+                    <w:rPr>
+                      <w:sz w:val="24"/>
+                      <w:szCs w:val="24"/>
+                    </w:rPr>
+                    <w:t xml:space="preserve">{title}, {employer} </w:t>
                   </w:r>
                 </w:p>
                 <w:p>
@@ -506,23 +393,7 @@
               <w:ind w:left="180"/>
             </w:pPr>
             <w:r>
-              <w:t>{#task</w:t>
-            </w:r>
-            <w:proofErr w:type="gramStart"/>
-            <w:r>
-              <w:t>1}•</w:t>
-            </w:r>
-            <w:proofErr w:type="gramEnd"/>
-            <w:r>
-              <w:t xml:space="preserve"> {task</w:t>
-            </w:r>
-            <w:proofErr w:type="gramStart"/>
-            <w:r>
-              <w:t>1}{</w:t>
-            </w:r>
-            <w:proofErr w:type="gramEnd"/>
-            <w:r>
-              <w:t>/task1}</w:t>
+              <w:t>{#task1}• {task1}{/task1}</w:t>
             </w:r>
           </w:p>
           <w:p>
@@ -532,23 +403,7 @@
               <w:ind w:left="180"/>
             </w:pPr>
             <w:r>
-              <w:t>{#task</w:t>
-            </w:r>
-            <w:proofErr w:type="gramStart"/>
-            <w:r>
-              <w:t>2}•</w:t>
-            </w:r>
-            <w:proofErr w:type="gramEnd"/>
-            <w:r>
-              <w:t xml:space="preserve"> {task</w:t>
-            </w:r>
-            <w:proofErr w:type="gramStart"/>
-            <w:r>
-              <w:t>2}{</w:t>
-            </w:r>
-            <w:proofErr w:type="gramEnd"/>
-            <w:r>
-              <w:t>/task2}</w:t>
+              <w:t>{#task2}• {task2}{/task2}</w:t>
             </w:r>
           </w:p>
           <w:p>
@@ -558,23 +413,7 @@
               <w:ind w:left="180"/>
             </w:pPr>
             <w:r>
-              <w:t>{#task</w:t>
-            </w:r>
-            <w:proofErr w:type="gramStart"/>
-            <w:r>
-              <w:t>3}•</w:t>
-            </w:r>
-            <w:proofErr w:type="gramEnd"/>
-            <w:r>
-              <w:t xml:space="preserve"> {task</w:t>
-            </w:r>
-            <w:proofErr w:type="gramStart"/>
-            <w:r>
-              <w:t>3}{</w:t>
-            </w:r>
-            <w:proofErr w:type="gramEnd"/>
-            <w:r>
-              <w:t>/task3}</w:t>
+              <w:t>{#task3}• {task3}{/task3}</w:t>
             </w:r>
           </w:p>
           <w:p>
@@ -584,23 +423,7 @@
               <w:ind w:left="180"/>
             </w:pPr>
             <w:r>
-              <w:t>{#task</w:t>
-            </w:r>
-            <w:proofErr w:type="gramStart"/>
-            <w:r>
-              <w:t>4}•</w:t>
-            </w:r>
-            <w:proofErr w:type="gramEnd"/>
-            <w:r>
-              <w:t xml:space="preserve"> {task</w:t>
-            </w:r>
-            <w:proofErr w:type="gramStart"/>
-            <w:r>
-              <w:t>4}{</w:t>
-            </w:r>
-            <w:proofErr w:type="gramEnd"/>
-            <w:r>
-              <w:t>/task4}</w:t>
+              <w:t>{#task4}• {task4}{/task4}</w:t>
             </w:r>
           </w:p>
           <w:p>
@@ -610,23 +433,7 @@
               <w:ind w:left="180"/>
             </w:pPr>
             <w:r>
-              <w:t>{#task</w:t>
-            </w:r>
-            <w:proofErr w:type="gramStart"/>
-            <w:r>
-              <w:t>5}•</w:t>
-            </w:r>
-            <w:proofErr w:type="gramEnd"/>
-            <w:r>
-              <w:t xml:space="preserve"> {task</w:t>
-            </w:r>
-            <w:proofErr w:type="gramStart"/>
-            <w:r>
-              <w:t>5}{</w:t>
-            </w:r>
-            <w:proofErr w:type="gramEnd"/>
-            <w:r>
-              <w:t>/task5}</w:t>
+              <w:t>{#task5}• {task5}{/task5}</w:t>
             </w:r>
           </w:p>
           <w:p>
@@ -692,16 +499,6 @@
             <w:proofErr w:type="spellEnd"/>
             <w:r>
               <w:t>}</w:t>
-            </w:r>
-            <w:r>
-              <w:rPr>
-                <w:rFonts w:ascii="Georgia Pro Black" w:hAnsi="Georgia Pro Black"/>
-                <w:b/>
-                <w:bCs/>
-                <w:sz w:val="56"/>
-                <w:szCs w:val="56"/>
-              </w:rPr>
-              <w:br/>
             </w:r>
           </w:p>
         </w:tc>
@@ -715,8 +512,8 @@
           <w:rFonts w:ascii="Georgia Pro Black" w:hAnsi="Georgia Pro Black"/>
           <w:b/>
           <w:bCs/>
-          <w:sz w:val="56"/>
-          <w:szCs w:val="56"/>
+          <w:sz w:val="16"/>
+          <w:szCs w:val="16"/>
         </w:rPr>
       </w:pPr>
     </w:p>
@@ -1252,480 +1049,160 @@
                       <w:sz w:val="24"/>
                       <w:szCs w:val="24"/>
                     </w:rPr>
-                    <w:t>{#cert</w:t>
-                  </w:r>
-                  <w:proofErr w:type="gramStart"/>
-                  <w:r>
-                    <w:rPr>
-                      <w:sz w:val="24"/>
-                      <w:szCs w:val="24"/>
-                    </w:rPr>
-                    <w:t>1}•</w:t>
-                  </w:r>
-                  <w:proofErr w:type="gramEnd"/>
-                  <w:r>
-                    <w:rPr>
-                      <w:sz w:val="24"/>
-                      <w:szCs w:val="24"/>
-                    </w:rPr>
-                    <w:t xml:space="preserve"> {cert</w:t>
-                  </w:r>
-                  <w:proofErr w:type="gramStart"/>
-                  <w:r>
-                    <w:rPr>
-                      <w:sz w:val="24"/>
-                      <w:szCs w:val="24"/>
-                    </w:rPr>
-                    <w:t>1}{</w:t>
-                  </w:r>
-                  <w:proofErr w:type="gramEnd"/>
-                  <w:r>
-                    <w:rPr>
-                      <w:sz w:val="24"/>
-                      <w:szCs w:val="24"/>
-                    </w:rPr>
-                    <w:t>/cert1}</w:t>
-                  </w:r>
-                </w:p>
-                <w:p>
-                  <w:pPr>
-                    <w:keepNext/>
-                    <w:keepLines/>
-                    <w:rPr>
-                      <w:sz w:val="24"/>
-                      <w:szCs w:val="24"/>
-                    </w:rPr>
-                  </w:pPr>
-                  <w:r>
-                    <w:rPr>
-                      <w:sz w:val="24"/>
-                      <w:szCs w:val="24"/>
-                    </w:rPr>
-                    <w:t>{#cert</w:t>
-                  </w:r>
-                  <w:proofErr w:type="gramStart"/>
-                  <w:r>
-                    <w:rPr>
-                      <w:sz w:val="24"/>
-                      <w:szCs w:val="24"/>
-                    </w:rPr>
-                    <w:t>2}•</w:t>
-                  </w:r>
-                  <w:proofErr w:type="gramEnd"/>
-                  <w:r>
-                    <w:rPr>
-                      <w:sz w:val="24"/>
-                      <w:szCs w:val="24"/>
-                    </w:rPr>
-                    <w:t xml:space="preserve"> {cert</w:t>
-                  </w:r>
-                  <w:proofErr w:type="gramStart"/>
-                  <w:r>
-                    <w:rPr>
-                      <w:sz w:val="24"/>
-                      <w:szCs w:val="24"/>
-                    </w:rPr>
-                    <w:t>2}{</w:t>
-                  </w:r>
-                  <w:proofErr w:type="gramEnd"/>
-                  <w:r>
-                    <w:rPr>
-                      <w:sz w:val="24"/>
-                      <w:szCs w:val="24"/>
-                    </w:rPr>
-                    <w:t>/cert2}</w:t>
-                  </w:r>
-                </w:p>
-                <w:p>
-                  <w:pPr>
-                    <w:keepNext/>
-                    <w:keepLines/>
-                    <w:rPr>
-                      <w:sz w:val="24"/>
-                      <w:szCs w:val="24"/>
-                    </w:rPr>
-                  </w:pPr>
-                  <w:r>
-                    <w:rPr>
-                      <w:sz w:val="24"/>
-                      <w:szCs w:val="24"/>
-                    </w:rPr>
-                    <w:t>{#cert</w:t>
-                  </w:r>
-                  <w:proofErr w:type="gramStart"/>
-                  <w:r>
-                    <w:rPr>
-                      <w:sz w:val="24"/>
-                      <w:szCs w:val="24"/>
-                    </w:rPr>
-                    <w:t>3}•</w:t>
-                  </w:r>
-                  <w:proofErr w:type="gramEnd"/>
-                  <w:r>
-                    <w:rPr>
-                      <w:sz w:val="24"/>
-                      <w:szCs w:val="24"/>
-                    </w:rPr>
-                    <w:t xml:space="preserve"> {cert</w:t>
-                  </w:r>
-                  <w:proofErr w:type="gramStart"/>
-                  <w:r>
-                    <w:rPr>
-                      <w:sz w:val="24"/>
-                      <w:szCs w:val="24"/>
-                    </w:rPr>
-                    <w:t>3}{</w:t>
-                  </w:r>
-                  <w:proofErr w:type="gramEnd"/>
-                  <w:r>
-                    <w:rPr>
-                      <w:sz w:val="24"/>
-                      <w:szCs w:val="24"/>
-                    </w:rPr>
-                    <w:t>/cert3}</w:t>
-                  </w:r>
-                </w:p>
-                <w:p>
-                  <w:pPr>
-                    <w:keepNext/>
-                    <w:keepLines/>
-                    <w:rPr>
-                      <w:sz w:val="24"/>
-                      <w:szCs w:val="24"/>
-                    </w:rPr>
-                  </w:pPr>
-                  <w:r>
-                    <w:rPr>
-                      <w:sz w:val="24"/>
-                      <w:szCs w:val="24"/>
-                    </w:rPr>
-                    <w:t>{#cert</w:t>
-                  </w:r>
-                  <w:proofErr w:type="gramStart"/>
-                  <w:r>
-                    <w:rPr>
-                      <w:sz w:val="24"/>
-                      <w:szCs w:val="24"/>
-                    </w:rPr>
-                    <w:t>4}•</w:t>
-                  </w:r>
-                  <w:proofErr w:type="gramEnd"/>
-                  <w:r>
-                    <w:rPr>
-                      <w:sz w:val="24"/>
-                      <w:szCs w:val="24"/>
-                    </w:rPr>
-                    <w:t xml:space="preserve"> {cert</w:t>
-                  </w:r>
-                  <w:proofErr w:type="gramStart"/>
-                  <w:r>
-                    <w:rPr>
-                      <w:sz w:val="24"/>
-                      <w:szCs w:val="24"/>
-                    </w:rPr>
-                    <w:t>4}{</w:t>
-                  </w:r>
-                  <w:proofErr w:type="gramEnd"/>
-                  <w:r>
-                    <w:rPr>
-                      <w:sz w:val="24"/>
-                      <w:szCs w:val="24"/>
-                    </w:rPr>
-                    <w:t>/cert4}</w:t>
-                  </w:r>
-                </w:p>
-                <w:p>
-                  <w:pPr>
-                    <w:keepNext/>
-                    <w:keepLines/>
-                    <w:rPr>
-                      <w:sz w:val="24"/>
-                      <w:szCs w:val="24"/>
-                    </w:rPr>
-                  </w:pPr>
-                  <w:r>
-                    <w:rPr>
-                      <w:sz w:val="24"/>
-                      <w:szCs w:val="24"/>
-                    </w:rPr>
-                    <w:t>{#cert</w:t>
-                  </w:r>
-                  <w:proofErr w:type="gramStart"/>
-                  <w:r>
-                    <w:rPr>
-                      <w:sz w:val="24"/>
-                      <w:szCs w:val="24"/>
-                    </w:rPr>
-                    <w:t>5}•</w:t>
-                  </w:r>
-                  <w:proofErr w:type="gramEnd"/>
-                  <w:r>
-                    <w:rPr>
-                      <w:sz w:val="24"/>
-                      <w:szCs w:val="24"/>
-                    </w:rPr>
-                    <w:t xml:space="preserve"> {cert</w:t>
-                  </w:r>
-                  <w:proofErr w:type="gramStart"/>
-                  <w:r>
-                    <w:rPr>
-                      <w:sz w:val="24"/>
-                      <w:szCs w:val="24"/>
-                    </w:rPr>
-                    <w:t>5}{</w:t>
-                  </w:r>
-                  <w:proofErr w:type="gramEnd"/>
-                  <w:r>
-                    <w:rPr>
-                      <w:sz w:val="24"/>
-                      <w:szCs w:val="24"/>
-                    </w:rPr>
-                    <w:t>/cert5}</w:t>
-                  </w:r>
-                </w:p>
-                <w:p>
-                  <w:pPr>
-                    <w:keepNext/>
-                    <w:keepLines/>
-                    <w:rPr>
-                      <w:sz w:val="24"/>
-                      <w:szCs w:val="24"/>
-                    </w:rPr>
-                  </w:pPr>
-                  <w:r>
-                    <w:rPr>
-                      <w:sz w:val="24"/>
-                      <w:szCs w:val="24"/>
-                    </w:rPr>
-                    <w:t>{#cert</w:t>
-                  </w:r>
-                  <w:proofErr w:type="gramStart"/>
-                  <w:r>
-                    <w:rPr>
-                      <w:sz w:val="24"/>
-                      <w:szCs w:val="24"/>
-                    </w:rPr>
-                    <w:t>6}•</w:t>
-                  </w:r>
-                  <w:proofErr w:type="gramEnd"/>
-                  <w:r>
-                    <w:rPr>
-                      <w:sz w:val="24"/>
-                      <w:szCs w:val="24"/>
-                    </w:rPr>
-                    <w:t xml:space="preserve"> {cert</w:t>
-                  </w:r>
-                  <w:proofErr w:type="gramStart"/>
-                  <w:r>
-                    <w:rPr>
-                      <w:sz w:val="24"/>
-                      <w:szCs w:val="24"/>
-                    </w:rPr>
-                    <w:t>6}{</w:t>
-                  </w:r>
-                  <w:proofErr w:type="gramEnd"/>
-                  <w:r>
-                    <w:rPr>
-                      <w:sz w:val="24"/>
-                      <w:szCs w:val="24"/>
-                    </w:rPr>
-                    <w:t>/cert6}</w:t>
-                  </w:r>
-                </w:p>
-                <w:p>
-                  <w:pPr>
-                    <w:keepNext/>
-                    <w:keepLines/>
-                    <w:rPr>
-                      <w:sz w:val="24"/>
-                      <w:szCs w:val="24"/>
-                    </w:rPr>
-                  </w:pPr>
-                  <w:r>
-                    <w:rPr>
-                      <w:sz w:val="24"/>
-                      <w:szCs w:val="24"/>
-                    </w:rPr>
-                    <w:t>{#cert</w:t>
-                  </w:r>
-                  <w:proofErr w:type="gramStart"/>
-                  <w:r>
-                    <w:rPr>
-                      <w:sz w:val="24"/>
-                      <w:szCs w:val="24"/>
-                    </w:rPr>
-                    <w:t>7}•</w:t>
-                  </w:r>
-                  <w:proofErr w:type="gramEnd"/>
-                  <w:r>
-                    <w:rPr>
-                      <w:sz w:val="24"/>
-                      <w:szCs w:val="24"/>
-                    </w:rPr>
-                    <w:t xml:space="preserve"> {cert</w:t>
-                  </w:r>
-                  <w:proofErr w:type="gramStart"/>
-                  <w:r>
-                    <w:rPr>
-                      <w:sz w:val="24"/>
-                      <w:szCs w:val="24"/>
-                    </w:rPr>
-                    <w:t>7}{</w:t>
-                  </w:r>
-                  <w:proofErr w:type="gramEnd"/>
-                  <w:r>
-                    <w:rPr>
-                      <w:sz w:val="24"/>
-                      <w:szCs w:val="24"/>
-                    </w:rPr>
-                    <w:t>/cert7}</w:t>
-                  </w:r>
-                </w:p>
-                <w:p>
-                  <w:pPr>
-                    <w:keepNext/>
-                    <w:keepLines/>
-                    <w:rPr>
-                      <w:sz w:val="24"/>
-                      <w:szCs w:val="24"/>
-                    </w:rPr>
-                  </w:pPr>
-                  <w:r>
-                    <w:rPr>
-                      <w:sz w:val="24"/>
-                      <w:szCs w:val="24"/>
-                    </w:rPr>
-                    <w:t>{#cert</w:t>
-                  </w:r>
-                  <w:proofErr w:type="gramStart"/>
-                  <w:r>
-                    <w:rPr>
-                      <w:sz w:val="24"/>
-                      <w:szCs w:val="24"/>
-                    </w:rPr>
-                    <w:t>8}•</w:t>
-                  </w:r>
-                  <w:proofErr w:type="gramEnd"/>
-                  <w:r>
-                    <w:rPr>
-                      <w:sz w:val="24"/>
-                      <w:szCs w:val="24"/>
-                    </w:rPr>
-                    <w:t xml:space="preserve"> {cert</w:t>
-                  </w:r>
-                  <w:proofErr w:type="gramStart"/>
-                  <w:r>
-                    <w:rPr>
-                      <w:sz w:val="24"/>
-                      <w:szCs w:val="24"/>
-                    </w:rPr>
-                    <w:t>8}{</w:t>
-                  </w:r>
-                  <w:proofErr w:type="gramEnd"/>
-                  <w:r>
-                    <w:rPr>
-                      <w:sz w:val="24"/>
-                      <w:szCs w:val="24"/>
-                    </w:rPr>
-                    <w:t>/cert8}</w:t>
-                  </w:r>
-                </w:p>
-                <w:p>
-                  <w:pPr>
-                    <w:keepNext/>
-                    <w:keepLines/>
-                    <w:rPr>
-                      <w:sz w:val="24"/>
-                      <w:szCs w:val="24"/>
-                    </w:rPr>
-                  </w:pPr>
-                  <w:r>
-                    <w:rPr>
-                      <w:sz w:val="24"/>
-                      <w:szCs w:val="24"/>
-                    </w:rPr>
-                    <w:t>{#cert</w:t>
-                  </w:r>
-                  <w:proofErr w:type="gramStart"/>
-                  <w:r>
-                    <w:rPr>
-                      <w:sz w:val="24"/>
-                      <w:szCs w:val="24"/>
-                    </w:rPr>
-                    <w:t>9}•</w:t>
-                  </w:r>
-                  <w:proofErr w:type="gramEnd"/>
-                  <w:r>
-                    <w:rPr>
-                      <w:sz w:val="24"/>
-                      <w:szCs w:val="24"/>
-                    </w:rPr>
-                    <w:t xml:space="preserve"> {cert</w:t>
-                  </w:r>
-                  <w:proofErr w:type="gramStart"/>
-                  <w:r>
-                    <w:rPr>
-                      <w:sz w:val="24"/>
-                      <w:szCs w:val="24"/>
-                    </w:rPr>
-                    <w:t>9}{</w:t>
-                  </w:r>
-                  <w:proofErr w:type="gramEnd"/>
-                  <w:r>
-                    <w:rPr>
-                      <w:sz w:val="24"/>
-                      <w:szCs w:val="24"/>
-                    </w:rPr>
-                    <w:t>/cert9}</w:t>
-                  </w:r>
-                </w:p>
-                <w:p>
-                  <w:pPr>
-                    <w:keepNext/>
-                    <w:keepLines/>
-                    <w:rPr>
-                      <w:sz w:val="24"/>
-                      <w:szCs w:val="24"/>
-                    </w:rPr>
-                  </w:pPr>
-                  <w:r>
-                    <w:rPr>
-                      <w:sz w:val="24"/>
-                      <w:szCs w:val="24"/>
-                    </w:rPr>
-                    <w:t>{#cert</w:t>
-                  </w:r>
-                  <w:proofErr w:type="gramStart"/>
-                  <w:r>
-                    <w:rPr>
-                      <w:sz w:val="24"/>
-                      <w:szCs w:val="24"/>
-                    </w:rPr>
-                    <w:t>10}•</w:t>
-                  </w:r>
-                  <w:proofErr w:type="gramEnd"/>
-                  <w:r>
-                    <w:rPr>
-                      <w:sz w:val="24"/>
-                      <w:szCs w:val="24"/>
-                    </w:rPr>
-                    <w:t xml:space="preserve"> {cert</w:t>
-                  </w:r>
-                  <w:proofErr w:type="gramStart"/>
-                  <w:r>
-                    <w:rPr>
-                      <w:sz w:val="24"/>
-                      <w:szCs w:val="24"/>
-                    </w:rPr>
-                    <w:t>10}{</w:t>
-                  </w:r>
-                  <w:proofErr w:type="gramEnd"/>
-                  <w:r>
-                    <w:rPr>
-                      <w:sz w:val="24"/>
-                      <w:szCs w:val="24"/>
-                    </w:rPr>
-                    <w:t>/cert10}</w:t>
+                    <w:t>{#cert1}• {cert1}{/cert1}</w:t>
+                  </w:r>
+                </w:p>
+                <w:p>
+                  <w:pPr>
+                    <w:keepNext/>
+                    <w:keepLines/>
+                    <w:rPr>
+                      <w:sz w:val="24"/>
+                      <w:szCs w:val="24"/>
+                    </w:rPr>
+                  </w:pPr>
+                  <w:r>
+                    <w:rPr>
+                      <w:sz w:val="24"/>
+                      <w:szCs w:val="24"/>
+                    </w:rPr>
+                    <w:t>{#cert2}• {cert2}{/cert2}</w:t>
+                  </w:r>
+                </w:p>
+                <w:p>
+                  <w:pPr>
+                    <w:keepNext/>
+                    <w:keepLines/>
+                    <w:rPr>
+                      <w:sz w:val="24"/>
+                      <w:szCs w:val="24"/>
+                    </w:rPr>
+                  </w:pPr>
+                  <w:r>
+                    <w:rPr>
+                      <w:sz w:val="24"/>
+                      <w:szCs w:val="24"/>
+                    </w:rPr>
+                    <w:t>{#cert3}• {cert3}{/cert3}</w:t>
+                  </w:r>
+                </w:p>
+                <w:p>
+                  <w:pPr>
+                    <w:keepNext/>
+                    <w:keepLines/>
+                    <w:rPr>
+                      <w:sz w:val="24"/>
+                      <w:szCs w:val="24"/>
+                    </w:rPr>
+                  </w:pPr>
+                  <w:r>
+                    <w:rPr>
+                      <w:sz w:val="24"/>
+                      <w:szCs w:val="24"/>
+                    </w:rPr>
+                    <w:t>{#cert4}• {cert4}{/cert4}</w:t>
+                  </w:r>
+                </w:p>
+                <w:p>
+                  <w:pPr>
+                    <w:keepNext/>
+                    <w:keepLines/>
+                    <w:rPr>
+                      <w:sz w:val="24"/>
+                      <w:szCs w:val="24"/>
+                    </w:rPr>
+                  </w:pPr>
+                  <w:r>
+                    <w:rPr>
+                      <w:sz w:val="24"/>
+                      <w:szCs w:val="24"/>
+                    </w:rPr>
+                    <w:t>{#cert5}• {cert5}{/cert5}</w:t>
+                  </w:r>
+                </w:p>
+                <w:p>
+                  <w:pPr>
+                    <w:keepNext/>
+                    <w:keepLines/>
+                    <w:rPr>
+                      <w:sz w:val="24"/>
+                      <w:szCs w:val="24"/>
+                    </w:rPr>
+                  </w:pPr>
+                  <w:r>
+                    <w:rPr>
+                      <w:sz w:val="24"/>
+                      <w:szCs w:val="24"/>
+                    </w:rPr>
+                    <w:t>{#cert6}• {cert6}{/cert6}</w:t>
+                  </w:r>
+                </w:p>
+                <w:p>
+                  <w:pPr>
+                    <w:keepNext/>
+                    <w:keepLines/>
+                    <w:rPr>
+                      <w:sz w:val="24"/>
+                      <w:szCs w:val="24"/>
+                    </w:rPr>
+                  </w:pPr>
+                  <w:r>
+                    <w:rPr>
+                      <w:sz w:val="24"/>
+                      <w:szCs w:val="24"/>
+                    </w:rPr>
+                    <w:t>{#cert7}• {cert7}{/cert7}</w:t>
+                  </w:r>
+                </w:p>
+                <w:p>
+                  <w:pPr>
+                    <w:keepNext/>
+                    <w:keepLines/>
+                    <w:rPr>
+                      <w:sz w:val="24"/>
+                      <w:szCs w:val="24"/>
+                    </w:rPr>
+                  </w:pPr>
+                  <w:r>
+                    <w:rPr>
+                      <w:sz w:val="24"/>
+                      <w:szCs w:val="24"/>
+                    </w:rPr>
+                    <w:t>{#cert8}• {cert8}{/cert8}</w:t>
+                  </w:r>
+                </w:p>
+                <w:p>
+                  <w:pPr>
+                    <w:keepNext/>
+                    <w:keepLines/>
+                    <w:rPr>
+                      <w:sz w:val="24"/>
+                      <w:szCs w:val="24"/>
+                    </w:rPr>
+                  </w:pPr>
+                  <w:r>
+                    <w:rPr>
+                      <w:sz w:val="24"/>
+                      <w:szCs w:val="24"/>
+                    </w:rPr>
+                    <w:t>{#cert9}• {cert9}{/cert9}</w:t>
+                  </w:r>
+                </w:p>
+                <w:p>
+                  <w:pPr>
+                    <w:keepNext/>
+                    <w:keepLines/>
+                    <w:rPr>
+                      <w:sz w:val="24"/>
+                      <w:szCs w:val="24"/>
+                    </w:rPr>
+                  </w:pPr>
+                  <w:r>
+                    <w:rPr>
+                      <w:sz w:val="24"/>
+                      <w:szCs w:val="24"/>
+                    </w:rPr>
+                    <w:t>{#cert10}• {cert10}{/cert10}</w:t>
                   </w:r>
                 </w:p>
                 <w:p>
@@ -1800,480 +1277,160 @@
                       <w:sz w:val="24"/>
                       <w:szCs w:val="24"/>
                     </w:rPr>
-                    <w:t>{#skill</w:t>
-                  </w:r>
-                  <w:proofErr w:type="gramStart"/>
-                  <w:r>
-                    <w:rPr>
-                      <w:sz w:val="24"/>
-                      <w:szCs w:val="24"/>
-                    </w:rPr>
-                    <w:t>1}•</w:t>
-                  </w:r>
-                  <w:proofErr w:type="gramEnd"/>
-                  <w:r>
-                    <w:rPr>
-                      <w:sz w:val="24"/>
-                      <w:szCs w:val="24"/>
-                    </w:rPr>
-                    <w:t xml:space="preserve"> {skill</w:t>
-                  </w:r>
-                  <w:proofErr w:type="gramStart"/>
-                  <w:r>
-                    <w:rPr>
-                      <w:sz w:val="24"/>
-                      <w:szCs w:val="24"/>
-                    </w:rPr>
-                    <w:t>1}{</w:t>
-                  </w:r>
-                  <w:proofErr w:type="gramEnd"/>
-                  <w:r>
-                    <w:rPr>
-                      <w:sz w:val="24"/>
-                      <w:szCs w:val="24"/>
-                    </w:rPr>
-                    <w:t>/skill1}</w:t>
-                  </w:r>
-                </w:p>
-                <w:p>
-                  <w:pPr>
-                    <w:keepNext/>
-                    <w:keepLines/>
-                    <w:rPr>
-                      <w:sz w:val="24"/>
-                      <w:szCs w:val="24"/>
-                    </w:rPr>
-                  </w:pPr>
-                  <w:r>
-                    <w:rPr>
-                      <w:sz w:val="24"/>
-                      <w:szCs w:val="24"/>
-                    </w:rPr>
-                    <w:t>{#skill</w:t>
-                  </w:r>
-                  <w:proofErr w:type="gramStart"/>
-                  <w:r>
-                    <w:rPr>
-                      <w:sz w:val="24"/>
-                      <w:szCs w:val="24"/>
-                    </w:rPr>
-                    <w:t>2}•</w:t>
-                  </w:r>
-                  <w:proofErr w:type="gramEnd"/>
-                  <w:r>
-                    <w:rPr>
-                      <w:sz w:val="24"/>
-                      <w:szCs w:val="24"/>
-                    </w:rPr>
-                    <w:t xml:space="preserve"> {skill</w:t>
-                  </w:r>
-                  <w:proofErr w:type="gramStart"/>
-                  <w:r>
-                    <w:rPr>
-                      <w:sz w:val="24"/>
-                      <w:szCs w:val="24"/>
-                    </w:rPr>
-                    <w:t>2}{</w:t>
-                  </w:r>
-                  <w:proofErr w:type="gramEnd"/>
-                  <w:r>
-                    <w:rPr>
-                      <w:sz w:val="24"/>
-                      <w:szCs w:val="24"/>
-                    </w:rPr>
-                    <w:t>/skill2}</w:t>
-                  </w:r>
-                </w:p>
-                <w:p>
-                  <w:pPr>
-                    <w:keepNext/>
-                    <w:keepLines/>
-                    <w:rPr>
-                      <w:sz w:val="24"/>
-                      <w:szCs w:val="24"/>
-                    </w:rPr>
-                  </w:pPr>
-                  <w:r>
-                    <w:rPr>
-                      <w:sz w:val="24"/>
-                      <w:szCs w:val="24"/>
-                    </w:rPr>
-                    <w:t>{#skill</w:t>
-                  </w:r>
-                  <w:proofErr w:type="gramStart"/>
-                  <w:r>
-                    <w:rPr>
-                      <w:sz w:val="24"/>
-                      <w:szCs w:val="24"/>
-                    </w:rPr>
-                    <w:t>3}•</w:t>
-                  </w:r>
-                  <w:proofErr w:type="gramEnd"/>
-                  <w:r>
-                    <w:rPr>
-                      <w:sz w:val="24"/>
-                      <w:szCs w:val="24"/>
-                    </w:rPr>
-                    <w:t xml:space="preserve"> {skill</w:t>
-                  </w:r>
-                  <w:proofErr w:type="gramStart"/>
-                  <w:r>
-                    <w:rPr>
-                      <w:sz w:val="24"/>
-                      <w:szCs w:val="24"/>
-                    </w:rPr>
-                    <w:t>3}{</w:t>
-                  </w:r>
-                  <w:proofErr w:type="gramEnd"/>
-                  <w:r>
-                    <w:rPr>
-                      <w:sz w:val="24"/>
-                      <w:szCs w:val="24"/>
-                    </w:rPr>
-                    <w:t>/skill3}</w:t>
-                  </w:r>
-                </w:p>
-                <w:p>
-                  <w:pPr>
-                    <w:keepNext/>
-                    <w:keepLines/>
-                    <w:rPr>
-                      <w:sz w:val="24"/>
-                      <w:szCs w:val="24"/>
-                    </w:rPr>
-                  </w:pPr>
-                  <w:r>
-                    <w:rPr>
-                      <w:sz w:val="24"/>
-                      <w:szCs w:val="24"/>
-                    </w:rPr>
-                    <w:t>{#skill</w:t>
-                  </w:r>
-                  <w:proofErr w:type="gramStart"/>
-                  <w:r>
-                    <w:rPr>
-                      <w:sz w:val="24"/>
-                      <w:szCs w:val="24"/>
-                    </w:rPr>
-                    <w:t>4}•</w:t>
-                  </w:r>
-                  <w:proofErr w:type="gramEnd"/>
-                  <w:r>
-                    <w:rPr>
-                      <w:sz w:val="24"/>
-                      <w:szCs w:val="24"/>
-                    </w:rPr>
-                    <w:t xml:space="preserve"> {skill</w:t>
-                  </w:r>
-                  <w:proofErr w:type="gramStart"/>
-                  <w:r>
-                    <w:rPr>
-                      <w:sz w:val="24"/>
-                      <w:szCs w:val="24"/>
-                    </w:rPr>
-                    <w:t>4}{</w:t>
-                  </w:r>
-                  <w:proofErr w:type="gramEnd"/>
-                  <w:r>
-                    <w:rPr>
-                      <w:sz w:val="24"/>
-                      <w:szCs w:val="24"/>
-                    </w:rPr>
-                    <w:t>/skill4}</w:t>
-                  </w:r>
-                </w:p>
-                <w:p>
-                  <w:pPr>
-                    <w:keepNext/>
-                    <w:keepLines/>
-                    <w:rPr>
-                      <w:sz w:val="24"/>
-                      <w:szCs w:val="24"/>
-                    </w:rPr>
-                  </w:pPr>
-                  <w:r>
-                    <w:rPr>
-                      <w:sz w:val="24"/>
-                      <w:szCs w:val="24"/>
-                    </w:rPr>
-                    <w:t>{#skill</w:t>
-                  </w:r>
-                  <w:proofErr w:type="gramStart"/>
-                  <w:r>
-                    <w:rPr>
-                      <w:sz w:val="24"/>
-                      <w:szCs w:val="24"/>
-                    </w:rPr>
-                    <w:t>5}•</w:t>
-                  </w:r>
-                  <w:proofErr w:type="gramEnd"/>
-                  <w:r>
-                    <w:rPr>
-                      <w:sz w:val="24"/>
-                      <w:szCs w:val="24"/>
-                    </w:rPr>
-                    <w:t xml:space="preserve"> {skill</w:t>
-                  </w:r>
-                  <w:proofErr w:type="gramStart"/>
-                  <w:r>
-                    <w:rPr>
-                      <w:sz w:val="24"/>
-                      <w:szCs w:val="24"/>
-                    </w:rPr>
-                    <w:t>5}{</w:t>
-                  </w:r>
-                  <w:proofErr w:type="gramEnd"/>
-                  <w:r>
-                    <w:rPr>
-                      <w:sz w:val="24"/>
-                      <w:szCs w:val="24"/>
-                    </w:rPr>
-                    <w:t>/skill5}</w:t>
-                  </w:r>
-                </w:p>
-                <w:p>
-                  <w:pPr>
-                    <w:keepNext/>
-                    <w:keepLines/>
-                    <w:rPr>
-                      <w:sz w:val="24"/>
-                      <w:szCs w:val="24"/>
-                    </w:rPr>
-                  </w:pPr>
-                  <w:r>
-                    <w:rPr>
-                      <w:sz w:val="24"/>
-                      <w:szCs w:val="24"/>
-                    </w:rPr>
-                    <w:t>{#skill</w:t>
-                  </w:r>
-                  <w:proofErr w:type="gramStart"/>
-                  <w:r>
-                    <w:rPr>
-                      <w:sz w:val="24"/>
-                      <w:szCs w:val="24"/>
-                    </w:rPr>
-                    <w:t>6}•</w:t>
-                  </w:r>
-                  <w:proofErr w:type="gramEnd"/>
-                  <w:r>
-                    <w:rPr>
-                      <w:sz w:val="24"/>
-                      <w:szCs w:val="24"/>
-                    </w:rPr>
-                    <w:t xml:space="preserve"> {skill</w:t>
-                  </w:r>
-                  <w:proofErr w:type="gramStart"/>
-                  <w:r>
-                    <w:rPr>
-                      <w:sz w:val="24"/>
-                      <w:szCs w:val="24"/>
-                    </w:rPr>
-                    <w:t>6}{</w:t>
-                  </w:r>
-                  <w:proofErr w:type="gramEnd"/>
-                  <w:r>
-                    <w:rPr>
-                      <w:sz w:val="24"/>
-                      <w:szCs w:val="24"/>
-                    </w:rPr>
-                    <w:t>/skill6}</w:t>
-                  </w:r>
-                </w:p>
-                <w:p>
-                  <w:pPr>
-                    <w:keepNext/>
-                    <w:keepLines/>
-                    <w:rPr>
-                      <w:sz w:val="24"/>
-                      <w:szCs w:val="24"/>
-                    </w:rPr>
-                  </w:pPr>
-                  <w:r>
-                    <w:rPr>
-                      <w:sz w:val="24"/>
-                      <w:szCs w:val="24"/>
-                    </w:rPr>
-                    <w:t>{#skill</w:t>
-                  </w:r>
-                  <w:proofErr w:type="gramStart"/>
-                  <w:r>
-                    <w:rPr>
-                      <w:sz w:val="24"/>
-                      <w:szCs w:val="24"/>
-                    </w:rPr>
-                    <w:t>7}•</w:t>
-                  </w:r>
-                  <w:proofErr w:type="gramEnd"/>
-                  <w:r>
-                    <w:rPr>
-                      <w:sz w:val="24"/>
-                      <w:szCs w:val="24"/>
-                    </w:rPr>
-                    <w:t xml:space="preserve"> {skill</w:t>
-                  </w:r>
-                  <w:proofErr w:type="gramStart"/>
-                  <w:r>
-                    <w:rPr>
-                      <w:sz w:val="24"/>
-                      <w:szCs w:val="24"/>
-                    </w:rPr>
-                    <w:t>7}{</w:t>
-                  </w:r>
-                  <w:proofErr w:type="gramEnd"/>
-                  <w:r>
-                    <w:rPr>
-                      <w:sz w:val="24"/>
-                      <w:szCs w:val="24"/>
-                    </w:rPr>
-                    <w:t>/skill7}</w:t>
-                  </w:r>
-                </w:p>
-                <w:p>
-                  <w:pPr>
-                    <w:keepNext/>
-                    <w:keepLines/>
-                    <w:rPr>
-                      <w:sz w:val="24"/>
-                      <w:szCs w:val="24"/>
-                    </w:rPr>
-                  </w:pPr>
-                  <w:r>
-                    <w:rPr>
-                      <w:sz w:val="24"/>
-                      <w:szCs w:val="24"/>
-                    </w:rPr>
-                    <w:t>{#skill</w:t>
-                  </w:r>
-                  <w:proofErr w:type="gramStart"/>
-                  <w:r>
-                    <w:rPr>
-                      <w:sz w:val="24"/>
-                      <w:szCs w:val="24"/>
-                    </w:rPr>
-                    <w:t>8}•</w:t>
-                  </w:r>
-                  <w:proofErr w:type="gramEnd"/>
-                  <w:r>
-                    <w:rPr>
-                      <w:sz w:val="24"/>
-                      <w:szCs w:val="24"/>
-                    </w:rPr>
-                    <w:t xml:space="preserve"> {skill</w:t>
-                  </w:r>
-                  <w:proofErr w:type="gramStart"/>
-                  <w:r>
-                    <w:rPr>
-                      <w:sz w:val="24"/>
-                      <w:szCs w:val="24"/>
-                    </w:rPr>
-                    <w:t>8}{</w:t>
-                  </w:r>
-                  <w:proofErr w:type="gramEnd"/>
-                  <w:r>
-                    <w:rPr>
-                      <w:sz w:val="24"/>
-                      <w:szCs w:val="24"/>
-                    </w:rPr>
-                    <w:t>/skill8}</w:t>
-                  </w:r>
-                </w:p>
-                <w:p>
-                  <w:pPr>
-                    <w:keepNext/>
-                    <w:keepLines/>
-                    <w:rPr>
-                      <w:sz w:val="24"/>
-                      <w:szCs w:val="24"/>
-                    </w:rPr>
-                  </w:pPr>
-                  <w:r>
-                    <w:rPr>
-                      <w:sz w:val="24"/>
-                      <w:szCs w:val="24"/>
-                    </w:rPr>
-                    <w:t>{#skill</w:t>
-                  </w:r>
-                  <w:proofErr w:type="gramStart"/>
-                  <w:r>
-                    <w:rPr>
-                      <w:sz w:val="24"/>
-                      <w:szCs w:val="24"/>
-                    </w:rPr>
-                    <w:t>9}•</w:t>
-                  </w:r>
-                  <w:proofErr w:type="gramEnd"/>
-                  <w:r>
-                    <w:rPr>
-                      <w:sz w:val="24"/>
-                      <w:szCs w:val="24"/>
-                    </w:rPr>
-                    <w:t xml:space="preserve"> {skill</w:t>
-                  </w:r>
-                  <w:proofErr w:type="gramStart"/>
-                  <w:r>
-                    <w:rPr>
-                      <w:sz w:val="24"/>
-                      <w:szCs w:val="24"/>
-                    </w:rPr>
-                    <w:t>9}{</w:t>
-                  </w:r>
-                  <w:proofErr w:type="gramEnd"/>
-                  <w:r>
-                    <w:rPr>
-                      <w:sz w:val="24"/>
-                      <w:szCs w:val="24"/>
-                    </w:rPr>
-                    <w:t>/skill9}</w:t>
-                  </w:r>
-                </w:p>
-                <w:p>
-                  <w:pPr>
-                    <w:keepNext/>
-                    <w:keepLines/>
-                    <w:rPr>
-                      <w:sz w:val="24"/>
-                      <w:szCs w:val="24"/>
-                    </w:rPr>
-                  </w:pPr>
-                  <w:r>
-                    <w:rPr>
-                      <w:sz w:val="24"/>
-                      <w:szCs w:val="24"/>
-                    </w:rPr>
-                    <w:t>{#skill</w:t>
-                  </w:r>
-                  <w:proofErr w:type="gramStart"/>
-                  <w:r>
-                    <w:rPr>
-                      <w:sz w:val="24"/>
-                      <w:szCs w:val="24"/>
-                    </w:rPr>
-                    <w:t>10}•</w:t>
-                  </w:r>
-                  <w:proofErr w:type="gramEnd"/>
-                  <w:r>
-                    <w:rPr>
-                      <w:sz w:val="24"/>
-                      <w:szCs w:val="24"/>
-                    </w:rPr>
-                    <w:t xml:space="preserve"> {skill</w:t>
-                  </w:r>
-                  <w:proofErr w:type="gramStart"/>
-                  <w:r>
-                    <w:rPr>
-                      <w:sz w:val="24"/>
-                      <w:szCs w:val="24"/>
-                    </w:rPr>
-                    <w:t>10}{</w:t>
-                  </w:r>
-                  <w:proofErr w:type="gramEnd"/>
-                  <w:r>
-                    <w:rPr>
-                      <w:sz w:val="24"/>
-                      <w:szCs w:val="24"/>
-                    </w:rPr>
-                    <w:t>/skill10}</w:t>
+                    <w:t>{#skill1}• {skill1}{/skill1}</w:t>
+                  </w:r>
+                </w:p>
+                <w:p>
+                  <w:pPr>
+                    <w:keepNext/>
+                    <w:keepLines/>
+                    <w:rPr>
+                      <w:sz w:val="24"/>
+                      <w:szCs w:val="24"/>
+                    </w:rPr>
+                  </w:pPr>
+                  <w:r>
+                    <w:rPr>
+                      <w:sz w:val="24"/>
+                      <w:szCs w:val="24"/>
+                    </w:rPr>
+                    <w:t>{#skill2}• {skill2}{/skill2}</w:t>
+                  </w:r>
+                </w:p>
+                <w:p>
+                  <w:pPr>
+                    <w:keepNext/>
+                    <w:keepLines/>
+                    <w:rPr>
+                      <w:sz w:val="24"/>
+                      <w:szCs w:val="24"/>
+                    </w:rPr>
+                  </w:pPr>
+                  <w:r>
+                    <w:rPr>
+                      <w:sz w:val="24"/>
+                      <w:szCs w:val="24"/>
+                    </w:rPr>
+                    <w:t>{#skill3}• {skill3}{/skill3}</w:t>
+                  </w:r>
+                </w:p>
+                <w:p>
+                  <w:pPr>
+                    <w:keepNext/>
+                    <w:keepLines/>
+                    <w:rPr>
+                      <w:sz w:val="24"/>
+                      <w:szCs w:val="24"/>
+                    </w:rPr>
+                  </w:pPr>
+                  <w:r>
+                    <w:rPr>
+                      <w:sz w:val="24"/>
+                      <w:szCs w:val="24"/>
+                    </w:rPr>
+                    <w:t>{#skill4}• {skill4}{/skill4}</w:t>
+                  </w:r>
+                </w:p>
+                <w:p>
+                  <w:pPr>
+                    <w:keepNext/>
+                    <w:keepLines/>
+                    <w:rPr>
+                      <w:sz w:val="24"/>
+                      <w:szCs w:val="24"/>
+                    </w:rPr>
+                  </w:pPr>
+                  <w:r>
+                    <w:rPr>
+                      <w:sz w:val="24"/>
+                      <w:szCs w:val="24"/>
+                    </w:rPr>
+                    <w:t>{#skill5}• {skill5}{/skill5}</w:t>
+                  </w:r>
+                </w:p>
+                <w:p>
+                  <w:pPr>
+                    <w:keepNext/>
+                    <w:keepLines/>
+                    <w:rPr>
+                      <w:sz w:val="24"/>
+                      <w:szCs w:val="24"/>
+                    </w:rPr>
+                  </w:pPr>
+                  <w:r>
+                    <w:rPr>
+                      <w:sz w:val="24"/>
+                      <w:szCs w:val="24"/>
+                    </w:rPr>
+                    <w:t>{#skill6}• {skill6}{/skill6}</w:t>
+                  </w:r>
+                </w:p>
+                <w:p>
+                  <w:pPr>
+                    <w:keepNext/>
+                    <w:keepLines/>
+                    <w:rPr>
+                      <w:sz w:val="24"/>
+                      <w:szCs w:val="24"/>
+                    </w:rPr>
+                  </w:pPr>
+                  <w:r>
+                    <w:rPr>
+                      <w:sz w:val="24"/>
+                      <w:szCs w:val="24"/>
+                    </w:rPr>
+                    <w:t>{#skill7}• {skill7}{/skill7}</w:t>
+                  </w:r>
+                </w:p>
+                <w:p>
+                  <w:pPr>
+                    <w:keepNext/>
+                    <w:keepLines/>
+                    <w:rPr>
+                      <w:sz w:val="24"/>
+                      <w:szCs w:val="24"/>
+                    </w:rPr>
+                  </w:pPr>
+                  <w:r>
+                    <w:rPr>
+                      <w:sz w:val="24"/>
+                      <w:szCs w:val="24"/>
+                    </w:rPr>
+                    <w:t>{#skill8}• {skill8}{/skill8}</w:t>
+                  </w:r>
+                </w:p>
+                <w:p>
+                  <w:pPr>
+                    <w:keepNext/>
+                    <w:keepLines/>
+                    <w:rPr>
+                      <w:sz w:val="24"/>
+                      <w:szCs w:val="24"/>
+                    </w:rPr>
+                  </w:pPr>
+                  <w:r>
+                    <w:rPr>
+                      <w:sz w:val="24"/>
+                      <w:szCs w:val="24"/>
+                    </w:rPr>
+                    <w:t>{#skill9}• {skill9}{/skill9}</w:t>
+                  </w:r>
+                </w:p>
+                <w:p>
+                  <w:pPr>
+                    <w:keepNext/>
+                    <w:keepLines/>
+                    <w:rPr>
+                      <w:sz w:val="24"/>
+                      <w:szCs w:val="24"/>
+                    </w:rPr>
+                  </w:pPr>
+                  <w:r>
+                    <w:rPr>
+                      <w:sz w:val="24"/>
+                      <w:szCs w:val="24"/>
+                    </w:rPr>
+                    <w:t>{#skill10}• {skill10}{/skill10}</w:t>
                   </w:r>
                 </w:p>
                 <w:p>

--- a/public/templates/TemplateB.docx
+++ b/public/templates/TemplateB.docx
@@ -1,6 +1,7 @@
 
 <file path=word/document.xml><?xml version="1.0" encoding="utf-8"?>
 <w:document xmlns:wpc="http://schemas.microsoft.com/office/word/2010/wordprocessingCanvas" xmlns:cx="http://schemas.microsoft.com/office/drawing/2014/chartex" xmlns:cx1="http://schemas.microsoft.com/office/drawing/2015/9/8/chartex" xmlns:cx2="http://schemas.microsoft.com/office/drawing/2015/10/21/chartex" xmlns:cx3="http://schemas.microsoft.com/office/drawing/2016/5/9/chartex" xmlns:cx4="http://schemas.microsoft.com/office/drawing/2016/5/10/chartex" xmlns:cx5="http://schemas.microsoft.com/office/drawing/2016/5/11/chartex" xmlns:cx6="http://schemas.microsoft.com/office/drawing/2016/5/12/chartex" xmlns:cx7="http://schemas.microsoft.com/office/drawing/2016/5/13/chartex" xmlns:cx8="http://schemas.microsoft.com/office/drawing/2016/5/14/chartex" xmlns:mc="http://schemas.openxmlformats.org/markup-compatibility/2006" xmlns:aink="http://schemas.microsoft.com/office/drawing/2016/ink" xmlns:am3d="http://schemas.microsoft.com/office/drawing/2017/model3d" xmlns:o="urn:schemas-microsoft-com:office:office" xmlns:oel="http://schemas.microsoft.com/office/2019/extlst" xmlns:r="http://schemas.openxmlformats.org/officeDocument/2006/relationships" xmlns:m="http://schemas.openxmlformats.org/officeDocument/2006/math" xmlns:v="urn:schemas-microsoft-com:vml" xmlns:wp14="http://schemas.microsoft.com/office/word/2010/wordprocessingDrawing" xmlns:wp="http://schemas.openxmlformats.org/drawingml/2006/wordprocessingDrawing" xmlns:w10="urn:schemas-microsoft-com:office:word" xmlns:w="http://schemas.openxmlformats.org/wordprocessingml/2006/main" xmlns:w14="http://schemas.microsoft.com/office/word/2010/wordml" xmlns:w15="http://schemas.microsoft.com/office/word/2012/wordml" xmlns:w16cex="http://schemas.microsoft.com/office/word/2018/wordml/cex" xmlns:w16cid="http://schemas.microsoft.com/office/word/2016/wordml/cid" xmlns:w16="http://schemas.microsoft.com/office/word/2018/wordml" xmlns:w16du="http://schemas.microsoft.com/office/word/2023/wordml/word16du" xmlns:w16sdtdh="http://schemas.microsoft.com/office/word/2020/wordml/sdtdatahash" xmlns:w16sdtfl="http://schemas.microsoft.com/office/word/2024/wordml/sdtformatlock" xmlns:w16se="http://schemas.microsoft.com/office/word/2015/wordml/symex" xmlns:wpg="http://schemas.microsoft.com/office/word/2010/wordprocessingGroup" xmlns:wpi="http://schemas.microsoft.com/office/word/2010/wordprocessingInk" xmlns:wne="http://schemas.microsoft.com/office/word/2006/wordml" xmlns:wps="http://schemas.microsoft.com/office/word/2010/wordprocessingShape" mc:Ignorable="w14 w15 w16se w16cid w16 w16cex w16sdtdh w16sdtfl w16du wp14">
+  <w:background w:color="FFFFFF" w:themeColor="background1"/>
   <w:body>
     <w:tbl>
       <w:tblPr>
@@ -17,8 +18,495 @@
         <w:tblLook w:val="04A0" w:firstRow="1" w:lastRow="0" w:firstColumn="1" w:lastColumn="0" w:noHBand="0" w:noVBand="1"/>
       </w:tblPr>
       <w:tblGrid>
-        <w:gridCol w:w="9895"/>
+        <w:gridCol w:w="9936"/>
       </w:tblGrid>
+      <w:tr>
+        <w:tc>
+          <w:tcPr>
+            <w:tcW w:w="9895" w:type="dxa"/>
+          </w:tcPr>
+          <w:p>
+            <w:pPr>
+              <w:keepNext/>
+              <w:keepLines/>
+              <w:spacing w:before="240"/>
+              <w:rPr>
+                <w:sz w:val="28"/>
+                <w:szCs w:val="28"/>
+              </w:rPr>
+            </w:pPr>
+            <w:r>
+              <w:rPr>
+                <w:rFonts w:ascii="Castellar" w:hAnsi="Castellar"/>
+                <w:b/>
+                <w:bCs/>
+                <w:noProof/>
+                <w:sz w:val="56"/>
+                <w:szCs w:val="56"/>
+              </w:rPr>
+              <mc:AlternateContent>
+                <mc:Choice Requires="wps">
+                  <w:drawing>
+                    <wp:anchor distT="91440" distB="91440" distL="114300" distR="114300" simplePos="0" relativeHeight="251659264" behindDoc="0" locked="0" layoutInCell="1" allowOverlap="1" wp14:anchorId="34ECDD62" wp14:editId="54405559">
+                      <wp:simplePos x="0" y="0"/>
+                      <wp:positionH relativeFrom="page">
+                        <wp:posOffset>3810</wp:posOffset>
+                      </wp:positionH>
+                      <wp:positionV relativeFrom="paragraph">
+                        <wp:posOffset>270510</wp:posOffset>
+                      </wp:positionV>
+                      <wp:extent cx="6305550" cy="1403985"/>
+                      <wp:effectExtent l="0" t="0" r="0" b="0"/>
+                      <wp:wrapTopAndBottom/>
+                      <wp:docPr id="307" name="Text Box 2"/>
+                      <wp:cNvGraphicFramePr>
+                        <a:graphicFrameLocks xmlns:a="http://schemas.openxmlformats.org/drawingml/2006/main"/>
+                      </wp:cNvGraphicFramePr>
+                      <a:graphic xmlns:a="http://schemas.openxmlformats.org/drawingml/2006/main">
+                        <a:graphicData uri="http://schemas.microsoft.com/office/word/2010/wordprocessingShape">
+                          <wps:wsp>
+                            <wps:cNvSpPr txBox="1">
+                              <a:spLocks noChangeArrowheads="1"/>
+                            </wps:cNvSpPr>
+                            <wps:spPr bwMode="auto">
+                              <a:xfrm>
+                                <a:off x="0" y="0"/>
+                                <a:ext cx="6305550" cy="1403985"/>
+                              </a:xfrm>
+                              <a:prstGeom prst="rect">
+                                <a:avLst/>
+                              </a:prstGeom>
+                              <a:noFill/>
+                              <a:ln w="9525">
+                                <a:noFill/>
+                                <a:miter lim="800000"/>
+                                <a:headEnd/>
+                                <a:tailEnd/>
+                              </a:ln>
+                            </wps:spPr>
+                            <wps:txbx>
+                              <w:txbxContent>
+                                <w:p>
+                                  <w:pPr>
+                                    <w:pBdr>
+                                      <w:top w:val="single" w:sz="24" w:space="8" w:color="4472C4" w:themeColor="accent1"/>
+                                      <w:bottom w:val="single" w:sz="24" w:space="8" w:color="4472C4" w:themeColor="accent1"/>
+                                    </w:pBdr>
+                                    <w:spacing w:after="0"/>
+                                    <w:jc w:val="center"/>
+                                    <w:rPr>
+                                      <w:rFonts w:ascii="Castellar" w:hAnsi="Castellar"/>
+                                      <w:b/>
+                                      <w:bCs/>
+                                      <w:sz w:val="48"/>
+                                      <w:szCs w:val="48"/>
+                                    </w:rPr>
+                                  </w:pPr>
+                                  <w:r>
+                                    <w:rPr>
+                                      <w:rFonts w:ascii="Castellar" w:hAnsi="Castellar"/>
+                                      <w:b/>
+                                      <w:bCs/>
+                                      <w:sz w:val="48"/>
+                                      <w:szCs w:val="48"/>
+                                    </w:rPr>
+                                    <w:t>{</w:t>
+                                  </w:r>
+                                  <w:r>
+                                    <w:rPr>
+                                      <w:rFonts w:ascii="Castellar" w:hAnsi="Castellar"/>
+                                      <w:b/>
+                                      <w:bCs/>
+                                      <w:sz w:val="48"/>
+                                      <w:szCs w:val="48"/>
+                                    </w:rPr>
+                                    <w:t>name</w:t>
+                                  </w:r>
+                                  <w:r>
+                                    <w:rPr>
+                                      <w:rFonts w:ascii="Castellar" w:hAnsi="Castellar"/>
+                                      <w:b/>
+                                      <w:bCs/>
+                                      <w:sz w:val="48"/>
+                                      <w:szCs w:val="48"/>
+                                    </w:rPr>
+                                    <w:t>}</w:t>
+                                  </w:r>
+                                </w:p>
+                                <w:p>
+                                  <w:pPr>
+                                    <w:pBdr>
+                                      <w:top w:val="single" w:sz="24" w:space="8" w:color="4472C4" w:themeColor="accent1"/>
+                                      <w:bottom w:val="single" w:sz="24" w:space="8" w:color="4472C4" w:themeColor="accent1"/>
+                                    </w:pBdr>
+                                    <w:spacing w:after="0"/>
+                                    <w:jc w:val="center"/>
+                                    <w:rPr>
+                                      <w:sz w:val="24"/>
+                                    </w:rPr>
+                                  </w:pPr>
+                                  <w:r>
+                                    <w:rPr>
+                                      <w:sz w:val="24"/>
+                                    </w:rPr>
+                                    <w:t>{address}</w:t>
+                                  </w:r>
+                                </w:p>
+                                <w:p>
+                                  <w:pPr>
+                                    <w:pBdr>
+                                      <w:top w:val="single" w:sz="24" w:space="8" w:color="4472C4" w:themeColor="accent1"/>
+                                      <w:bottom w:val="single" w:sz="24" w:space="8" w:color="4472C4" w:themeColor="accent1"/>
+                                    </w:pBdr>
+                                    <w:spacing w:after="0"/>
+                                    <w:jc w:val="center"/>
+                                    <w:rPr>
+                                      <w:sz w:val="24"/>
+                                    </w:rPr>
+                                  </w:pPr>
+                                  <w:r>
+                                    <w:rPr>
+                                      <w:sz w:val="24"/>
+                                    </w:rPr>
+                                    <w:t>{city}, {state} {zip}</w:t>
+                                  </w:r>
+                                </w:p>
+                                <w:p>
+                                  <w:pPr>
+                                    <w:pBdr>
+                                      <w:top w:val="single" w:sz="24" w:space="8" w:color="4472C4" w:themeColor="accent1"/>
+                                      <w:bottom w:val="single" w:sz="24" w:space="8" w:color="4472C4" w:themeColor="accent1"/>
+                                    </w:pBdr>
+                                    <w:spacing w:after="0"/>
+                                    <w:jc w:val="center"/>
+                                    <w:rPr>
+                                      <w:sz w:val="24"/>
+                                    </w:rPr>
+                                  </w:pPr>
+                                  <w:r>
+                                    <w:rPr>
+                                      <w:sz w:val="24"/>
+                                    </w:rPr>
+                                    <w:t>{phone} | {email}</w:t>
+                                  </w:r>
+                                </w:p>
+                              </w:txbxContent>
+                            </wps:txbx>
+                            <wps:bodyPr rot="0" vert="horz" wrap="square" lIns="91440" tIns="45720" rIns="91440" bIns="45720" anchor="t" anchorCtr="0">
+                              <a:spAutoFit/>
+                            </wps:bodyPr>
+                          </wps:wsp>
+                        </a:graphicData>
+                      </a:graphic>
+                      <wp14:sizeRelH relativeFrom="margin">
+                        <wp14:pctWidth>0</wp14:pctWidth>
+                      </wp14:sizeRelH>
+                      <wp14:sizeRelV relativeFrom="margin">
+                        <wp14:pctHeight>20000</wp14:pctHeight>
+                      </wp14:sizeRelV>
+                    </wp:anchor>
+                  </w:drawing>
+                </mc:Choice>
+                <mc:Fallback>
+                  <w:pict>
+                    <v:shapetype w14:anchorId="34ECDD62" id="_x0000_t202" coordsize="21600,21600" o:spt="202" path="m,l,21600r21600,l21600,xe">
+                      <v:stroke joinstyle="miter"/>
+                      <v:path gradientshapeok="t" o:connecttype="rect"/>
+                    </v:shapetype>
+                    <v:shape id="Text Box 2" o:spid="_x0000_s1026" type="#_x0000_t202" style="position:absolute;margin-left:.3pt;margin-top:21.3pt;width:496.5pt;height:110.55pt;z-index:251659264;visibility:visible;mso-wrap-style:square;mso-width-percent:0;mso-height-percent:200;mso-wrap-distance-left:9pt;mso-wrap-distance-top:7.2pt;mso-wrap-distance-right:9pt;mso-wrap-distance-bottom:7.2pt;mso-position-horizontal:absolute;mso-position-horizontal-relative:page;mso-position-vertical:absolute;mso-position-vertical-relative:text;mso-width-percent:0;mso-height-percent:200;mso-width-relative:margin;mso-height-relative:margin;v-text-anchor:top" o:gfxdata="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" filled="f" stroked="f">
+                      <v:textbox style="mso-fit-shape-to-text:t">
+                        <w:txbxContent>
+                          <w:p>
+                            <w:pPr>
+                              <w:pBdr>
+                                <w:top w:val="single" w:sz="24" w:space="8" w:color="4472C4" w:themeColor="accent1"/>
+                                <w:bottom w:val="single" w:sz="24" w:space="8" w:color="4472C4" w:themeColor="accent1"/>
+                              </w:pBdr>
+                              <w:spacing w:after="0"/>
+                              <w:jc w:val="center"/>
+                              <w:rPr>
+                                <w:rFonts w:ascii="Castellar" w:hAnsi="Castellar"/>
+                                <w:b/>
+                                <w:bCs/>
+                                <w:sz w:val="48"/>
+                                <w:szCs w:val="48"/>
+                              </w:rPr>
+                            </w:pPr>
+                            <w:r>
+                              <w:rPr>
+                                <w:rFonts w:ascii="Castellar" w:hAnsi="Castellar"/>
+                                <w:b/>
+                                <w:bCs/>
+                                <w:sz w:val="48"/>
+                                <w:szCs w:val="48"/>
+                              </w:rPr>
+                              <w:t>{</w:t>
+                            </w:r>
+                            <w:r>
+                              <w:rPr>
+                                <w:rFonts w:ascii="Castellar" w:hAnsi="Castellar"/>
+                                <w:b/>
+                                <w:bCs/>
+                                <w:sz w:val="48"/>
+                                <w:szCs w:val="48"/>
+                              </w:rPr>
+                              <w:t>name</w:t>
+                            </w:r>
+                            <w:r>
+                              <w:rPr>
+                                <w:rFonts w:ascii="Castellar" w:hAnsi="Castellar"/>
+                                <w:b/>
+                                <w:bCs/>
+                                <w:sz w:val="48"/>
+                                <w:szCs w:val="48"/>
+                              </w:rPr>
+                              <w:t>}</w:t>
+                            </w:r>
+                          </w:p>
+                          <w:p>
+                            <w:pPr>
+                              <w:pBdr>
+                                <w:top w:val="single" w:sz="24" w:space="8" w:color="4472C4" w:themeColor="accent1"/>
+                                <w:bottom w:val="single" w:sz="24" w:space="8" w:color="4472C4" w:themeColor="accent1"/>
+                              </w:pBdr>
+                              <w:spacing w:after="0"/>
+                              <w:jc w:val="center"/>
+                              <w:rPr>
+                                <w:sz w:val="24"/>
+                              </w:rPr>
+                            </w:pPr>
+                            <w:r>
+                              <w:rPr>
+                                <w:sz w:val="24"/>
+                              </w:rPr>
+                              <w:t>{address}</w:t>
+                            </w:r>
+                          </w:p>
+                          <w:p>
+                            <w:pPr>
+                              <w:pBdr>
+                                <w:top w:val="single" w:sz="24" w:space="8" w:color="4472C4" w:themeColor="accent1"/>
+                                <w:bottom w:val="single" w:sz="24" w:space="8" w:color="4472C4" w:themeColor="accent1"/>
+                              </w:pBdr>
+                              <w:spacing w:after="0"/>
+                              <w:jc w:val="center"/>
+                              <w:rPr>
+                                <w:sz w:val="24"/>
+                              </w:rPr>
+                            </w:pPr>
+                            <w:r>
+                              <w:rPr>
+                                <w:sz w:val="24"/>
+                              </w:rPr>
+                              <w:t>{city}, {state} {zip}</w:t>
+                            </w:r>
+                          </w:p>
+                          <w:p>
+                            <w:pPr>
+                              <w:pBdr>
+                                <w:top w:val="single" w:sz="24" w:space="8" w:color="4472C4" w:themeColor="accent1"/>
+                                <w:bottom w:val="single" w:sz="24" w:space="8" w:color="4472C4" w:themeColor="accent1"/>
+                              </w:pBdr>
+                              <w:spacing w:after="0"/>
+                              <w:jc w:val="center"/>
+                              <w:rPr>
+                                <w:sz w:val="24"/>
+                              </w:rPr>
+                            </w:pPr>
+                            <w:r>
+                              <w:rPr>
+                                <w:sz w:val="24"/>
+                              </w:rPr>
+                              <w:t>{phone} | {email}</w:t>
+                            </w:r>
+                          </w:p>
+                        </w:txbxContent>
+                      </v:textbox>
+                      <w10:wrap type="topAndBottom" anchorx="page"/>
+                    </v:shape>
+                  </w:pict>
+                </mc:Fallback>
+              </mc:AlternateContent>
+            </w:r>
+          </w:p>
+          <w:p>
+            <w:pPr>
+              <w:keepNext/>
+              <w:keepLines/>
+              <w:pBdr>
+                <w:bottom w:val="single" w:sz="12" w:space="1" w:color="auto"/>
+              </w:pBdr>
+              <w:rPr>
+                <w:sz w:val="48"/>
+                <w:szCs w:val="48"/>
+              </w:rPr>
+            </w:pPr>
+            <w:r>
+              <w:rPr>
+                <w:sz w:val="48"/>
+                <w:szCs w:val="48"/>
+              </w:rPr>
+              <w:t>P</w:t>
+            </w:r>
+            <w:r>
+              <w:rPr>
+                <w:sz w:val="32"/>
+                <w:szCs w:val="32"/>
+              </w:rPr>
+              <w:t>ROFESSIONAL</w:t>
+            </w:r>
+            <w:r>
+              <w:rPr>
+                <w:sz w:val="48"/>
+                <w:szCs w:val="48"/>
+              </w:rPr>
+              <w:t xml:space="preserve"> S</w:t>
+            </w:r>
+            <w:r>
+              <w:rPr>
+                <w:sz w:val="32"/>
+                <w:szCs w:val="32"/>
+              </w:rPr>
+              <w:t>UMMARY</w:t>
+            </w:r>
+          </w:p>
+          <w:p>
+            <w:pPr>
+              <w:keepNext/>
+              <w:keepLines/>
+              <w:spacing w:before="120"/>
+              <w:ind w:left="187"/>
+            </w:pPr>
+            <w:r>
+              <w:t>{#summary</w:t>
+            </w:r>
+            <w:proofErr w:type="gramStart"/>
+            <w:r>
+              <w:t>1}•</w:t>
+            </w:r>
+            <w:proofErr w:type="gramEnd"/>
+            <w:r>
+              <w:t xml:space="preserve"> {summary</w:t>
+            </w:r>
+            <w:proofErr w:type="gramStart"/>
+            <w:r>
+              <w:t>1}{</w:t>
+            </w:r>
+            <w:proofErr w:type="gramEnd"/>
+            <w:r>
+              <w:t>/summary1}</w:t>
+            </w:r>
+          </w:p>
+          <w:p>
+            <w:pPr>
+              <w:keepNext/>
+              <w:keepLines/>
+              <w:spacing w:before="120"/>
+              <w:ind w:left="180"/>
+            </w:pPr>
+            <w:r>
+              <w:t>{#summary</w:t>
+            </w:r>
+            <w:proofErr w:type="gramStart"/>
+            <w:r>
+              <w:t>2}•</w:t>
+            </w:r>
+            <w:proofErr w:type="gramEnd"/>
+            <w:r>
+              <w:t xml:space="preserve"> {summary</w:t>
+            </w:r>
+            <w:proofErr w:type="gramStart"/>
+            <w:r>
+              <w:t>2}{</w:t>
+            </w:r>
+            <w:proofErr w:type="gramEnd"/>
+            <w:r>
+              <w:t>/summary2}</w:t>
+            </w:r>
+          </w:p>
+          <w:p>
+            <w:pPr>
+              <w:keepNext/>
+              <w:keepLines/>
+              <w:spacing w:before="120"/>
+              <w:ind w:left="180"/>
+            </w:pPr>
+            <w:r>
+              <w:t>{#summary</w:t>
+            </w:r>
+            <w:proofErr w:type="gramStart"/>
+            <w:r>
+              <w:t>3}•</w:t>
+            </w:r>
+            <w:proofErr w:type="gramEnd"/>
+            <w:r>
+              <w:t xml:space="preserve"> {summary</w:t>
+            </w:r>
+            <w:proofErr w:type="gramStart"/>
+            <w:r>
+              <w:t>3}{</w:t>
+            </w:r>
+            <w:proofErr w:type="gramEnd"/>
+            <w:r>
+              <w:t>/summary3}</w:t>
+            </w:r>
+          </w:p>
+          <w:p>
+            <w:pPr>
+              <w:keepNext/>
+              <w:keepLines/>
+              <w:spacing w:before="120"/>
+              <w:ind w:left="180"/>
+            </w:pPr>
+            <w:r>
+              <w:t>{#summary</w:t>
+            </w:r>
+            <w:proofErr w:type="gramStart"/>
+            <w:r>
+              <w:t>4}•</w:t>
+            </w:r>
+            <w:proofErr w:type="gramEnd"/>
+            <w:r>
+              <w:t xml:space="preserve"> {summary</w:t>
+            </w:r>
+            <w:proofErr w:type="gramStart"/>
+            <w:r>
+              <w:t>4}{</w:t>
+            </w:r>
+            <w:proofErr w:type="gramEnd"/>
+            <w:r>
+              <w:t>/summary4}</w:t>
+            </w:r>
+          </w:p>
+          <w:p>
+            <w:pPr>
+              <w:keepNext/>
+              <w:keepLines/>
+              <w:spacing w:before="120"/>
+              <w:ind w:left="180"/>
+            </w:pPr>
+            <w:r>
+              <w:t>{#summary</w:t>
+            </w:r>
+            <w:proofErr w:type="gramStart"/>
+            <w:r>
+              <w:t>5}•</w:t>
+            </w:r>
+            <w:proofErr w:type="gramEnd"/>
+            <w:r>
+              <w:t xml:space="preserve"> {summary</w:t>
+            </w:r>
+            <w:proofErr w:type="gramStart"/>
+            <w:r>
+              <w:t>5}{</w:t>
+            </w:r>
+            <w:proofErr w:type="gramEnd"/>
+            <w:r>
+              <w:t>/summary5}</w:t>
+            </w:r>
+          </w:p>
+        </w:tc>
+      </w:tr>
       <w:tr>
         <w:tc>
           <w:tcPr>
@@ -33,473 +521,11 @@
                 <w:rFonts w:ascii="Georgia Pro Black" w:hAnsi="Georgia Pro Black"/>
                 <w:b/>
                 <w:bCs/>
-                <w:sz w:val="56"/>
-                <w:szCs w:val="56"/>
+                <w:noProof/>
+                <w:sz w:val="4"/>
+                <w:szCs w:val="4"/>
               </w:rPr>
             </w:pPr>
-            <w:r>
-              <w:rPr>
-                <w:rFonts w:ascii="Georgia Pro Black" w:hAnsi="Georgia Pro Black"/>
-                <w:b/>
-                <w:bCs/>
-                <w:sz w:val="56"/>
-                <w:szCs w:val="56"/>
-              </w:rPr>
-              <w:t>{name}</w:t>
-            </w:r>
-          </w:p>
-          <w:p>
-            <w:pPr>
-              <w:keepNext/>
-              <w:keepLines/>
-              <w:rPr>
-                <w:sz w:val="28"/>
-                <w:szCs w:val="28"/>
-              </w:rPr>
-            </w:pPr>
-            <w:r>
-              <w:rPr>
-                <w:sz w:val="28"/>
-                <w:szCs w:val="28"/>
-              </w:rPr>
-              <w:t>{address}</w:t>
-            </w:r>
-          </w:p>
-          <w:p>
-            <w:pPr>
-              <w:keepNext/>
-              <w:keepLines/>
-              <w:rPr>
-                <w:sz w:val="28"/>
-                <w:szCs w:val="28"/>
-              </w:rPr>
-            </w:pPr>
-            <w:r>
-              <w:rPr>
-                <w:sz w:val="28"/>
-                <w:szCs w:val="28"/>
-              </w:rPr>
-              <w:t>{city}, {state} {zip}</w:t>
-            </w:r>
-          </w:p>
-          <w:p>
-            <w:pPr>
-              <w:keepNext/>
-              <w:keepLines/>
-              <w:rPr>
-                <w:sz w:val="28"/>
-                <w:szCs w:val="28"/>
-              </w:rPr>
-            </w:pPr>
-            <w:r>
-              <w:rPr>
-                <w:sz w:val="28"/>
-                <w:szCs w:val="28"/>
-              </w:rPr>
-              <w:t>{phone}  |  {email}</w:t>
-            </w:r>
-          </w:p>
-          <w:p>
-            <w:pPr>
-              <w:keepNext/>
-              <w:keepLines/>
-              <w:rPr>
-                <w:sz w:val="28"/>
-                <w:szCs w:val="28"/>
-              </w:rPr>
-            </w:pPr>
-          </w:p>
-          <w:p>
-            <w:pPr>
-              <w:keepNext/>
-              <w:keepLines/>
-              <w:pBdr>
-                <w:bottom w:val="single" w:sz="12" w:space="1" w:color="auto"/>
-              </w:pBdr>
-              <w:rPr>
-                <w:sz w:val="48"/>
-                <w:szCs w:val="48"/>
-              </w:rPr>
-            </w:pPr>
-            <w:r>
-              <w:rPr>
-                <w:sz w:val="48"/>
-                <w:szCs w:val="48"/>
-              </w:rPr>
-              <w:t>PROFESSIONAL SUMMARY</w:t>
-            </w:r>
-          </w:p>
-          <w:p>
-            <w:pPr>
-              <w:keepNext/>
-              <w:keepLines/>
-              <w:spacing w:before="120"/>
-              <w:ind w:left="187"/>
-            </w:pPr>
-            <w:r>
-              <w:t>{#summary1}• {summary1}{/summary1}</w:t>
-            </w:r>
-          </w:p>
-          <w:p>
-            <w:pPr>
-              <w:keepNext/>
-              <w:keepLines/>
-              <w:ind w:left="180"/>
-            </w:pPr>
-            <w:r>
-              <w:t>{#summary2}• {summary2}{/summary2}</w:t>
-            </w:r>
-          </w:p>
-          <w:p>
-            <w:pPr>
-              <w:keepNext/>
-              <w:keepLines/>
-              <w:ind w:left="180"/>
-            </w:pPr>
-            <w:r>
-              <w:t>{#summary3}• {summary3}{/summary3}</w:t>
-            </w:r>
-          </w:p>
-          <w:p>
-            <w:pPr>
-              <w:keepNext/>
-              <w:keepLines/>
-              <w:ind w:left="180"/>
-            </w:pPr>
-            <w:r>
-              <w:t>{#summary4}• {summary4}{/summary4}</w:t>
-            </w:r>
-          </w:p>
-          <w:p>
-            <w:pPr>
-              <w:keepNext/>
-              <w:keepLines/>
-              <w:ind w:left="180"/>
-            </w:pPr>
-            <w:r>
-              <w:t>{#summary5}• {summary5}{/summary5}</w:t>
-            </w:r>
-          </w:p>
-        </w:tc>
-      </w:tr>
-    </w:tbl>
-    <w:p>
-      <w:pPr>
-        <w:keepNext/>
-        <w:keepLines/>
-        <w:rPr>
-          <w:rFonts w:ascii="Georgia Pro Black" w:hAnsi="Georgia Pro Black"/>
-          <w:b/>
-          <w:bCs/>
-          <w:sz w:val="16"/>
-          <w:szCs w:val="16"/>
-        </w:rPr>
-      </w:pPr>
-    </w:p>
-    <w:tbl>
-      <w:tblPr>
-        <w:tblStyle w:val="TableGrid"/>
-        <w:tblW w:w="0" w:type="auto"/>
-        <w:tblBorders>
-          <w:top w:val="none" w:sz="0" w:space="0" w:color="auto"/>
-          <w:left w:val="none" w:sz="0" w:space="0" w:color="auto"/>
-          <w:bottom w:val="none" w:sz="0" w:space="0" w:color="auto"/>
-          <w:right w:val="none" w:sz="0" w:space="0" w:color="auto"/>
-          <w:insideH w:val="none" w:sz="0" w:space="0" w:color="auto"/>
-          <w:insideV w:val="none" w:sz="0" w:space="0" w:color="auto"/>
-        </w:tblBorders>
-        <w:tblLook w:val="04A0" w:firstRow="1" w:lastRow="0" w:firstColumn="1" w:lastColumn="0" w:noHBand="0" w:noVBand="1"/>
-      </w:tblPr>
-      <w:tblGrid>
-        <w:gridCol w:w="9926"/>
-      </w:tblGrid>
-      <w:tr>
-        <w:tc>
-          <w:tcPr>
-            <w:tcW w:w="9926" w:type="dxa"/>
-          </w:tcPr>
-          <w:p>
-            <w:pPr>
-              <w:keepNext/>
-              <w:keepLines/>
-              <w:pBdr>
-                <w:bottom w:val="single" w:sz="12" w:space="1" w:color="auto"/>
-              </w:pBdr>
-            </w:pPr>
-            <w:r>
-              <w:t>{#hasWorkExperience}</w:t>
-            </w:r>
-          </w:p>
-          <w:p>
-            <w:pPr>
-              <w:keepNext/>
-              <w:keepLines/>
-              <w:pBdr>
-                <w:bottom w:val="single" w:sz="12" w:space="1" w:color="auto"/>
-              </w:pBdr>
-              <w:rPr>
-                <w:sz w:val="48"/>
-                <w:szCs w:val="48"/>
-              </w:rPr>
-            </w:pPr>
-            <w:r>
-              <w:rPr>
-                <w:sz w:val="48"/>
-                <w:szCs w:val="48"/>
-              </w:rPr>
-              <w:t>WORK EXPERIENCE</w:t>
-            </w:r>
-          </w:p>
-          <w:p>
-            <w:pPr>
-              <w:keepNext/>
-              <w:keepLines/>
-            </w:pPr>
-            <w:r>
-              <w:t>{#workExperience}</w:t>
-            </w:r>
-          </w:p>
-          <w:tbl>
-            <w:tblPr>
-              <w:tblStyle w:val="TableGrid"/>
-              <w:tblW w:w="9310" w:type="dxa"/>
-              <w:tblBorders>
-                <w:top w:val="none" w:sz="0" w:space="0" w:color="auto"/>
-                <w:left w:val="none" w:sz="0" w:space="0" w:color="auto"/>
-                <w:bottom w:val="none" w:sz="0" w:space="0" w:color="auto"/>
-                <w:right w:val="none" w:sz="0" w:space="0" w:color="auto"/>
-                <w:insideH w:val="none" w:sz="0" w:space="0" w:color="auto"/>
-                <w:insideV w:val="none" w:sz="0" w:space="0" w:color="auto"/>
-              </w:tblBorders>
-              <w:tblLook w:val="04A0" w:firstRow="1" w:lastRow="0" w:firstColumn="1" w:lastColumn="0" w:noHBand="0" w:noVBand="1"/>
-            </w:tblPr>
-            <w:tblGrid>
-              <w:gridCol w:w="5881"/>
-              <w:gridCol w:w="3429"/>
-            </w:tblGrid>
-            <w:tr>
-              <w:trPr>
-                <w:trHeight w:val="426"/>
-              </w:trPr>
-              <w:tc>
-                <w:tcPr>
-                  <w:tcW w:w="5881" w:type="dxa"/>
-                </w:tcPr>
-                <w:p>
-                  <w:pPr>
-                    <w:keepNext/>
-                    <w:keepLines/>
-                    <w:spacing w:before="120"/>
-                    <w:rPr>
-                      <w:sz w:val="24"/>
-                      <w:szCs w:val="24"/>
-                    </w:rPr>
-                  </w:pPr>
-                  <w:r>
-                    <w:rPr>
-                      <w:sz w:val="24"/>
-                      <w:szCs w:val="24"/>
-                    </w:rPr>
-                    <w:t xml:space="preserve">{title}, {employer} </w:t>
-                  </w:r>
-                </w:p>
-                <w:p>
-                  <w:pPr>
-                    <w:keepNext/>
-                    <w:keepLines/>
-                    <w:rPr>
-                      <w:i/>
-                      <w:iCs/>
-                    </w:rPr>
-                  </w:pPr>
-                  <w:r>
-                    <w:rPr>
-                      <w:i/>
-                      <w:iCs/>
-                    </w:rPr>
-                    <w:t>({</w:t>
-                  </w:r>
-                  <w:proofErr w:type="spellStart"/>
-                  <w:r>
-                    <w:rPr>
-                      <w:i/>
-                      <w:iCs/>
-                      <w:sz w:val="24"/>
-                      <w:szCs w:val="24"/>
-                    </w:rPr>
-                    <w:t>employerCity</w:t>
-                  </w:r>
-                  <w:proofErr w:type="spellEnd"/>
-                  <w:r>
-                    <w:rPr>
-                      <w:i/>
-                      <w:iCs/>
-                      <w:sz w:val="24"/>
-                      <w:szCs w:val="24"/>
-                    </w:rPr>
-                    <w:t>}, {</w:t>
-                  </w:r>
-                  <w:proofErr w:type="spellStart"/>
-                  <w:r>
-                    <w:rPr>
-                      <w:i/>
-                      <w:iCs/>
-                      <w:sz w:val="24"/>
-                      <w:szCs w:val="24"/>
-                    </w:rPr>
-                    <w:t>employerState</w:t>
-                  </w:r>
-                  <w:proofErr w:type="spellEnd"/>
-                  <w:r>
-                    <w:rPr>
-                      <w:i/>
-                      <w:iCs/>
-                      <w:sz w:val="24"/>
-                      <w:szCs w:val="24"/>
-                    </w:rPr>
-                    <w:t>})</w:t>
-                  </w:r>
-                </w:p>
-              </w:tc>
-              <w:tc>
-                <w:tcPr>
-                  <w:tcW w:w="3429" w:type="dxa"/>
-                </w:tcPr>
-                <w:p>
-                  <w:pPr>
-                    <w:keepNext/>
-                    <w:keepLines/>
-                    <w:jc w:val="right"/>
-                    <w:rPr>
-                      <w:sz w:val="24"/>
-                      <w:szCs w:val="24"/>
-                    </w:rPr>
-                  </w:pPr>
-                  <w:r>
-                    <w:rPr>
-                      <w:sz w:val="24"/>
-                      <w:szCs w:val="24"/>
-                    </w:rPr>
-                    <w:t>{start} – {end}</w:t>
-                  </w:r>
-                </w:p>
-              </w:tc>
-            </w:tr>
-          </w:tbl>
-          <w:p>
-            <w:pPr>
-              <w:keepNext/>
-              <w:keepLines/>
-              <w:ind w:left="180"/>
-            </w:pPr>
-            <w:r>
-              <w:t>{#task1}• {task1}{/task1}</w:t>
-            </w:r>
-          </w:p>
-          <w:p>
-            <w:pPr>
-              <w:keepNext/>
-              <w:keepLines/>
-              <w:ind w:left="180"/>
-            </w:pPr>
-            <w:r>
-              <w:t>{#task2}• {task2}{/task2}</w:t>
-            </w:r>
-          </w:p>
-          <w:p>
-            <w:pPr>
-              <w:keepNext/>
-              <w:keepLines/>
-              <w:ind w:left="180"/>
-            </w:pPr>
-            <w:r>
-              <w:t>{#task3}• {task3}{/task3}</w:t>
-            </w:r>
-          </w:p>
-          <w:p>
-            <w:pPr>
-              <w:keepNext/>
-              <w:keepLines/>
-              <w:ind w:left="180"/>
-            </w:pPr>
-            <w:r>
-              <w:t>{#task4}• {task4}{/task4}</w:t>
-            </w:r>
-          </w:p>
-          <w:p>
-            <w:pPr>
-              <w:keepNext/>
-              <w:keepLines/>
-              <w:ind w:left="180"/>
-            </w:pPr>
-            <w:r>
-              <w:t>{#task5}• {task5}{/task5}</w:t>
-            </w:r>
-          </w:p>
-          <w:p>
-            <w:pPr>
-              <w:keepNext/>
-              <w:keepLines/>
-              <w:rPr>
-                <w:i/>
-                <w:iCs/>
-                <w:sz w:val="28"/>
-                <w:szCs w:val="28"/>
-              </w:rPr>
-            </w:pPr>
-            <w:r>
-              <w:rPr>
-                <w:i/>
-                <w:iCs/>
-                <w:sz w:val="28"/>
-                <w:szCs w:val="28"/>
-              </w:rPr>
-              <w:t>{/</w:t>
-            </w:r>
-            <w:proofErr w:type="spellStart"/>
-            <w:r>
-              <w:rPr>
-                <w:i/>
-                <w:iCs/>
-                <w:sz w:val="28"/>
-                <w:szCs w:val="28"/>
-              </w:rPr>
-              <w:t>workExperience</w:t>
-            </w:r>
-            <w:proofErr w:type="spellEnd"/>
-            <w:r>
-              <w:rPr>
-                <w:i/>
-                <w:iCs/>
-                <w:sz w:val="28"/>
-                <w:szCs w:val="28"/>
-              </w:rPr>
-              <w:t>}</w:t>
-            </w:r>
-          </w:p>
-          <w:p>
-            <w:pPr>
-              <w:keepNext/>
-              <w:keepLines/>
-              <w:rPr>
-                <w:rFonts w:ascii="Georgia Pro Black" w:hAnsi="Georgia Pro Black"/>
-                <w:b/>
-                <w:bCs/>
-                <w:sz w:val="56"/>
-                <w:szCs w:val="56"/>
-              </w:rPr>
-            </w:pPr>
-            <w:r>
-              <w:t>{/</w:t>
-            </w:r>
-            <w:proofErr w:type="spellStart"/>
-            <w:r>
-              <w:t>hasWorkExperience</w:t>
-            </w:r>
-            <w:proofErr w:type="spellEnd"/>
-            <w:r>
-              <w:t>}</w:t>
-            </w:r>
           </w:p>
         </w:tc>
       </w:tr>
@@ -556,7 +582,28 @@
                 <w:sz w:val="48"/>
                 <w:szCs w:val="48"/>
               </w:rPr>
-              <w:t>SPECIALIZED TRAINING</w:t>
+              <w:t>S</w:t>
+            </w:r>
+            <w:r>
+              <w:rPr>
+                <w:sz w:val="32"/>
+                <w:szCs w:val="32"/>
+              </w:rPr>
+              <w:t>PECIALIZED</w:t>
+            </w:r>
+            <w:r>
+              <w:rPr>
+                <w:sz w:val="48"/>
+                <w:szCs w:val="48"/>
+              </w:rPr>
+              <w:t xml:space="preserve"> T</w:t>
+            </w:r>
+            <w:r>
+              <w:rPr>
+                <w:sz w:val="32"/>
+                <w:szCs w:val="32"/>
+              </w:rPr>
+              <w:t>RAINING</w:t>
             </w:r>
           </w:p>
           <w:p>
@@ -578,14 +625,6 @@
                 <w:szCs w:val="28"/>
               </w:rPr>
               <w:br/>
-            </w:r>
-            <w:r>
-              <w:rPr>
-                <w:i/>
-                <w:iCs/>
-                <w:sz w:val="28"/>
-                <w:szCs w:val="28"/>
-              </w:rPr>
               <w:t>PROGRAM STUDY DESCRIPTION</w:t>
             </w:r>
           </w:p>
@@ -593,6 +632,7 @@
             <w:pPr>
               <w:keepNext/>
               <w:keepLines/>
+              <w:spacing w:before="120"/>
             </w:pPr>
             <w:r>
               <w:t>{</w:t>
@@ -625,14 +665,6 @@
                 <w:szCs w:val="28"/>
               </w:rPr>
               <w:br/>
-            </w:r>
-            <w:r>
-              <w:rPr>
-                <w:i/>
-                <w:iCs/>
-                <w:sz w:val="28"/>
-                <w:szCs w:val="28"/>
-              </w:rPr>
               <w:t xml:space="preserve">TOOLS </w:t>
             </w:r>
           </w:p>
@@ -666,6 +698,13 @@
       <w:pPr>
         <w:keepNext/>
         <w:keepLines/>
+        <w:rPr>
+          <w:rFonts w:ascii="Georgia Pro Black" w:hAnsi="Georgia Pro Black"/>
+          <w:b/>
+          <w:bCs/>
+          <w:sz w:val="56"/>
+          <w:szCs w:val="56"/>
+        </w:rPr>
       </w:pPr>
     </w:p>
     <w:tbl>
@@ -675,10 +714,667 @@
         <w:tblLook w:val="04A0" w:firstRow="1" w:lastRow="0" w:firstColumn="1" w:lastColumn="0" w:noHBand="0" w:noVBand="1"/>
       </w:tblPr>
       <w:tblGrid>
-        <w:gridCol w:w="9926"/>
+        <w:gridCol w:w="9925"/>
+        <w:gridCol w:w="11"/>
       </w:tblGrid>
       <w:tr>
         <w:trPr>
+          <w:trHeight w:val="4364"/>
+        </w:trPr>
+        <w:tc>
+          <w:tcPr>
+            <w:tcW w:w="9936" w:type="dxa"/>
+            <w:gridSpan w:val="2"/>
+            <w:tcBorders>
+              <w:top w:val="nil"/>
+              <w:left w:val="nil"/>
+              <w:bottom w:val="nil"/>
+              <w:right w:val="nil"/>
+            </w:tcBorders>
+          </w:tcPr>
+          <w:p>
+            <w:pPr>
+              <w:keepNext/>
+              <w:keepLines/>
+              <w:pBdr>
+                <w:bottom w:val="single" w:sz="12" w:space="1" w:color="auto"/>
+              </w:pBdr>
+            </w:pPr>
+            <w:r>
+              <w:t>{#hasWorkExperience}</w:t>
+            </w:r>
+          </w:p>
+          <w:p>
+            <w:pPr>
+              <w:keepNext/>
+              <w:keepLines/>
+              <w:pBdr>
+                <w:bottom w:val="single" w:sz="12" w:space="1" w:color="auto"/>
+              </w:pBdr>
+              <w:rPr>
+                <w:sz w:val="48"/>
+                <w:szCs w:val="48"/>
+              </w:rPr>
+            </w:pPr>
+            <w:r>
+              <w:rPr>
+                <w:sz w:val="48"/>
+                <w:szCs w:val="48"/>
+              </w:rPr>
+              <w:t>W</w:t>
+            </w:r>
+            <w:r>
+              <w:rPr>
+                <w:sz w:val="32"/>
+                <w:szCs w:val="32"/>
+              </w:rPr>
+              <w:t xml:space="preserve">ORK </w:t>
+            </w:r>
+            <w:r>
+              <w:rPr>
+                <w:sz w:val="48"/>
+                <w:szCs w:val="48"/>
+              </w:rPr>
+              <w:t>E</w:t>
+            </w:r>
+            <w:r>
+              <w:rPr>
+                <w:sz w:val="32"/>
+                <w:szCs w:val="32"/>
+              </w:rPr>
+              <w:t>XPERIENCE</w:t>
+            </w:r>
+          </w:p>
+          <w:p>
+            <w:pPr>
+              <w:keepNext/>
+              <w:keepLines/>
+            </w:pPr>
+            <w:r>
+              <w:t>{#workExperience}</w:t>
+            </w:r>
+          </w:p>
+          <w:tbl>
+            <w:tblPr>
+              <w:tblStyle w:val="TableGrid"/>
+              <w:tblW w:w="9831" w:type="dxa"/>
+              <w:tblInd w:w="3" w:type="dxa"/>
+              <w:tblBorders>
+                <w:top w:val="none" w:sz="0" w:space="0" w:color="auto"/>
+                <w:left w:val="none" w:sz="0" w:space="0" w:color="auto"/>
+                <w:bottom w:val="none" w:sz="0" w:space="0" w:color="auto"/>
+                <w:right w:val="none" w:sz="0" w:space="0" w:color="auto"/>
+                <w:insideH w:val="none" w:sz="0" w:space="0" w:color="auto"/>
+                <w:insideV w:val="none" w:sz="0" w:space="0" w:color="auto"/>
+              </w:tblBorders>
+              <w:tblLook w:val="04A0" w:firstRow="1" w:lastRow="0" w:firstColumn="1" w:lastColumn="0" w:noHBand="0" w:noVBand="1"/>
+            </w:tblPr>
+            <w:tblGrid>
+              <w:gridCol w:w="6211"/>
+              <w:gridCol w:w="3620"/>
+            </w:tblGrid>
+            <w:tr>
+              <w:trPr>
+                <w:trHeight w:val="478"/>
+              </w:trPr>
+              <w:tc>
+                <w:tcPr>
+                  <w:tcW w:w="6211" w:type="dxa"/>
+                </w:tcPr>
+                <w:p>
+                  <w:pPr>
+                    <w:keepNext/>
+                    <w:keepLines/>
+                    <w:spacing w:before="120"/>
+                    <w:rPr>
+                      <w:sz w:val="24"/>
+                      <w:szCs w:val="24"/>
+                    </w:rPr>
+                  </w:pPr>
+                  <w:proofErr w:type="gramStart"/>
+                  <w:r>
+                    <w:rPr>
+                      <w:sz w:val="24"/>
+                      <w:szCs w:val="24"/>
+                    </w:rPr>
+                    <w:t>{title}, {</w:t>
+                  </w:r>
+                  <w:proofErr w:type="gramEnd"/>
+                  <w:r>
+                    <w:rPr>
+                      <w:sz w:val="24"/>
+                      <w:szCs w:val="24"/>
+                    </w:rPr>
+                    <w:t xml:space="preserve">employer} </w:t>
+                  </w:r>
+                </w:p>
+                <w:p>
+                  <w:pPr>
+                    <w:keepNext/>
+                    <w:keepLines/>
+                    <w:spacing w:after="120"/>
+                    <w:rPr>
+                      <w:i/>
+                      <w:iCs/>
+                    </w:rPr>
+                  </w:pPr>
+                  <w:r>
+                    <w:rPr>
+                      <w:i/>
+                      <w:iCs/>
+                    </w:rPr>
+                    <w:t>({</w:t>
+                  </w:r>
+                  <w:proofErr w:type="spellStart"/>
+                  <w:r>
+                    <w:rPr>
+                      <w:i/>
+                      <w:iCs/>
+                      <w:sz w:val="24"/>
+                      <w:szCs w:val="24"/>
+                    </w:rPr>
+                    <w:t>employerCity</w:t>
+                  </w:r>
+                  <w:proofErr w:type="spellEnd"/>
+                  <w:r>
+                    <w:rPr>
+                      <w:i/>
+                      <w:iCs/>
+                      <w:sz w:val="24"/>
+                      <w:szCs w:val="24"/>
+                    </w:rPr>
+                    <w:t>}, {</w:t>
+                  </w:r>
+                  <w:proofErr w:type="spellStart"/>
+                  <w:r>
+                    <w:rPr>
+                      <w:i/>
+                      <w:iCs/>
+                      <w:sz w:val="24"/>
+                      <w:szCs w:val="24"/>
+                    </w:rPr>
+                    <w:t>employerState</w:t>
+                  </w:r>
+                  <w:proofErr w:type="spellEnd"/>
+                  <w:r>
+                    <w:rPr>
+                      <w:i/>
+                      <w:iCs/>
+                      <w:sz w:val="24"/>
+                      <w:szCs w:val="24"/>
+                    </w:rPr>
+                    <w:t>})</w:t>
+                  </w:r>
+                </w:p>
+              </w:tc>
+              <w:tc>
+                <w:tcPr>
+                  <w:tcW w:w="3620" w:type="dxa"/>
+                </w:tcPr>
+                <w:p>
+                  <w:pPr>
+                    <w:keepNext/>
+                    <w:keepLines/>
+                    <w:spacing w:before="120"/>
+                    <w:jc w:val="right"/>
+                    <w:rPr>
+                      <w:sz w:val="24"/>
+                      <w:szCs w:val="24"/>
+                    </w:rPr>
+                  </w:pPr>
+                  <w:r>
+                    <w:rPr>
+                      <w:sz w:val="24"/>
+                      <w:szCs w:val="24"/>
+                    </w:rPr>
+                    <w:t>{start} – {end}</w:t>
+                  </w:r>
+                </w:p>
+              </w:tc>
+            </w:tr>
+          </w:tbl>
+          <w:p>
+            <w:pPr>
+              <w:keepNext/>
+              <w:keepLines/>
+              <w:ind w:left="180"/>
+            </w:pPr>
+            <w:r>
+              <w:t>{#task</w:t>
+            </w:r>
+            <w:proofErr w:type="gramStart"/>
+            <w:r>
+              <w:t>1}•</w:t>
+            </w:r>
+            <w:proofErr w:type="gramEnd"/>
+            <w:r>
+              <w:t xml:space="preserve"> {task</w:t>
+            </w:r>
+            <w:proofErr w:type="gramStart"/>
+            <w:r>
+              <w:t>1}{</w:t>
+            </w:r>
+            <w:proofErr w:type="gramEnd"/>
+            <w:r>
+              <w:t>/task1}</w:t>
+            </w:r>
+          </w:p>
+          <w:p>
+            <w:pPr>
+              <w:keepNext/>
+              <w:keepLines/>
+              <w:ind w:left="180"/>
+            </w:pPr>
+            <w:r>
+              <w:t>{#task</w:t>
+            </w:r>
+            <w:proofErr w:type="gramStart"/>
+            <w:r>
+              <w:t>2}•</w:t>
+            </w:r>
+            <w:proofErr w:type="gramEnd"/>
+            <w:r>
+              <w:t xml:space="preserve"> {task</w:t>
+            </w:r>
+            <w:proofErr w:type="gramStart"/>
+            <w:r>
+              <w:t>2}{</w:t>
+            </w:r>
+            <w:proofErr w:type="gramEnd"/>
+            <w:r>
+              <w:t>/task2}</w:t>
+            </w:r>
+          </w:p>
+          <w:p>
+            <w:pPr>
+              <w:keepNext/>
+              <w:keepLines/>
+              <w:ind w:left="180"/>
+            </w:pPr>
+            <w:r>
+              <w:t>{#task</w:t>
+            </w:r>
+            <w:proofErr w:type="gramStart"/>
+            <w:r>
+              <w:t>3}•</w:t>
+            </w:r>
+            <w:proofErr w:type="gramEnd"/>
+            <w:r>
+              <w:t xml:space="preserve"> {task</w:t>
+            </w:r>
+            <w:proofErr w:type="gramStart"/>
+            <w:r>
+              <w:t>3}{</w:t>
+            </w:r>
+            <w:proofErr w:type="gramEnd"/>
+            <w:r>
+              <w:t>/task3}</w:t>
+            </w:r>
+          </w:p>
+          <w:p>
+            <w:pPr>
+              <w:keepNext/>
+              <w:keepLines/>
+              <w:ind w:left="180"/>
+            </w:pPr>
+            <w:r>
+              <w:t>{#task</w:t>
+            </w:r>
+            <w:proofErr w:type="gramStart"/>
+            <w:r>
+              <w:t>4}•</w:t>
+            </w:r>
+            <w:proofErr w:type="gramEnd"/>
+            <w:r>
+              <w:t xml:space="preserve"> {task</w:t>
+            </w:r>
+            <w:proofErr w:type="gramStart"/>
+            <w:r>
+              <w:t>4}{</w:t>
+            </w:r>
+            <w:proofErr w:type="gramEnd"/>
+            <w:r>
+              <w:t>/task4}</w:t>
+            </w:r>
+          </w:p>
+          <w:p>
+            <w:pPr>
+              <w:keepNext/>
+              <w:keepLines/>
+              <w:ind w:left="180"/>
+            </w:pPr>
+            <w:r>
+              <w:t>{#task</w:t>
+            </w:r>
+            <w:proofErr w:type="gramStart"/>
+            <w:r>
+              <w:t>5}•</w:t>
+            </w:r>
+            <w:proofErr w:type="gramEnd"/>
+            <w:r>
+              <w:t xml:space="preserve"> {task</w:t>
+            </w:r>
+            <w:proofErr w:type="gramStart"/>
+            <w:r>
+              <w:t>5}{</w:t>
+            </w:r>
+            <w:proofErr w:type="gramEnd"/>
+            <w:r>
+              <w:t>/task5}</w:t>
+            </w:r>
+          </w:p>
+          <w:p>
+            <w:pPr>
+              <w:keepNext/>
+              <w:keepLines/>
+              <w:rPr>
+                <w:i/>
+                <w:iCs/>
+                <w:sz w:val="28"/>
+                <w:szCs w:val="28"/>
+              </w:rPr>
+            </w:pPr>
+            <w:r>
+              <w:rPr>
+                <w:i/>
+                <w:iCs/>
+                <w:sz w:val="28"/>
+                <w:szCs w:val="28"/>
+              </w:rPr>
+              <w:t>{/</w:t>
+            </w:r>
+            <w:proofErr w:type="spellStart"/>
+            <w:r>
+              <w:rPr>
+                <w:i/>
+                <w:iCs/>
+                <w:sz w:val="28"/>
+                <w:szCs w:val="28"/>
+              </w:rPr>
+              <w:t>workExperience</w:t>
+            </w:r>
+            <w:proofErr w:type="spellEnd"/>
+            <w:r>
+              <w:rPr>
+                <w:i/>
+                <w:iCs/>
+                <w:sz w:val="28"/>
+                <w:szCs w:val="28"/>
+              </w:rPr>
+              <w:t>}</w:t>
+            </w:r>
+          </w:p>
+          <w:p>
+            <w:pPr>
+              <w:keepNext/>
+              <w:keepLines/>
+            </w:pPr>
+            <w:r>
+              <w:t>{/</w:t>
+            </w:r>
+            <w:proofErr w:type="spellStart"/>
+            <w:r>
+              <w:t>hasWorkExperience</w:t>
+            </w:r>
+            <w:proofErr w:type="spellEnd"/>
+            <w:r>
+              <w:t>}</w:t>
+            </w:r>
+          </w:p>
+          <w:p>
+            <w:pPr>
+              <w:keepNext/>
+              <w:keepLines/>
+            </w:pPr>
+          </w:p>
+          <w:p>
+            <w:pPr>
+              <w:keepNext/>
+              <w:keepLines/>
+            </w:pPr>
+            <w:r>
+              <w:t>{#hasEducation}</w:t>
+            </w:r>
+          </w:p>
+          <w:p>
+            <w:pPr>
+              <w:keepNext/>
+              <w:keepLines/>
+              <w:pBdr>
+                <w:bottom w:val="single" w:sz="12" w:space="1" w:color="auto"/>
+              </w:pBdr>
+              <w:rPr>
+                <w:sz w:val="48"/>
+                <w:szCs w:val="48"/>
+              </w:rPr>
+            </w:pPr>
+            <w:r>
+              <w:rPr>
+                <w:sz w:val="48"/>
+                <w:szCs w:val="48"/>
+              </w:rPr>
+              <w:t>E</w:t>
+            </w:r>
+            <w:r>
+              <w:rPr>
+                <w:sz w:val="32"/>
+                <w:szCs w:val="32"/>
+              </w:rPr>
+              <w:t>DUCATION</w:t>
+            </w:r>
+          </w:p>
+          <w:p>
+            <w:pPr>
+              <w:keepNext/>
+              <w:keepLines/>
+            </w:pPr>
+            <w:r>
+              <w:t>{#education}</w:t>
+            </w:r>
+          </w:p>
+          <w:tbl>
+            <w:tblPr>
+              <w:tblStyle w:val="TableGrid"/>
+              <w:tblW w:w="9800" w:type="dxa"/>
+              <w:tblBorders>
+                <w:top w:val="none" w:sz="0" w:space="0" w:color="auto"/>
+                <w:left w:val="none" w:sz="0" w:space="0" w:color="auto"/>
+                <w:bottom w:val="none" w:sz="0" w:space="0" w:color="auto"/>
+                <w:right w:val="none" w:sz="0" w:space="0" w:color="auto"/>
+                <w:insideH w:val="none" w:sz="0" w:space="0" w:color="auto"/>
+                <w:insideV w:val="none" w:sz="0" w:space="0" w:color="auto"/>
+              </w:tblBorders>
+              <w:tblLook w:val="04A0" w:firstRow="1" w:lastRow="0" w:firstColumn="1" w:lastColumn="0" w:noHBand="0" w:noVBand="1"/>
+            </w:tblPr>
+            <w:tblGrid>
+              <w:gridCol w:w="5283"/>
+              <w:gridCol w:w="4517"/>
+            </w:tblGrid>
+            <w:tr>
+              <w:trPr>
+                <w:trHeight w:val="1321"/>
+              </w:trPr>
+              <w:tc>
+                <w:tcPr>
+                  <w:tcW w:w="5283" w:type="dxa"/>
+                </w:tcPr>
+                <w:p>
+                  <w:pPr>
+                    <w:keepNext/>
+                    <w:keepLines/>
+                    <w:spacing w:before="120"/>
+                    <w:rPr>
+                      <w:sz w:val="24"/>
+                      <w:szCs w:val="24"/>
+                    </w:rPr>
+                  </w:pPr>
+                  <w:r>
+                    <w:rPr>
+                      <w:sz w:val="24"/>
+                      <w:szCs w:val="24"/>
+                    </w:rPr>
+                    <w:t>{school} | {</w:t>
+                  </w:r>
+                  <w:proofErr w:type="spellStart"/>
+                  <w:r>
+                    <w:rPr>
+                      <w:sz w:val="24"/>
+                      <w:szCs w:val="24"/>
+                    </w:rPr>
+                    <w:t>eduCity</w:t>
+                  </w:r>
+                  <w:proofErr w:type="spellEnd"/>
+                  <w:r>
+                    <w:rPr>
+                      <w:sz w:val="24"/>
+                      <w:szCs w:val="24"/>
+                    </w:rPr>
+                    <w:t>}, {</w:t>
+                  </w:r>
+                  <w:proofErr w:type="spellStart"/>
+                  <w:r>
+                    <w:rPr>
+                      <w:sz w:val="24"/>
+                      <w:szCs w:val="24"/>
+                    </w:rPr>
+                    <w:t>eduState</w:t>
+                  </w:r>
+                  <w:proofErr w:type="spellEnd"/>
+                  <w:r>
+                    <w:rPr>
+                      <w:sz w:val="24"/>
+                      <w:szCs w:val="24"/>
+                    </w:rPr>
+                    <w:t>}</w:t>
+                  </w:r>
+                </w:p>
+                <w:p>
+                  <w:pPr>
+                    <w:keepNext/>
+                    <w:keepLines/>
+                    <w:spacing w:before="120" w:line="278" w:lineRule="auto"/>
+                    <w:rPr>
+                      <w:i/>
+                      <w:iCs/>
+                    </w:rPr>
+                  </w:pPr>
+                  <w:r>
+                    <w:rPr>
+                      <w:i/>
+                      <w:iCs/>
+                    </w:rPr>
+                    <w:t xml:space="preserve">{program} </w:t>
+                  </w:r>
+                </w:p>
+                <w:p>
+                  <w:pPr>
+                    <w:keepNext/>
+                    <w:keepLines/>
+                    <w:spacing w:before="120"/>
+                  </w:pPr>
+                  <w:r>
+                    <w:t>{notes}</w:t>
+                  </w:r>
+                </w:p>
+              </w:tc>
+              <w:tc>
+                <w:tcPr>
+                  <w:tcW w:w="4517" w:type="dxa"/>
+                </w:tcPr>
+                <w:p>
+                  <w:pPr>
+                    <w:keepNext/>
+                    <w:keepLines/>
+                    <w:jc w:val="right"/>
+                    <w:rPr>
+                      <w:sz w:val="24"/>
+                      <w:szCs w:val="24"/>
+                    </w:rPr>
+                  </w:pPr>
+                  <w:r>
+                    <w:rPr>
+                      <w:sz w:val="24"/>
+                      <w:szCs w:val="24"/>
+                    </w:rPr>
+                    <w:t xml:space="preserve"> </w:t>
+                  </w:r>
+                  <w:r>
+                    <w:rPr>
+                      <w:sz w:val="24"/>
+                      <w:szCs w:val="24"/>
+                    </w:rPr>
+                    <w:t>{</w:t>
+                  </w:r>
+                  <w:proofErr w:type="spellStart"/>
+                  <w:r>
+                    <w:rPr>
+                      <w:sz w:val="24"/>
+                      <w:szCs w:val="24"/>
+                    </w:rPr>
+                    <w:t>startDate</w:t>
+                  </w:r>
+                  <w:proofErr w:type="spellEnd"/>
+                  <w:r>
+                    <w:rPr>
+                      <w:sz w:val="24"/>
+                      <w:szCs w:val="24"/>
+                    </w:rPr>
+                    <w:t>} – {</w:t>
+                  </w:r>
+                  <w:proofErr w:type="spellStart"/>
+                  <w:r>
+                    <w:rPr>
+                      <w:sz w:val="24"/>
+                      <w:szCs w:val="24"/>
+                    </w:rPr>
+                    <w:t>endDate</w:t>
+                  </w:r>
+                  <w:proofErr w:type="spellEnd"/>
+                  <w:r>
+                    <w:rPr>
+                      <w:sz w:val="24"/>
+                      <w:szCs w:val="24"/>
+                    </w:rPr>
+                    <w:t>}</w:t>
+                  </w:r>
+                </w:p>
+                <w:p>
+                  <w:pPr>
+                    <w:keepNext/>
+                    <w:keepLines/>
+                    <w:rPr>
+                      <w:sz w:val="28"/>
+                      <w:szCs w:val="28"/>
+                    </w:rPr>
+                  </w:pPr>
+                </w:p>
+              </w:tc>
+            </w:tr>
+          </w:tbl>
+          <w:p>
+            <w:pPr>
+              <w:keepNext/>
+              <w:keepLines/>
+            </w:pPr>
+            <w:r>
+              <w:t>{/education}</w:t>
+            </w:r>
+          </w:p>
+          <w:p>
+            <w:pPr>
+              <w:keepNext/>
+              <w:keepLines/>
+            </w:pPr>
+            <w:r>
+              <w:t>{/hasEducation}</w:t>
+            </w:r>
+          </w:p>
+        </w:tc>
+      </w:tr>
+      <w:tr>
+        <w:trPr>
+          <w:gridAfter w:val="1"/>
+          <w:wAfter w:w="10" w:type="dxa"/>
           <w:cantSplit/>
         </w:trPr>
         <w:tc>
@@ -695,243 +1391,10 @@
             <w:pPr>
               <w:keepNext/>
               <w:keepLines/>
-            </w:pPr>
-            <w:r>
-              <w:t>{#hasEducation}</w:t>
-            </w:r>
-          </w:p>
-          <w:p>
-            <w:pPr>
-              <w:keepNext/>
-              <w:keepLines/>
-              <w:pBdr>
-                <w:bottom w:val="single" w:sz="12" w:space="1" w:color="auto"/>
-              </w:pBdr>
               <w:rPr>
-                <w:sz w:val="48"/>
-                <w:szCs w:val="48"/>
+                <w:sz w:val="12"/>
+                <w:szCs w:val="12"/>
               </w:rPr>
-            </w:pPr>
-            <w:r>
-              <w:rPr>
-                <w:sz w:val="48"/>
-                <w:szCs w:val="48"/>
-              </w:rPr>
-              <w:t>EDUCATION</w:t>
-            </w:r>
-          </w:p>
-          <w:p>
-            <w:pPr>
-              <w:keepNext/>
-              <w:keepLines/>
-            </w:pPr>
-            <w:r>
-              <w:t>{#education}</w:t>
-            </w:r>
-          </w:p>
-          <w:tbl>
-            <w:tblPr>
-              <w:tblStyle w:val="TableGrid"/>
-              <w:tblW w:w="0" w:type="auto"/>
-              <w:tblBorders>
-                <w:top w:val="none" w:sz="0" w:space="0" w:color="auto"/>
-                <w:left w:val="none" w:sz="0" w:space="0" w:color="auto"/>
-                <w:bottom w:val="none" w:sz="0" w:space="0" w:color="auto"/>
-                <w:right w:val="none" w:sz="0" w:space="0" w:color="auto"/>
-                <w:insideH w:val="none" w:sz="0" w:space="0" w:color="auto"/>
-                <w:insideV w:val="none" w:sz="0" w:space="0" w:color="auto"/>
-              </w:tblBorders>
-              <w:tblLook w:val="04A0" w:firstRow="1" w:lastRow="0" w:firstColumn="1" w:lastColumn="0" w:noHBand="0" w:noVBand="1"/>
-            </w:tblPr>
-            <w:tblGrid>
-              <w:gridCol w:w="5040"/>
-              <w:gridCol w:w="4310"/>
-            </w:tblGrid>
-            <w:tr>
-              <w:tc>
-                <w:tcPr>
-                  <w:tcW w:w="5040" w:type="dxa"/>
-                </w:tcPr>
-                <w:p>
-                  <w:pPr>
-                    <w:keepNext/>
-                    <w:keepLines/>
-                    <w:spacing w:before="120"/>
-                    <w:rPr>
-                      <w:sz w:val="24"/>
-                      <w:szCs w:val="24"/>
-                    </w:rPr>
-                  </w:pPr>
-                  <w:r>
-                    <w:rPr>
-                      <w:sz w:val="24"/>
-                      <w:szCs w:val="24"/>
-                    </w:rPr>
-                    <w:t>{school} | {</w:t>
-                  </w:r>
-                  <w:proofErr w:type="spellStart"/>
-                  <w:r>
-                    <w:rPr>
-                      <w:sz w:val="24"/>
-                      <w:szCs w:val="24"/>
-                    </w:rPr>
-                    <w:t>eduCity</w:t>
-                  </w:r>
-                  <w:proofErr w:type="spellEnd"/>
-                  <w:r>
-                    <w:rPr>
-                      <w:sz w:val="24"/>
-                      <w:szCs w:val="24"/>
-                    </w:rPr>
-                    <w:t>}, {</w:t>
-                  </w:r>
-                  <w:proofErr w:type="spellStart"/>
-                  <w:r>
-                    <w:rPr>
-                      <w:sz w:val="24"/>
-                      <w:szCs w:val="24"/>
-                    </w:rPr>
-                    <w:t>eduState</w:t>
-                  </w:r>
-                  <w:proofErr w:type="spellEnd"/>
-                  <w:r>
-                    <w:rPr>
-                      <w:sz w:val="24"/>
-                      <w:szCs w:val="24"/>
-                    </w:rPr>
-                    <w:t>}</w:t>
-                  </w:r>
-                </w:p>
-                <w:p>
-                  <w:pPr>
-                    <w:keepNext/>
-                    <w:keepLines/>
-                    <w:spacing w:before="120" w:line="278" w:lineRule="auto"/>
-                    <w:rPr>
-                      <w:i/>
-                      <w:iCs/>
-                    </w:rPr>
-                  </w:pPr>
-                  <w:r>
-                    <w:rPr>
-                      <w:i/>
-                      <w:iCs/>
-                    </w:rPr>
-                    <w:t xml:space="preserve">{program} </w:t>
-                  </w:r>
-                </w:p>
-                <w:p>
-                  <w:pPr>
-                    <w:keepNext/>
-                    <w:keepLines/>
-                    <w:spacing w:before="120"/>
-                  </w:pPr>
-                  <w:r>
-                    <w:t>{notes}</w:t>
-                  </w:r>
-                </w:p>
-              </w:tc>
-              <w:tc>
-                <w:tcPr>
-                  <w:tcW w:w="4310" w:type="dxa"/>
-                </w:tcPr>
-                <w:p>
-                  <w:pPr>
-                    <w:keepNext/>
-                    <w:keepLines/>
-                    <w:jc w:val="right"/>
-                    <w:rPr>
-                      <w:sz w:val="24"/>
-                      <w:szCs w:val="24"/>
-                    </w:rPr>
-                  </w:pPr>
-                  <w:r>
-                    <w:rPr>
-                      <w:sz w:val="24"/>
-                      <w:szCs w:val="24"/>
-                    </w:rPr>
-                    <w:t>{</w:t>
-                  </w:r>
-                  <w:proofErr w:type="spellStart"/>
-                  <w:r>
-                    <w:rPr>
-                      <w:sz w:val="24"/>
-                      <w:szCs w:val="24"/>
-                    </w:rPr>
-                    <w:t>startDate</w:t>
-                  </w:r>
-                  <w:proofErr w:type="spellEnd"/>
-                  <w:r>
-                    <w:rPr>
-                      <w:sz w:val="24"/>
-                      <w:szCs w:val="24"/>
-                    </w:rPr>
-                    <w:t>} – {</w:t>
-                  </w:r>
-                  <w:proofErr w:type="spellStart"/>
-                  <w:r>
-                    <w:rPr>
-                      <w:sz w:val="24"/>
-                      <w:szCs w:val="24"/>
-                    </w:rPr>
-                    <w:t>endDate</w:t>
-                  </w:r>
-                  <w:proofErr w:type="spellEnd"/>
-                  <w:r>
-                    <w:rPr>
-                      <w:sz w:val="24"/>
-                      <w:szCs w:val="24"/>
-                    </w:rPr>
-                    <w:t>}</w:t>
-                  </w:r>
-                </w:p>
-                <w:p>
-                  <w:pPr>
-                    <w:keepNext/>
-                    <w:keepLines/>
-                    <w:rPr>
-                      <w:sz w:val="28"/>
-                      <w:szCs w:val="28"/>
-                    </w:rPr>
-                  </w:pPr>
-                </w:p>
-              </w:tc>
-            </w:tr>
-          </w:tbl>
-          <w:p>
-            <w:pPr>
-              <w:keepNext/>
-              <w:keepLines/>
-            </w:pPr>
-            <w:r>
-              <w:t>{/education}</w:t>
-            </w:r>
-          </w:p>
-          <w:p>
-            <w:pPr>
-              <w:keepNext/>
-              <w:keepLines/>
-            </w:pPr>
-            <w:r>
-              <w:t>{/hasEducation}</w:t>
-            </w:r>
-          </w:p>
-          <w:p>
-            <w:pPr>
-              <w:keepNext/>
-              <w:keepLines/>
-            </w:pPr>
-          </w:p>
-          <w:p>
-            <w:pPr>
-              <w:keepNext/>
-              <w:keepLines/>
-            </w:pPr>
-          </w:p>
-          <w:p>
-            <w:pPr>
-              <w:keepNext/>
-              <w:keepLines/>
             </w:pPr>
           </w:p>
         </w:tc>
@@ -947,6 +1410,10 @@
             <w:insideV w:val="none" w:sz="0" w:space="0" w:color="auto"/>
           </w:tblBorders>
         </w:tblPrEx>
+        <w:trPr>
+          <w:gridAfter w:val="1"/>
+          <w:wAfter w:w="10" w:type="dxa"/>
+        </w:trPr>
         <w:tc>
           <w:tcPr>
             <w:tcW w:w="9926" w:type="dxa"/>
@@ -960,6 +1427,20 @@
               </w:pBdr>
               <w:spacing w:after="120"/>
               <w:rPr>
+                <w:sz w:val="4"/>
+                <w:szCs w:val="4"/>
+              </w:rPr>
+            </w:pPr>
+          </w:p>
+          <w:p>
+            <w:pPr>
+              <w:keepNext/>
+              <w:keepLines/>
+              <w:pBdr>
+                <w:bottom w:val="single" w:sz="12" w:space="1" w:color="auto"/>
+              </w:pBdr>
+              <w:spacing w:after="120"/>
+              <w:rPr>
                 <w:sz w:val="48"/>
                 <w:szCs w:val="48"/>
               </w:rPr>
@@ -969,14 +1450,42 @@
                 <w:sz w:val="48"/>
                 <w:szCs w:val="48"/>
               </w:rPr>
-              <w:t xml:space="preserve">CERTIFICATIONS </w:t>
+              <w:t>C</w:t>
+            </w:r>
+            <w:r>
+              <w:rPr>
+                <w:sz w:val="32"/>
+                <w:szCs w:val="32"/>
+              </w:rPr>
+              <w:t>ERTIFICATIONS</w:t>
             </w:r>
             <w:r>
               <w:rPr>
                 <w:sz w:val="48"/>
                 <w:szCs w:val="48"/>
               </w:rPr>
-              <w:t>AND SKILLS</w:t>
+              <w:t xml:space="preserve"> </w:t>
+            </w:r>
+            <w:r>
+              <w:rPr>
+                <w:sz w:val="32"/>
+                <w:szCs w:val="32"/>
+              </w:rPr>
+              <w:t>&amp;</w:t>
+            </w:r>
+            <w:r>
+              <w:rPr>
+                <w:sz w:val="48"/>
+                <w:szCs w:val="48"/>
+              </w:rPr>
+              <w:t xml:space="preserve"> S</w:t>
+            </w:r>
+            <w:r>
+              <w:rPr>
+                <w:sz w:val="32"/>
+                <w:szCs w:val="32"/>
+              </w:rPr>
+              <w:t>KILLS</w:t>
             </w:r>
           </w:p>
           <w:tbl>
@@ -1018,6 +1527,7 @@
                   <w:pPr>
                     <w:keepNext/>
                     <w:keepLines/>
+                    <w:spacing w:before="120" w:after="120"/>
                     <w:rPr>
                       <w:i/>
                       <w:iCs/>
@@ -1049,7 +1559,39 @@
                       <w:sz w:val="24"/>
                       <w:szCs w:val="24"/>
                     </w:rPr>
-                    <w:t>{#cert1}• {cert1}{/cert1}</w:t>
+                    <w:t>{#cert</w:t>
+                  </w:r>
+                  <w:proofErr w:type="gramStart"/>
+                  <w:r>
+                    <w:rPr>
+                      <w:sz w:val="24"/>
+                      <w:szCs w:val="24"/>
+                    </w:rPr>
+                    <w:t>1}•</w:t>
+                  </w:r>
+                  <w:proofErr w:type="gramEnd"/>
+                  <w:r>
+                    <w:rPr>
+                      <w:sz w:val="24"/>
+                      <w:szCs w:val="24"/>
+                    </w:rPr>
+                    <w:t xml:space="preserve"> {cert</w:t>
+                  </w:r>
+                  <w:proofErr w:type="gramStart"/>
+                  <w:r>
+                    <w:rPr>
+                      <w:sz w:val="24"/>
+                      <w:szCs w:val="24"/>
+                    </w:rPr>
+                    <w:t>1}{</w:t>
+                  </w:r>
+                  <w:proofErr w:type="gramEnd"/>
+                  <w:r>
+                    <w:rPr>
+                      <w:sz w:val="24"/>
+                      <w:szCs w:val="24"/>
+                    </w:rPr>
+                    <w:t>/cert1}</w:t>
                   </w:r>
                 </w:p>
                 <w:p>
@@ -1066,7 +1608,39 @@
                       <w:sz w:val="24"/>
                       <w:szCs w:val="24"/>
                     </w:rPr>
-                    <w:t>{#cert2}• {cert2}{/cert2}</w:t>
+                    <w:t>{#cert</w:t>
+                  </w:r>
+                  <w:proofErr w:type="gramStart"/>
+                  <w:r>
+                    <w:rPr>
+                      <w:sz w:val="24"/>
+                      <w:szCs w:val="24"/>
+                    </w:rPr>
+                    <w:t>2}•</w:t>
+                  </w:r>
+                  <w:proofErr w:type="gramEnd"/>
+                  <w:r>
+                    <w:rPr>
+                      <w:sz w:val="24"/>
+                      <w:szCs w:val="24"/>
+                    </w:rPr>
+                    <w:t xml:space="preserve"> {cert</w:t>
+                  </w:r>
+                  <w:proofErr w:type="gramStart"/>
+                  <w:r>
+                    <w:rPr>
+                      <w:sz w:val="24"/>
+                      <w:szCs w:val="24"/>
+                    </w:rPr>
+                    <w:t>2}{</w:t>
+                  </w:r>
+                  <w:proofErr w:type="gramEnd"/>
+                  <w:r>
+                    <w:rPr>
+                      <w:sz w:val="24"/>
+                      <w:szCs w:val="24"/>
+                    </w:rPr>
+                    <w:t>/cert2}</w:t>
                   </w:r>
                 </w:p>
                 <w:p>
@@ -1083,7 +1657,39 @@
                       <w:sz w:val="24"/>
                       <w:szCs w:val="24"/>
                     </w:rPr>
-                    <w:t>{#cert3}• {cert3}{/cert3}</w:t>
+                    <w:t>{#cert</w:t>
+                  </w:r>
+                  <w:proofErr w:type="gramStart"/>
+                  <w:r>
+                    <w:rPr>
+                      <w:sz w:val="24"/>
+                      <w:szCs w:val="24"/>
+                    </w:rPr>
+                    <w:t>3}•</w:t>
+                  </w:r>
+                  <w:proofErr w:type="gramEnd"/>
+                  <w:r>
+                    <w:rPr>
+                      <w:sz w:val="24"/>
+                      <w:szCs w:val="24"/>
+                    </w:rPr>
+                    <w:t xml:space="preserve"> {cert</w:t>
+                  </w:r>
+                  <w:proofErr w:type="gramStart"/>
+                  <w:r>
+                    <w:rPr>
+                      <w:sz w:val="24"/>
+                      <w:szCs w:val="24"/>
+                    </w:rPr>
+                    <w:t>3}{</w:t>
+                  </w:r>
+                  <w:proofErr w:type="gramEnd"/>
+                  <w:r>
+                    <w:rPr>
+                      <w:sz w:val="24"/>
+                      <w:szCs w:val="24"/>
+                    </w:rPr>
+                    <w:t>/cert3}</w:t>
                   </w:r>
                 </w:p>
                 <w:p>
@@ -1100,7 +1706,39 @@
                       <w:sz w:val="24"/>
                       <w:szCs w:val="24"/>
                     </w:rPr>
-                    <w:t>{#cert4}• {cert4}{/cert4}</w:t>
+                    <w:t>{#cert</w:t>
+                  </w:r>
+                  <w:proofErr w:type="gramStart"/>
+                  <w:r>
+                    <w:rPr>
+                      <w:sz w:val="24"/>
+                      <w:szCs w:val="24"/>
+                    </w:rPr>
+                    <w:t>4}•</w:t>
+                  </w:r>
+                  <w:proofErr w:type="gramEnd"/>
+                  <w:r>
+                    <w:rPr>
+                      <w:sz w:val="24"/>
+                      <w:szCs w:val="24"/>
+                    </w:rPr>
+                    <w:t xml:space="preserve"> {cert</w:t>
+                  </w:r>
+                  <w:proofErr w:type="gramStart"/>
+                  <w:r>
+                    <w:rPr>
+                      <w:sz w:val="24"/>
+                      <w:szCs w:val="24"/>
+                    </w:rPr>
+                    <w:t>4}{</w:t>
+                  </w:r>
+                  <w:proofErr w:type="gramEnd"/>
+                  <w:r>
+                    <w:rPr>
+                      <w:sz w:val="24"/>
+                      <w:szCs w:val="24"/>
+                    </w:rPr>
+                    <w:t>/cert4}</w:t>
                   </w:r>
                 </w:p>
                 <w:p>
@@ -1117,7 +1755,39 @@
                       <w:sz w:val="24"/>
                       <w:szCs w:val="24"/>
                     </w:rPr>
-                    <w:t>{#cert5}• {cert5}{/cert5}</w:t>
+                    <w:t>{#cert</w:t>
+                  </w:r>
+                  <w:proofErr w:type="gramStart"/>
+                  <w:r>
+                    <w:rPr>
+                      <w:sz w:val="24"/>
+                      <w:szCs w:val="24"/>
+                    </w:rPr>
+                    <w:t>5}•</w:t>
+                  </w:r>
+                  <w:proofErr w:type="gramEnd"/>
+                  <w:r>
+                    <w:rPr>
+                      <w:sz w:val="24"/>
+                      <w:szCs w:val="24"/>
+                    </w:rPr>
+                    <w:t xml:space="preserve"> {cert</w:t>
+                  </w:r>
+                  <w:proofErr w:type="gramStart"/>
+                  <w:r>
+                    <w:rPr>
+                      <w:sz w:val="24"/>
+                      <w:szCs w:val="24"/>
+                    </w:rPr>
+                    <w:t>5}{</w:t>
+                  </w:r>
+                  <w:proofErr w:type="gramEnd"/>
+                  <w:r>
+                    <w:rPr>
+                      <w:sz w:val="24"/>
+                      <w:szCs w:val="24"/>
+                    </w:rPr>
+                    <w:t>/cert5}</w:t>
                   </w:r>
                 </w:p>
                 <w:p>
@@ -1134,7 +1804,39 @@
                       <w:sz w:val="24"/>
                       <w:szCs w:val="24"/>
                     </w:rPr>
-                    <w:t>{#cert6}• {cert6}{/cert6}</w:t>
+                    <w:t>{#cert</w:t>
+                  </w:r>
+                  <w:proofErr w:type="gramStart"/>
+                  <w:r>
+                    <w:rPr>
+                      <w:sz w:val="24"/>
+                      <w:szCs w:val="24"/>
+                    </w:rPr>
+                    <w:t>6}•</w:t>
+                  </w:r>
+                  <w:proofErr w:type="gramEnd"/>
+                  <w:r>
+                    <w:rPr>
+                      <w:sz w:val="24"/>
+                      <w:szCs w:val="24"/>
+                    </w:rPr>
+                    <w:t xml:space="preserve"> {cert</w:t>
+                  </w:r>
+                  <w:proofErr w:type="gramStart"/>
+                  <w:r>
+                    <w:rPr>
+                      <w:sz w:val="24"/>
+                      <w:szCs w:val="24"/>
+                    </w:rPr>
+                    <w:t>6}{</w:t>
+                  </w:r>
+                  <w:proofErr w:type="gramEnd"/>
+                  <w:r>
+                    <w:rPr>
+                      <w:sz w:val="24"/>
+                      <w:szCs w:val="24"/>
+                    </w:rPr>
+                    <w:t>/cert6}</w:t>
                   </w:r>
                 </w:p>
                 <w:p>
@@ -1151,7 +1853,39 @@
                       <w:sz w:val="24"/>
                       <w:szCs w:val="24"/>
                     </w:rPr>
-                    <w:t>{#cert7}• {cert7}{/cert7}</w:t>
+                    <w:t>{#cert</w:t>
+                  </w:r>
+                  <w:proofErr w:type="gramStart"/>
+                  <w:r>
+                    <w:rPr>
+                      <w:sz w:val="24"/>
+                      <w:szCs w:val="24"/>
+                    </w:rPr>
+                    <w:t>7}•</w:t>
+                  </w:r>
+                  <w:proofErr w:type="gramEnd"/>
+                  <w:r>
+                    <w:rPr>
+                      <w:sz w:val="24"/>
+                      <w:szCs w:val="24"/>
+                    </w:rPr>
+                    <w:t xml:space="preserve"> {cert</w:t>
+                  </w:r>
+                  <w:proofErr w:type="gramStart"/>
+                  <w:r>
+                    <w:rPr>
+                      <w:sz w:val="24"/>
+                      <w:szCs w:val="24"/>
+                    </w:rPr>
+                    <w:t>7}{</w:t>
+                  </w:r>
+                  <w:proofErr w:type="gramEnd"/>
+                  <w:r>
+                    <w:rPr>
+                      <w:sz w:val="24"/>
+                      <w:szCs w:val="24"/>
+                    </w:rPr>
+                    <w:t>/cert7}</w:t>
                   </w:r>
                 </w:p>
                 <w:p>
@@ -1168,7 +1902,39 @@
                       <w:sz w:val="24"/>
                       <w:szCs w:val="24"/>
                     </w:rPr>
-                    <w:t>{#cert8}• {cert8}{/cert8}</w:t>
+                    <w:t>{#cert</w:t>
+                  </w:r>
+                  <w:proofErr w:type="gramStart"/>
+                  <w:r>
+                    <w:rPr>
+                      <w:sz w:val="24"/>
+                      <w:szCs w:val="24"/>
+                    </w:rPr>
+                    <w:t>8}•</w:t>
+                  </w:r>
+                  <w:proofErr w:type="gramEnd"/>
+                  <w:r>
+                    <w:rPr>
+                      <w:sz w:val="24"/>
+                      <w:szCs w:val="24"/>
+                    </w:rPr>
+                    <w:t xml:space="preserve"> {cert</w:t>
+                  </w:r>
+                  <w:proofErr w:type="gramStart"/>
+                  <w:r>
+                    <w:rPr>
+                      <w:sz w:val="24"/>
+                      <w:szCs w:val="24"/>
+                    </w:rPr>
+                    <w:t>8}{</w:t>
+                  </w:r>
+                  <w:proofErr w:type="gramEnd"/>
+                  <w:r>
+                    <w:rPr>
+                      <w:sz w:val="24"/>
+                      <w:szCs w:val="24"/>
+                    </w:rPr>
+                    <w:t>/cert8}</w:t>
                   </w:r>
                 </w:p>
                 <w:p>
@@ -1185,7 +1951,39 @@
                       <w:sz w:val="24"/>
                       <w:szCs w:val="24"/>
                     </w:rPr>
-                    <w:t>{#cert9}• {cert9}{/cert9}</w:t>
+                    <w:t>{#cert</w:t>
+                  </w:r>
+                  <w:proofErr w:type="gramStart"/>
+                  <w:r>
+                    <w:rPr>
+                      <w:sz w:val="24"/>
+                      <w:szCs w:val="24"/>
+                    </w:rPr>
+                    <w:t>9}•</w:t>
+                  </w:r>
+                  <w:proofErr w:type="gramEnd"/>
+                  <w:r>
+                    <w:rPr>
+                      <w:sz w:val="24"/>
+                      <w:szCs w:val="24"/>
+                    </w:rPr>
+                    <w:t xml:space="preserve"> {cert</w:t>
+                  </w:r>
+                  <w:proofErr w:type="gramStart"/>
+                  <w:r>
+                    <w:rPr>
+                      <w:sz w:val="24"/>
+                      <w:szCs w:val="24"/>
+                    </w:rPr>
+                    <w:t>9}{</w:t>
+                  </w:r>
+                  <w:proofErr w:type="gramEnd"/>
+                  <w:r>
+                    <w:rPr>
+                      <w:sz w:val="24"/>
+                      <w:szCs w:val="24"/>
+                    </w:rPr>
+                    <w:t>/cert9}</w:t>
                   </w:r>
                 </w:p>
                 <w:p>
@@ -1202,7 +2000,39 @@
                       <w:sz w:val="24"/>
                       <w:szCs w:val="24"/>
                     </w:rPr>
-                    <w:t>{#cert10}• {cert10}{/cert10}</w:t>
+                    <w:t>{#cert</w:t>
+                  </w:r>
+                  <w:proofErr w:type="gramStart"/>
+                  <w:r>
+                    <w:rPr>
+                      <w:sz w:val="24"/>
+                      <w:szCs w:val="24"/>
+                    </w:rPr>
+                    <w:t>10}•</w:t>
+                  </w:r>
+                  <w:proofErr w:type="gramEnd"/>
+                  <w:r>
+                    <w:rPr>
+                      <w:sz w:val="24"/>
+                      <w:szCs w:val="24"/>
+                    </w:rPr>
+                    <w:t xml:space="preserve"> {cert</w:t>
+                  </w:r>
+                  <w:proofErr w:type="gramStart"/>
+                  <w:r>
+                    <w:rPr>
+                      <w:sz w:val="24"/>
+                      <w:szCs w:val="24"/>
+                    </w:rPr>
+                    <w:t>10}{</w:t>
+                  </w:r>
+                  <w:proofErr w:type="gramEnd"/>
+                  <w:r>
+                    <w:rPr>
+                      <w:sz w:val="24"/>
+                      <w:szCs w:val="24"/>
+                    </w:rPr>
+                    <w:t>/cert10}</w:t>
                   </w:r>
                 </w:p>
                 <w:p>
@@ -1246,6 +2076,7 @@
                   <w:pPr>
                     <w:keepNext/>
                     <w:keepLines/>
+                    <w:spacing w:before="120" w:after="120"/>
                     <w:rPr>
                       <w:i/>
                       <w:iCs/>
@@ -1277,7 +2108,39 @@
                       <w:sz w:val="24"/>
                       <w:szCs w:val="24"/>
                     </w:rPr>
-                    <w:t>{#skill1}• {skill1}{/skill1}</w:t>
+                    <w:t>{#skill</w:t>
+                  </w:r>
+                  <w:proofErr w:type="gramStart"/>
+                  <w:r>
+                    <w:rPr>
+                      <w:sz w:val="24"/>
+                      <w:szCs w:val="24"/>
+                    </w:rPr>
+                    <w:t>1}•</w:t>
+                  </w:r>
+                  <w:proofErr w:type="gramEnd"/>
+                  <w:r>
+                    <w:rPr>
+                      <w:sz w:val="24"/>
+                      <w:szCs w:val="24"/>
+                    </w:rPr>
+                    <w:t xml:space="preserve"> {skill</w:t>
+                  </w:r>
+                  <w:proofErr w:type="gramStart"/>
+                  <w:r>
+                    <w:rPr>
+                      <w:sz w:val="24"/>
+                      <w:szCs w:val="24"/>
+                    </w:rPr>
+                    <w:t>1}{</w:t>
+                  </w:r>
+                  <w:proofErr w:type="gramEnd"/>
+                  <w:r>
+                    <w:rPr>
+                      <w:sz w:val="24"/>
+                      <w:szCs w:val="24"/>
+                    </w:rPr>
+                    <w:t>/skill1}</w:t>
                   </w:r>
                 </w:p>
                 <w:p>
@@ -1294,7 +2157,39 @@
                       <w:sz w:val="24"/>
                       <w:szCs w:val="24"/>
                     </w:rPr>
-                    <w:t>{#skill2}• {skill2}{/skill2}</w:t>
+                    <w:t>{#skill</w:t>
+                  </w:r>
+                  <w:proofErr w:type="gramStart"/>
+                  <w:r>
+                    <w:rPr>
+                      <w:sz w:val="24"/>
+                      <w:szCs w:val="24"/>
+                    </w:rPr>
+                    <w:t>2}•</w:t>
+                  </w:r>
+                  <w:proofErr w:type="gramEnd"/>
+                  <w:r>
+                    <w:rPr>
+                      <w:sz w:val="24"/>
+                      <w:szCs w:val="24"/>
+                    </w:rPr>
+                    <w:t xml:space="preserve"> {skill</w:t>
+                  </w:r>
+                  <w:proofErr w:type="gramStart"/>
+                  <w:r>
+                    <w:rPr>
+                      <w:sz w:val="24"/>
+                      <w:szCs w:val="24"/>
+                    </w:rPr>
+                    <w:t>2}{</w:t>
+                  </w:r>
+                  <w:proofErr w:type="gramEnd"/>
+                  <w:r>
+                    <w:rPr>
+                      <w:sz w:val="24"/>
+                      <w:szCs w:val="24"/>
+                    </w:rPr>
+                    <w:t>/skill2}</w:t>
                   </w:r>
                 </w:p>
                 <w:p>
@@ -1311,7 +2206,39 @@
                       <w:sz w:val="24"/>
                       <w:szCs w:val="24"/>
                     </w:rPr>
-                    <w:t>{#skill3}• {skill3}{/skill3}</w:t>
+                    <w:t>{#skill</w:t>
+                  </w:r>
+                  <w:proofErr w:type="gramStart"/>
+                  <w:r>
+                    <w:rPr>
+                      <w:sz w:val="24"/>
+                      <w:szCs w:val="24"/>
+                    </w:rPr>
+                    <w:t>3}•</w:t>
+                  </w:r>
+                  <w:proofErr w:type="gramEnd"/>
+                  <w:r>
+                    <w:rPr>
+                      <w:sz w:val="24"/>
+                      <w:szCs w:val="24"/>
+                    </w:rPr>
+                    <w:t xml:space="preserve"> {skill</w:t>
+                  </w:r>
+                  <w:proofErr w:type="gramStart"/>
+                  <w:r>
+                    <w:rPr>
+                      <w:sz w:val="24"/>
+                      <w:szCs w:val="24"/>
+                    </w:rPr>
+                    <w:t>3}{</w:t>
+                  </w:r>
+                  <w:proofErr w:type="gramEnd"/>
+                  <w:r>
+                    <w:rPr>
+                      <w:sz w:val="24"/>
+                      <w:szCs w:val="24"/>
+                    </w:rPr>
+                    <w:t>/skill3}</w:t>
                   </w:r>
                 </w:p>
                 <w:p>
@@ -1328,7 +2255,39 @@
                       <w:sz w:val="24"/>
                       <w:szCs w:val="24"/>
                     </w:rPr>
-                    <w:t>{#skill4}• {skill4}{/skill4}</w:t>
+                    <w:t>{#skill</w:t>
+                  </w:r>
+                  <w:proofErr w:type="gramStart"/>
+                  <w:r>
+                    <w:rPr>
+                      <w:sz w:val="24"/>
+                      <w:szCs w:val="24"/>
+                    </w:rPr>
+                    <w:t>4}•</w:t>
+                  </w:r>
+                  <w:proofErr w:type="gramEnd"/>
+                  <w:r>
+                    <w:rPr>
+                      <w:sz w:val="24"/>
+                      <w:szCs w:val="24"/>
+                    </w:rPr>
+                    <w:t xml:space="preserve"> {skill</w:t>
+                  </w:r>
+                  <w:proofErr w:type="gramStart"/>
+                  <w:r>
+                    <w:rPr>
+                      <w:sz w:val="24"/>
+                      <w:szCs w:val="24"/>
+                    </w:rPr>
+                    <w:t>4}{</w:t>
+                  </w:r>
+                  <w:proofErr w:type="gramEnd"/>
+                  <w:r>
+                    <w:rPr>
+                      <w:sz w:val="24"/>
+                      <w:szCs w:val="24"/>
+                    </w:rPr>
+                    <w:t>/skill4}</w:t>
                   </w:r>
                 </w:p>
                 <w:p>
@@ -1345,7 +2304,39 @@
                       <w:sz w:val="24"/>
                       <w:szCs w:val="24"/>
                     </w:rPr>
-                    <w:t>{#skill5}• {skill5}{/skill5}</w:t>
+                    <w:t>{#skill</w:t>
+                  </w:r>
+                  <w:proofErr w:type="gramStart"/>
+                  <w:r>
+                    <w:rPr>
+                      <w:sz w:val="24"/>
+                      <w:szCs w:val="24"/>
+                    </w:rPr>
+                    <w:t>5}•</w:t>
+                  </w:r>
+                  <w:proofErr w:type="gramEnd"/>
+                  <w:r>
+                    <w:rPr>
+                      <w:sz w:val="24"/>
+                      <w:szCs w:val="24"/>
+                    </w:rPr>
+                    <w:t xml:space="preserve"> {skill</w:t>
+                  </w:r>
+                  <w:proofErr w:type="gramStart"/>
+                  <w:r>
+                    <w:rPr>
+                      <w:sz w:val="24"/>
+                      <w:szCs w:val="24"/>
+                    </w:rPr>
+                    <w:t>5}{</w:t>
+                  </w:r>
+                  <w:proofErr w:type="gramEnd"/>
+                  <w:r>
+                    <w:rPr>
+                      <w:sz w:val="24"/>
+                      <w:szCs w:val="24"/>
+                    </w:rPr>
+                    <w:t>/skill5}</w:t>
                   </w:r>
                 </w:p>
                 <w:p>
@@ -1362,7 +2353,39 @@
                       <w:sz w:val="24"/>
                       <w:szCs w:val="24"/>
                     </w:rPr>
-                    <w:t>{#skill6}• {skill6}{/skill6}</w:t>
+                    <w:t>{#skill</w:t>
+                  </w:r>
+                  <w:proofErr w:type="gramStart"/>
+                  <w:r>
+                    <w:rPr>
+                      <w:sz w:val="24"/>
+                      <w:szCs w:val="24"/>
+                    </w:rPr>
+                    <w:t>6}•</w:t>
+                  </w:r>
+                  <w:proofErr w:type="gramEnd"/>
+                  <w:r>
+                    <w:rPr>
+                      <w:sz w:val="24"/>
+                      <w:szCs w:val="24"/>
+                    </w:rPr>
+                    <w:t xml:space="preserve"> {skill</w:t>
+                  </w:r>
+                  <w:proofErr w:type="gramStart"/>
+                  <w:r>
+                    <w:rPr>
+                      <w:sz w:val="24"/>
+                      <w:szCs w:val="24"/>
+                    </w:rPr>
+                    <w:t>6}{</w:t>
+                  </w:r>
+                  <w:proofErr w:type="gramEnd"/>
+                  <w:r>
+                    <w:rPr>
+                      <w:sz w:val="24"/>
+                      <w:szCs w:val="24"/>
+                    </w:rPr>
+                    <w:t>/skill6}</w:t>
                   </w:r>
                 </w:p>
                 <w:p>
@@ -1379,7 +2402,39 @@
                       <w:sz w:val="24"/>
                       <w:szCs w:val="24"/>
                     </w:rPr>
-                    <w:t>{#skill7}• {skill7}{/skill7}</w:t>
+                    <w:t>{#skill</w:t>
+                  </w:r>
+                  <w:proofErr w:type="gramStart"/>
+                  <w:r>
+                    <w:rPr>
+                      <w:sz w:val="24"/>
+                      <w:szCs w:val="24"/>
+                    </w:rPr>
+                    <w:t>7}•</w:t>
+                  </w:r>
+                  <w:proofErr w:type="gramEnd"/>
+                  <w:r>
+                    <w:rPr>
+                      <w:sz w:val="24"/>
+                      <w:szCs w:val="24"/>
+                    </w:rPr>
+                    <w:t xml:space="preserve"> {skill</w:t>
+                  </w:r>
+                  <w:proofErr w:type="gramStart"/>
+                  <w:r>
+                    <w:rPr>
+                      <w:sz w:val="24"/>
+                      <w:szCs w:val="24"/>
+                    </w:rPr>
+                    <w:t>7}{</w:t>
+                  </w:r>
+                  <w:proofErr w:type="gramEnd"/>
+                  <w:r>
+                    <w:rPr>
+                      <w:sz w:val="24"/>
+                      <w:szCs w:val="24"/>
+                    </w:rPr>
+                    <w:t>/skill7}</w:t>
                   </w:r>
                 </w:p>
                 <w:p>
@@ -1396,7 +2451,39 @@
                       <w:sz w:val="24"/>
                       <w:szCs w:val="24"/>
                     </w:rPr>
-                    <w:t>{#skill8}• {skill8}{/skill8}</w:t>
+                    <w:t>{#skill</w:t>
+                  </w:r>
+                  <w:proofErr w:type="gramStart"/>
+                  <w:r>
+                    <w:rPr>
+                      <w:sz w:val="24"/>
+                      <w:szCs w:val="24"/>
+                    </w:rPr>
+                    <w:t>8}•</w:t>
+                  </w:r>
+                  <w:proofErr w:type="gramEnd"/>
+                  <w:r>
+                    <w:rPr>
+                      <w:sz w:val="24"/>
+                      <w:szCs w:val="24"/>
+                    </w:rPr>
+                    <w:t xml:space="preserve"> {skill</w:t>
+                  </w:r>
+                  <w:proofErr w:type="gramStart"/>
+                  <w:r>
+                    <w:rPr>
+                      <w:sz w:val="24"/>
+                      <w:szCs w:val="24"/>
+                    </w:rPr>
+                    <w:t>8}{</w:t>
+                  </w:r>
+                  <w:proofErr w:type="gramEnd"/>
+                  <w:r>
+                    <w:rPr>
+                      <w:sz w:val="24"/>
+                      <w:szCs w:val="24"/>
+                    </w:rPr>
+                    <w:t>/skill8}</w:t>
                   </w:r>
                 </w:p>
                 <w:p>
@@ -1413,7 +2500,39 @@
                       <w:sz w:val="24"/>
                       <w:szCs w:val="24"/>
                     </w:rPr>
-                    <w:t>{#skill9}• {skill9}{/skill9}</w:t>
+                    <w:t>{#skill</w:t>
+                  </w:r>
+                  <w:proofErr w:type="gramStart"/>
+                  <w:r>
+                    <w:rPr>
+                      <w:sz w:val="24"/>
+                      <w:szCs w:val="24"/>
+                    </w:rPr>
+                    <w:t>9}•</w:t>
+                  </w:r>
+                  <w:proofErr w:type="gramEnd"/>
+                  <w:r>
+                    <w:rPr>
+                      <w:sz w:val="24"/>
+                      <w:szCs w:val="24"/>
+                    </w:rPr>
+                    <w:t xml:space="preserve"> {skill</w:t>
+                  </w:r>
+                  <w:proofErr w:type="gramStart"/>
+                  <w:r>
+                    <w:rPr>
+                      <w:sz w:val="24"/>
+                      <w:szCs w:val="24"/>
+                    </w:rPr>
+                    <w:t>9}{</w:t>
+                  </w:r>
+                  <w:proofErr w:type="gramEnd"/>
+                  <w:r>
+                    <w:rPr>
+                      <w:sz w:val="24"/>
+                      <w:szCs w:val="24"/>
+                    </w:rPr>
+                    <w:t>/skill9}</w:t>
                   </w:r>
                 </w:p>
                 <w:p>
@@ -1430,7 +2549,39 @@
                       <w:sz w:val="24"/>
                       <w:szCs w:val="24"/>
                     </w:rPr>
-                    <w:t>{#skill10}• {skill10}{/skill10}</w:t>
+                    <w:t>{#skill</w:t>
+                  </w:r>
+                  <w:proofErr w:type="gramStart"/>
+                  <w:r>
+                    <w:rPr>
+                      <w:sz w:val="24"/>
+                      <w:szCs w:val="24"/>
+                    </w:rPr>
+                    <w:t>10}•</w:t>
+                  </w:r>
+                  <w:proofErr w:type="gramEnd"/>
+                  <w:r>
+                    <w:rPr>
+                      <w:sz w:val="24"/>
+                      <w:szCs w:val="24"/>
+                    </w:rPr>
+                    <w:t xml:space="preserve"> {skill</w:t>
+                  </w:r>
+                  <w:proofErr w:type="gramStart"/>
+                  <w:r>
+                    <w:rPr>
+                      <w:sz w:val="24"/>
+                      <w:szCs w:val="24"/>
+                    </w:rPr>
+                    <w:t>10}{</w:t>
+                  </w:r>
+                  <w:proofErr w:type="gramEnd"/>
+                  <w:r>
+                    <w:rPr>
+                      <w:sz w:val="24"/>
+                      <w:szCs w:val="24"/>
+                    </w:rPr>
+                    <w:t>/skill10}</w:t>
                   </w:r>
                 </w:p>
                 <w:p>
@@ -1475,6 +2626,12 @@
     <w:sectPr>
       <w:pgSz w:w="12240" w:h="15840"/>
       <w:pgMar w:top="864" w:right="1152" w:bottom="576" w:left="1152" w:header="720" w:footer="720" w:gutter="0"/>
+      <w:pgBorders w:offsetFrom="page">
+        <w:top w:val="single" w:sz="4" w:space="24" w:color="auto"/>
+        <w:left w:val="single" w:sz="4" w:space="24" w:color="auto"/>
+        <w:bottom w:val="single" w:sz="4" w:space="24" w:color="auto"/>
+        <w:right w:val="single" w:sz="4" w:space="24" w:color="auto"/>
+      </w:pgBorders>
       <w:cols w:space="720"/>
       <w:docGrid w:linePitch="360"/>
     </w:sectPr>

--- a/public/templates/TemplateB.docx
+++ b/public/templates/TemplateB.docx
@@ -1296,6 +1296,13 @@
                       <w:sz w:val="24"/>
                       <w:szCs w:val="24"/>
                     </w:rPr>
+                    <w:t>Graduated:</w:t>
+                  </w:r>
+                  <w:r>
+                    <w:rPr>
+                      <w:sz w:val="24"/>
+                      <w:szCs w:val="24"/>
+                    </w:rPr>
                     <w:t xml:space="preserve"> </w:t>
                   </w:r>
                   <w:r>
@@ -1304,22 +1311,6 @@
                       <w:szCs w:val="24"/>
                     </w:rPr>
                     <w:t>{</w:t>
-                  </w:r>
-                  <w:proofErr w:type="spellStart"/>
-                  <w:r>
-                    <w:rPr>
-                      <w:sz w:val="24"/>
-                      <w:szCs w:val="24"/>
-                    </w:rPr>
-                    <w:t>startDate</w:t>
-                  </w:r>
-                  <w:proofErr w:type="spellEnd"/>
-                  <w:r>
-                    <w:rPr>
-                      <w:sz w:val="24"/>
-                      <w:szCs w:val="24"/>
-                    </w:rPr>
-                    <w:t>} – {</w:t>
                   </w:r>
                   <w:proofErr w:type="spellStart"/>
                   <w:r>

--- a/public/templates/TemplateB.docx
+++ b/public/templates/TemplateB.docx
@@ -375,7 +375,7 @@
               <w:keepNext/>
               <w:keepLines/>
               <w:spacing w:before="120"/>
-              <w:ind w:left="187"/>
+              <w:ind w:left="367" w:hanging="180"/>
             </w:pPr>
             <w:r>
               <w:t>{#summary</w:t>
@@ -402,7 +402,7 @@
               <w:keepNext/>
               <w:keepLines/>
               <w:spacing w:before="120"/>
-              <w:ind w:left="180"/>
+              <w:ind w:left="360" w:hanging="180"/>
             </w:pPr>
             <w:r>
               <w:t>{#summary</w:t>
@@ -429,7 +429,7 @@
               <w:keepNext/>
               <w:keepLines/>
               <w:spacing w:before="120"/>
-              <w:ind w:left="180"/>
+              <w:ind w:left="360" w:hanging="180"/>
             </w:pPr>
             <w:r>
               <w:t>{#summary</w:t>
@@ -456,7 +456,7 @@
               <w:keepNext/>
               <w:keepLines/>
               <w:spacing w:before="120"/>
-              <w:ind w:left="180"/>
+              <w:ind w:left="360" w:hanging="180"/>
             </w:pPr>
             <w:r>
               <w:t>{#summary</w:t>
@@ -483,7 +483,7 @@
               <w:keepNext/>
               <w:keepLines/>
               <w:spacing w:before="120"/>
-              <w:ind w:left="180"/>
+              <w:ind w:left="360" w:hanging="180"/>
             </w:pPr>
             <w:r>
               <w:t>{#summary</w:t>
@@ -937,7 +937,7 @@
             <w:pPr>
               <w:keepNext/>
               <w:keepLines/>
-              <w:ind w:left="180"/>
+              <w:ind w:left="360" w:hanging="180"/>
             </w:pPr>
             <w:r>
               <w:t>{#task</w:t>
@@ -963,7 +963,7 @@
             <w:pPr>
               <w:keepNext/>
               <w:keepLines/>
-              <w:ind w:left="180"/>
+              <w:ind w:left="360" w:hanging="180"/>
             </w:pPr>
             <w:r>
               <w:t>{#task</w:t>
@@ -989,7 +989,7 @@
             <w:pPr>
               <w:keepNext/>
               <w:keepLines/>
-              <w:ind w:left="180"/>
+              <w:ind w:left="360" w:hanging="180"/>
             </w:pPr>
             <w:r>
               <w:t>{#task</w:t>
@@ -1015,7 +1015,7 @@
             <w:pPr>
               <w:keepNext/>
               <w:keepLines/>
-              <w:ind w:left="180"/>
+              <w:ind w:left="360" w:hanging="180"/>
             </w:pPr>
             <w:r>
               <w:t>{#task</w:t>
@@ -1041,7 +1041,7 @@
             <w:pPr>
               <w:keepNext/>
               <w:keepLines/>
-              <w:ind w:left="180"/>
+              <w:ind w:left="360" w:hanging="180"/>
             </w:pPr>
             <w:r>
               <w:t>{#task</w:t>

--- a/public/templates/TemplateB.docx
+++ b/public/templates/TemplateB.docx
@@ -2615,6 +2615,7 @@
       </w:pPr>
     </w:p>
     <w:sectPr>
+      <w:headerReference w:type="default" r:id="rId9"/>
       <w:pgSz w:w="12240" w:h="15840"/>
       <w:pgMar w:top="864" w:right="1152" w:bottom="576" w:left="1152" w:header="720" w:footer="720" w:gutter="0"/>
       <w:pgBorders w:offsetFrom="page">
@@ -2625,6 +2626,7 @@
       </w:pgBorders>
       <w:cols w:space="720"/>
       <w:docGrid w:linePitch="360"/>
+      <w:pgNumType w:start="1"/>
     </w:sectPr>
   </w:body>
 </w:document>
@@ -2678,6 +2680,52 @@
     </w:p>
   </w:footnote>
 </w:footnotes>
+</file>
+
+<file path=word/header1.xml><?xml version="1.0" encoding="utf-8"?>
+<w:hdr xmlns:w="http://schemas.openxmlformats.org/wordprocessingml/2006/main" xmlns:r="http://schemas.openxmlformats.org/officeDocument/2006/relationships" xmlns:mc="http://schemas.openxmlformats.org/markup-compatibility/2006" mc:Ignorable="w14 w15 w16se w16cid w16 w16cex w16sdtdh w16sdtfl w16du wp14">
+  <w:p>
+    <w:pPr>
+      <w:pStyle w:val="Header"/>
+      <w:tabStops>
+        <w:tab w:val="right" w:pos="10560"/>
+      </w:tabStops>
+      <w:pBdr>
+        <w:bottom w:val="single" w:sz="4" w:space="1" w:color="CCCCCC"/>
+      </w:pBdr>
+    </w:pPr>
+    <w:r>
+      <w:rPr>
+        <w:b/>
+        <w:sz w:val="16"/>
+        <w:color w:val="333333"/>
+      </w:rPr>
+      <w:t>{name}</w:t>
+    </w:r>
+    <w:r>
+      <w:tab/>
+    </w:r>
+    <w:r>
+      <w:fldChar w:fldCharType="begin"/>
+    </w:r>
+    <w:r>
+      <w:instrText xml:space="preserve"> PAGE </w:instrText>
+    </w:r>
+    <w:r>
+      <w:fldChar w:fldCharType="separate"/>
+    </w:r>
+    <w:r>
+      <w:rPr>
+        <w:sz w:val="16"/>
+        <w:color w:val="666666"/>
+      </w:rPr>
+      <w:t>1</w:t>
+    </w:r>
+    <w:r>
+      <w:fldChar w:fldCharType="end"/>
+    </w:r>
+  </w:p>
+</w:hdr>
 </file>
 
 <file path=word/numbering.xml><?xml version="1.0" encoding="utf-8"?>

--- a/public/templates/TemplateB.docx
+++ b/public/templates/TemplateB.docx
@@ -2615,9 +2615,13 @@
       </w:pPr>
     </w:p>
     <w:sectPr>
+      <w:titlePg/>
+      <w:headerReference w:type="first" r:id="rId10"/>
       <w:headerReference w:type="default" r:id="rId9"/>
+      <w:footerReference w:type="first" r:id="rId12"/>
+      <w:footerReference w:type="default" r:id="rId11"/>
       <w:pgSz w:w="12240" w:h="15840"/>
-      <w:pgMar w:top="864" w:right="1152" w:bottom="576" w:left="1152" w:header="720" w:footer="720" w:gutter="0"/>
+      <w:pgMar w:top="1104" w:right="1152" w:bottom="576" w:left="1152" w:header="0" w:footer="0" w:gutter="0"/>
       <w:pgBorders w:offsetFrom="page">
         <w:top w:val="single" w:sz="4" w:space="24" w:color="auto"/>
         <w:left w:val="single" w:sz="4" w:space="24" w:color="auto"/>
@@ -2657,6 +2661,70 @@
 </w:endnotes>
 </file>
 
+<file path=word/footer1.xml><?xml version="1.0" encoding="utf-8"?>
+<w:ftr xmlns:w="http://schemas.openxmlformats.org/wordprocessingml/2006/main" xmlns:r="http://schemas.openxmlformats.org/officeDocument/2006/relationships" xmlns:v="urn:schemas-microsoft-com:vml" xmlns:o="urn:schemas-microsoft-com:office:office" xmlns:mc="http://schemas.openxmlformats.org/markup-compatibility/2006" mc:Ignorable="w14 w15 w16se w16cid w16 w16cex w16sdtdh w16sdtfl w16du wp14">
+  <w:p>
+    <w:pPr>
+      <w:spacing w:before="0" w:after="0"/>
+    </w:pPr>
+    <w:pict>
+      <v:shape id="cornerMarkerOverlay" o:spid="_x0000_s1026" type="#_x0000_t202" filled="f" stroked="f" style="width:2.75in;height:0.55in;position:absolute;mso-position-horizontal-relative:page;mso-position-horizontal:right;margin-right:0.35in;mso-position-vertical-relative:page;top:0.18in;mso-wrap-style:none">
+        <v:textbox style="mso-fit-shape-to-text:t;" insetmode="auto">
+          <w:txbxContent>
+            <w:p>
+              <w:pPr>
+                <w:spacing w:before="0" w:after="0"/>
+                <w:jc w:val="right"/>
+              </w:pPr>
+              <w:r>
+                <w:rPr>
+                  <w:sz w:val="14"/>
+                  <w:color w:val="666666"/>
+                </w:rPr>
+                <w:t>{name}</w:t>
+              </w:r>
+              <w:r>
+                <w:br/>
+              </w:r>
+              <w:r>
+                <w:rPr>
+                  <w:sz w:val="14"/>
+                  <w:color w:val="999999"/>
+                </w:rPr>
+                <w:t>Page </w:t>
+              </w:r>
+              <w:r>
+                <w:fldChar w:fldCharType="begin"/>
+              </w:r>
+              <w:r>
+                <w:instrText xml:space="preserve"> PAGE </w:instrText>
+              </w:r>
+              <w:r>
+                <w:fldChar w:fldCharType="separate"/>
+              </w:r>
+              <w:r>
+                <w:rPr>
+                  <w:sz w:val="14"/>
+                  <w:color w:val="999999"/>
+                </w:rPr>
+                <w:t>1</w:t>
+              </w:r>
+              <w:r>
+                <w:fldChar w:fldCharType="end"/>
+              </w:r>
+            </w:p>
+          </w:txbxContent>
+        </v:textbox>
+      </v:shape>
+    </w:pict>
+  </w:p>
+</w:ftr>
+</file>
+
+<file path=word/footer2.xml><?xml version="1.0" encoding="utf-8"?>
+<w:ftr xmlns:w="http://schemas.openxmlformats.org/wordprocessingml/2006/main"/>
+</file>
+
 <file path=word/footnotes.xml><?xml version="1.0" encoding="utf-8"?>
 <w:footnotes xmlns:wpc="http://schemas.microsoft.com/office/word/2010/wordprocessingCanvas" xmlns:cx="http://schemas.microsoft.com/office/drawing/2014/chartex" xmlns:cx1="http://schemas.microsoft.com/office/drawing/2015/9/8/chartex" xmlns:cx2="http://schemas.microsoft.com/office/drawing/2015/10/21/chartex" xmlns:cx3="http://schemas.microsoft.com/office/drawing/2016/5/9/chartex" xmlns:cx4="http://schemas.microsoft.com/office/drawing/2016/5/10/chartex" xmlns:cx5="http://schemas.microsoft.com/office/drawing/2016/5/11/chartex" xmlns:cx6="http://schemas.microsoft.com/office/drawing/2016/5/12/chartex" xmlns:cx7="http://schemas.microsoft.com/office/drawing/2016/5/13/chartex" xmlns:cx8="http://schemas.microsoft.com/office/drawing/2016/5/14/chartex" xmlns:mc="http://schemas.openxmlformats.org/markup-compatibility/2006" xmlns:aink="http://schemas.microsoft.com/office/drawing/2016/ink" xmlns:am3d="http://schemas.microsoft.com/office/drawing/2017/model3d" xmlns:o="urn:schemas-microsoft-com:office:office" xmlns:oel="http://schemas.microsoft.com/office/2019/extlst" xmlns:r="http://schemas.openxmlformats.org/officeDocument/2006/relationships" xmlns:m="http://schemas.openxmlformats.org/officeDocument/2006/math" xmlns:v="urn:schemas-microsoft-com:vml" xmlns:wp14="http://schemas.microsoft.com/office/word/2010/wordprocessingDrawing" xmlns:wp="http://schemas.openxmlformats.org/drawingml/2006/wordprocessingDrawing" xmlns:w10="urn:schemas-microsoft-com:office:word" xmlns:w="http://schemas.openxmlformats.org/wordprocessingml/2006/main" xmlns:w14="http://schemas.microsoft.com/office/word/2010/wordml" xmlns:w15="http://schemas.microsoft.com/office/word/2012/wordml" xmlns:w16cex="http://schemas.microsoft.com/office/word/2018/wordml/cex" xmlns:w16cid="http://schemas.microsoft.com/office/word/2016/wordml/cid" xmlns:w16="http://schemas.microsoft.com/office/word/2018/wordml" xmlns:w16du="http://schemas.microsoft.com/office/word/2023/wordml/word16du" xmlns:w16sdtdh="http://schemas.microsoft.com/office/word/2020/wordml/sdtdatahash" xmlns:w16sdtfl="http://schemas.microsoft.com/office/word/2024/wordml/sdtformatlock" xmlns:w16se="http://schemas.microsoft.com/office/word/2015/wordml/symex" xmlns:wpg="http://schemas.microsoft.com/office/word/2010/wordprocessingGroup" xmlns:wpi="http://schemas.microsoft.com/office/word/2010/wordprocessingInk" xmlns:wne="http://schemas.microsoft.com/office/word/2006/wordml" xmlns:wps="http://schemas.microsoft.com/office/word/2010/wordprocessingShape" mc:Ignorable="w14 w15 w16se w16cid w16 w16cex w16sdtdh w16sdtfl w16du wp14">
   <w:footnote w:type="separator" w:id="-1">
@@ -2683,49 +2751,23 @@
 </file>
 
 <file path=word/header1.xml><?xml version="1.0" encoding="utf-8"?>
-<w:hdr xmlns:w="http://schemas.openxmlformats.org/wordprocessingml/2006/main" xmlns:r="http://schemas.openxmlformats.org/officeDocument/2006/relationships" xmlns:mc="http://schemas.openxmlformats.org/markup-compatibility/2006" mc:Ignorable="w14 w15 w16se w16cid w16 w16cex w16sdtdh w16sdtfl w16du wp14">
+<w:hdr xmlns:w="http://schemas.openxmlformats.org/wordprocessingml/2006/main">
   <w:p>
     <w:pPr>
-      <w:pStyle w:val="Header"/>
-      <w:tabStops>
-        <w:tab w:val="right" w:pos="10560"/>
-      </w:tabStops>
-      <w:pBdr>
-        <w:bottom w:val="single" w:sz="4" w:space="1" w:color="CCCCCC"/>
-      </w:pBdr>
+      <w:spacing w:before="0" w:after="240"/>
     </w:pPr>
     <w:r>
       <w:rPr>
-        <w:b/>
-        <w:sz w:val="16"/>
-        <w:color w:val="333333"/>
+        <w:sz w:val="2"/>
       </w:rPr>
-      <w:t>{name}</w:t>
-    </w:r>
-    <w:r>
-      <w:tab/>
-    </w:r>
-    <w:r>
-      <w:fldChar w:fldCharType="begin"/>
-    </w:r>
-    <w:r>
-      <w:instrText xml:space="preserve"> PAGE </w:instrText>
-    </w:r>
-    <w:r>
-      <w:fldChar w:fldCharType="separate"/>
-    </w:r>
-    <w:r>
-      <w:rPr>
-        <w:sz w:val="16"/>
-        <w:color w:val="666666"/>
-      </w:rPr>
-      <w:t>1</w:t>
-    </w:r>
-    <w:r>
-      <w:fldChar w:fldCharType="end"/>
+      <w:t/>
     </w:r>
   </w:p>
 </w:hdr>
+</file>
+
+<file path=word/header2.xml><?xml version="1.0" encoding="utf-8"?>
+<w:hdr xmlns:w="http://schemas.openxmlformats.org/wordprocessingml/2006/main"/>
 </file>
 
 <file path=word/numbering.xml><?xml version="1.0" encoding="utf-8"?>

--- a/public/templates/TemplateB.docx
+++ b/public/templates/TemplateB.docx
@@ -2621,7 +2621,7 @@
       <w:footerReference w:type="first" r:id="rId12"/>
       <w:footerReference w:type="default" r:id="rId11"/>
       <w:pgSz w:w="12240" w:h="15840"/>
-      <w:pgMar w:top="1104" w:right="1152" w:bottom="576" w:left="1152" w:header="0" w:footer="0" w:gutter="0"/>
+      <w:pgMar w:top="1344" w:right="1152" w:bottom="576" w:left="1152" w:header="0" w:footer="0" w:gutter="0"/>
       <w:pgBorders w:offsetFrom="page">
         <w:top w:val="single" w:sz="4" w:space="24" w:color="auto"/>
         <w:left w:val="single" w:sz="4" w:space="24" w:color="auto"/>
@@ -2668,7 +2668,7 @@
       <w:spacing w:before="0" w:after="0"/>
     </w:pPr>
     <w:pict>
-      <v:shape id="cornerMarkerOverlay" o:spid="_x0000_s1026" type="#_x0000_t202" filled="f" stroked="f" style="width:2.75in;height:0.55in;position:absolute;mso-position-horizontal-relative:page;mso-position-horizontal:right;margin-right:0.35in;mso-position-vertical-relative:page;top:0.18in;mso-wrap-style:none">
+      <v:shape id="cornerMarkerOverlay" o:spid="_x0000_s1026" type="#_x0000_t202" filled="t" fillcolor="#FFFFFF" stroked="f" style="width:2.75in;height:0.55in;position:absolute;mso-position-horizontal-relative:page;mso-position-horizontal:right;margin-right:0.35in;mso-position-vertical-relative:page;top:0.18in;mso-wrap-style:none">
         <v:textbox style="mso-fit-shape-to-text:t;" insetmode="auto">
           <w:txbxContent>
             <w:p>
@@ -2678,8 +2678,9 @@
               </w:pPr>
               <w:r>
                 <w:rPr>
+                  <w:b/>
                   <w:sz w:val="14"/>
-                  <w:color w:val="666666"/>
+                  <w:color w:val="222222"/>
                 </w:rPr>
                 <w:t>{name}</w:t>
               </w:r>
@@ -2688,8 +2689,9 @@
               </w:r>
               <w:r>
                 <w:rPr>
+                  <w:b/>
                   <w:sz w:val="14"/>
-                  <w:color w:val="999999"/>
+                  <w:color w:val="444444"/>
                 </w:rPr>
                 <w:t>Page </w:t>
               </w:r>

--- a/public/templates/TemplateB.docx
+++ b/public/templates/TemplateB.docx
@@ -2616,8 +2616,6 @@
     </w:p>
     <w:sectPr>
       <w:titlePg/>
-      <w:headerReference w:type="first" r:id="rId10"/>
-      <w:headerReference w:type="default" r:id="rId9"/>
       <w:footerReference w:type="first" r:id="rId12"/>
       <w:footerReference w:type="default" r:id="rId11"/>
       <w:pgSz w:w="12240" w:h="15840"/>
@@ -2668,7 +2666,7 @@
       <w:spacing w:before="0" w:after="0"/>
     </w:pPr>
     <w:pict>
-      <v:shape id="cornerMarkerOverlay" o:spid="_x0000_s1026" type="#_x0000_t202" filled="t" fillcolor="#FFFFFF" stroked="f" style="width:2.75in;height:0.55in;position:absolute;mso-position-horizontal-relative:page;mso-position-horizontal:right;margin-right:0.35in;mso-position-vertical-relative:page;top:0.18in;mso-wrap-style:none">
+      <v:shape id="cornerMarkerOverlay" o:spid="_x0000_s1026" type="#_x0000_t202" filled="f" stroked="f" style="width:2.75in;height:0.55in;position:absolute;mso-position-horizontal-relative:page;mso-position-horizontal:right;margin-right:0.35in;mso-position-vertical-relative:page;top:0.12in;mso-wrap-style:none">
         <v:textbox style="mso-fit-shape-to-text:t;" insetmode="auto">
           <w:txbxContent>
             <w:p>
@@ -2678,9 +2676,8 @@
               </w:pPr>
               <w:r>
                 <w:rPr>
-                  <w:b/>
                   <w:sz w:val="14"/>
-                  <w:color w:val="222222"/>
+                  <w:color w:val="666666"/>
                 </w:rPr>
                 <w:t>{name}</w:t>
               </w:r>
@@ -2689,9 +2686,8 @@
               </w:r>
               <w:r>
                 <w:rPr>
-                  <w:b/>
                   <w:sz w:val="14"/>
-                  <w:color w:val="444444"/>
+                  <w:color w:val="999999"/>
                 </w:rPr>
                 <w:t>Page </w:t>
               </w:r>
@@ -2750,26 +2746,6 @@
     </w:p>
   </w:footnote>
 </w:footnotes>
-</file>
-
-<file path=word/header1.xml><?xml version="1.0" encoding="utf-8"?>
-<w:hdr xmlns:w="http://schemas.openxmlformats.org/wordprocessingml/2006/main">
-  <w:p>
-    <w:pPr>
-      <w:spacing w:before="0" w:after="240"/>
-    </w:pPr>
-    <w:r>
-      <w:rPr>
-        <w:sz w:val="2"/>
-      </w:rPr>
-      <w:t/>
-    </w:r>
-  </w:p>
-</w:hdr>
-</file>
-
-<file path=word/header2.xml><?xml version="1.0" encoding="utf-8"?>
-<w:hdr xmlns:w="http://schemas.openxmlformats.org/wordprocessingml/2006/main"/>
 </file>
 
 <file path=word/numbering.xml><?xml version="1.0" encoding="utf-8"?>

--- a/public/templates/TemplateB.docx
+++ b/public/templates/TemplateB.docx
@@ -2666,7 +2666,7 @@
       <w:spacing w:before="0" w:after="0"/>
     </w:pPr>
     <w:pict>
-      <v:shape id="cornerMarkerOverlay" o:spid="_x0000_s1026" type="#_x0000_t202" filled="f" stroked="f" style="width:2.75in;height:0.55in;position:absolute;mso-position-horizontal-relative:page;mso-position-horizontal:right;margin-right:0.35in;mso-position-vertical-relative:page;top:0.12in;mso-wrap-style:none">
+      <v:shape id="cornerMarkerOverlay" o:spid="_x0000_s1026" type="#_x0000_t202" filled="f" stroked="f" style="width:2.75in;height:0.55in;position:absolute;mso-position-horizontal-relative:page;mso-position-horizontal:right;margin-right:0.55in;mso-position-vertical-relative:page;top:0.12in;mso-wrap-style:none">
         <v:textbox style="mso-fit-shape-to-text:t;" insetmode="auto">
           <w:txbxContent>
             <w:p>

--- a/public/templates/TemplateB.docx
+++ b/public/templates/TemplateB.docx
@@ -2666,7 +2666,7 @@
       <w:spacing w:before="0" w:after="0"/>
     </w:pPr>
     <w:pict>
-      <v:shape id="cornerMarkerOverlay" o:spid="_x0000_s1026" type="#_x0000_t202" filled="f" stroked="f" style="width:2.75in;height:0.55in;position:absolute;mso-position-horizontal-relative:page;mso-position-horizontal:right;margin-right:0.55in;mso-position-vertical-relative:page;top:0.12in;mso-wrap-style:none">
+      <v:shape id="cornerMarkerOverlay" o:spid="_x0000_s1026" type="#_x0000_t202" filled="f" stroked="f" style="width:2.75in;height:0.55in;position:absolute;mso-position-horizontal-relative:page;mso-position-horizontal:right;margin-right:0.65in;mso-position-vertical-relative:page;top:0.12in;mso-wrap-style:none">
         <v:textbox style="mso-fit-shape-to-text:t;" insetmode="auto">
           <w:txbxContent>
             <w:p>

--- a/public/templates/TemplateB.docx
+++ b/public/templates/TemplateB.docx
@@ -2616,8 +2616,8 @@
     </w:p>
     <w:sectPr>
       <w:titlePg/>
-      <w:footerReference w:type="first" r:id="rId12"/>
-      <w:footerReference w:type="default" r:id="rId11"/>
+      <w:headerReference w:type="first" r:id="rId10"/>
+      <w:headerReference w:type="default" r:id="rId9"/>
       <w:pgSz w:w="12240" w:h="15840"/>
       <w:pgMar w:top="1344" w:right="1152" w:bottom="576" w:left="1152" w:header="0" w:footer="0" w:gutter="0"/>
       <w:pgBorders w:offsetFrom="page">
@@ -2659,8 +2659,33 @@
 </w:endnotes>
 </file>
 
-<file path=word/footer1.xml><?xml version="1.0" encoding="utf-8"?>
-<w:ftr xmlns:w="http://schemas.openxmlformats.org/wordprocessingml/2006/main" xmlns:r="http://schemas.openxmlformats.org/officeDocument/2006/relationships" xmlns:v="urn:schemas-microsoft-com:vml" xmlns:o="urn:schemas-microsoft-com:office:office" xmlns:mc="http://schemas.openxmlformats.org/markup-compatibility/2006" mc:Ignorable="w14 w15 w16se w16cid w16 w16cex w16sdtdh w16sdtfl w16du wp14">
+<file path=word/footnotes.xml><?xml version="1.0" encoding="utf-8"?>
+<w:footnotes xmlns:wpc="http://schemas.microsoft.com/office/word/2010/wordprocessingCanvas" xmlns:cx="http://schemas.microsoft.com/office/drawing/2014/chartex" xmlns:cx1="http://schemas.microsoft.com/office/drawing/2015/9/8/chartex" xmlns:cx2="http://schemas.microsoft.com/office/drawing/2015/10/21/chartex" xmlns:cx3="http://schemas.microsoft.com/office/drawing/2016/5/9/chartex" xmlns:cx4="http://schemas.microsoft.com/office/drawing/2016/5/10/chartex" xmlns:cx5="http://schemas.microsoft.com/office/drawing/2016/5/11/chartex" xmlns:cx6="http://schemas.microsoft.com/office/drawing/2016/5/12/chartex" xmlns:cx7="http://schemas.microsoft.com/office/drawing/2016/5/13/chartex" xmlns:cx8="http://schemas.microsoft.com/office/drawing/2016/5/14/chartex" xmlns:mc="http://schemas.openxmlformats.org/markup-compatibility/2006" xmlns:aink="http://schemas.microsoft.com/office/drawing/2016/ink" xmlns:am3d="http://schemas.microsoft.com/office/drawing/2017/model3d" xmlns:o="urn:schemas-microsoft-com:office:office" xmlns:oel="http://schemas.microsoft.com/office/2019/extlst" xmlns:r="http://schemas.openxmlformats.org/officeDocument/2006/relationships" xmlns:m="http://schemas.openxmlformats.org/officeDocument/2006/math" xmlns:v="urn:schemas-microsoft-com:vml" xmlns:wp14="http://schemas.microsoft.com/office/word/2010/wordprocessingDrawing" xmlns:wp="http://schemas.openxmlformats.org/drawingml/2006/wordprocessingDrawing" xmlns:w10="urn:schemas-microsoft-com:office:word" xmlns:w="http://schemas.openxmlformats.org/wordprocessingml/2006/main" xmlns:w14="http://schemas.microsoft.com/office/word/2010/wordml" xmlns:w15="http://schemas.microsoft.com/office/word/2012/wordml" xmlns:w16cex="http://schemas.microsoft.com/office/word/2018/wordml/cex" xmlns:w16cid="http://schemas.microsoft.com/office/word/2016/wordml/cid" xmlns:w16="http://schemas.microsoft.com/office/word/2018/wordml" xmlns:w16du="http://schemas.microsoft.com/office/word/2023/wordml/word16du" xmlns:w16sdtdh="http://schemas.microsoft.com/office/word/2020/wordml/sdtdatahash" xmlns:w16sdtfl="http://schemas.microsoft.com/office/word/2024/wordml/sdtformatlock" xmlns:w16se="http://schemas.microsoft.com/office/word/2015/wordml/symex" xmlns:wpg="http://schemas.microsoft.com/office/word/2010/wordprocessingGroup" xmlns:wpi="http://schemas.microsoft.com/office/word/2010/wordprocessingInk" xmlns:wne="http://schemas.microsoft.com/office/word/2006/wordml" xmlns:wps="http://schemas.microsoft.com/office/word/2010/wordprocessingShape" mc:Ignorable="w14 w15 w16se w16cid w16 w16cex w16sdtdh w16sdtfl w16du wp14">
+  <w:footnote w:type="separator" w:id="-1">
+    <w:p>
+      <w:pPr>
+        <w:spacing w:after="0" w:line="240" w:lineRule="auto"/>
+      </w:pPr>
+      <w:r>
+        <w:separator/>
+      </w:r>
+    </w:p>
+  </w:footnote>
+  <w:footnote w:type="continuationSeparator" w:id="0">
+    <w:p>
+      <w:pPr>
+        <w:spacing w:after="0" w:line="240" w:lineRule="auto"/>
+      </w:pPr>
+      <w:r>
+        <w:continuationSeparator/>
+      </w:r>
+    </w:p>
+  </w:footnote>
+</w:footnotes>
+</file>
+
+<file path=word/header1.xml><?xml version="1.0" encoding="utf-8"?>
+<w:hdr xmlns:w="http://schemas.openxmlformats.org/wordprocessingml/2006/main" xmlns:r="http://schemas.openxmlformats.org/officeDocument/2006/relationships" xmlns:v="urn:schemas-microsoft-com:vml" xmlns:o="urn:schemas-microsoft-com:office:office" xmlns:mc="http://schemas.openxmlformats.org/markup-compatibility/2006" mc:Ignorable="w14 w15 w16se w16cid w16 w16cex w16sdtdh w16sdtfl w16du wp14">
   <w:p>
     <w:pPr>
       <w:spacing w:before="0" w:after="0"/>
@@ -2676,6 +2701,7 @@
               </w:pPr>
               <w:r>
                 <w:rPr>
+                  <w:b/>
                   <w:sz w:val="14"/>
                   <w:color w:val="666666"/>
                 </w:rPr>
@@ -2686,6 +2712,7 @@
               </w:r>
               <w:r>
                 <w:rPr>
+                  <w:b/>
                   <w:sz w:val="14"/>
                   <w:color w:val="999999"/>
                 </w:rPr>
@@ -2702,6 +2729,7 @@
               </w:r>
               <w:r>
                 <w:rPr>
+                  <w:b/>
                   <w:sz w:val="14"/>
                   <w:color w:val="999999"/>
                 </w:rPr>
@@ -2716,36 +2744,11 @@
       </v:shape>
     </w:pict>
   </w:p>
-</w:ftr>
+</w:hdr>
 </file>
 
-<file path=word/footer2.xml><?xml version="1.0" encoding="utf-8"?>
-<w:ftr xmlns:w="http://schemas.openxmlformats.org/wordprocessingml/2006/main"/>
-</file>
-
-<file path=word/footnotes.xml><?xml version="1.0" encoding="utf-8"?>
-<w:footnotes xmlns:wpc="http://schemas.microsoft.com/office/word/2010/wordprocessingCanvas" xmlns:cx="http://schemas.microsoft.com/office/drawing/2014/chartex" xmlns:cx1="http://schemas.microsoft.com/office/drawing/2015/9/8/chartex" xmlns:cx2="http://schemas.microsoft.com/office/drawing/2015/10/21/chartex" xmlns:cx3="http://schemas.microsoft.com/office/drawing/2016/5/9/chartex" xmlns:cx4="http://schemas.microsoft.com/office/drawing/2016/5/10/chartex" xmlns:cx5="http://schemas.microsoft.com/office/drawing/2016/5/11/chartex" xmlns:cx6="http://schemas.microsoft.com/office/drawing/2016/5/12/chartex" xmlns:cx7="http://schemas.microsoft.com/office/drawing/2016/5/13/chartex" xmlns:cx8="http://schemas.microsoft.com/office/drawing/2016/5/14/chartex" xmlns:mc="http://schemas.openxmlformats.org/markup-compatibility/2006" xmlns:aink="http://schemas.microsoft.com/office/drawing/2016/ink" xmlns:am3d="http://schemas.microsoft.com/office/drawing/2017/model3d" xmlns:o="urn:schemas-microsoft-com:office:office" xmlns:oel="http://schemas.microsoft.com/office/2019/extlst" xmlns:r="http://schemas.openxmlformats.org/officeDocument/2006/relationships" xmlns:m="http://schemas.openxmlformats.org/officeDocument/2006/math" xmlns:v="urn:schemas-microsoft-com:vml" xmlns:wp14="http://schemas.microsoft.com/office/word/2010/wordprocessingDrawing" xmlns:wp="http://schemas.openxmlformats.org/drawingml/2006/wordprocessingDrawing" xmlns:w10="urn:schemas-microsoft-com:office:word" xmlns:w="http://schemas.openxmlformats.org/wordprocessingml/2006/main" xmlns:w14="http://schemas.microsoft.com/office/word/2010/wordml" xmlns:w15="http://schemas.microsoft.com/office/word/2012/wordml" xmlns:w16cex="http://schemas.microsoft.com/office/word/2018/wordml/cex" xmlns:w16cid="http://schemas.microsoft.com/office/word/2016/wordml/cid" xmlns:w16="http://schemas.microsoft.com/office/word/2018/wordml" xmlns:w16du="http://schemas.microsoft.com/office/word/2023/wordml/word16du" xmlns:w16sdtdh="http://schemas.microsoft.com/office/word/2020/wordml/sdtdatahash" xmlns:w16sdtfl="http://schemas.microsoft.com/office/word/2024/wordml/sdtformatlock" xmlns:w16se="http://schemas.microsoft.com/office/word/2015/wordml/symex" xmlns:wpg="http://schemas.microsoft.com/office/word/2010/wordprocessingGroup" xmlns:wpi="http://schemas.microsoft.com/office/word/2010/wordprocessingInk" xmlns:wne="http://schemas.microsoft.com/office/word/2006/wordml" xmlns:wps="http://schemas.microsoft.com/office/word/2010/wordprocessingShape" mc:Ignorable="w14 w15 w16se w16cid w16 w16cex w16sdtdh w16sdtfl w16du wp14">
-  <w:footnote w:type="separator" w:id="-1">
-    <w:p>
-      <w:pPr>
-        <w:spacing w:after="0" w:line="240" w:lineRule="auto"/>
-      </w:pPr>
-      <w:r>
-        <w:separator/>
-      </w:r>
-    </w:p>
-  </w:footnote>
-  <w:footnote w:type="continuationSeparator" w:id="0">
-    <w:p>
-      <w:pPr>
-        <w:spacing w:after="0" w:line="240" w:lineRule="auto"/>
-      </w:pPr>
-      <w:r>
-        <w:continuationSeparator/>
-      </w:r>
-    </w:p>
-  </w:footnote>
-</w:footnotes>
+<file path=word/header2.xml><?xml version="1.0" encoding="utf-8"?>
+<w:hdr xmlns:w="http://schemas.openxmlformats.org/wordprocessingml/2006/main"/>
 </file>
 
 <file path=word/numbering.xml><?xml version="1.0" encoding="utf-8"?>

--- a/public/templates/TemplateB.docx
+++ b/public/templates/TemplateB.docx
@@ -2616,10 +2616,10 @@
     </w:p>
     <w:sectPr>
       <w:titlePg/>
-      <w:footerReference w:type="first" r:id="rId12"/>
-      <w:footerReference w:type="default" r:id="rId11"/>
+      <w:headerReference w:type="first" r:id="rId10"/>
+      <w:headerReference w:type="default" r:id="rId9"/>
       <w:pgSz w:w="12240" w:h="15840"/>
-      <w:pgMar w:top="1344" w:right="1152" w:bottom="576" w:left="1152" w:header="0" w:footer="0" w:gutter="0"/>
+      <w:pgMar w:top="1344" w:right="1152" w:bottom="576" w:left="1152" w:header="180" w:footer="0" w:gutter="0"/>
       <w:pgBorders w:offsetFrom="page">
         <w:top w:val="single" w:sz="4" w:space="24" w:color="auto"/>
         <w:left w:val="single" w:sz="4" w:space="24" w:color="auto"/>
@@ -2659,70 +2659,6 @@
 </w:endnotes>
 </file>
 
-<file path=word/footer1.xml><?xml version="1.0" encoding="utf-8"?>
-<w:ftr xmlns:w="http://schemas.openxmlformats.org/wordprocessingml/2006/main" xmlns:r="http://schemas.openxmlformats.org/officeDocument/2006/relationships" xmlns:v="urn:schemas-microsoft-com:vml" xmlns:o="urn:schemas-microsoft-com:office:office" xmlns:mc="http://schemas.openxmlformats.org/markup-compatibility/2006" mc:Ignorable="w14 w15 w16se w16cid w16 w16cex w16sdtdh w16sdtfl w16du wp14">
-  <w:p>
-    <w:pPr>
-      <w:spacing w:before="0" w:after="0"/>
-    </w:pPr>
-    <w:pict>
-      <v:shape id="cornerMarkerOverlay" o:spid="_x0000_s1026" type="#_x0000_t202" filled="f" stroked="f" style="width:2.75in;height:0.55in;position:absolute;mso-position-horizontal-relative:page;mso-position-horizontal:right;margin-right:0.65in;mso-position-vertical-relative:page;top:0.12in;mso-wrap-style:none">
-        <v:textbox style="mso-fit-shape-to-text:t;" insetmode="auto">
-          <w:txbxContent>
-            <w:p>
-              <w:pPr>
-                <w:spacing w:before="0" w:after="0"/>
-                <w:jc w:val="right"/>
-              </w:pPr>
-              <w:r>
-                <w:rPr>
-                  <w:sz w:val="14"/>
-                  <w:color w:val="666666"/>
-                </w:rPr>
-                <w:t>{name}</w:t>
-              </w:r>
-              <w:r>
-                <w:br/>
-              </w:r>
-              <w:r>
-                <w:rPr>
-                  <w:sz w:val="14"/>
-                  <w:color w:val="999999"/>
-                </w:rPr>
-                <w:t>Page </w:t>
-              </w:r>
-              <w:r>
-                <w:fldChar w:fldCharType="begin"/>
-              </w:r>
-              <w:r>
-                <w:instrText xml:space="preserve"> PAGE </w:instrText>
-              </w:r>
-              <w:r>
-                <w:fldChar w:fldCharType="separate"/>
-              </w:r>
-              <w:r>
-                <w:rPr>
-                  <w:sz w:val="14"/>
-                  <w:color w:val="999999"/>
-                </w:rPr>
-                <w:t>1</w:t>
-              </w:r>
-              <w:r>
-                <w:fldChar w:fldCharType="end"/>
-              </w:r>
-            </w:p>
-          </w:txbxContent>
-        </v:textbox>
-      </v:shape>
-    </w:pict>
-  </w:p>
-</w:ftr>
-</file>
-
-<file path=word/footer2.xml><?xml version="1.0" encoding="utf-8"?>
-<w:ftr xmlns:w="http://schemas.openxmlformats.org/wordprocessingml/2006/main"/>
-</file>
-
 <file path=word/footnotes.xml><?xml version="1.0" encoding="utf-8"?>
 <w:footnotes xmlns:wpc="http://schemas.microsoft.com/office/word/2010/wordprocessingCanvas" xmlns:cx="http://schemas.microsoft.com/office/drawing/2014/chartex" xmlns:cx1="http://schemas.microsoft.com/office/drawing/2015/9/8/chartex" xmlns:cx2="http://schemas.microsoft.com/office/drawing/2015/10/21/chartex" xmlns:cx3="http://schemas.microsoft.com/office/drawing/2016/5/9/chartex" xmlns:cx4="http://schemas.microsoft.com/office/drawing/2016/5/10/chartex" xmlns:cx5="http://schemas.microsoft.com/office/drawing/2016/5/11/chartex" xmlns:cx6="http://schemas.microsoft.com/office/drawing/2016/5/12/chartex" xmlns:cx7="http://schemas.microsoft.com/office/drawing/2016/5/13/chartex" xmlns:cx8="http://schemas.microsoft.com/office/drawing/2016/5/14/chartex" xmlns:mc="http://schemas.openxmlformats.org/markup-compatibility/2006" xmlns:aink="http://schemas.microsoft.com/office/drawing/2016/ink" xmlns:am3d="http://schemas.microsoft.com/office/drawing/2017/model3d" xmlns:o="urn:schemas-microsoft-com:office:office" xmlns:oel="http://schemas.microsoft.com/office/2019/extlst" xmlns:r="http://schemas.openxmlformats.org/officeDocument/2006/relationships" xmlns:m="http://schemas.openxmlformats.org/officeDocument/2006/math" xmlns:v="urn:schemas-microsoft-com:vml" xmlns:wp14="http://schemas.microsoft.com/office/word/2010/wordprocessingDrawing" xmlns:wp="http://schemas.openxmlformats.org/drawingml/2006/wordprocessingDrawing" xmlns:w10="urn:schemas-microsoft-com:office:word" xmlns:w="http://schemas.openxmlformats.org/wordprocessingml/2006/main" xmlns:w14="http://schemas.microsoft.com/office/word/2010/wordml" xmlns:w15="http://schemas.microsoft.com/office/word/2012/wordml" xmlns:w16cex="http://schemas.microsoft.com/office/word/2018/wordml/cex" xmlns:w16cid="http://schemas.microsoft.com/office/word/2016/wordml/cid" xmlns:w16="http://schemas.microsoft.com/office/word/2018/wordml" xmlns:w16du="http://schemas.microsoft.com/office/word/2023/wordml/word16du" xmlns:w16sdtdh="http://schemas.microsoft.com/office/word/2020/wordml/sdtdatahash" xmlns:w16sdtfl="http://schemas.microsoft.com/office/word/2024/wordml/sdtformatlock" xmlns:w16se="http://schemas.microsoft.com/office/word/2015/wordml/symex" xmlns:wpg="http://schemas.microsoft.com/office/word/2010/wordprocessingGroup" xmlns:wpi="http://schemas.microsoft.com/office/word/2010/wordprocessingInk" xmlns:wne="http://schemas.microsoft.com/office/word/2006/wordml" xmlns:wps="http://schemas.microsoft.com/office/word/2010/wordprocessingShape" mc:Ignorable="w14 w15 w16se w16cid w16 w16cex w16sdtdh w16sdtfl w16du wp14">
   <w:footnote w:type="separator" w:id="-1">
@@ -2746,6 +2682,55 @@
     </w:p>
   </w:footnote>
 </w:footnotes>
+</file>
+
+<file path=word/header1.xml><?xml version="1.0" encoding="utf-8"?>
+<w:hdr xmlns:w="http://schemas.openxmlformats.org/wordprocessingml/2006/main">
+  <w:p>
+    <w:pPr>
+      <w:spacing w:before="0" w:after="0"/>
+      <w:jc w:val="right"/>
+    </w:pPr>
+    <w:r>
+      <w:rPr>
+        <w:b/>
+        <w:sz w:val="16"/>
+        <w:color w:val="333333"/>
+      </w:rPr>
+      <w:t>{name}</w:t>
+    </w:r>
+    <w:r>
+      <w:rPr>
+        <w:sz w:val="16"/>
+        <w:color w:val="666666"/>
+      </w:rPr>
+      <w:t xml:space="preserve">  |  Page </w:t>
+    </w:r>
+    <w:r>
+      <w:fldChar w:fldCharType="begin"/>
+    </w:r>
+    <w:r>
+      <w:instrText xml:space="preserve"> PAGE </w:instrText>
+    </w:r>
+    <w:r>
+      <w:fldChar w:fldCharType="separate"/>
+    </w:r>
+    <w:r>
+      <w:rPr>
+        <w:sz w:val="16"/>
+        <w:color w:val="666666"/>
+      </w:rPr>
+      <w:t>2</w:t>
+    </w:r>
+    <w:r>
+      <w:fldChar w:fldCharType="end"/>
+    </w:r>
+  </w:p>
+</w:hdr>
+</file>
+
+<file path=word/header2.xml><?xml version="1.0" encoding="utf-8"?>
+<w:hdr xmlns:w="http://schemas.openxmlformats.org/wordprocessingml/2006/main"/>
 </file>
 
 <file path=word/numbering.xml><?xml version="1.0" encoding="utf-8"?>

--- a/public/templates/TemplateB.docx
+++ b/public/templates/TemplateB.docx
@@ -2689,6 +2689,7 @@
   <w:p>
     <w:pPr>
       <w:spacing w:before="0" w:after="0"/>
+      <w:ind w:right="720"/>
       <w:jc w:val="right"/>
     </w:pPr>
     <w:r>
